--- a/Cadans-demonstratiescript.docx
+++ b/Cadans-demonstratiescript.docx
@@ -739,7 +739,7 @@
           <w:sz w:val="30"/>
           <w:szCs w:val="30"/>
         </w:rPr>
-        <w:t xml:space="preserve">2 · De vijf tegels — mijn werk op volgorde van tijd</w:t>
+        <w:t xml:space="preserve">2 · De vier tegels — mijn werk op volgorde van tijd</w:t>
       </w:r>
     </w:p>
     <w:p>
@@ -758,7 +758,7 @@
           <w:sz w:val="21"/>
           <w:szCs w:val="21"/>
         </w:rPr>
-        <w:t xml:space="preserve">“Deze vijf blokken zijn niet vijf lijsten. Ze staan op volgorde van hoe ver het moment ligt waarop er iets gebeurt.”</w:t>
+        <w:t xml:space="preserve">“Deze vier blokken zijn niet vier lijsten. Ze staan op volgorde van hoe ver het moment ligt waarop er iets gebeurt.”</w:t>
       </w:r>
     </w:p>
     <w:p>
@@ -1113,89 +1113,7 @@
                 <w:sz w:val="19"/>
                 <w:szCs w:val="19"/>
               </w:rPr>
-              <w:t xml:space="preserve">wat is er binnengekomen waar ik vandaag iets mee kan?</w:t>
-            </w:r>
-          </w:p>
-        </w:tc>
-      </w:tr>
-      <w:tr>
-        <w:tc>
-          <w:tcPr>
-            <w:tcW w:type="dxa" w:w="1900"/>
-            <w:shd w:fill="FFFFFF" w:val="clear"/>
-            <w:tcMar>
-              <w:top w:type="dxa" w:w="90"/>
-              <w:left w:type="dxa" w:w="130"/>
-              <w:bottom w:type="dxa" w:w="90"/>
-              <w:right w:type="dxa" w:w="130"/>
-            </w:tcMar>
-          </w:tcPr>
-          <w:p>
-            <w:pPr>
-              <w:spacing w:after="0" w:line="264"/>
-            </w:pPr>
-            <w:r>
-              <w:rPr>
-                <w:rFonts w:ascii="Calibri" w:cs="Calibri" w:eastAsia="Calibri" w:hAnsi="Calibri"/>
-                <w:b/>
-                <w:bCs/>
-                <w:color w:val="241F2E"/>
-                <w:sz w:val="19"/>
-                <w:szCs w:val="19"/>
-              </w:rPr>
-              <w:t xml:space="preserve">Monitoren</w:t>
-            </w:r>
-          </w:p>
-        </w:tc>
-        <w:tc>
-          <w:tcPr>
-            <w:tcW w:type="dxa" w:w="2100"/>
-            <w:shd w:fill="FFFFFF" w:val="clear"/>
-            <w:tcMar>
-              <w:top w:type="dxa" w:w="90"/>
-              <w:left w:type="dxa" w:w="130"/>
-              <w:bottom w:type="dxa" w:w="90"/>
-              <w:right w:type="dxa" w:w="130"/>
-            </w:tcMar>
-          </w:tcPr>
-          <w:p>
-            <w:pPr>
-              <w:spacing w:after="0" w:line="264"/>
-            </w:pPr>
-            <w:r>
-              <w:rPr>
-                <w:rFonts w:ascii="Calibri" w:cs="Calibri" w:eastAsia="Calibri" w:hAnsi="Calibri"/>
-                <w:color w:val="241F2E"/>
-                <w:sz w:val="19"/>
-                <w:szCs w:val="19"/>
-              </w:rPr>
-              <w:t xml:space="preserve">doorlopend</w:t>
-            </w:r>
-          </w:p>
-        </w:tc>
-        <w:tc>
-          <w:tcPr>
-            <w:tcW w:type="dxa" w:w="5639"/>
-            <w:shd w:fill="FFFFFF" w:val="clear"/>
-            <w:tcMar>
-              <w:top w:type="dxa" w:w="90"/>
-              <w:left w:type="dxa" w:w="130"/>
-              <w:bottom w:type="dxa" w:w="90"/>
-              <w:right w:type="dxa" w:w="130"/>
-            </w:tcMar>
-          </w:tcPr>
-          <w:p>
-            <w:pPr>
-              <w:spacing w:after="0" w:line="264"/>
-            </w:pPr>
-            <w:r>
-              <w:rPr>
-                <w:rFonts w:ascii="Calibri" w:cs="Calibri" w:eastAsia="Calibri" w:hAnsi="Calibri"/>
-                <w:color w:val="241F2E"/>
-                <w:sz w:val="19"/>
-                <w:szCs w:val="19"/>
-              </w:rPr>
-              <w:t xml:space="preserve">hoe gaat het met de groep die ik op afstand volg?</w:t>
+              <w:t xml:space="preserve">wat vraagt aandacht bij iemand die géén afspraak heeft?</w:t>
             </w:r>
           </w:p>
         </w:tc>
@@ -1309,72 +1227,16 @@
     </w:p>
     <w:p>
       <w:pPr>
-        <w:pStyle w:val="Heading1"/>
-        <w:pBdr>
-          <w:bottom w:val="single" w:color="0F5F6E" w:sz="8" w:space="6"/>
-        </w:pBdr>
-        <w:spacing w:after="180" w:before="400"/>
-      </w:pPr>
-      <w:r>
-        <w:rPr>
-          <w:rFonts w:ascii="Calibri" w:cs="Calibri" w:eastAsia="Calibri" w:hAnsi="Calibri"/>
-          <w:b/>
-          <w:bCs/>
-          <w:color w:val="0F5F6E"/>
-          <w:sz w:val="30"/>
-          <w:szCs w:val="30"/>
-        </w:rPr>
-        <w:t xml:space="preserve">3 · Aanloop — voorkomen dat een consult over niets gaat</w:t>
-      </w:r>
-    </w:p>
-    <w:p>
-      <w:pPr>
-        <w:spacing w:after="140" w:before="100"/>
-        <w:ind w:left="60"/>
-      </w:pPr>
-      <w:r>
-        <w:rPr>
-          <w:rFonts w:ascii="Calibri" w:cs="Calibri" w:eastAsia="Calibri" w:hAnsi="Calibri"/>
-          <w:b/>
-          <w:bCs/>
-          <w:color w:val="0F5F6E"/>
-          <w:sz w:val="21"/>
-          <w:szCs w:val="21"/>
-        </w:rPr>
-        <w:t xml:space="preserve">▸  </w:t>
-      </w:r>
-      <w:r>
-        <w:rPr>
-          <w:rFonts w:ascii="Calibri" w:cs="Calibri" w:eastAsia="Calibri" w:hAnsi="Calibri"/>
-          <w:b/>
-          <w:bCs/>
-          <w:color w:val="241F2E"/>
-          <w:sz w:val="21"/>
-          <w:szCs w:val="21"/>
-        </w:rPr>
-        <w:t xml:space="preserve">Klik op </w:t>
-      </w:r>
-      <w:r>
-        <w:rPr>
-          <w:rFonts w:ascii="Calibri" w:cs="Calibri" w:eastAsia="Calibri" w:hAnsi="Calibri"/>
-          <w:b/>
-          <w:bCs/>
-          <w:color w:val="241F2E"/>
-          <w:sz w:val="21"/>
-          <w:szCs w:val="21"/>
-        </w:rPr>
-        <w:t xml:space="preserve">Aanloop</w:t>
-      </w:r>
-      <w:r>
-        <w:rPr>
-          <w:rFonts w:ascii="Calibri" w:cs="Calibri" w:eastAsia="Calibri" w:hAnsi="Calibri"/>
-          <w:b/>
-          <w:bCs/>
-          <w:color w:val="241F2E"/>
-          <w:sz w:val="21"/>
-          <w:szCs w:val="21"/>
-        </w:rPr>
-        <w:t xml:space="preserve">.</w:t>
+        <w:spacing w:after="140" w:line="276"/>
+      </w:pPr>
+      <w:r>
+        <w:rPr>
+          <w:rFonts w:ascii="Calibri" w:cs="Calibri" w:eastAsia="Calibri" w:hAnsi="Calibri"/>
+          <w:color w:val="241F2E"/>
+          <w:sz w:val="21"/>
+          <w:szCs w:val="21"/>
+        </w:rPr>
+        <w:t xml:space="preserve">Als iemand vraagt waar het monitoren gebleven is:</w:t>
       </w:r>
     </w:p>
     <w:p>
@@ -1393,56 +1255,72 @@
           <w:sz w:val="21"/>
           <w:szCs w:val="21"/>
         </w:rPr>
-        <w:t xml:space="preserve">“Dit blok gaat over afspraken die nog moeten komen. Voor elk van deze mensen heeft het systeem drie weken geleden automatisch een uitnodiging gestuurd om bloed te laten prikken. Bij de meesten werkt dat. Bij sommigen niet.”</w:t>
-      </w:r>
-    </w:p>
-    <w:p>
-      <w:pPr>
-        <w:spacing w:after="140" w:line="276"/>
-      </w:pPr>
-      <w:r>
-        <w:rPr>
-          <w:rFonts w:ascii="Calibri" w:cs="Calibri" w:eastAsia="Calibri" w:hAnsi="Calibri"/>
-          <w:color w:val="241F2E"/>
-          <w:sz w:val="21"/>
-          <w:szCs w:val="21"/>
-        </w:rPr>
-        <w:t xml:space="preserve">Bovenaan staat </w:t>
-      </w:r>
-      <w:r>
-        <w:rPr>
-          <w:rFonts w:ascii="Calibri" w:cs="Calibri" w:eastAsia="Calibri" w:hAnsi="Calibri"/>
-          <w:b/>
-          <w:bCs/>
-          <w:color w:val="241F2E"/>
-          <w:sz w:val="21"/>
-          <w:szCs w:val="21"/>
-        </w:rPr>
-        <w:t xml:space="preserve">Fatima Bos, over vier dagen</w:t>
-      </w:r>
-      <w:r>
-        <w:rPr>
-          <w:rFonts w:ascii="Calibri" w:cs="Calibri" w:eastAsia="Calibri" w:hAnsi="Calibri"/>
-          <w:color w:val="241F2E"/>
-          <w:sz w:val="21"/>
-          <w:szCs w:val="21"/>
-        </w:rPr>
-        <w:t xml:space="preserve">, met de melding </w:t>
-      </w:r>
-      <w:r>
-        <w:rPr>
-          <w:rFonts w:ascii="Calibri" w:cs="Calibri" w:eastAsia="Calibri" w:hAnsi="Calibri"/>
-          <w:b/>
-          <w:bCs/>
-          <w:color w:val="241F2E"/>
-          <w:sz w:val="21"/>
-          <w:szCs w:val="21"/>
-        </w:rPr>
-        <w:t xml:space="preserve">Verzetten</w:t>
-      </w:r>
-      <w:r>
-        <w:rPr>
-          <w:rFonts w:ascii="Calibri" w:cs="Calibri" w:eastAsia="Calibri" w:hAnsi="Calibri"/>
+        <w:t xml:space="preserve">“Dat zat hier eerst als vijfde blok naast Opvolgen, en dat werkte niet. Dezelfde eGFR van 40 stond in het ene blok als binnengekomen uitslag en in het andere als afwijkende waarde. Wat aandacht vraagt staat nu op één plek. Wie ik volg en wie het goed doet — dat overzicht staat er nog, onder Praktijk, maar dat is geen werklijst.”</w:t>
+      </w:r>
+    </w:p>
+    <w:p>
+      <w:pPr>
+        <w:pStyle w:val="Heading1"/>
+        <w:pBdr>
+          <w:bottom w:val="single" w:color="0F5F6E" w:sz="8" w:space="6"/>
+        </w:pBdr>
+        <w:spacing w:after="180" w:before="400"/>
+      </w:pPr>
+      <w:r>
+        <w:rPr>
+          <w:rFonts w:ascii="Calibri" w:cs="Calibri" w:eastAsia="Calibri" w:hAnsi="Calibri"/>
+          <w:b/>
+          <w:bCs/>
+          <w:color w:val="0F5F6E"/>
+          <w:sz w:val="30"/>
+          <w:szCs w:val="30"/>
+        </w:rPr>
+        <w:t xml:space="preserve">3 · Aanloop — voorkomen dat een consult over niets gaat</w:t>
+      </w:r>
+    </w:p>
+    <w:p>
+      <w:pPr>
+        <w:spacing w:after="140" w:before="100"/>
+        <w:ind w:left="60"/>
+      </w:pPr>
+      <w:r>
+        <w:rPr>
+          <w:rFonts w:ascii="Calibri" w:cs="Calibri" w:eastAsia="Calibri" w:hAnsi="Calibri"/>
+          <w:b/>
+          <w:bCs/>
+          <w:color w:val="0F5F6E"/>
+          <w:sz w:val="21"/>
+          <w:szCs w:val="21"/>
+        </w:rPr>
+        <w:t xml:space="preserve">▸  </w:t>
+      </w:r>
+      <w:r>
+        <w:rPr>
+          <w:rFonts w:ascii="Calibri" w:cs="Calibri" w:eastAsia="Calibri" w:hAnsi="Calibri"/>
+          <w:b/>
+          <w:bCs/>
+          <w:color w:val="241F2E"/>
+          <w:sz w:val="21"/>
+          <w:szCs w:val="21"/>
+        </w:rPr>
+        <w:t xml:space="preserve">Klik op </w:t>
+      </w:r>
+      <w:r>
+        <w:rPr>
+          <w:rFonts w:ascii="Calibri" w:cs="Calibri" w:eastAsia="Calibri" w:hAnsi="Calibri"/>
+          <w:b/>
+          <w:bCs/>
+          <w:color w:val="241F2E"/>
+          <w:sz w:val="21"/>
+          <w:szCs w:val="21"/>
+        </w:rPr>
+        <w:t xml:space="preserve">Aanloop</w:t>
+      </w:r>
+      <w:r>
+        <w:rPr>
+          <w:rFonts w:ascii="Calibri" w:cs="Calibri" w:eastAsia="Calibri" w:hAnsi="Calibri"/>
+          <w:b/>
+          <w:bCs/>
           <w:color w:val="241F2E"/>
           <w:sz w:val="21"/>
           <w:szCs w:val="21"/>
@@ -1466,7 +1344,7 @@
           <w:sz w:val="21"/>
           <w:szCs w:val="21"/>
         </w:rPr>
-        <w:t xml:space="preserve">“Zij komt maandag, en het bloed is niet geprikt. Prikken en de uitslag terugkrijgen kost twee tot drie werkdagen. Dus dat consult gaat over niets: twintig minuten, en daarna moet ze terugkomen. Het systeem zegt niet ‘er ontbreekt iets’ — het zegt: verzet deze afspraak.”</w:t>
+        <w:t xml:space="preserve">“Dit blok gaat over afspraken die nog moeten komen. Voor elk van deze mensen heeft het systeem drie weken geleden automatisch een uitnodiging gestuurd om bloed te laten prikken. Bij de meesten werkt dat. Bij sommigen niet.”</w:t>
       </w:r>
     </w:p>
     <w:p>
@@ -1480,18 +1358,18 @@
           <w:sz w:val="21"/>
           <w:szCs w:val="21"/>
         </w:rPr>
-        <w:t xml:space="preserve">Daaronder </w:t>
-      </w:r>
-      <w:r>
-        <w:rPr>
-          <w:rFonts w:ascii="Calibri" w:cs="Calibri" w:eastAsia="Calibri" w:hAnsi="Calibri"/>
-          <w:b/>
-          <w:bCs/>
-          <w:color w:val="241F2E"/>
-          <w:sz w:val="21"/>
-          <w:szCs w:val="21"/>
-        </w:rPr>
-        <w:t xml:space="preserve">Greetje de Vries, over zes dagen</w:t>
+        <w:t xml:space="preserve">Bovenaan staat </w:t>
+      </w:r>
+      <w:r>
+        <w:rPr>
+          <w:rFonts w:ascii="Calibri" w:cs="Calibri" w:eastAsia="Calibri" w:hAnsi="Calibri"/>
+          <w:b/>
+          <w:bCs/>
+          <w:color w:val="241F2E"/>
+          <w:sz w:val="21"/>
+          <w:szCs w:val="21"/>
+        </w:rPr>
+        <w:t xml:space="preserve">Fatima Bos, over vier dagen</w:t>
       </w:r>
       <w:r>
         <w:rPr>
@@ -1511,7 +1389,7 @@
           <w:sz w:val="21"/>
           <w:szCs w:val="21"/>
         </w:rPr>
-        <w:t xml:space="preserve">Bellen</w:t>
+        <w:t xml:space="preserve">Verzetten</w:t>
       </w:r>
       <w:r>
         <w:rPr>
@@ -1539,7 +1417,61 @@
           <w:sz w:val="21"/>
           <w:szCs w:val="21"/>
         </w:rPr>
-        <w:t xml:space="preserve">“Precies hetzelfde feit — niet geprikt — maar er zijn nog zes dagen. Dan is bellen de juiste actie, niet verzetten. Hetzelfde signaal, een ander advies, omdat de tijd anders ligt.”</w:t>
+        <w:t xml:space="preserve">“Zij komt maandag, en het bloed is niet geprikt. Prikken en de uitslag terugkrijgen kost twee tot drie werkdagen. Dus dat consult gaat over niets: twintig minuten, en daarna moet ze terugkomen. Het systeem zegt niet ‘er ontbreekt iets’ — het zegt: verzet deze afspraak.”</w:t>
+      </w:r>
+    </w:p>
+    <w:p>
+      <w:pPr>
+        <w:spacing w:after="140" w:line="276"/>
+      </w:pPr>
+      <w:r>
+        <w:rPr>
+          <w:rFonts w:ascii="Calibri" w:cs="Calibri" w:eastAsia="Calibri" w:hAnsi="Calibri"/>
+          <w:color w:val="241F2E"/>
+          <w:sz w:val="21"/>
+          <w:szCs w:val="21"/>
+        </w:rPr>
+        <w:t xml:space="preserve">Daaronder </w:t>
+      </w:r>
+      <w:r>
+        <w:rPr>
+          <w:rFonts w:ascii="Calibri" w:cs="Calibri" w:eastAsia="Calibri" w:hAnsi="Calibri"/>
+          <w:b/>
+          <w:bCs/>
+          <w:color w:val="241F2E"/>
+          <w:sz w:val="21"/>
+          <w:szCs w:val="21"/>
+        </w:rPr>
+        <w:t xml:space="preserve">Greetje de Vries, over zes dagen</w:t>
+      </w:r>
+      <w:r>
+        <w:rPr>
+          <w:rFonts w:ascii="Calibri" w:cs="Calibri" w:eastAsia="Calibri" w:hAnsi="Calibri"/>
+          <w:color w:val="241F2E"/>
+          <w:sz w:val="21"/>
+          <w:szCs w:val="21"/>
+        </w:rPr>
+        <w:t xml:space="preserve">, met de melding </w:t>
+      </w:r>
+      <w:r>
+        <w:rPr>
+          <w:rFonts w:ascii="Calibri" w:cs="Calibri" w:eastAsia="Calibri" w:hAnsi="Calibri"/>
+          <w:b/>
+          <w:bCs/>
+          <w:color w:val="241F2E"/>
+          <w:sz w:val="21"/>
+          <w:szCs w:val="21"/>
+        </w:rPr>
+        <w:t xml:space="preserve">Bellen</w:t>
+      </w:r>
+      <w:r>
+        <w:rPr>
+          <w:rFonts w:ascii="Calibri" w:cs="Calibri" w:eastAsia="Calibri" w:hAnsi="Calibri"/>
+          <w:color w:val="241F2E"/>
+          <w:sz w:val="21"/>
+          <w:szCs w:val="21"/>
+        </w:rPr>
+        <w:t xml:space="preserve">.</w:t>
       </w:r>
     </w:p>
     <w:p>
@@ -1558,99 +1490,7 @@
           <w:sz w:val="21"/>
           <w:szCs w:val="21"/>
         </w:rPr>
-        <w:t xml:space="preserve">“Dit is nu onzichtbaar. Iedere praktijk ontdekt dit op het moment dat de patiënt al in de stoel zit.”</w:t>
-      </w:r>
-    </w:p>
-    <w:p>
-      <w:pPr>
-        <w:pStyle w:val="Heading1"/>
-        <w:pBdr>
-          <w:bottom w:val="single" w:color="0F5F6E" w:sz="8" w:space="6"/>
-        </w:pBdr>
-        <w:spacing w:after="180" w:before="400"/>
-      </w:pPr>
-      <w:r>
-        <w:rPr>
-          <w:rFonts w:ascii="Calibri" w:cs="Calibri" w:eastAsia="Calibri" w:hAnsi="Calibri"/>
-          <w:b/>
-          <w:bCs/>
-          <w:color w:val="0F5F6E"/>
-          <w:sz w:val="30"/>
-          <w:szCs w:val="30"/>
-        </w:rPr>
-        <w:t xml:space="preserve">4 · Spreekuur — en wat de patiënt zelf heeft opgeschreven</w:t>
-      </w:r>
-    </w:p>
-    <w:p>
-      <w:pPr>
-        <w:spacing w:after="140" w:before="100"/>
-        <w:ind w:left="60"/>
-      </w:pPr>
-      <w:r>
-        <w:rPr>
-          <w:rFonts w:ascii="Calibri" w:cs="Calibri" w:eastAsia="Calibri" w:hAnsi="Calibri"/>
-          <w:b/>
-          <w:bCs/>
-          <w:color w:val="0F5F6E"/>
-          <w:sz w:val="21"/>
-          <w:szCs w:val="21"/>
-        </w:rPr>
-        <w:t xml:space="preserve">▸  </w:t>
-      </w:r>
-      <w:r>
-        <w:rPr>
-          <w:rFonts w:ascii="Calibri" w:cs="Calibri" w:eastAsia="Calibri" w:hAnsi="Calibri"/>
-          <w:b/>
-          <w:bCs/>
-          <w:color w:val="241F2E"/>
-          <w:sz w:val="21"/>
-          <w:szCs w:val="21"/>
-        </w:rPr>
-        <w:t xml:space="preserve">Klik op </w:t>
-      </w:r>
-      <w:r>
-        <w:rPr>
-          <w:rFonts w:ascii="Calibri" w:cs="Calibri" w:eastAsia="Calibri" w:hAnsi="Calibri"/>
-          <w:b/>
-          <w:bCs/>
-          <w:color w:val="241F2E"/>
-          <w:sz w:val="21"/>
-          <w:szCs w:val="21"/>
-        </w:rPr>
-        <w:t xml:space="preserve">Spreekuur</w:t>
-      </w:r>
-      <w:r>
-        <w:rPr>
-          <w:rFonts w:ascii="Calibri" w:cs="Calibri" w:eastAsia="Calibri" w:hAnsi="Calibri"/>
-          <w:b/>
-          <w:bCs/>
-          <w:color w:val="241F2E"/>
-          <w:sz w:val="21"/>
-          <w:szCs w:val="21"/>
-        </w:rPr>
-        <w:t xml:space="preserve">. Bovenaan staat </w:t>
-      </w:r>
-      <w:r>
-        <w:rPr>
-          <w:rFonts w:ascii="Calibri" w:cs="Calibri" w:eastAsia="Calibri" w:hAnsi="Calibri"/>
-          <w:b/>
-          <w:bCs/>
-          <w:color w:val="241F2E"/>
-          <w:sz w:val="21"/>
-          <w:szCs w:val="21"/>
-        </w:rPr>
-        <w:t xml:space="preserve">Anneke Bos, 10:40</w:t>
-      </w:r>
-      <w:r>
-        <w:rPr>
-          <w:rFonts w:ascii="Calibri" w:cs="Calibri" w:eastAsia="Calibri" w:hAnsi="Calibri"/>
-          <w:b/>
-          <w:bCs/>
-          <w:color w:val="241F2E"/>
-          <w:sz w:val="21"/>
-          <w:szCs w:val="21"/>
-        </w:rPr>
-        <w:t xml:space="preserve">.</w:t>
+        <w:t xml:space="preserve">“Precies hetzelfde feit — niet geprikt — maar er zijn nog zes dagen. Dan is bellen de juiste actie, niet verzetten. Hetzelfde signaal, een ander advies, omdat de tijd anders ligt.”</w:t>
       </w:r>
     </w:p>
     <w:p>
@@ -1669,32 +1509,99 @@
           <w:sz w:val="21"/>
           <w:szCs w:val="21"/>
         </w:rPr>
-        <w:t xml:space="preserve">“Dit is wat ik zie vlak voordat ik iemand binnenroep. Niet de avond ervoor in één ruk, maar op het moment dat het nodig is.”</w:t>
-      </w:r>
-    </w:p>
-    <w:p>
-      <w:pPr>
-        <w:spacing w:after="140" w:line="276"/>
-      </w:pPr>
-      <w:r>
-        <w:rPr>
-          <w:rFonts w:ascii="Calibri" w:cs="Calibri" w:eastAsia="Calibri" w:hAnsi="Calibri"/>
-          <w:b/>
-          <w:bCs/>
-          <w:color w:val="241F2E"/>
-          <w:sz w:val="21"/>
-          <w:szCs w:val="21"/>
-        </w:rPr>
-        <w:t xml:space="preserve">Wijs eerst aan wat er níét staat.</w:t>
-      </w:r>
-      <w:r>
-        <w:rPr>
-          <w:rFonts w:ascii="Calibri" w:cs="Calibri" w:eastAsia="Calibri" w:hAnsi="Calibri"/>
-          <w:color w:val="241F2E"/>
-          <w:sz w:val="21"/>
-          <w:szCs w:val="21"/>
-        </w:rPr>
-        <w:t xml:space="preserve"> Er staat nergens ‘nog bloed prikken’.</w:t>
+        <w:t xml:space="preserve">“Dit is nu onzichtbaar. Iedere praktijk ontdekt dit op het moment dat de patiënt al in de stoel zit.”</w:t>
+      </w:r>
+    </w:p>
+    <w:p>
+      <w:pPr>
+        <w:pStyle w:val="Heading1"/>
+        <w:pBdr>
+          <w:bottom w:val="single" w:color="0F5F6E" w:sz="8" w:space="6"/>
+        </w:pBdr>
+        <w:spacing w:after="180" w:before="400"/>
+      </w:pPr>
+      <w:r>
+        <w:rPr>
+          <w:rFonts w:ascii="Calibri" w:cs="Calibri" w:eastAsia="Calibri" w:hAnsi="Calibri"/>
+          <w:b/>
+          <w:bCs/>
+          <w:color w:val="0F5F6E"/>
+          <w:sz w:val="30"/>
+          <w:szCs w:val="30"/>
+        </w:rPr>
+        <w:t xml:space="preserve">4 · Spreekuur — en wat de patiënt zelf heeft opgeschreven</w:t>
+      </w:r>
+    </w:p>
+    <w:p>
+      <w:pPr>
+        <w:spacing w:after="140" w:before="100"/>
+        <w:ind w:left="60"/>
+      </w:pPr>
+      <w:r>
+        <w:rPr>
+          <w:rFonts w:ascii="Calibri" w:cs="Calibri" w:eastAsia="Calibri" w:hAnsi="Calibri"/>
+          <w:b/>
+          <w:bCs/>
+          <w:color w:val="0F5F6E"/>
+          <w:sz w:val="21"/>
+          <w:szCs w:val="21"/>
+        </w:rPr>
+        <w:t xml:space="preserve">▸  </w:t>
+      </w:r>
+      <w:r>
+        <w:rPr>
+          <w:rFonts w:ascii="Calibri" w:cs="Calibri" w:eastAsia="Calibri" w:hAnsi="Calibri"/>
+          <w:b/>
+          <w:bCs/>
+          <w:color w:val="241F2E"/>
+          <w:sz w:val="21"/>
+          <w:szCs w:val="21"/>
+        </w:rPr>
+        <w:t xml:space="preserve">Klik op </w:t>
+      </w:r>
+      <w:r>
+        <w:rPr>
+          <w:rFonts w:ascii="Calibri" w:cs="Calibri" w:eastAsia="Calibri" w:hAnsi="Calibri"/>
+          <w:b/>
+          <w:bCs/>
+          <w:color w:val="241F2E"/>
+          <w:sz w:val="21"/>
+          <w:szCs w:val="21"/>
+        </w:rPr>
+        <w:t xml:space="preserve">Spreekuur</w:t>
+      </w:r>
+      <w:r>
+        <w:rPr>
+          <w:rFonts w:ascii="Calibri" w:cs="Calibri" w:eastAsia="Calibri" w:hAnsi="Calibri"/>
+          <w:b/>
+          <w:bCs/>
+          <w:color w:val="241F2E"/>
+          <w:sz w:val="21"/>
+          <w:szCs w:val="21"/>
+        </w:rPr>
+        <w:t xml:space="preserve">. Bovenaan staat </w:t>
+      </w:r>
+      <w:r>
+        <w:rPr>
+          <w:rFonts w:ascii="Calibri" w:cs="Calibri" w:eastAsia="Calibri" w:hAnsi="Calibri"/>
+          <w:b/>
+          <w:bCs/>
+          <w:color w:val="241F2E"/>
+          <w:sz w:val="21"/>
+          <w:szCs w:val="21"/>
+        </w:rPr>
+        <w:t xml:space="preserve">Anneke Bos, 10:40</w:t>
+      </w:r>
+      <w:r>
+        <w:rPr>
+          <w:rFonts w:ascii="Calibri" w:cs="Calibri" w:eastAsia="Calibri" w:hAnsi="Calibri"/>
+          <w:b/>
+          <w:bCs/>
+          <w:color w:val="241F2E"/>
+          <w:sz w:val="21"/>
+          <w:szCs w:val="21"/>
+        </w:rPr>
+        <w:t xml:space="preserve">.</w:t>
       </w:r>
     </w:p>
     <w:p>
@@ -1713,7 +1620,7 @@
           <w:sz w:val="21"/>
           <w:szCs w:val="21"/>
         </w:rPr>
-        <w:t xml:space="preserve">“Bij wie vandaag komt, is dat allang geregeld. Dat is de aanloop geweest. Wat hier nog openstaat, zijn de dingen die ik zo meteen zelf doe: rookstatus, Positieve Gezondheid.”</w:t>
+        <w:t xml:space="preserve">“Dit is wat ik zie vlak voordat ik iemand binnenroep. Niet de avond ervoor in één ruk, maar op het moment dat het nodig is.”</w:t>
       </w:r>
     </w:p>
     <w:p>
@@ -1729,16 +1636,16 @@
           <w:sz w:val="21"/>
           <w:szCs w:val="21"/>
         </w:rPr>
-        <w:t xml:space="preserve">Dan de vragenlijst.</w:t>
-      </w:r>
-      <w:r>
-        <w:rPr>
-          <w:rFonts w:ascii="Calibri" w:cs="Calibri" w:eastAsia="Calibri" w:hAnsi="Calibri"/>
-          <w:color w:val="241F2E"/>
-          <w:sz w:val="21"/>
-          <w:szCs w:val="21"/>
-        </w:rPr>
-        <w:t xml:space="preserve"> Die staat bovenaan de kaart, vóór de meetwaarden.</w:t>
+        <w:t xml:space="preserve">Wijs eerst aan wat er níét staat.</w:t>
+      </w:r>
+      <w:r>
+        <w:rPr>
+          <w:rFonts w:ascii="Calibri" w:cs="Calibri" w:eastAsia="Calibri" w:hAnsi="Calibri"/>
+          <w:color w:val="241F2E"/>
+          <w:sz w:val="21"/>
+          <w:szCs w:val="21"/>
+        </w:rPr>
+        <w:t xml:space="preserve"> Er staat nergens ‘nog bloed prikken’.</w:t>
       </w:r>
     </w:p>
     <w:p>
@@ -1757,6 +1664,50 @@
           <w:sz w:val="21"/>
           <w:szCs w:val="21"/>
         </w:rPr>
+        <w:t xml:space="preserve">“Bij wie vandaag komt, is dat allang geregeld. Dat is de aanloop geweest. Wat hier nog openstaat, zijn de dingen die ik zo meteen zelf doe: rookstatus, Positieve Gezondheid.”</w:t>
+      </w:r>
+    </w:p>
+    <w:p>
+      <w:pPr>
+        <w:spacing w:after="140" w:line="276"/>
+      </w:pPr>
+      <w:r>
+        <w:rPr>
+          <w:rFonts w:ascii="Calibri" w:cs="Calibri" w:eastAsia="Calibri" w:hAnsi="Calibri"/>
+          <w:b/>
+          <w:bCs/>
+          <w:color w:val="241F2E"/>
+          <w:sz w:val="21"/>
+          <w:szCs w:val="21"/>
+        </w:rPr>
+        <w:t xml:space="preserve">Dan de vragenlijst.</w:t>
+      </w:r>
+      <w:r>
+        <w:rPr>
+          <w:rFonts w:ascii="Calibri" w:cs="Calibri" w:eastAsia="Calibri" w:hAnsi="Calibri"/>
+          <w:color w:val="241F2E"/>
+          <w:sz w:val="21"/>
+          <w:szCs w:val="21"/>
+        </w:rPr>
+        <w:t xml:space="preserve"> Die staat bovenaan de kaart, vóór de meetwaarden.</w:t>
+      </w:r>
+    </w:p>
+    <w:p>
+      <w:pPr>
+        <w:pBdr>
+          <w:left w:val="single" w:color="0F5F6E" w:sz="18" w:space="10"/>
+        </w:pBdr>
+        <w:shd w:fill="E3F0F2" w:val="clear"/>
+        <w:spacing w:after="140" w:before="100" w:line="288"/>
+        <w:ind w:left="340" w:right="200"/>
+      </w:pPr>
+      <w:r>
+        <w:rPr>
+          <w:rFonts w:ascii="Calibri" w:cs="Calibri" w:eastAsia="Calibri" w:hAnsi="Calibri"/>
+          <w:color w:val="123E47"/>
+          <w:sz w:val="21"/>
+          <w:szCs w:val="21"/>
+        </w:rPr>
         <w:t xml:space="preserve">“Dit is de consultvoorbereidende vragenlijst uit de stedelijke werkwijze. Die heeft ze drie dagen geleden via het portaal ingevuld. En dit is wat ik nu al weet, voordat ze binnen is.”</w:t>
       </w:r>
     </w:p>
@@ -1969,7 +1920,7 @@
           <w:sz w:val="30"/>
           <w:szCs w:val="30"/>
         </w:rPr>
-        <w:t xml:space="preserve">5 · Het consult — overnemen in mijn dossier</w:t>
+        <w:t xml:space="preserve">5 · Het consult — overnemen, en terugvinden in het journaal</w:t>
       </w:r>
     </w:p>
     <w:p>
@@ -2222,26 +2173,6 @@
     </w:p>
     <w:p>
       <w:pPr>
-        <w:pStyle w:val="Heading1"/>
-        <w:pBdr>
-          <w:bottom w:val="single" w:color="0F5F6E" w:sz="8" w:space="6"/>
-        </w:pBdr>
-        <w:spacing w:after="180" w:before="400"/>
-      </w:pPr>
-      <w:r>
-        <w:rPr>
-          <w:rFonts w:ascii="Calibri" w:cs="Calibri" w:eastAsia="Calibri" w:hAnsi="Calibri"/>
-          <w:b/>
-          <w:bCs/>
-          <w:color w:val="0F5F6E"/>
-          <w:sz w:val="30"/>
-          <w:szCs w:val="30"/>
-        </w:rPr>
-        <w:t xml:space="preserve">6 · Opvolgen — wat vandaag al af kan</w:t>
-      </w:r>
-    </w:p>
-    <w:p>
-      <w:pPr>
         <w:spacing w:after="140" w:before="100"/>
         <w:ind w:left="60"/>
       </w:pPr>
@@ -2265,18 +2196,18 @@
           <w:sz w:val="21"/>
           <w:szCs w:val="21"/>
         </w:rPr>
-        <w:t xml:space="preserve">Klik op </w:t>
-      </w:r>
-      <w:r>
-        <w:rPr>
-          <w:rFonts w:ascii="Calibri" w:cs="Calibri" w:eastAsia="Calibri" w:hAnsi="Calibri"/>
-          <w:b/>
-          <w:bCs/>
-          <w:color w:val="241F2E"/>
-          <w:sz w:val="21"/>
-          <w:szCs w:val="21"/>
-        </w:rPr>
-        <w:t xml:space="preserve">Opvolgen</w:t>
+        <w:t xml:space="preserve">Klik op de tab </w:t>
+      </w:r>
+      <w:r>
+        <w:rPr>
+          <w:rFonts w:ascii="Calibri" w:cs="Calibri" w:eastAsia="Calibri" w:hAnsi="Calibri"/>
+          <w:b/>
+          <w:bCs/>
+          <w:color w:val="241F2E"/>
+          <w:sz w:val="21"/>
+          <w:szCs w:val="21"/>
+        </w:rPr>
+        <w:t xml:space="preserve">Journaal</w:t>
       </w:r>
       <w:r>
         <w:rPr>
@@ -2306,37 +2237,57 @@
           <w:sz w:val="21"/>
           <w:szCs w:val="21"/>
         </w:rPr>
-        <w:t xml:space="preserve">“Dit blok zat er eerst niet in, en dat was de grootste blinde vlek. Hier staat wat er is binnengekomen bij mensen die vandaag géén afspraak hebben.”</w:t>
-      </w:r>
-    </w:p>
-    <w:p>
-      <w:pPr>
-        <w:spacing w:after="140" w:line="276"/>
-      </w:pPr>
-      <w:r>
-        <w:rPr>
-          <w:rFonts w:ascii="Calibri" w:cs="Calibri" w:eastAsia="Calibri" w:hAnsi="Calibri"/>
-          <w:color w:val="241F2E"/>
-          <w:sz w:val="21"/>
-          <w:szCs w:val="21"/>
-        </w:rPr>
-        <w:t xml:space="preserve">Loop de eerste drie langs.</w:t>
-      </w:r>
-    </w:p>
-    <w:p>
-      <w:pPr>
-        <w:spacing w:after="140" w:line="276"/>
-      </w:pPr>
-      <w:r>
-        <w:rPr>
-          <w:rFonts w:ascii="Calibri" w:cs="Calibri" w:eastAsia="Calibri" w:hAnsi="Calibri"/>
-          <w:b/>
-          <w:bCs/>
-          <w:color w:val="241F2E"/>
-          <w:sz w:val="21"/>
-          <w:szCs w:val="21"/>
-        </w:rPr>
-        <w:t xml:space="preserve">Willem Hendriks — thuisbloeddruk gemiddeld 160 over 6 metingen.</w:t>
+        <w:t xml:space="preserve">“En hier staat hij terug. Niet als tekst die in een consult is geplakt, maar als eigen regel op de dag dat zíj hem invulde — drie dagen voor dit gesprek. Met erbij dat ik hem zojuist heb overgenomen, met mijn naam en de datum.”</w:t>
+      </w:r>
+    </w:p>
+    <w:p>
+      <w:pPr>
+        <w:spacing w:after="140" w:before="100"/>
+        <w:ind w:left="60"/>
+      </w:pPr>
+      <w:r>
+        <w:rPr>
+          <w:rFonts w:ascii="Calibri" w:cs="Calibri" w:eastAsia="Calibri" w:hAnsi="Calibri"/>
+          <w:b/>
+          <w:bCs/>
+          <w:color w:val="0F5F6E"/>
+          <w:sz w:val="21"/>
+          <w:szCs w:val="21"/>
+        </w:rPr>
+        <w:t xml:space="preserve">▸  </w:t>
+      </w:r>
+      <w:r>
+        <w:rPr>
+          <w:rFonts w:ascii="Calibri" w:cs="Calibri" w:eastAsia="Calibri" w:hAnsi="Calibri"/>
+          <w:b/>
+          <w:bCs/>
+          <w:color w:val="241F2E"/>
+          <w:sz w:val="21"/>
+          <w:szCs w:val="21"/>
+        </w:rPr>
+        <w:t xml:space="preserve">Klik op </w:t>
+      </w:r>
+      <w:r>
+        <w:rPr>
+          <w:rFonts w:ascii="Calibri" w:cs="Calibri" w:eastAsia="Calibri" w:hAnsi="Calibri"/>
+          <w:b/>
+          <w:bCs/>
+          <w:color w:val="241F2E"/>
+          <w:sz w:val="21"/>
+          <w:szCs w:val="21"/>
+        </w:rPr>
+        <w:t xml:space="preserve">Alle antwoorden tonen</w:t>
+      </w:r>
+      <w:r>
+        <w:rPr>
+          <w:rFonts w:ascii="Calibri" w:cs="Calibri" w:eastAsia="Calibri" w:hAnsi="Calibri"/>
+          <w:b/>
+          <w:bCs/>
+          <w:color w:val="241F2E"/>
+          <w:sz w:val="21"/>
+          <w:szCs w:val="21"/>
+        </w:rPr>
+        <w:t xml:space="preserve">.</w:t>
       </w:r>
     </w:p>
     <w:p>
@@ -2355,23 +2306,57 @@
           <w:sz w:val="21"/>
           <w:szCs w:val="21"/>
         </w:rPr>
-        <w:t xml:space="preserve">“Hij meet thuis. Dat is inhoudelijk beter dan mijn meting hier: geen wittejasseneffect en een reeks in plaats van één moment. In de meeste systemen blijft dat een berichtje in de postbus. Hier is het een reeks waarden met een gemiddelde en een voorstel.”</w:t>
-      </w:r>
-    </w:p>
-    <w:p>
-      <w:pPr>
-        <w:spacing w:after="140" w:line="276"/>
-      </w:pPr>
-      <w:r>
-        <w:rPr>
-          <w:rFonts w:ascii="Calibri" w:cs="Calibri" w:eastAsia="Calibri" w:hAnsi="Calibri"/>
-          <w:b/>
-          <w:bCs/>
-          <w:color w:val="241F2E"/>
-          <w:sz w:val="21"/>
-          <w:szCs w:val="21"/>
-        </w:rPr>
-        <w:t xml:space="preserve">Ruud Mulder — eGFR 40.</w:t>
+        <w:t xml:space="preserve">“En de hele lijst is er nog, ook de vragen die niet in de samenvatting pasten.”</w:t>
+      </w:r>
+    </w:p>
+    <w:p>
+      <w:pPr>
+        <w:spacing w:after="140" w:before="100"/>
+        <w:ind w:left="60"/>
+      </w:pPr>
+      <w:r>
+        <w:rPr>
+          <w:rFonts w:ascii="Calibri" w:cs="Calibri" w:eastAsia="Calibri" w:hAnsi="Calibri"/>
+          <w:b/>
+          <w:bCs/>
+          <w:color w:val="0F5F6E"/>
+          <w:sz w:val="21"/>
+          <w:szCs w:val="21"/>
+        </w:rPr>
+        <w:t xml:space="preserve">▸  </w:t>
+      </w:r>
+      <w:r>
+        <w:rPr>
+          <w:rFonts w:ascii="Calibri" w:cs="Calibri" w:eastAsia="Calibri" w:hAnsi="Calibri"/>
+          <w:b/>
+          <w:bCs/>
+          <w:color w:val="241F2E"/>
+          <w:sz w:val="21"/>
+          <w:szCs w:val="21"/>
+        </w:rPr>
+        <w:t xml:space="preserve">Wijs de filterrij boven de tijdlijn aan, en links het blok </w:t>
+      </w:r>
+      <w:r>
+        <w:rPr>
+          <w:rFonts w:ascii="Calibri" w:cs="Calibri" w:eastAsia="Calibri" w:hAnsi="Calibri"/>
+          <w:b/>
+          <w:bCs/>
+          <w:color w:val="241F2E"/>
+          <w:sz w:val="21"/>
+          <w:szCs w:val="21"/>
+        </w:rPr>
+        <w:t xml:space="preserve">Van de patiënt zelf</w:t>
+      </w:r>
+      <w:r>
+        <w:rPr>
+          <w:rFonts w:ascii="Calibri" w:cs="Calibri" w:eastAsia="Calibri" w:hAnsi="Calibri"/>
+          <w:b/>
+          <w:bCs/>
+          <w:color w:val="241F2E"/>
+          <w:sz w:val="21"/>
+          <w:szCs w:val="21"/>
+        </w:rPr>
+        <w:t xml:space="preserve">.</w:t>
       </w:r>
     </w:p>
     <w:p>
@@ -2390,23 +2375,57 @@
           <w:sz w:val="21"/>
           <w:szCs w:val="21"/>
         </w:rPr>
-        <w:t xml:space="preserve">“Die uitslag kwam een week geleden binnen op mijn eigen aanvraag. Hij raakt de dosering van meerdere middelen. Zijn volgende controle is over drie maanden.”</w:t>
-      </w:r>
-    </w:p>
-    <w:p>
-      <w:pPr>
-        <w:spacing w:after="140" w:line="276"/>
-      </w:pPr>
-      <w:r>
-        <w:rPr>
-          <w:rFonts w:ascii="Calibri" w:cs="Calibri" w:eastAsia="Calibri" w:hAnsi="Calibri"/>
-          <w:b/>
-          <w:bCs/>
-          <w:color w:val="241F2E"/>
-          <w:sz w:val="21"/>
-          <w:szCs w:val="21"/>
-        </w:rPr>
-        <w:t xml:space="preserve">Ilse van Dijk — “Ik ben de hele dag moe, ook als ik goed geslapen heb.”</w:t>
+        <w:t xml:space="preserve">“Het journaal laat alles zien — dat is het punt van één tijdlijn. Maar bij iemand die elke dag zijn bloeddruk doorgeeft wil je ook even zonder die metingen kunnen kijken. Dus ik kan soorten uitzetten, en wat ik heb weggeklikt blijft zichtbaar als doorgestreept merkje: ik moet kunnen zien waarom de lijst korter is.”</w:t>
+      </w:r>
+    </w:p>
+    <w:p>
+      <w:pPr>
+        <w:spacing w:after="140" w:before="100"/>
+        <w:ind w:left="60"/>
+      </w:pPr>
+      <w:r>
+        <w:rPr>
+          <w:rFonts w:ascii="Calibri" w:cs="Calibri" w:eastAsia="Calibri" w:hAnsi="Calibri"/>
+          <w:b/>
+          <w:bCs/>
+          <w:color w:val="0F5F6E"/>
+          <w:sz w:val="21"/>
+          <w:szCs w:val="21"/>
+        </w:rPr>
+        <w:t xml:space="preserve">▸  </w:t>
+      </w:r>
+      <w:r>
+        <w:rPr>
+          <w:rFonts w:ascii="Calibri" w:cs="Calibri" w:eastAsia="Calibri" w:hAnsi="Calibri"/>
+          <w:b/>
+          <w:bCs/>
+          <w:color w:val="241F2E"/>
+          <w:sz w:val="21"/>
+          <w:szCs w:val="21"/>
+        </w:rPr>
+        <w:t xml:space="preserve">Klik op </w:t>
+      </w:r>
+      <w:r>
+        <w:rPr>
+          <w:rFonts w:ascii="Calibri" w:cs="Calibri" w:eastAsia="Calibri" w:hAnsi="Calibri"/>
+          <w:b/>
+          <w:bCs/>
+          <w:color w:val="241F2E"/>
+          <w:sz w:val="21"/>
+          <w:szCs w:val="21"/>
+        </w:rPr>
+        <w:t xml:space="preserve">Alleen wat de patiënt aanleverde</w:t>
+      </w:r>
+      <w:r>
+        <w:rPr>
+          <w:rFonts w:ascii="Calibri" w:cs="Calibri" w:eastAsia="Calibri" w:hAnsi="Calibri"/>
+          <w:b/>
+          <w:bCs/>
+          <w:color w:val="241F2E"/>
+          <w:sz w:val="21"/>
+          <w:szCs w:val="21"/>
+        </w:rPr>
+        <w:t xml:space="preserve">.</w:t>
       </w:r>
     </w:p>
     <w:p>
@@ -2425,7 +2444,77 @@
           <w:sz w:val="21"/>
           <w:szCs w:val="21"/>
         </w:rPr>
-        <w:t xml:space="preserve">“Uit de jaarlijkse screening. Geen meetwaarde, gewoon wat ze opschreef.”</w:t>
+        <w:t xml:space="preserve">“En dit is de vraag die ik nu nooit kan stellen: laat me eens alles zien wat deze mens zélf heeft doorgegeven. Thuismetingen, vragenlijsten, de voorbereiding uit de wachtkamer — over alle episodes heen.”</w:t>
+      </w:r>
+    </w:p>
+    <w:p>
+      <w:pPr>
+        <w:pStyle w:val="Heading1"/>
+        <w:pBdr>
+          <w:bottom w:val="single" w:color="0F5F6E" w:sz="8" w:space="6"/>
+        </w:pBdr>
+        <w:spacing w:after="180" w:before="400"/>
+      </w:pPr>
+      <w:r>
+        <w:rPr>
+          <w:rFonts w:ascii="Calibri" w:cs="Calibri" w:eastAsia="Calibri" w:hAnsi="Calibri"/>
+          <w:b/>
+          <w:bCs/>
+          <w:color w:val="0F5F6E"/>
+          <w:sz w:val="30"/>
+          <w:szCs w:val="30"/>
+        </w:rPr>
+        <w:t xml:space="preserve">6 · Opvolgen — wat vandaag al af kan</w:t>
+      </w:r>
+    </w:p>
+    <w:p>
+      <w:pPr>
+        <w:spacing w:after="140" w:before="100"/>
+        <w:ind w:left="60"/>
+      </w:pPr>
+      <w:r>
+        <w:rPr>
+          <w:rFonts w:ascii="Calibri" w:cs="Calibri" w:eastAsia="Calibri" w:hAnsi="Calibri"/>
+          <w:b/>
+          <w:bCs/>
+          <w:color w:val="0F5F6E"/>
+          <w:sz w:val="21"/>
+          <w:szCs w:val="21"/>
+        </w:rPr>
+        <w:t xml:space="preserve">▸  </w:t>
+      </w:r>
+      <w:r>
+        <w:rPr>
+          <w:rFonts w:ascii="Calibri" w:cs="Calibri" w:eastAsia="Calibri" w:hAnsi="Calibri"/>
+          <w:b/>
+          <w:bCs/>
+          <w:color w:val="241F2E"/>
+          <w:sz w:val="21"/>
+          <w:szCs w:val="21"/>
+        </w:rPr>
+        <w:t xml:space="preserve">Klik op </w:t>
+      </w:r>
+      <w:r>
+        <w:rPr>
+          <w:rFonts w:ascii="Calibri" w:cs="Calibri" w:eastAsia="Calibri" w:hAnsi="Calibri"/>
+          <w:b/>
+          <w:bCs/>
+          <w:color w:val="241F2E"/>
+          <w:sz w:val="21"/>
+          <w:szCs w:val="21"/>
+        </w:rPr>
+        <w:t xml:space="preserve">Opvolgen</w:t>
+      </w:r>
+      <w:r>
+        <w:rPr>
+          <w:rFonts w:ascii="Calibri" w:cs="Calibri" w:eastAsia="Calibri" w:hAnsi="Calibri"/>
+          <w:b/>
+          <w:bCs/>
+          <w:color w:val="241F2E"/>
+          <w:sz w:val="21"/>
+          <w:szCs w:val="21"/>
+        </w:rPr>
+        <w:t xml:space="preserve">.</w:t>
       </w:r>
     </w:p>
     <w:p>
@@ -2444,77 +2533,37 @@
           <w:sz w:val="21"/>
           <w:szCs w:val="21"/>
         </w:rPr>
-        <w:t xml:space="preserve">“Voor geen van deze drie is een consult nodig. Een bericht, een aangepast recept, een telefoontje. Zonder dit blok wachten ze tot de afspraak die toevallig in de agenda staat.”</w:t>
-      </w:r>
-    </w:p>
-    <w:p>
-      <w:pPr>
-        <w:pStyle w:val="Heading1"/>
-        <w:pBdr>
-          <w:bottom w:val="single" w:color="0F5F6E" w:sz="8" w:space="6"/>
-        </w:pBdr>
-        <w:spacing w:after="180" w:before="400"/>
-      </w:pPr>
-      <w:r>
-        <w:rPr>
-          <w:rFonts w:ascii="Calibri" w:cs="Calibri" w:eastAsia="Calibri" w:hAnsi="Calibri"/>
-          <w:b/>
-          <w:bCs/>
-          <w:color w:val="0F5F6E"/>
-          <w:sz w:val="30"/>
-          <w:szCs w:val="30"/>
-        </w:rPr>
-        <w:t xml:space="preserve">7 · Monitoren — en wie juist niet hoeft te komen</w:t>
-      </w:r>
-    </w:p>
-    <w:p>
-      <w:pPr>
-        <w:spacing w:after="140" w:before="100"/>
-        <w:ind w:left="60"/>
-      </w:pPr>
-      <w:r>
-        <w:rPr>
-          <w:rFonts w:ascii="Calibri" w:cs="Calibri" w:eastAsia="Calibri" w:hAnsi="Calibri"/>
-          <w:b/>
-          <w:bCs/>
-          <w:color w:val="0F5F6E"/>
-          <w:sz w:val="21"/>
-          <w:szCs w:val="21"/>
-        </w:rPr>
-        <w:t xml:space="preserve">▸  </w:t>
-      </w:r>
-      <w:r>
-        <w:rPr>
-          <w:rFonts w:ascii="Calibri" w:cs="Calibri" w:eastAsia="Calibri" w:hAnsi="Calibri"/>
-          <w:b/>
-          <w:bCs/>
-          <w:color w:val="241F2E"/>
-          <w:sz w:val="21"/>
-          <w:szCs w:val="21"/>
-        </w:rPr>
-        <w:t xml:space="preserve">Klik op </w:t>
-      </w:r>
-      <w:r>
-        <w:rPr>
-          <w:rFonts w:ascii="Calibri" w:cs="Calibri" w:eastAsia="Calibri" w:hAnsi="Calibri"/>
-          <w:b/>
-          <w:bCs/>
-          <w:color w:val="241F2E"/>
-          <w:sz w:val="21"/>
-          <w:szCs w:val="21"/>
-        </w:rPr>
-        <w:t xml:space="preserve">Monitoren</w:t>
-      </w:r>
-      <w:r>
-        <w:rPr>
-          <w:rFonts w:ascii="Calibri" w:cs="Calibri" w:eastAsia="Calibri" w:hAnsi="Calibri"/>
-          <w:b/>
-          <w:bCs/>
-          <w:color w:val="241F2E"/>
-          <w:sz w:val="21"/>
-          <w:szCs w:val="21"/>
-        </w:rPr>
-        <w:t xml:space="preserve">. 23 mensen, 7 met een signaal, 16 stabiel.</w:t>
+        <w:t xml:space="preserve">“Dit blok zat er eerst niet in, en dat was de grootste blinde vlek. Hier staat wat er is binnengekomen bij mensen die vandaag géén afspraak hebben.”</w:t>
+      </w:r>
+    </w:p>
+    <w:p>
+      <w:pPr>
+        <w:spacing w:after="140" w:line="276"/>
+      </w:pPr>
+      <w:r>
+        <w:rPr>
+          <w:rFonts w:ascii="Calibri" w:cs="Calibri" w:eastAsia="Calibri" w:hAnsi="Calibri"/>
+          <w:color w:val="241F2E"/>
+          <w:sz w:val="21"/>
+          <w:szCs w:val="21"/>
+        </w:rPr>
+        <w:t xml:space="preserve">Loop de eerste drie langs.</w:t>
+      </w:r>
+    </w:p>
+    <w:p>
+      <w:pPr>
+        <w:spacing w:after="140" w:line="276"/>
+      </w:pPr>
+      <w:r>
+        <w:rPr>
+          <w:rFonts w:ascii="Calibri" w:cs="Calibri" w:eastAsia="Calibri" w:hAnsi="Calibri"/>
+          <w:b/>
+          <w:bCs/>
+          <w:color w:val="241F2E"/>
+          <w:sz w:val="21"/>
+          <w:szCs w:val="21"/>
+        </w:rPr>
+        <w:t xml:space="preserve">Willem Hendriks — thuisbloeddruk gemiddeld 160 over 6 metingen.</w:t>
       </w:r>
     </w:p>
     <w:p>
@@ -2533,7 +2582,7 @@
           <w:sz w:val="21"/>
           <w:szCs w:val="21"/>
         </w:rPr>
-        <w:t xml:space="preserve">“Zestien mensen hoeven niets. Dat is ook een uitkomst, en het scheelt zestien oproepen.”</w:t>
+        <w:t xml:space="preserve">“Hij meet thuis. Dat is inhoudelijk beter dan mijn meting hier: geen wittejasseneffect en een reeks in plaats van één moment. In de meeste systemen blijft dat een berichtje in de postbus. Hier is het een reeks waarden met een gemiddelde en een voorstel.”</w:t>
       </w:r>
     </w:p>
     <w:p>
@@ -2543,51 +2592,13 @@
       <w:r>
         <w:rPr>
           <w:rFonts w:ascii="Calibri" w:cs="Calibri" w:eastAsia="Calibri" w:hAnsi="Calibri"/>
-          <w:color w:val="241F2E"/>
-          <w:sz w:val="21"/>
-          <w:szCs w:val="21"/>
-        </w:rPr>
-        <w:t xml:space="preserve">Wijs bij </w:t>
-      </w:r>
-      <w:r>
-        <w:rPr>
-          <w:rFonts w:ascii="Calibri" w:cs="Calibri" w:eastAsia="Calibri" w:hAnsi="Calibri"/>
-          <w:b/>
-          <w:bCs/>
-          <w:color w:val="241F2E"/>
-          <w:sz w:val="21"/>
-          <w:szCs w:val="21"/>
-        </w:rPr>
-        <w:t xml:space="preserve">Fatima Vermeulen</w:t>
-      </w:r>
-      <w:r>
-        <w:rPr>
-          <w:rFonts w:ascii="Calibri" w:cs="Calibri" w:eastAsia="Calibri" w:hAnsi="Calibri"/>
-          <w:color w:val="241F2E"/>
-          <w:sz w:val="21"/>
-          <w:szCs w:val="21"/>
-        </w:rPr>
-        <w:t xml:space="preserve"> en </w:t>
-      </w:r>
-      <w:r>
-        <w:rPr>
-          <w:rFonts w:ascii="Calibri" w:cs="Calibri" w:eastAsia="Calibri" w:hAnsi="Calibri"/>
-          <w:b/>
-          <w:bCs/>
-          <w:color w:val="241F2E"/>
-          <w:sz w:val="21"/>
-          <w:szCs w:val="21"/>
-        </w:rPr>
-        <w:t xml:space="preserve">Dirk Mulder</w:t>
-      </w:r>
-      <w:r>
-        <w:rPr>
-          <w:rFonts w:ascii="Calibri" w:cs="Calibri" w:eastAsia="Calibri" w:hAnsi="Calibri"/>
-          <w:color w:val="241F2E"/>
-          <w:sz w:val="21"/>
-          <w:szCs w:val="21"/>
-        </w:rPr>
-        <w:t xml:space="preserve"> de regel in cursief aan, onder het signaal.</w:t>
+          <w:b/>
+          <w:bCs/>
+          <w:color w:val="241F2E"/>
+          <w:sz w:val="21"/>
+          <w:szCs w:val="21"/>
+        </w:rPr>
+        <w:t xml:space="preserve">Ruud Mulder — eGFR 40.</w:t>
       </w:r>
     </w:p>
     <w:p>
@@ -2606,35 +2617,23 @@
           <w:sz w:val="21"/>
           <w:szCs w:val="21"/>
         </w:rPr>
-        <w:t xml:space="preserve">“En ook hier staat wat ze zelf hebben opgeschreven. Dirk Mulder: ‘de plek op mijn buik waar ik prik voelt hard en bobbelig aan.’ Die zin verandert meer aan mijn dag dan zijn HbA1c van 67.”</w:t>
-      </w:r>
-    </w:p>
-    <w:p>
-      <w:pPr>
-        <w:spacing w:after="140" w:before="100"/>
-        <w:ind w:left="60"/>
-      </w:pPr>
-      <w:r>
-        <w:rPr>
-          <w:rFonts w:ascii="Calibri" w:cs="Calibri" w:eastAsia="Calibri" w:hAnsi="Calibri"/>
-          <w:b/>
-          <w:bCs/>
-          <w:color w:val="0F5F6E"/>
-          <w:sz w:val="21"/>
-          <w:szCs w:val="21"/>
-        </w:rPr>
-        <w:t xml:space="preserve">▸  </w:t>
-      </w:r>
-      <w:r>
-        <w:rPr>
-          <w:rFonts w:ascii="Calibri" w:cs="Calibri" w:eastAsia="Calibri" w:hAnsi="Calibri"/>
-          <w:b/>
-          <w:bCs/>
-          <w:color w:val="241F2E"/>
-          <w:sz w:val="21"/>
-          <w:szCs w:val="21"/>
-        </w:rPr>
-        <w:t xml:space="preserve">Klap één regel uit.</w:t>
+        <w:t xml:space="preserve">“Die uitslag kwam een week geleden binnen op mijn eigen aanvraag. Hij raakt de dosering van meerdere middelen. Zijn volgende controle is over drie maanden.”</w:t>
+      </w:r>
+    </w:p>
+    <w:p>
+      <w:pPr>
+        <w:spacing w:after="140" w:line="276"/>
+      </w:pPr>
+      <w:r>
+        <w:rPr>
+          <w:rFonts w:ascii="Calibri" w:cs="Calibri" w:eastAsia="Calibri" w:hAnsi="Calibri"/>
+          <w:b/>
+          <w:bCs/>
+          <w:color w:val="241F2E"/>
+          <w:sz w:val="21"/>
+          <w:szCs w:val="21"/>
+        </w:rPr>
+        <w:t xml:space="preserve">Ilse van Dijk — “Ik ben de hele dag moe, ook als ik goed geslapen heb.”</w:t>
       </w:r>
     </w:p>
     <w:p>
@@ -2653,77 +2652,7 @@
           <w:sz w:val="21"/>
           <w:szCs w:val="21"/>
         </w:rPr>
-        <w:t xml:space="preserve">“En dan staat de hele vragenlijst er weer, op dezelfde manier. Overal hetzelfde beeld — anders ga ik zoeken welk scherm de echte antwoorden laat zien.”</w:t>
-      </w:r>
-    </w:p>
-    <w:p>
-      <w:pPr>
-        <w:pStyle w:val="Heading1"/>
-        <w:pBdr>
-          <w:bottom w:val="single" w:color="0F5F6E" w:sz="8" w:space="6"/>
-        </w:pBdr>
-        <w:spacing w:after="180" w:before="400"/>
-      </w:pPr>
-      <w:r>
-        <w:rPr>
-          <w:rFonts w:ascii="Calibri" w:cs="Calibri" w:eastAsia="Calibri" w:hAnsi="Calibri"/>
-          <w:b/>
-          <w:bCs/>
-          <w:color w:val="0F5F6E"/>
-          <w:sz w:val="30"/>
-          <w:szCs w:val="30"/>
-        </w:rPr>
-        <w:t xml:space="preserve">8 · Afronden — en de zin waarmee je eindigt</w:t>
-      </w:r>
-    </w:p>
-    <w:p>
-      <w:pPr>
-        <w:spacing w:after="140" w:before="100"/>
-        <w:ind w:left="60"/>
-      </w:pPr>
-      <w:r>
-        <w:rPr>
-          <w:rFonts w:ascii="Calibri" w:cs="Calibri" w:eastAsia="Calibri" w:hAnsi="Calibri"/>
-          <w:b/>
-          <w:bCs/>
-          <w:color w:val="0F5F6E"/>
-          <w:sz w:val="21"/>
-          <w:szCs w:val="21"/>
-        </w:rPr>
-        <w:t xml:space="preserve">▸  </w:t>
-      </w:r>
-      <w:r>
-        <w:rPr>
-          <w:rFonts w:ascii="Calibri" w:cs="Calibri" w:eastAsia="Calibri" w:hAnsi="Calibri"/>
-          <w:b/>
-          <w:bCs/>
-          <w:color w:val="241F2E"/>
-          <w:sz w:val="21"/>
-          <w:szCs w:val="21"/>
-        </w:rPr>
-        <w:t xml:space="preserve">Klik op </w:t>
-      </w:r>
-      <w:r>
-        <w:rPr>
-          <w:rFonts w:ascii="Calibri" w:cs="Calibri" w:eastAsia="Calibri" w:hAnsi="Calibri"/>
-          <w:b/>
-          <w:bCs/>
-          <w:color w:val="241F2E"/>
-          <w:sz w:val="21"/>
-          <w:szCs w:val="21"/>
-        </w:rPr>
-        <w:t xml:space="preserve">Afronden</w:t>
-      </w:r>
-      <w:r>
-        <w:rPr>
-          <w:rFonts w:ascii="Calibri" w:cs="Calibri" w:eastAsia="Calibri" w:hAnsi="Calibri"/>
-          <w:b/>
-          <w:bCs/>
-          <w:color w:val="241F2E"/>
-          <w:sz w:val="21"/>
-          <w:szCs w:val="21"/>
-        </w:rPr>
-        <w:t xml:space="preserve">.</w:t>
+        <w:t xml:space="preserve">“Uit de jaarlijkse screening. Geen meetwaarde, gewoon wat ze opschreef.”</w:t>
       </w:r>
     </w:p>
     <w:p>
@@ -2742,21 +2671,99 @@
           <w:sz w:val="21"/>
           <w:szCs w:val="21"/>
         </w:rPr>
-        <w:t xml:space="preserve">“Wat blijft er liggen, wat is er automatisch gedaan, en waar sta ik voor in.”</w:t>
-      </w:r>
-    </w:p>
-    <w:p>
-      <w:pPr>
-        <w:spacing w:after="140" w:line="276"/>
-      </w:pPr>
-      <w:r>
-        <w:rPr>
-          <w:rFonts w:ascii="Calibri" w:cs="Calibri" w:eastAsia="Calibri" w:hAnsi="Calibri"/>
-          <w:color w:val="241F2E"/>
-          <w:sz w:val="21"/>
-          <w:szCs w:val="21"/>
-        </w:rPr>
-        <w:t xml:space="preserve">En dan terug naar waar je begon:</w:t>
+        <w:t xml:space="preserve">“Voor geen van deze drie is een consult nodig. Een bericht, een aangepast recept, een telefoontje. Zonder dit blok wachten ze tot de afspraak die toevallig in de agenda staat.”</w:t>
+      </w:r>
+    </w:p>
+    <w:p>
+      <w:pPr>
+        <w:pStyle w:val="Heading1"/>
+        <w:pBdr>
+          <w:bottom w:val="single" w:color="0F5F6E" w:sz="8" w:space="6"/>
+        </w:pBdr>
+        <w:spacing w:after="180" w:before="400"/>
+      </w:pPr>
+      <w:r>
+        <w:rPr>
+          <w:rFonts w:ascii="Calibri" w:cs="Calibri" w:eastAsia="Calibri" w:hAnsi="Calibri"/>
+          <w:b/>
+          <w:bCs/>
+          <w:color w:val="0F5F6E"/>
+          <w:sz w:val="30"/>
+          <w:szCs w:val="30"/>
+        </w:rPr>
+        <w:t xml:space="preserve">7 · Mijn cohort — en wie juist niet hoeft te komen</w:t>
+      </w:r>
+    </w:p>
+    <w:p>
+      <w:pPr>
+        <w:spacing w:after="140" w:before="100"/>
+        <w:ind w:left="60"/>
+      </w:pPr>
+      <w:r>
+        <w:rPr>
+          <w:rFonts w:ascii="Calibri" w:cs="Calibri" w:eastAsia="Calibri" w:hAnsi="Calibri"/>
+          <w:b/>
+          <w:bCs/>
+          <w:color w:val="0F5F6E"/>
+          <w:sz w:val="21"/>
+          <w:szCs w:val="21"/>
+        </w:rPr>
+        <w:t xml:space="preserve">▸  </w:t>
+      </w:r>
+      <w:r>
+        <w:rPr>
+          <w:rFonts w:ascii="Calibri" w:cs="Calibri" w:eastAsia="Calibri" w:hAnsi="Calibri"/>
+          <w:b/>
+          <w:bCs/>
+          <w:color w:val="241F2E"/>
+          <w:sz w:val="21"/>
+          <w:szCs w:val="21"/>
+        </w:rPr>
+        <w:t xml:space="preserve">Klik onder </w:t>
+      </w:r>
+      <w:r>
+        <w:rPr>
+          <w:rFonts w:ascii="Calibri" w:cs="Calibri" w:eastAsia="Calibri" w:hAnsi="Calibri"/>
+          <w:b/>
+          <w:bCs/>
+          <w:color w:val="241F2E"/>
+          <w:sz w:val="21"/>
+          <w:szCs w:val="21"/>
+        </w:rPr>
+        <w:t xml:space="preserve">Praktijk</w:t>
+      </w:r>
+      <w:r>
+        <w:rPr>
+          <w:rFonts w:ascii="Calibri" w:cs="Calibri" w:eastAsia="Calibri" w:hAnsi="Calibri"/>
+          <w:b/>
+          <w:bCs/>
+          <w:color w:val="241F2E"/>
+          <w:sz w:val="21"/>
+          <w:szCs w:val="21"/>
+        </w:rPr>
+        <w:t xml:space="preserve"> op </w:t>
+      </w:r>
+      <w:r>
+        <w:rPr>
+          <w:rFonts w:ascii="Calibri" w:cs="Calibri" w:eastAsia="Calibri" w:hAnsi="Calibri"/>
+          <w:b/>
+          <w:bCs/>
+          <w:color w:val="241F2E"/>
+          <w:sz w:val="21"/>
+          <w:szCs w:val="21"/>
+        </w:rPr>
+        <w:t xml:space="preserve">Mijn cohort</w:t>
+      </w:r>
+      <w:r>
+        <w:rPr>
+          <w:rFonts w:ascii="Calibri" w:cs="Calibri" w:eastAsia="Calibri" w:hAnsi="Calibri"/>
+          <w:b/>
+          <w:bCs/>
+          <w:color w:val="241F2E"/>
+          <w:sz w:val="21"/>
+          <w:szCs w:val="21"/>
+        </w:rPr>
+        <w:t xml:space="preserve">. 23 mensen, 7 met een signaal, 16 stabiel.</w:t>
       </w:r>
     </w:p>
     <w:p>
@@ -2775,7 +2782,268 @@
           <w:sz w:val="21"/>
           <w:szCs w:val="21"/>
         </w:rPr>
-        <w:t xml:space="preserve">“Eén systeem. Ik zag mijn werk op volgorde van tijd: wat over een week misgaat, wat vandaag binnenkomt, wie ik nu spreek. Ik zag wat de patiënt zelf heeft opgeschreven, en ik kon het met één klik in mijn dossier zetten — als patiëntgegeven, niet stiekem als mijn eigen registratie. En bijna de helft van het logistieke werk was al gedaan voordat ik inlogde.”</w:t>
+        <w:t xml:space="preserve">“Dit is geen werklijst maar een overzicht. Zestien mensen hoeven niets. Dat is ook een uitkomst, en het scheelt zestien oproepen.”</w:t>
+      </w:r>
+    </w:p>
+    <w:p>
+      <w:pPr>
+        <w:spacing w:after="140" w:line="276"/>
+      </w:pPr>
+      <w:r>
+        <w:rPr>
+          <w:rFonts w:ascii="Calibri" w:cs="Calibri" w:eastAsia="Calibri" w:hAnsi="Calibri"/>
+          <w:color w:val="241F2E"/>
+          <w:sz w:val="21"/>
+          <w:szCs w:val="21"/>
+        </w:rPr>
+        <w:t xml:space="preserve">Wijs bij </w:t>
+      </w:r>
+      <w:r>
+        <w:rPr>
+          <w:rFonts w:ascii="Calibri" w:cs="Calibri" w:eastAsia="Calibri" w:hAnsi="Calibri"/>
+          <w:b/>
+          <w:bCs/>
+          <w:color w:val="241F2E"/>
+          <w:sz w:val="21"/>
+          <w:szCs w:val="21"/>
+        </w:rPr>
+        <w:t xml:space="preserve">Fatima Vermeulen</w:t>
+      </w:r>
+      <w:r>
+        <w:rPr>
+          <w:rFonts w:ascii="Calibri" w:cs="Calibri" w:eastAsia="Calibri" w:hAnsi="Calibri"/>
+          <w:color w:val="241F2E"/>
+          <w:sz w:val="21"/>
+          <w:szCs w:val="21"/>
+        </w:rPr>
+        <w:t xml:space="preserve"> en </w:t>
+      </w:r>
+      <w:r>
+        <w:rPr>
+          <w:rFonts w:ascii="Calibri" w:cs="Calibri" w:eastAsia="Calibri" w:hAnsi="Calibri"/>
+          <w:b/>
+          <w:bCs/>
+          <w:color w:val="241F2E"/>
+          <w:sz w:val="21"/>
+          <w:szCs w:val="21"/>
+        </w:rPr>
+        <w:t xml:space="preserve">Dirk Mulder</w:t>
+      </w:r>
+      <w:r>
+        <w:rPr>
+          <w:rFonts w:ascii="Calibri" w:cs="Calibri" w:eastAsia="Calibri" w:hAnsi="Calibri"/>
+          <w:color w:val="241F2E"/>
+          <w:sz w:val="21"/>
+          <w:szCs w:val="21"/>
+        </w:rPr>
+        <w:t xml:space="preserve"> de regel in cursief aan, onder het signaal.</w:t>
+      </w:r>
+    </w:p>
+    <w:p>
+      <w:pPr>
+        <w:pBdr>
+          <w:left w:val="single" w:color="0F5F6E" w:sz="18" w:space="10"/>
+        </w:pBdr>
+        <w:shd w:fill="E3F0F2" w:val="clear"/>
+        <w:spacing w:after="140" w:before="100" w:line="288"/>
+        <w:ind w:left="340" w:right="200"/>
+      </w:pPr>
+      <w:r>
+        <w:rPr>
+          <w:rFonts w:ascii="Calibri" w:cs="Calibri" w:eastAsia="Calibri" w:hAnsi="Calibri"/>
+          <w:color w:val="123E47"/>
+          <w:sz w:val="21"/>
+          <w:szCs w:val="21"/>
+        </w:rPr>
+        <w:t xml:space="preserve">“En ook hier staat wat ze zelf hebben opgeschreven. Dirk Mulder: ‘de plek op mijn buik waar ik prik voelt hard en bobbelig aan.’ Die zin verandert meer aan mijn dag dan zijn HbA1c van 67.”</w:t>
+      </w:r>
+    </w:p>
+    <w:p>
+      <w:pPr>
+        <w:spacing w:after="140" w:before="100"/>
+        <w:ind w:left="60"/>
+      </w:pPr>
+      <w:r>
+        <w:rPr>
+          <w:rFonts w:ascii="Calibri" w:cs="Calibri" w:eastAsia="Calibri" w:hAnsi="Calibri"/>
+          <w:b/>
+          <w:bCs/>
+          <w:color w:val="0F5F6E"/>
+          <w:sz w:val="21"/>
+          <w:szCs w:val="21"/>
+        </w:rPr>
+        <w:t xml:space="preserve">▸  </w:t>
+      </w:r>
+      <w:r>
+        <w:rPr>
+          <w:rFonts w:ascii="Calibri" w:cs="Calibri" w:eastAsia="Calibri" w:hAnsi="Calibri"/>
+          <w:b/>
+          <w:bCs/>
+          <w:color w:val="241F2E"/>
+          <w:sz w:val="21"/>
+          <w:szCs w:val="21"/>
+        </w:rPr>
+        <w:t xml:space="preserve">Klap één regel uit.</w:t>
+      </w:r>
+    </w:p>
+    <w:p>
+      <w:pPr>
+        <w:pBdr>
+          <w:left w:val="single" w:color="0F5F6E" w:sz="18" w:space="10"/>
+        </w:pBdr>
+        <w:shd w:fill="E3F0F2" w:val="clear"/>
+        <w:spacing w:after="140" w:before="100" w:line="288"/>
+        <w:ind w:left="340" w:right="200"/>
+      </w:pPr>
+      <w:r>
+        <w:rPr>
+          <w:rFonts w:ascii="Calibri" w:cs="Calibri" w:eastAsia="Calibri" w:hAnsi="Calibri"/>
+          <w:color w:val="123E47"/>
+          <w:sz w:val="21"/>
+          <w:szCs w:val="21"/>
+        </w:rPr>
+        <w:t xml:space="preserve">“En dan staat de hele vragenlijst er weer, op dezelfde manier. Overal hetzelfde beeld — anders ga ik zoeken welk scherm de echte antwoorden laat zien.”</w:t>
+      </w:r>
+    </w:p>
+    <w:p>
+      <w:pPr>
+        <w:pBdr>
+          <w:left w:val="single" w:color="0F5F6E" w:sz="18" w:space="10"/>
+        </w:pBdr>
+        <w:shd w:fill="E3F0F2" w:val="clear"/>
+        <w:spacing w:after="140" w:before="100" w:line="288"/>
+        <w:ind w:left="340" w:right="200"/>
+      </w:pPr>
+      <w:r>
+        <w:rPr>
+          <w:rFonts w:ascii="Calibri" w:cs="Calibri" w:eastAsia="Calibri" w:hAnsi="Calibri"/>
+          <w:color w:val="123E47"/>
+          <w:sz w:val="21"/>
+          <w:szCs w:val="21"/>
+        </w:rPr>
+        <w:t xml:space="preserve">“Wat van deze mensen vandaag om een besluit vraagt, stond net in Opvolgen. Hier staan ze allemaal — ook degenen bij wie niets aan de hand is.”</w:t>
+      </w:r>
+    </w:p>
+    <w:p>
+      <w:pPr>
+        <w:pStyle w:val="Heading1"/>
+        <w:pBdr>
+          <w:bottom w:val="single" w:color="0F5F6E" w:sz="8" w:space="6"/>
+        </w:pBdr>
+        <w:spacing w:after="180" w:before="400"/>
+      </w:pPr>
+      <w:r>
+        <w:rPr>
+          <w:rFonts w:ascii="Calibri" w:cs="Calibri" w:eastAsia="Calibri" w:hAnsi="Calibri"/>
+          <w:b/>
+          <w:bCs/>
+          <w:color w:val="0F5F6E"/>
+          <w:sz w:val="30"/>
+          <w:szCs w:val="30"/>
+        </w:rPr>
+        <w:t xml:space="preserve">8 · Afronden — en de zin waarmee je eindigt</w:t>
+      </w:r>
+    </w:p>
+    <w:p>
+      <w:pPr>
+        <w:spacing w:after="140" w:before="100"/>
+        <w:ind w:left="60"/>
+      </w:pPr>
+      <w:r>
+        <w:rPr>
+          <w:rFonts w:ascii="Calibri" w:cs="Calibri" w:eastAsia="Calibri" w:hAnsi="Calibri"/>
+          <w:b/>
+          <w:bCs/>
+          <w:color w:val="0F5F6E"/>
+          <w:sz w:val="21"/>
+          <w:szCs w:val="21"/>
+        </w:rPr>
+        <w:t xml:space="preserve">▸  </w:t>
+      </w:r>
+      <w:r>
+        <w:rPr>
+          <w:rFonts w:ascii="Calibri" w:cs="Calibri" w:eastAsia="Calibri" w:hAnsi="Calibri"/>
+          <w:b/>
+          <w:bCs/>
+          <w:color w:val="241F2E"/>
+          <w:sz w:val="21"/>
+          <w:szCs w:val="21"/>
+        </w:rPr>
+        <w:t xml:space="preserve">Klik op </w:t>
+      </w:r>
+      <w:r>
+        <w:rPr>
+          <w:rFonts w:ascii="Calibri" w:cs="Calibri" w:eastAsia="Calibri" w:hAnsi="Calibri"/>
+          <w:b/>
+          <w:bCs/>
+          <w:color w:val="241F2E"/>
+          <w:sz w:val="21"/>
+          <w:szCs w:val="21"/>
+        </w:rPr>
+        <w:t xml:space="preserve">Afronden</w:t>
+      </w:r>
+      <w:r>
+        <w:rPr>
+          <w:rFonts w:ascii="Calibri" w:cs="Calibri" w:eastAsia="Calibri" w:hAnsi="Calibri"/>
+          <w:b/>
+          <w:bCs/>
+          <w:color w:val="241F2E"/>
+          <w:sz w:val="21"/>
+          <w:szCs w:val="21"/>
+        </w:rPr>
+        <w:t xml:space="preserve">.</w:t>
+      </w:r>
+    </w:p>
+    <w:p>
+      <w:pPr>
+        <w:pBdr>
+          <w:left w:val="single" w:color="0F5F6E" w:sz="18" w:space="10"/>
+        </w:pBdr>
+        <w:shd w:fill="E3F0F2" w:val="clear"/>
+        <w:spacing w:after="140" w:before="100" w:line="288"/>
+        <w:ind w:left="340" w:right="200"/>
+      </w:pPr>
+      <w:r>
+        <w:rPr>
+          <w:rFonts w:ascii="Calibri" w:cs="Calibri" w:eastAsia="Calibri" w:hAnsi="Calibri"/>
+          <w:color w:val="123E47"/>
+          <w:sz w:val="21"/>
+          <w:szCs w:val="21"/>
+        </w:rPr>
+        <w:t xml:space="preserve">“Wat blijft er liggen, wat is er automatisch gedaan, en waar sta ik voor in.”</w:t>
+      </w:r>
+    </w:p>
+    <w:p>
+      <w:pPr>
+        <w:spacing w:after="140" w:line="276"/>
+      </w:pPr>
+      <w:r>
+        <w:rPr>
+          <w:rFonts w:ascii="Calibri" w:cs="Calibri" w:eastAsia="Calibri" w:hAnsi="Calibri"/>
+          <w:color w:val="241F2E"/>
+          <w:sz w:val="21"/>
+          <w:szCs w:val="21"/>
+        </w:rPr>
+        <w:t xml:space="preserve">En dan terug naar waar je begon:</w:t>
+      </w:r>
+    </w:p>
+    <w:p>
+      <w:pPr>
+        <w:pBdr>
+          <w:left w:val="single" w:color="0F5F6E" w:sz="18" w:space="10"/>
+        </w:pBdr>
+        <w:shd w:fill="E3F0F2" w:val="clear"/>
+        <w:spacing w:after="140" w:before="100" w:line="288"/>
+        <w:ind w:left="340" w:right="200"/>
+      </w:pPr>
+      <w:r>
+        <w:rPr>
+          <w:rFonts w:ascii="Calibri" w:cs="Calibri" w:eastAsia="Calibri" w:hAnsi="Calibri"/>
+          <w:color w:val="123E47"/>
+          <w:sz w:val="21"/>
+          <w:szCs w:val="21"/>
+        </w:rPr>
+        <w:t xml:space="preserve">“Eén systeem. Ik zag mijn werk op volgorde van tijd: wat over een week misgaat, wat vandaag binnenkomt, wie ik nu spreek. Ik zag wat de patiënt zelf heeft opgeschreven, ik kon het met één klik in mijn dossier zetten — als patiëntgegeven, niet stiekem als mijn eigen registratie — en ik kon het daarna in het journaal terugvinden als precies dat. En bijna de helft van het logistieke werk was al gedaan voordat ik inlogde.”</w:t>
       </w:r>
     </w:p>
     <w:p>
@@ -3120,7 +3388,7 @@
                 <w:sz w:val="19"/>
                 <w:szCs w:val="19"/>
               </w:rPr>
-              <w:t xml:space="preserve">Aanloop 12 (2) · Spreekuur 9 (4) · Opvolgen 11 (11) · Monitoren 23 (7) · Afronden 3 (0)</w:t>
+              <w:t xml:space="preserve">Aanloop 12 (2) · Spreekuur 9 (4) · Opvolgen 14 (2) · Afronden 3 (0)</w:t>
             </w:r>
           </w:p>
         </w:tc>
@@ -3283,6 +3551,114 @@
                 <w:szCs w:val="19"/>
               </w:rPr>
               <w:t xml:space="preserve">Willem Hendriks (thuisbloeddruk 160) · Ruud Mulder (eGFR 40)</w:t>
+            </w:r>
+          </w:p>
+        </w:tc>
+      </w:tr>
+      <w:tr>
+        <w:tc>
+          <w:tcPr>
+            <w:tcW w:type="dxa" w:w="2600"/>
+            <w:shd w:fill="FFFFFF" w:val="clear"/>
+            <w:tcMar>
+              <w:top w:type="dxa" w:w="90"/>
+              <w:left w:type="dxa" w:w="130"/>
+              <w:bottom w:type="dxa" w:w="90"/>
+              <w:right w:type="dxa" w:w="130"/>
+            </w:tcMar>
+          </w:tcPr>
+          <w:p>
+            <w:pPr>
+              <w:spacing w:after="0" w:line="264"/>
+            </w:pPr>
+            <w:r>
+              <w:rPr>
+                <w:rFonts w:ascii="Calibri" w:cs="Calibri" w:eastAsia="Calibri" w:hAnsi="Calibri"/>
+                <w:color w:val="241F2E"/>
+                <w:sz w:val="19"/>
+                <w:szCs w:val="19"/>
+              </w:rPr>
+              <w:t xml:space="preserve">Opvolgen · aanleidingen</w:t>
+            </w:r>
+          </w:p>
+        </w:tc>
+        <w:tc>
+          <w:tcPr>
+            <w:tcW w:type="dxa" w:w="7039"/>
+            <w:shd w:fill="FFFFFF" w:val="clear"/>
+            <w:tcMar>
+              <w:top w:type="dxa" w:w="90"/>
+              <w:left w:type="dxa" w:w="130"/>
+              <w:bottom w:type="dxa" w:w="90"/>
+              <w:right w:type="dxa" w:w="130"/>
+            </w:tcMar>
+          </w:tcPr>
+          <w:p>
+            <w:pPr>
+              <w:spacing w:after="0" w:line="264"/>
+            </w:pPr>
+            <w:r>
+              <w:rPr>
+                <w:rFonts w:ascii="Calibri" w:cs="Calibri" w:eastAsia="Calibri" w:hAnsi="Calibri"/>
+                <w:color w:val="241F2E"/>
+                <w:sz w:val="19"/>
+                <w:szCs w:val="19"/>
+              </w:rPr>
+              <w:t xml:space="preserve">5 labuitslagen · 5 vragenlijsten · 3 thuismetingen · 1 uit het beloop</w:t>
+            </w:r>
+          </w:p>
+        </w:tc>
+      </w:tr>
+      <w:tr>
+        <w:tc>
+          <w:tcPr>
+            <w:tcW w:type="dxa" w:w="2600"/>
+            <w:shd w:fill="FFFFFF" w:val="clear"/>
+            <w:tcMar>
+              <w:top w:type="dxa" w:w="90"/>
+              <w:left w:type="dxa" w:w="130"/>
+              <w:bottom w:type="dxa" w:w="90"/>
+              <w:right w:type="dxa" w:w="130"/>
+            </w:tcMar>
+          </w:tcPr>
+          <w:p>
+            <w:pPr>
+              <w:spacing w:after="0" w:line="264"/>
+            </w:pPr>
+            <w:r>
+              <w:rPr>
+                <w:rFonts w:ascii="Calibri" w:cs="Calibri" w:eastAsia="Calibri" w:hAnsi="Calibri"/>
+                <w:color w:val="241F2E"/>
+                <w:sz w:val="19"/>
+                <w:szCs w:val="19"/>
+              </w:rPr>
+              <w:t xml:space="preserve">Mijn cohort</w:t>
+            </w:r>
+          </w:p>
+        </w:tc>
+        <w:tc>
+          <w:tcPr>
+            <w:tcW w:type="dxa" w:w="7039"/>
+            <w:shd w:fill="FFFFFF" w:val="clear"/>
+            <w:tcMar>
+              <w:top w:type="dxa" w:w="90"/>
+              <w:left w:type="dxa" w:w="130"/>
+              <w:bottom w:type="dxa" w:w="90"/>
+              <w:right w:type="dxa" w:w="130"/>
+            </w:tcMar>
+          </w:tcPr>
+          <w:p>
+            <w:pPr>
+              <w:spacing w:after="0" w:line="264"/>
+            </w:pPr>
+            <w:r>
+              <w:rPr>
+                <w:rFonts w:ascii="Calibri" w:cs="Calibri" w:eastAsia="Calibri" w:hAnsi="Calibri"/>
+                <w:color w:val="241F2E"/>
+                <w:sz w:val="19"/>
+                <w:szCs w:val="19"/>
+              </w:rPr>
+              <w:t xml:space="preserve">23 gevolgd · 7 met een signaal · 16 stabiel</w:t>
             </w:r>
           </w:p>
         </w:tc>
@@ -4325,16 +4701,16 @@
           <w:sz w:val="21"/>
           <w:szCs w:val="21"/>
         </w:rPr>
-        <w:t xml:space="preserve">Ga niet alle vijf de tegels uitputtend af.</w:t>
-      </w:r>
-      <w:r>
-        <w:rPr>
-          <w:rFonts w:ascii="Calibri" w:cs="Calibri" w:eastAsia="Calibri" w:hAnsi="Calibri"/>
-          <w:color w:val="241F2E"/>
-          <w:sz w:val="21"/>
-          <w:szCs w:val="21"/>
-        </w:rPr>
-        <w:t xml:space="preserve"> Aanloop, Spreekuur en Opvolgen dragen het verhaal. Monitoren en Afronden zijn de afronding, niet het middenstuk.</w:t>
+        <w:t xml:space="preserve">Ga niet alle vier de tegels uitputtend af.</w:t>
+      </w:r>
+      <w:r>
+        <w:rPr>
+          <w:rFonts w:ascii="Calibri" w:cs="Calibri" w:eastAsia="Calibri" w:hAnsi="Calibri"/>
+          <w:color w:val="241F2E"/>
+          <w:sz w:val="21"/>
+          <w:szCs w:val="21"/>
+        </w:rPr>
+        <w:t xml:space="preserve"> Aanloop, Spreekuur en Opvolgen dragen het verhaal. Afronden is de afsluiting, niet het middenstuk.</w:t>
       </w:r>
     </w:p>
     <w:p>

--- a/Cadans-demonstratiescript.docx
+++ b/Cadans-demonstratiescript.docx
@@ -1495,6 +1495,34 @@
     </w:p>
     <w:p>
       <w:pPr>
+        <w:spacing w:after="140" w:before="100"/>
+        <w:ind w:left="60"/>
+      </w:pPr>
+      <w:r>
+        <w:rPr>
+          <w:rFonts w:ascii="Calibri" w:cs="Calibri" w:eastAsia="Calibri" w:hAnsi="Calibri"/>
+          <w:b/>
+          <w:bCs/>
+          <w:color w:val="0F5F6E"/>
+          <w:sz w:val="21"/>
+          <w:szCs w:val="21"/>
+        </w:rPr>
+        <w:t xml:space="preserve">▸  </w:t>
+      </w:r>
+      <w:r>
+        <w:rPr>
+          <w:rFonts w:ascii="Calibri" w:cs="Calibri" w:eastAsia="Calibri" w:hAnsi="Calibri"/>
+          <w:b/>
+          <w:bCs/>
+          <w:color w:val="241F2E"/>
+          <w:sz w:val="21"/>
+          <w:szCs w:val="21"/>
+        </w:rPr>
+        <w:t xml:space="preserve">Wijs bij Fatima Bos de merkjes onder het advies aan.</w:t>
+      </w:r>
+    </w:p>
+    <w:p>
+      <w:pPr>
         <w:pBdr>
           <w:left w:val="single" w:color="0F5F6E" w:sz="18" w:space="10"/>
         </w:pBdr>
@@ -1509,99 +1537,7 @@
           <w:sz w:val="21"/>
           <w:szCs w:val="21"/>
         </w:rPr>
-        <w:t xml:space="preserve">“Dit is nu onzichtbaar. Iedere praktijk ontdekt dit op het moment dat de patiënt al in de stoel zit.”</w:t>
-      </w:r>
-    </w:p>
-    <w:p>
-      <w:pPr>
-        <w:pStyle w:val="Heading1"/>
-        <w:pBdr>
-          <w:bottom w:val="single" w:color="0F5F6E" w:sz="8" w:space="6"/>
-        </w:pBdr>
-        <w:spacing w:after="180" w:before="400"/>
-      </w:pPr>
-      <w:r>
-        <w:rPr>
-          <w:rFonts w:ascii="Calibri" w:cs="Calibri" w:eastAsia="Calibri" w:hAnsi="Calibri"/>
-          <w:b/>
-          <w:bCs/>
-          <w:color w:val="0F5F6E"/>
-          <w:sz w:val="30"/>
-          <w:szCs w:val="30"/>
-        </w:rPr>
-        <w:t xml:space="preserve">4 · Spreekuur — en wat de patiënt zelf heeft opgeschreven</w:t>
-      </w:r>
-    </w:p>
-    <w:p>
-      <w:pPr>
-        <w:spacing w:after="140" w:before="100"/>
-        <w:ind w:left="60"/>
-      </w:pPr>
-      <w:r>
-        <w:rPr>
-          <w:rFonts w:ascii="Calibri" w:cs="Calibri" w:eastAsia="Calibri" w:hAnsi="Calibri"/>
-          <w:b/>
-          <w:bCs/>
-          <w:color w:val="0F5F6E"/>
-          <w:sz w:val="21"/>
-          <w:szCs w:val="21"/>
-        </w:rPr>
-        <w:t xml:space="preserve">▸  </w:t>
-      </w:r>
-      <w:r>
-        <w:rPr>
-          <w:rFonts w:ascii="Calibri" w:cs="Calibri" w:eastAsia="Calibri" w:hAnsi="Calibri"/>
-          <w:b/>
-          <w:bCs/>
-          <w:color w:val="241F2E"/>
-          <w:sz w:val="21"/>
-          <w:szCs w:val="21"/>
-        </w:rPr>
-        <w:t xml:space="preserve">Klik op </w:t>
-      </w:r>
-      <w:r>
-        <w:rPr>
-          <w:rFonts w:ascii="Calibri" w:cs="Calibri" w:eastAsia="Calibri" w:hAnsi="Calibri"/>
-          <w:b/>
-          <w:bCs/>
-          <w:color w:val="241F2E"/>
-          <w:sz w:val="21"/>
-          <w:szCs w:val="21"/>
-        </w:rPr>
-        <w:t xml:space="preserve">Spreekuur</w:t>
-      </w:r>
-      <w:r>
-        <w:rPr>
-          <w:rFonts w:ascii="Calibri" w:cs="Calibri" w:eastAsia="Calibri" w:hAnsi="Calibri"/>
-          <w:b/>
-          <w:bCs/>
-          <w:color w:val="241F2E"/>
-          <w:sz w:val="21"/>
-          <w:szCs w:val="21"/>
-        </w:rPr>
-        <w:t xml:space="preserve">. Bovenaan staat </w:t>
-      </w:r>
-      <w:r>
-        <w:rPr>
-          <w:rFonts w:ascii="Calibri" w:cs="Calibri" w:eastAsia="Calibri" w:hAnsi="Calibri"/>
-          <w:b/>
-          <w:bCs/>
-          <w:color w:val="241F2E"/>
-          <w:sz w:val="21"/>
-          <w:szCs w:val="21"/>
-        </w:rPr>
-        <w:t xml:space="preserve">Anneke Bos, 10:40</w:t>
-      </w:r>
-      <w:r>
-        <w:rPr>
-          <w:rFonts w:ascii="Calibri" w:cs="Calibri" w:eastAsia="Calibri" w:hAnsi="Calibri"/>
-          <w:b/>
-          <w:bCs/>
-          <w:color w:val="241F2E"/>
-          <w:sz w:val="21"/>
-          <w:szCs w:val="21"/>
-        </w:rPr>
-        <w:t xml:space="preserve">.</w:t>
+        <w:t xml:space="preserve">“En let op het verschil tussen die twee regels. Het lab lukt niet meer — dat kost vijf dagen. De vragenlijst kan nog wel, die kan tot de dag ervoor. Dus de reden om te verzetten is het bloedonderzoek, niet de vragenlijst. Die doorlooptijden zijn geen aanname van ons: ze staan in het protocol, en de praktijk kan ze aanpassen als het prikpunt hier trager is.”</w:t>
       </w:r>
     </w:p>
     <w:p>
@@ -1620,32 +1556,99 @@
           <w:sz w:val="21"/>
           <w:szCs w:val="21"/>
         </w:rPr>
-        <w:t xml:space="preserve">“Dit is wat ik zie vlak voordat ik iemand binnenroep. Niet de avond ervoor in één ruk, maar op het moment dat het nodig is.”</w:t>
-      </w:r>
-    </w:p>
-    <w:p>
-      <w:pPr>
-        <w:spacing w:after="140" w:line="276"/>
-      </w:pPr>
-      <w:r>
-        <w:rPr>
-          <w:rFonts w:ascii="Calibri" w:cs="Calibri" w:eastAsia="Calibri" w:hAnsi="Calibri"/>
-          <w:b/>
-          <w:bCs/>
-          <w:color w:val="241F2E"/>
-          <w:sz w:val="21"/>
-          <w:szCs w:val="21"/>
-        </w:rPr>
-        <w:t xml:space="preserve">Wijs eerst aan wat er níét staat.</w:t>
-      </w:r>
-      <w:r>
-        <w:rPr>
-          <w:rFonts w:ascii="Calibri" w:cs="Calibri" w:eastAsia="Calibri" w:hAnsi="Calibri"/>
-          <w:color w:val="241F2E"/>
-          <w:sz w:val="21"/>
-          <w:szCs w:val="21"/>
-        </w:rPr>
-        <w:t xml:space="preserve"> Er staat nergens ‘nog bloed prikken’.</w:t>
+        <w:t xml:space="preserve">“Dit is nu onzichtbaar. Iedere praktijk ontdekt dit op het moment dat de patiënt al in de stoel zit.”</w:t>
+      </w:r>
+    </w:p>
+    <w:p>
+      <w:pPr>
+        <w:pStyle w:val="Heading1"/>
+        <w:pBdr>
+          <w:bottom w:val="single" w:color="0F5F6E" w:sz="8" w:space="6"/>
+        </w:pBdr>
+        <w:spacing w:after="180" w:before="400"/>
+      </w:pPr>
+      <w:r>
+        <w:rPr>
+          <w:rFonts w:ascii="Calibri" w:cs="Calibri" w:eastAsia="Calibri" w:hAnsi="Calibri"/>
+          <w:b/>
+          <w:bCs/>
+          <w:color w:val="0F5F6E"/>
+          <w:sz w:val="30"/>
+          <w:szCs w:val="30"/>
+        </w:rPr>
+        <w:t xml:space="preserve">4 · Spreekuur — en wat de patiënt zelf heeft opgeschreven</w:t>
+      </w:r>
+    </w:p>
+    <w:p>
+      <w:pPr>
+        <w:spacing w:after="140" w:before="100"/>
+        <w:ind w:left="60"/>
+      </w:pPr>
+      <w:r>
+        <w:rPr>
+          <w:rFonts w:ascii="Calibri" w:cs="Calibri" w:eastAsia="Calibri" w:hAnsi="Calibri"/>
+          <w:b/>
+          <w:bCs/>
+          <w:color w:val="0F5F6E"/>
+          <w:sz w:val="21"/>
+          <w:szCs w:val="21"/>
+        </w:rPr>
+        <w:t xml:space="preserve">▸  </w:t>
+      </w:r>
+      <w:r>
+        <w:rPr>
+          <w:rFonts w:ascii="Calibri" w:cs="Calibri" w:eastAsia="Calibri" w:hAnsi="Calibri"/>
+          <w:b/>
+          <w:bCs/>
+          <w:color w:val="241F2E"/>
+          <w:sz w:val="21"/>
+          <w:szCs w:val="21"/>
+        </w:rPr>
+        <w:t xml:space="preserve">Klik op </w:t>
+      </w:r>
+      <w:r>
+        <w:rPr>
+          <w:rFonts w:ascii="Calibri" w:cs="Calibri" w:eastAsia="Calibri" w:hAnsi="Calibri"/>
+          <w:b/>
+          <w:bCs/>
+          <w:color w:val="241F2E"/>
+          <w:sz w:val="21"/>
+          <w:szCs w:val="21"/>
+        </w:rPr>
+        <w:t xml:space="preserve">Spreekuur</w:t>
+      </w:r>
+      <w:r>
+        <w:rPr>
+          <w:rFonts w:ascii="Calibri" w:cs="Calibri" w:eastAsia="Calibri" w:hAnsi="Calibri"/>
+          <w:b/>
+          <w:bCs/>
+          <w:color w:val="241F2E"/>
+          <w:sz w:val="21"/>
+          <w:szCs w:val="21"/>
+        </w:rPr>
+        <w:t xml:space="preserve">. Bovenaan staat </w:t>
+      </w:r>
+      <w:r>
+        <w:rPr>
+          <w:rFonts w:ascii="Calibri" w:cs="Calibri" w:eastAsia="Calibri" w:hAnsi="Calibri"/>
+          <w:b/>
+          <w:bCs/>
+          <w:color w:val="241F2E"/>
+          <w:sz w:val="21"/>
+          <w:szCs w:val="21"/>
+        </w:rPr>
+        <w:t xml:space="preserve">Anneke Bos, 10:40</w:t>
+      </w:r>
+      <w:r>
+        <w:rPr>
+          <w:rFonts w:ascii="Calibri" w:cs="Calibri" w:eastAsia="Calibri" w:hAnsi="Calibri"/>
+          <w:b/>
+          <w:bCs/>
+          <w:color w:val="241F2E"/>
+          <w:sz w:val="21"/>
+          <w:szCs w:val="21"/>
+        </w:rPr>
+        <w:t xml:space="preserve">.</w:t>
       </w:r>
     </w:p>
     <w:p>
@@ -1664,7 +1667,7 @@
           <w:sz w:val="21"/>
           <w:szCs w:val="21"/>
         </w:rPr>
-        <w:t xml:space="preserve">“Bij wie vandaag komt, is dat allang geregeld. Dat is de aanloop geweest. Wat hier nog openstaat, zijn de dingen die ik zo meteen zelf doe: rookstatus, Positieve Gezondheid.”</w:t>
+        <w:t xml:space="preserve">“Dit is wat ik zie vlak voordat ik iemand binnenroep. Niet de avond ervoor in één ruk, maar op het moment dat het nodig is.”</w:t>
       </w:r>
     </w:p>
     <w:p>
@@ -1680,16 +1683,16 @@
           <w:sz w:val="21"/>
           <w:szCs w:val="21"/>
         </w:rPr>
-        <w:t xml:space="preserve">Dan de vragenlijst.</w:t>
-      </w:r>
-      <w:r>
-        <w:rPr>
-          <w:rFonts w:ascii="Calibri" w:cs="Calibri" w:eastAsia="Calibri" w:hAnsi="Calibri"/>
-          <w:color w:val="241F2E"/>
-          <w:sz w:val="21"/>
-          <w:szCs w:val="21"/>
-        </w:rPr>
-        <w:t xml:space="preserve"> Die staat bovenaan de kaart, vóór de meetwaarden.</w:t>
+        <w:t xml:space="preserve">Wijs eerst aan wat er níét staat.</w:t>
+      </w:r>
+      <w:r>
+        <w:rPr>
+          <w:rFonts w:ascii="Calibri" w:cs="Calibri" w:eastAsia="Calibri" w:hAnsi="Calibri"/>
+          <w:color w:val="241F2E"/>
+          <w:sz w:val="21"/>
+          <w:szCs w:val="21"/>
+        </w:rPr>
+        <w:t xml:space="preserve"> Er staat nergens ‘nog bloed prikken’.</w:t>
       </w:r>
     </w:p>
     <w:p>
@@ -1708,6 +1711,50 @@
           <w:sz w:val="21"/>
           <w:szCs w:val="21"/>
         </w:rPr>
+        <w:t xml:space="preserve">“Bij wie vandaag komt, is dat allang geregeld. Dat is de aanloop geweest. Wat hier nog openstaat, zijn de dingen die ik zo meteen zelf doe: rookstatus, Positieve Gezondheid.”</w:t>
+      </w:r>
+    </w:p>
+    <w:p>
+      <w:pPr>
+        <w:spacing w:after="140" w:line="276"/>
+      </w:pPr>
+      <w:r>
+        <w:rPr>
+          <w:rFonts w:ascii="Calibri" w:cs="Calibri" w:eastAsia="Calibri" w:hAnsi="Calibri"/>
+          <w:b/>
+          <w:bCs/>
+          <w:color w:val="241F2E"/>
+          <w:sz w:val="21"/>
+          <w:szCs w:val="21"/>
+        </w:rPr>
+        <w:t xml:space="preserve">Dan de vragenlijst.</w:t>
+      </w:r>
+      <w:r>
+        <w:rPr>
+          <w:rFonts w:ascii="Calibri" w:cs="Calibri" w:eastAsia="Calibri" w:hAnsi="Calibri"/>
+          <w:color w:val="241F2E"/>
+          <w:sz w:val="21"/>
+          <w:szCs w:val="21"/>
+        </w:rPr>
+        <w:t xml:space="preserve"> Die staat bovenaan de kaart, vóór de meetwaarden.</w:t>
+      </w:r>
+    </w:p>
+    <w:p>
+      <w:pPr>
+        <w:pBdr>
+          <w:left w:val="single" w:color="0F5F6E" w:sz="18" w:space="10"/>
+        </w:pBdr>
+        <w:shd w:fill="E3F0F2" w:val="clear"/>
+        <w:spacing w:after="140" w:before="100" w:line="288"/>
+        <w:ind w:left="340" w:right="200"/>
+      </w:pPr>
+      <w:r>
+        <w:rPr>
+          <w:rFonts w:ascii="Calibri" w:cs="Calibri" w:eastAsia="Calibri" w:hAnsi="Calibri"/>
+          <w:color w:val="123E47"/>
+          <w:sz w:val="21"/>
+          <w:szCs w:val="21"/>
+        </w:rPr>
         <w:t xml:space="preserve">“Dit is de consultvoorbereidende vragenlijst uit de stedelijke werkwijze. Die heeft ze drie dagen geleden via het portaal ingevuld. En dit is wat ik nu al weet, voordat ze binnen is.”</w:t>
       </w:r>
     </w:p>
@@ -3226,6 +3273,169 @@
           <w:szCs w:val="21"/>
         </w:rPr>
         <w:t xml:space="preserve">“Contact met een patiënt is zorg, geen mailtje. Het staat in het dossier en het is declarabel.”</w:t>
+      </w:r>
+    </w:p>
+    <w:p>
+      <w:pPr>
+        <w:spacing w:after="140" w:line="276"/>
+      </w:pPr>
+      <w:r>
+        <w:rPr>
+          <w:rFonts w:ascii="Calibri" w:cs="Calibri" w:eastAsia="Calibri" w:hAnsi="Calibri"/>
+          <w:b/>
+          <w:bCs/>
+          <w:color w:val="241F2E"/>
+          <w:sz w:val="21"/>
+          <w:szCs w:val="21"/>
+        </w:rPr>
+        <w:t xml:space="preserve">Het protocol aanpassen.</w:t>
+      </w:r>
+      <w:r>
+        <w:rPr>
+          <w:rFonts w:ascii="Calibri" w:cs="Calibri" w:eastAsia="Calibri" w:hAnsi="Calibri"/>
+          <w:color w:val="241F2E"/>
+          <w:sz w:val="21"/>
+          <w:szCs w:val="21"/>
+        </w:rPr>
+        <w:t xml:space="preserve"> Klik onder </w:t>
+      </w:r>
+      <w:r>
+        <w:rPr>
+          <w:rFonts w:ascii="Calibri" w:cs="Calibri" w:eastAsia="Calibri" w:hAnsi="Calibri"/>
+          <w:b/>
+          <w:bCs/>
+          <w:color w:val="241F2E"/>
+          <w:sz w:val="21"/>
+          <w:szCs w:val="21"/>
+        </w:rPr>
+        <w:t xml:space="preserve">Praktijk</w:t>
+      </w:r>
+      <w:r>
+        <w:rPr>
+          <w:rFonts w:ascii="Calibri" w:cs="Calibri" w:eastAsia="Calibri" w:hAnsi="Calibri"/>
+          <w:color w:val="241F2E"/>
+          <w:sz w:val="21"/>
+          <w:szCs w:val="21"/>
+        </w:rPr>
+        <w:t xml:space="preserve"> op </w:t>
+      </w:r>
+      <w:r>
+        <w:rPr>
+          <w:rFonts w:ascii="Calibri" w:cs="Calibri" w:eastAsia="Calibri" w:hAnsi="Calibri"/>
+          <w:b/>
+          <w:bCs/>
+          <w:color w:val="241F2E"/>
+          <w:sz w:val="21"/>
+          <w:szCs w:val="21"/>
+        </w:rPr>
+        <w:t xml:space="preserve">Het protocol</w:t>
+      </w:r>
+      <w:r>
+        <w:rPr>
+          <w:rFonts w:ascii="Calibri" w:cs="Calibri" w:eastAsia="Calibri" w:hAnsi="Calibri"/>
+          <w:color w:val="241F2E"/>
+          <w:sz w:val="21"/>
+          <w:szCs w:val="21"/>
+        </w:rPr>
+        <w:t xml:space="preserve">. Bij HbA1c staat </w:t>
+      </w:r>
+      <w:r>
+        <w:rPr>
+          <w:rFonts w:ascii="Calibri" w:cs="Calibri" w:eastAsia="Calibri" w:hAnsi="Calibri"/>
+          <w:i/>
+          <w:iCs/>
+          <w:color w:val="241F2E"/>
+          <w:sz w:val="21"/>
+          <w:szCs w:val="21"/>
+        </w:rPr>
+        <w:t xml:space="preserve">7 dagen vooraf</w:t>
+      </w:r>
+      <w:r>
+        <w:rPr>
+          <w:rFonts w:ascii="Calibri" w:cs="Calibri" w:eastAsia="Calibri" w:hAnsi="Calibri"/>
+          <w:color w:val="241F2E"/>
+          <w:sz w:val="21"/>
+          <w:szCs w:val="21"/>
+        </w:rPr>
+        <w:t xml:space="preserve"> met eronder </w:t>
+      </w:r>
+      <w:r>
+        <w:rPr>
+          <w:rFonts w:ascii="Calibri" w:cs="Calibri" w:eastAsia="Calibri" w:hAnsi="Calibri"/>
+          <w:i/>
+          <w:iCs/>
+          <w:color w:val="241F2E"/>
+          <w:sz w:val="21"/>
+          <w:szCs w:val="21"/>
+        </w:rPr>
+        <w:t xml:space="preserve">richtlijn: 5 dagen vooraf</w:t>
+      </w:r>
+      <w:r>
+        <w:rPr>
+          <w:rFonts w:ascii="Calibri" w:cs="Calibri" w:eastAsia="Calibri" w:hAnsi="Calibri"/>
+          <w:color w:val="241F2E"/>
+          <w:sz w:val="21"/>
+          <w:szCs w:val="21"/>
+        </w:rPr>
+        <w:t xml:space="preserve">, en daaronder de reden. Klik op </w:t>
+      </w:r>
+      <w:r>
+        <w:rPr>
+          <w:rFonts w:ascii="Calibri" w:cs="Calibri" w:eastAsia="Calibri" w:hAnsi="Calibri"/>
+          <w:b/>
+          <w:bCs/>
+          <w:color w:val="241F2E"/>
+          <w:sz w:val="21"/>
+          <w:szCs w:val="21"/>
+        </w:rPr>
+        <w:t xml:space="preserve">Aanpassen</w:t>
+      </w:r>
+      <w:r>
+        <w:rPr>
+          <w:rFonts w:ascii="Calibri" w:cs="Calibri" w:eastAsia="Calibri" w:hAnsi="Calibri"/>
+          <w:color w:val="241F2E"/>
+          <w:sz w:val="21"/>
+          <w:szCs w:val="21"/>
+        </w:rPr>
+        <w:t xml:space="preserve"> bij een willekeurige meting.</w:t>
+      </w:r>
+    </w:p>
+    <w:p>
+      <w:pPr>
+        <w:pBdr>
+          <w:left w:val="single" w:color="0F5F6E" w:sz="18" w:space="10"/>
+        </w:pBdr>
+        <w:shd w:fill="E3F0F2" w:val="clear"/>
+        <w:spacing w:after="140" w:before="100" w:line="288"/>
+        <w:ind w:left="340" w:right="200"/>
+      </w:pPr>
+      <w:r>
+        <w:rPr>
+          <w:rFonts w:ascii="Calibri" w:cs="Calibri" w:eastAsia="Calibri" w:hAnsi="Calibri"/>
+          <w:color w:val="123E47"/>
+          <w:sz w:val="21"/>
+          <w:szCs w:val="21"/>
+        </w:rPr>
+        <w:t xml:space="preserve">“Elke praktijk wijkt af van de richtlijn, en meestal met goede redenen. Nu zit dat in hoofden en in werkafspraken. Hier staat het in het systeem — met de richtlijn ernaast, met een naam en een datum, en met een reden die verplicht is. Zonder die reden is een afwijking over een half jaar niet te onderscheiden van een vergissing.”</w:t>
+      </w:r>
+    </w:p>
+    <w:p>
+      <w:pPr>
+        <w:pBdr>
+          <w:left w:val="single" w:color="0F5F6E" w:sz="18" w:space="10"/>
+        </w:pBdr>
+        <w:shd w:fill="E3F0F2" w:val="clear"/>
+        <w:spacing w:after="140" w:before="100" w:line="288"/>
+        <w:ind w:left="340" w:right="200"/>
+      </w:pPr>
+      <w:r>
+        <w:rPr>
+          <w:rFonts w:ascii="Calibri" w:cs="Calibri" w:eastAsia="Calibri" w:hAnsi="Calibri"/>
+          <w:color w:val="123E47"/>
+          <w:sz w:val="21"/>
+          <w:szCs w:val="21"/>
+        </w:rPr>
+        <w:t xml:space="preserve">“En het is niet alleen de manager die dit mag. Ik draai het spreekuur, dus ik weet als eerste dat het prikpunt traag is. Wat ik hier verander, werkt meteen door in ieders zorgplan en in de aanloop.”</w:t>
       </w:r>
     </w:p>
     <w:p>
@@ -3659,6 +3869,60 @@
                 <w:szCs w:val="19"/>
               </w:rPr>
               <w:t xml:space="preserve">23 gevolgd · 7 met een signaal · 16 stabiel</w:t>
+            </w:r>
+          </w:p>
+        </w:tc>
+      </w:tr>
+      <w:tr>
+        <w:tc>
+          <w:tcPr>
+            <w:tcW w:type="dxa" w:w="2600"/>
+            <w:shd w:fill="FFFFFF" w:val="clear"/>
+            <w:tcMar>
+              <w:top w:type="dxa" w:w="90"/>
+              <w:left w:type="dxa" w:w="130"/>
+              <w:bottom w:type="dxa" w:w="90"/>
+              <w:right w:type="dxa" w:w="130"/>
+            </w:tcMar>
+          </w:tcPr>
+          <w:p>
+            <w:pPr>
+              <w:spacing w:after="0" w:line="264"/>
+            </w:pPr>
+            <w:r>
+              <w:rPr>
+                <w:rFonts w:ascii="Calibri" w:cs="Calibri" w:eastAsia="Calibri" w:hAnsi="Calibri"/>
+                <w:color w:val="241F2E"/>
+                <w:sz w:val="19"/>
+                <w:szCs w:val="19"/>
+              </w:rPr>
+              <w:t xml:space="preserve">Protocol</w:t>
+            </w:r>
+          </w:p>
+        </w:tc>
+        <w:tc>
+          <w:tcPr>
+            <w:tcW w:type="dxa" w:w="7039"/>
+            <w:shd w:fill="FFFFFF" w:val="clear"/>
+            <w:tcMar>
+              <w:top w:type="dxa" w:w="90"/>
+              <w:left w:type="dxa" w:w="130"/>
+              <w:bottom w:type="dxa" w:w="90"/>
+              <w:right w:type="dxa" w:w="130"/>
+            </w:tcMar>
+          </w:tcPr>
+          <w:p>
+            <w:pPr>
+              <w:spacing w:after="0" w:line="264"/>
+            </w:pPr>
+            <w:r>
+              <w:rPr>
+                <w:rFonts w:ascii="Calibri" w:cs="Calibri" w:eastAsia="Calibri" w:hAnsi="Calibri"/>
+                <w:color w:val="241F2E"/>
+                <w:sz w:val="19"/>
+                <w:szCs w:val="19"/>
+              </w:rPr>
+              <w:t xml:space="preserve">8 aandachtsgebieden · 3 afwijkingen van de richtlijn</w:t>
             </w:r>
           </w:p>
         </w:tc>

--- a/Cadans-demonstratiescript.docx
+++ b/Cadans-demonstratiescript.docx
@@ -1518,7 +1518,29 @@
           <w:sz w:val="21"/>
           <w:szCs w:val="21"/>
         </w:rPr>
-        <w:t xml:space="preserve">Wijs bij Fatima Bos de merkjes onder het advies aan.</w:t>
+        <w:t xml:space="preserve">Klik bij Greetje de Vries op </w:t>
+      </w:r>
+      <w:r>
+        <w:rPr>
+          <w:rFonts w:ascii="Calibri" w:cs="Calibri" w:eastAsia="Calibri" w:hAnsi="Calibri"/>
+          <w:b/>
+          <w:bCs/>
+          <w:color w:val="241F2E"/>
+          <w:sz w:val="21"/>
+          <w:szCs w:val="21"/>
+        </w:rPr>
+        <w:t xml:space="preserve">Bellen en herinneren</w:t>
+      </w:r>
+      <w:r>
+        <w:rPr>
+          <w:rFonts w:ascii="Calibri" w:cs="Calibri" w:eastAsia="Calibri" w:hAnsi="Calibri"/>
+          <w:b/>
+          <w:bCs/>
+          <w:color w:val="241F2E"/>
+          <w:sz w:val="21"/>
+          <w:szCs w:val="21"/>
+        </w:rPr>
+        <w:t xml:space="preserve">.</w:t>
       </w:r>
     </w:p>
     <w:p>
@@ -1537,7 +1559,57 @@
           <w:sz w:val="21"/>
           <w:szCs w:val="21"/>
         </w:rPr>
-        <w:t xml:space="preserve">“En let op het verschil tussen die twee regels. Het lab lukt niet meer — dat kost vijf dagen. De vragenlijst kan nog wel, die kan tot de dag ervoor. Dus de reden om te verzetten is het bloedonderzoek, niet de vragenlijst. Die doorlooptijden zijn geen aanname van ons: ze staan in het protocol, en de praktijk kan ze aanpassen als het prikpunt hier trager is.”</w:t>
+        <w:t xml:space="preserve">“En hier zit de tussenstap die in de meeste systemen ontbreekt. Er opent een paneel, net als bij het bestellen van een order, en de vraag is: wie doet dit? Bellen dat de uitslag ontbreekt kan de assistent prima. Dus ik leg het bij haar neer — met de reden erbij, want zij moet weten waarover ze belt.”</w:t>
+      </w:r>
+    </w:p>
+    <w:p>
+      <w:pPr>
+        <w:spacing w:after="140" w:before="100"/>
+        <w:ind w:left="60"/>
+      </w:pPr>
+      <w:r>
+        <w:rPr>
+          <w:rFonts w:ascii="Calibri" w:cs="Calibri" w:eastAsia="Calibri" w:hAnsi="Calibri"/>
+          <w:b/>
+          <w:bCs/>
+          <w:color w:val="0F5F6E"/>
+          <w:sz w:val="21"/>
+          <w:szCs w:val="21"/>
+        </w:rPr>
+        <w:t xml:space="preserve">▸  </w:t>
+      </w:r>
+      <w:r>
+        <w:rPr>
+          <w:rFonts w:ascii="Calibri" w:cs="Calibri" w:eastAsia="Calibri" w:hAnsi="Calibri"/>
+          <w:b/>
+          <w:bCs/>
+          <w:color w:val="241F2E"/>
+          <w:sz w:val="21"/>
+          <w:szCs w:val="21"/>
+        </w:rPr>
+        <w:t xml:space="preserve">Klik op </w:t>
+      </w:r>
+      <w:r>
+        <w:rPr>
+          <w:rFonts w:ascii="Calibri" w:cs="Calibri" w:eastAsia="Calibri" w:hAnsi="Calibri"/>
+          <w:b/>
+          <w:bCs/>
+          <w:color w:val="241F2E"/>
+          <w:sz w:val="21"/>
+          <w:szCs w:val="21"/>
+        </w:rPr>
+        <w:t xml:space="preserve">Uitzetten bij De assistent</w:t>
+      </w:r>
+      <w:r>
+        <w:rPr>
+          <w:rFonts w:ascii="Calibri" w:cs="Calibri" w:eastAsia="Calibri" w:hAnsi="Calibri"/>
+          <w:b/>
+          <w:bCs/>
+          <w:color w:val="241F2E"/>
+          <w:sz w:val="21"/>
+          <w:szCs w:val="21"/>
+        </w:rPr>
+        <w:t xml:space="preserve">.</w:t>
       </w:r>
     </w:p>
     <w:p>
@@ -1556,27 +1628,7 @@
           <w:sz w:val="21"/>
           <w:szCs w:val="21"/>
         </w:rPr>
-        <w:t xml:space="preserve">“Dit is nu onzichtbaar. Iedere praktijk ontdekt dit op het moment dat de patiënt al in de stoel zit.”</w:t>
-      </w:r>
-    </w:p>
-    <w:p>
-      <w:pPr>
-        <w:pStyle w:val="Heading1"/>
-        <w:pBdr>
-          <w:bottom w:val="single" w:color="0F5F6E" w:sz="8" w:space="6"/>
-        </w:pBdr>
-        <w:spacing w:after="180" w:before="400"/>
-      </w:pPr>
-      <w:r>
-        <w:rPr>
-          <w:rFonts w:ascii="Calibri" w:cs="Calibri" w:eastAsia="Calibri" w:hAnsi="Calibri"/>
-          <w:b/>
-          <w:bCs/>
-          <w:color w:val="0F5F6E"/>
-          <w:sz w:val="30"/>
-          <w:szCs w:val="30"/>
-        </w:rPr>
-        <w:t xml:space="preserve">4 · Spreekuur — en wat de patiënt zelf heeft opgeschreven</w:t>
+        <w:t xml:space="preserve">“En nu verandert de regel van stand: ‘opgepakt, ligt bij de assistent’. Hij blijft niet schreeuwen terwijl er iemand mee bezig is — dat is precies waarom mensen zulke lijsten gaan negeren.”</w:t>
       </w:r>
     </w:p>
     <w:p>
@@ -1604,51 +1656,7 @@
           <w:sz w:val="21"/>
           <w:szCs w:val="21"/>
         </w:rPr>
-        <w:t xml:space="preserve">Klik op </w:t>
-      </w:r>
-      <w:r>
-        <w:rPr>
-          <w:rFonts w:ascii="Calibri" w:cs="Calibri" w:eastAsia="Calibri" w:hAnsi="Calibri"/>
-          <w:b/>
-          <w:bCs/>
-          <w:color w:val="241F2E"/>
-          <w:sz w:val="21"/>
-          <w:szCs w:val="21"/>
-        </w:rPr>
-        <w:t xml:space="preserve">Spreekuur</w:t>
-      </w:r>
-      <w:r>
-        <w:rPr>
-          <w:rFonts w:ascii="Calibri" w:cs="Calibri" w:eastAsia="Calibri" w:hAnsi="Calibri"/>
-          <w:b/>
-          <w:bCs/>
-          <w:color w:val="241F2E"/>
-          <w:sz w:val="21"/>
-          <w:szCs w:val="21"/>
-        </w:rPr>
-        <w:t xml:space="preserve">. Bovenaan staat </w:t>
-      </w:r>
-      <w:r>
-        <w:rPr>
-          <w:rFonts w:ascii="Calibri" w:cs="Calibri" w:eastAsia="Calibri" w:hAnsi="Calibri"/>
-          <w:b/>
-          <w:bCs/>
-          <w:color w:val="241F2E"/>
-          <w:sz w:val="21"/>
-          <w:szCs w:val="21"/>
-        </w:rPr>
-        <w:t xml:space="preserve">Anneke Bos, 10:40</w:t>
-      </w:r>
-      <w:r>
-        <w:rPr>
-          <w:rFonts w:ascii="Calibri" w:cs="Calibri" w:eastAsia="Calibri" w:hAnsi="Calibri"/>
-          <w:b/>
-          <w:bCs/>
-          <w:color w:val="241F2E"/>
-          <w:sz w:val="21"/>
-          <w:szCs w:val="21"/>
-        </w:rPr>
-        <w:t xml:space="preserve">.</w:t>
+        <w:t xml:space="preserve">Wijs bij Fatima Bos de merkjes onder het advies aan.</w:t>
       </w:r>
     </w:p>
     <w:p>
@@ -1667,32 +1675,7 @@
           <w:sz w:val="21"/>
           <w:szCs w:val="21"/>
         </w:rPr>
-        <w:t xml:space="preserve">“Dit is wat ik zie vlak voordat ik iemand binnenroep. Niet de avond ervoor in één ruk, maar op het moment dat het nodig is.”</w:t>
-      </w:r>
-    </w:p>
-    <w:p>
-      <w:pPr>
-        <w:spacing w:after="140" w:line="276"/>
-      </w:pPr>
-      <w:r>
-        <w:rPr>
-          <w:rFonts w:ascii="Calibri" w:cs="Calibri" w:eastAsia="Calibri" w:hAnsi="Calibri"/>
-          <w:b/>
-          <w:bCs/>
-          <w:color w:val="241F2E"/>
-          <w:sz w:val="21"/>
-          <w:szCs w:val="21"/>
-        </w:rPr>
-        <w:t xml:space="preserve">Wijs eerst aan wat er níét staat.</w:t>
-      </w:r>
-      <w:r>
-        <w:rPr>
-          <w:rFonts w:ascii="Calibri" w:cs="Calibri" w:eastAsia="Calibri" w:hAnsi="Calibri"/>
-          <w:color w:val="241F2E"/>
-          <w:sz w:val="21"/>
-          <w:szCs w:val="21"/>
-        </w:rPr>
-        <w:t xml:space="preserve"> Er staat nergens ‘nog bloed prikken’.</w:t>
+        <w:t xml:space="preserve">“En let op het verschil tussen die twee regels. Het lab lukt niet meer — dat kost vijf dagen. De vragenlijst kan nog wel, die kan tot de dag ervoor. Dus de reden om te verzetten is het bloedonderzoek, niet de vragenlijst. Die doorlooptijden zijn geen aanname van ons: ze staan in het protocol, en de praktijk kan ze aanpassen als het prikpunt hier trager is.”</w:t>
       </w:r>
     </w:p>
     <w:p>
@@ -1711,32 +1694,99 @@
           <w:sz w:val="21"/>
           <w:szCs w:val="21"/>
         </w:rPr>
-        <w:t xml:space="preserve">“Bij wie vandaag komt, is dat allang geregeld. Dat is de aanloop geweest. Wat hier nog openstaat, zijn de dingen die ik zo meteen zelf doe: rookstatus, Positieve Gezondheid.”</w:t>
-      </w:r>
-    </w:p>
-    <w:p>
-      <w:pPr>
-        <w:spacing w:after="140" w:line="276"/>
-      </w:pPr>
-      <w:r>
-        <w:rPr>
-          <w:rFonts w:ascii="Calibri" w:cs="Calibri" w:eastAsia="Calibri" w:hAnsi="Calibri"/>
-          <w:b/>
-          <w:bCs/>
-          <w:color w:val="241F2E"/>
-          <w:sz w:val="21"/>
-          <w:szCs w:val="21"/>
-        </w:rPr>
-        <w:t xml:space="preserve">Dan de vragenlijst.</w:t>
-      </w:r>
-      <w:r>
-        <w:rPr>
-          <w:rFonts w:ascii="Calibri" w:cs="Calibri" w:eastAsia="Calibri" w:hAnsi="Calibri"/>
-          <w:color w:val="241F2E"/>
-          <w:sz w:val="21"/>
-          <w:szCs w:val="21"/>
-        </w:rPr>
-        <w:t xml:space="preserve"> Die staat bovenaan de kaart, vóór de meetwaarden.</w:t>
+        <w:t xml:space="preserve">“Dit is nu onzichtbaar. Iedere praktijk ontdekt dit op het moment dat de patiënt al in de stoel zit.”</w:t>
+      </w:r>
+    </w:p>
+    <w:p>
+      <w:pPr>
+        <w:pStyle w:val="Heading1"/>
+        <w:pBdr>
+          <w:bottom w:val="single" w:color="0F5F6E" w:sz="8" w:space="6"/>
+        </w:pBdr>
+        <w:spacing w:after="180" w:before="400"/>
+      </w:pPr>
+      <w:r>
+        <w:rPr>
+          <w:rFonts w:ascii="Calibri" w:cs="Calibri" w:eastAsia="Calibri" w:hAnsi="Calibri"/>
+          <w:b/>
+          <w:bCs/>
+          <w:color w:val="0F5F6E"/>
+          <w:sz w:val="30"/>
+          <w:szCs w:val="30"/>
+        </w:rPr>
+        <w:t xml:space="preserve">4 · Spreekuur — en wat de patiënt zelf heeft opgeschreven</w:t>
+      </w:r>
+    </w:p>
+    <w:p>
+      <w:pPr>
+        <w:spacing w:after="140" w:before="100"/>
+        <w:ind w:left="60"/>
+      </w:pPr>
+      <w:r>
+        <w:rPr>
+          <w:rFonts w:ascii="Calibri" w:cs="Calibri" w:eastAsia="Calibri" w:hAnsi="Calibri"/>
+          <w:b/>
+          <w:bCs/>
+          <w:color w:val="0F5F6E"/>
+          <w:sz w:val="21"/>
+          <w:szCs w:val="21"/>
+        </w:rPr>
+        <w:t xml:space="preserve">▸  </w:t>
+      </w:r>
+      <w:r>
+        <w:rPr>
+          <w:rFonts w:ascii="Calibri" w:cs="Calibri" w:eastAsia="Calibri" w:hAnsi="Calibri"/>
+          <w:b/>
+          <w:bCs/>
+          <w:color w:val="241F2E"/>
+          <w:sz w:val="21"/>
+          <w:szCs w:val="21"/>
+        </w:rPr>
+        <w:t xml:space="preserve">Klik op </w:t>
+      </w:r>
+      <w:r>
+        <w:rPr>
+          <w:rFonts w:ascii="Calibri" w:cs="Calibri" w:eastAsia="Calibri" w:hAnsi="Calibri"/>
+          <w:b/>
+          <w:bCs/>
+          <w:color w:val="241F2E"/>
+          <w:sz w:val="21"/>
+          <w:szCs w:val="21"/>
+        </w:rPr>
+        <w:t xml:space="preserve">Spreekuur</w:t>
+      </w:r>
+      <w:r>
+        <w:rPr>
+          <w:rFonts w:ascii="Calibri" w:cs="Calibri" w:eastAsia="Calibri" w:hAnsi="Calibri"/>
+          <w:b/>
+          <w:bCs/>
+          <w:color w:val="241F2E"/>
+          <w:sz w:val="21"/>
+          <w:szCs w:val="21"/>
+        </w:rPr>
+        <w:t xml:space="preserve">. Bovenaan staat </w:t>
+      </w:r>
+      <w:r>
+        <w:rPr>
+          <w:rFonts w:ascii="Calibri" w:cs="Calibri" w:eastAsia="Calibri" w:hAnsi="Calibri"/>
+          <w:b/>
+          <w:bCs/>
+          <w:color w:val="241F2E"/>
+          <w:sz w:val="21"/>
+          <w:szCs w:val="21"/>
+        </w:rPr>
+        <w:t xml:space="preserve">Anneke Bos, 10:40</w:t>
+      </w:r>
+      <w:r>
+        <w:rPr>
+          <w:rFonts w:ascii="Calibri" w:cs="Calibri" w:eastAsia="Calibri" w:hAnsi="Calibri"/>
+          <w:b/>
+          <w:bCs/>
+          <w:color w:val="241F2E"/>
+          <w:sz w:val="21"/>
+          <w:szCs w:val="21"/>
+        </w:rPr>
+        <w:t xml:space="preserve">.</w:t>
       </w:r>
     </w:p>
     <w:p>
@@ -1755,6 +1805,94 @@
           <w:sz w:val="21"/>
           <w:szCs w:val="21"/>
         </w:rPr>
+        <w:t xml:space="preserve">“Dit is wat ik zie vlak voordat ik iemand binnenroep. Niet de avond ervoor in één ruk, maar op het moment dat het nodig is.”</w:t>
+      </w:r>
+    </w:p>
+    <w:p>
+      <w:pPr>
+        <w:spacing w:after="140" w:line="276"/>
+      </w:pPr>
+      <w:r>
+        <w:rPr>
+          <w:rFonts w:ascii="Calibri" w:cs="Calibri" w:eastAsia="Calibri" w:hAnsi="Calibri"/>
+          <w:b/>
+          <w:bCs/>
+          <w:color w:val="241F2E"/>
+          <w:sz w:val="21"/>
+          <w:szCs w:val="21"/>
+        </w:rPr>
+        <w:t xml:space="preserve">Wijs eerst aan wat er níét staat.</w:t>
+      </w:r>
+      <w:r>
+        <w:rPr>
+          <w:rFonts w:ascii="Calibri" w:cs="Calibri" w:eastAsia="Calibri" w:hAnsi="Calibri"/>
+          <w:color w:val="241F2E"/>
+          <w:sz w:val="21"/>
+          <w:szCs w:val="21"/>
+        </w:rPr>
+        <w:t xml:space="preserve"> Er staat nergens ‘nog bloed prikken’.</w:t>
+      </w:r>
+    </w:p>
+    <w:p>
+      <w:pPr>
+        <w:pBdr>
+          <w:left w:val="single" w:color="0F5F6E" w:sz="18" w:space="10"/>
+        </w:pBdr>
+        <w:shd w:fill="E3F0F2" w:val="clear"/>
+        <w:spacing w:after="140" w:before="100" w:line="288"/>
+        <w:ind w:left="340" w:right="200"/>
+      </w:pPr>
+      <w:r>
+        <w:rPr>
+          <w:rFonts w:ascii="Calibri" w:cs="Calibri" w:eastAsia="Calibri" w:hAnsi="Calibri"/>
+          <w:color w:val="123E47"/>
+          <w:sz w:val="21"/>
+          <w:szCs w:val="21"/>
+        </w:rPr>
+        <w:t xml:space="preserve">“Bij wie vandaag komt, is dat allang geregeld. Dat is de aanloop geweest. Wat hier nog openstaat, zijn de dingen die ik zo meteen zelf doe: rookstatus, Positieve Gezondheid.”</w:t>
+      </w:r>
+    </w:p>
+    <w:p>
+      <w:pPr>
+        <w:spacing w:after="140" w:line="276"/>
+      </w:pPr>
+      <w:r>
+        <w:rPr>
+          <w:rFonts w:ascii="Calibri" w:cs="Calibri" w:eastAsia="Calibri" w:hAnsi="Calibri"/>
+          <w:b/>
+          <w:bCs/>
+          <w:color w:val="241F2E"/>
+          <w:sz w:val="21"/>
+          <w:szCs w:val="21"/>
+        </w:rPr>
+        <w:t xml:space="preserve">Dan de vragenlijst.</w:t>
+      </w:r>
+      <w:r>
+        <w:rPr>
+          <w:rFonts w:ascii="Calibri" w:cs="Calibri" w:eastAsia="Calibri" w:hAnsi="Calibri"/>
+          <w:color w:val="241F2E"/>
+          <w:sz w:val="21"/>
+          <w:szCs w:val="21"/>
+        </w:rPr>
+        <w:t xml:space="preserve"> Die staat bovenaan de kaart, vóór de meetwaarden.</w:t>
+      </w:r>
+    </w:p>
+    <w:p>
+      <w:pPr>
+        <w:pBdr>
+          <w:left w:val="single" w:color="0F5F6E" w:sz="18" w:space="10"/>
+        </w:pBdr>
+        <w:shd w:fill="E3F0F2" w:val="clear"/>
+        <w:spacing w:after="140" w:before="100" w:line="288"/>
+        <w:ind w:left="340" w:right="200"/>
+      </w:pPr>
+      <w:r>
+        <w:rPr>
+          <w:rFonts w:ascii="Calibri" w:cs="Calibri" w:eastAsia="Calibri" w:hAnsi="Calibri"/>
+          <w:color w:val="123E47"/>
+          <w:sz w:val="21"/>
+          <w:szCs w:val="21"/>
+        </w:rPr>
         <w:t xml:space="preserve">“Dit is de consultvoorbereidende vragenlijst uit de stedelijke werkwijze. Die heeft ze drie dagen geleden via het portaal ingevuld. En dit is wat ik nu al weet, voordat ze binnen is.”</w:t>
       </w:r>
     </w:p>
@@ -2719,6 +2857,216 @@
           <w:szCs w:val="21"/>
         </w:rPr>
         <w:t xml:space="preserve">“Voor geen van deze drie is een consult nodig. Een bericht, een aangepast recept, een telefoontje. Zonder dit blok wachten ze tot de afspraak die toevallig in de agenda staat.”</w:t>
+      </w:r>
+    </w:p>
+    <w:p>
+      <w:pPr>
+        <w:pStyle w:val="Heading1"/>
+        <w:pBdr>
+          <w:bottom w:val="single" w:color="0F5F6E" w:sz="8" w:space="6"/>
+        </w:pBdr>
+        <w:spacing w:after="180" w:before="400"/>
+      </w:pPr>
+      <w:r>
+        <w:rPr>
+          <w:rFonts w:ascii="Calibri" w:cs="Calibri" w:eastAsia="Calibri" w:hAnsi="Calibri"/>
+          <w:b/>
+          <w:bCs/>
+          <w:color w:val="0F5F6E"/>
+          <w:sz w:val="30"/>
+          <w:szCs w:val="30"/>
+        </w:rPr>
+        <w:t xml:space="preserve">6b · Waar dat werk terechtkomt</w:t>
+      </w:r>
+    </w:p>
+    <w:p>
+      <w:pPr>
+        <w:spacing w:after="140" w:before="100"/>
+        <w:ind w:left="60"/>
+      </w:pPr>
+      <w:r>
+        <w:rPr>
+          <w:rFonts w:ascii="Calibri" w:cs="Calibri" w:eastAsia="Calibri" w:hAnsi="Calibri"/>
+          <w:b/>
+          <w:bCs/>
+          <w:color w:val="0F5F6E"/>
+          <w:sz w:val="21"/>
+          <w:szCs w:val="21"/>
+        </w:rPr>
+        <w:t xml:space="preserve">▸  </w:t>
+      </w:r>
+      <w:r>
+        <w:rPr>
+          <w:rFonts w:ascii="Calibri" w:cs="Calibri" w:eastAsia="Calibri" w:hAnsi="Calibri"/>
+          <w:b/>
+          <w:bCs/>
+          <w:color w:val="241F2E"/>
+          <w:sz w:val="21"/>
+          <w:szCs w:val="21"/>
+        </w:rPr>
+        <w:t xml:space="preserve">Klik op </w:t>
+      </w:r>
+      <w:r>
+        <w:rPr>
+          <w:rFonts w:ascii="Calibri" w:cs="Calibri" w:eastAsia="Calibri" w:hAnsi="Calibri"/>
+          <w:b/>
+          <w:bCs/>
+          <w:color w:val="241F2E"/>
+          <w:sz w:val="21"/>
+          <w:szCs w:val="21"/>
+        </w:rPr>
+        <w:t xml:space="preserve">Plannen</w:t>
+      </w:r>
+      <w:r>
+        <w:rPr>
+          <w:rFonts w:ascii="Calibri" w:cs="Calibri" w:eastAsia="Calibri" w:hAnsi="Calibri"/>
+          <w:b/>
+          <w:bCs/>
+          <w:color w:val="241F2E"/>
+          <w:sz w:val="21"/>
+          <w:szCs w:val="21"/>
+        </w:rPr>
+        <w:t xml:space="preserve">.</w:t>
+      </w:r>
+    </w:p>
+    <w:p>
+      <w:pPr>
+        <w:pBdr>
+          <w:left w:val="single" w:color="0F5F6E" w:sz="18" w:space="10"/>
+        </w:pBdr>
+        <w:shd w:fill="E3F0F2" w:val="clear"/>
+        <w:spacing w:after="140" w:before="100" w:line="288"/>
+        <w:ind w:left="340" w:right="200"/>
+      </w:pPr>
+      <w:r>
+        <w:rPr>
+          <w:rFonts w:ascii="Calibri" w:cs="Calibri" w:eastAsia="Calibri" w:hAnsi="Calibri"/>
+          <w:color w:val="123E47"/>
+          <w:sz w:val="21"/>
+          <w:szCs w:val="21"/>
+        </w:rPr>
+        <w:t xml:space="preserve">“Links staat mijn eigen werklijst: wat er bij mij is neergelegd, met de aanleiding erbij. Ik kies er een en klik op een vrije plek — en dan staat het in mijn agenda, met de reden zichtbaar. Want terugbellen is geen tussendoortje, het kost tien minuten.”</w:t>
+      </w:r>
+    </w:p>
+    <w:p>
+      <w:pPr>
+        <w:spacing w:after="140" w:before="100"/>
+        <w:ind w:left="60"/>
+      </w:pPr>
+      <w:r>
+        <w:rPr>
+          <w:rFonts w:ascii="Calibri" w:cs="Calibri" w:eastAsia="Calibri" w:hAnsi="Calibri"/>
+          <w:b/>
+          <w:bCs/>
+          <w:color w:val="0F5F6E"/>
+          <w:sz w:val="21"/>
+          <w:szCs w:val="21"/>
+        </w:rPr>
+        <w:t xml:space="preserve">▸  </w:t>
+      </w:r>
+      <w:r>
+        <w:rPr>
+          <w:rFonts w:ascii="Calibri" w:cs="Calibri" w:eastAsia="Calibri" w:hAnsi="Calibri"/>
+          <w:b/>
+          <w:bCs/>
+          <w:color w:val="241F2E"/>
+          <w:sz w:val="21"/>
+          <w:szCs w:val="21"/>
+        </w:rPr>
+        <w:t xml:space="preserve">Wijs daaronder </w:t>
+      </w:r>
+      <w:r>
+        <w:rPr>
+          <w:rFonts w:ascii="Calibri" w:cs="Calibri" w:eastAsia="Calibri" w:hAnsi="Calibri"/>
+          <w:b/>
+          <w:bCs/>
+          <w:color w:val="241F2E"/>
+          <w:sz w:val="21"/>
+          <w:szCs w:val="21"/>
+        </w:rPr>
+        <w:t xml:space="preserve">Eigen werk inplannen</w:t>
+      </w:r>
+      <w:r>
+        <w:rPr>
+          <w:rFonts w:ascii="Calibri" w:cs="Calibri" w:eastAsia="Calibri" w:hAnsi="Calibri"/>
+          <w:b/>
+          <w:bCs/>
+          <w:color w:val="241F2E"/>
+          <w:sz w:val="21"/>
+          <w:szCs w:val="21"/>
+        </w:rPr>
+        <w:t xml:space="preserve"> aan en zet een blok in een vrije plek.</w:t>
+      </w:r>
+    </w:p>
+    <w:p>
+      <w:pPr>
+        <w:pBdr>
+          <w:left w:val="single" w:color="0F5F6E" w:sz="18" w:space="10"/>
+        </w:pBdr>
+        <w:shd w:fill="E3F0F2" w:val="clear"/>
+        <w:spacing w:after="140" w:before="100" w:line="288"/>
+        <w:ind w:left="340" w:right="200"/>
+      </w:pPr>
+      <w:r>
+        <w:rPr>
+          <w:rFonts w:ascii="Calibri" w:cs="Calibri" w:eastAsia="Calibri" w:hAnsi="Calibri"/>
+          <w:color w:val="123E47"/>
+          <w:sz w:val="21"/>
+          <w:szCs w:val="21"/>
+        </w:rPr>
+        <w:t xml:space="preserve">“En dit miste ik het meest. Mijn agenda kende alleen patiënten. Maar uitslagen nalopen en administratie kosten evenveel tijd als een consult, en als die tijd er niet in staat, ziet mijn dag er voor de buitenwereld leeg uit terwijl hij vol zit.”</w:t>
+      </w:r>
+    </w:p>
+    <w:p>
+      <w:pPr>
+        <w:spacing w:after="140" w:line="276"/>
+      </w:pPr>
+      <w:r>
+        <w:rPr>
+          <w:rFonts w:ascii="Calibri" w:cs="Calibri" w:eastAsia="Calibri" w:hAnsi="Calibri"/>
+          <w:color w:val="241F2E"/>
+          <w:sz w:val="21"/>
+          <w:szCs w:val="21"/>
+        </w:rPr>
+        <w:t xml:space="preserve">Als je de tijd hebt: log uit en weer in als </w:t>
+      </w:r>
+      <w:r>
+        <w:rPr>
+          <w:rFonts w:ascii="Consolas" w:cs="Consolas" w:eastAsia="Consolas" w:hAnsi="Consolas"/>
+          <w:color w:val="241F2E"/>
+          <w:sz w:val="21"/>
+          <w:szCs w:val="21"/>
+          <w:shd w:fill="EFECE8" w:val="clear"/>
+        </w:rPr>
+        <w:t xml:space="preserve">ilse</w:t>
+      </w:r>
+      <w:r>
+        <w:rPr>
+          <w:rFonts w:ascii="Calibri" w:cs="Calibri" w:eastAsia="Calibri" w:hAnsi="Calibri"/>
+          <w:color w:val="241F2E"/>
+          <w:sz w:val="21"/>
+          <w:szCs w:val="21"/>
+        </w:rPr>
+        <w:t xml:space="preserve"> (assistent).</w:t>
+      </w:r>
+    </w:p>
+    <w:p>
+      <w:pPr>
+        <w:pBdr>
+          <w:left w:val="single" w:color="0F5F6E" w:sz="18" w:space="10"/>
+        </w:pBdr>
+        <w:shd w:fill="E3F0F2" w:val="clear"/>
+        <w:spacing w:after="140" w:before="100" w:line="288"/>
+        <w:ind w:left="340" w:right="200"/>
+      </w:pPr>
+      <w:r>
+        <w:rPr>
+          <w:rFonts w:ascii="Calibri" w:cs="Calibri" w:eastAsia="Calibri" w:hAnsi="Calibri"/>
+          <w:color w:val="123E47"/>
+          <w:sz w:val="21"/>
+          <w:szCs w:val="21"/>
+        </w:rPr>
+        <w:t xml:space="preserve">“En daar staat hij. Op háár dagstart, met wie hem heeft uitgezet en waarom. Dat is het verschil tussen een knop en een werkproces.”</w:t>
       </w:r>
     </w:p>
     <w:p>
@@ -3923,6 +4271,60 @@
                 <w:szCs w:val="19"/>
               </w:rPr>
               <w:t xml:space="preserve">8 aandachtsgebieden · 3 afwijkingen van de richtlijn</w:t>
+            </w:r>
+          </w:p>
+        </w:tc>
+      </w:tr>
+      <w:tr>
+        <w:tc>
+          <w:tcPr>
+            <w:tcW w:type="dxa" w:w="2600"/>
+            <w:shd w:fill="FFFFFF" w:val="clear"/>
+            <w:tcMar>
+              <w:top w:type="dxa" w:w="90"/>
+              <w:left w:type="dxa" w:w="130"/>
+              <w:bottom w:type="dxa" w:w="90"/>
+              <w:right w:type="dxa" w:w="130"/>
+            </w:tcMar>
+          </w:tcPr>
+          <w:p>
+            <w:pPr>
+              <w:spacing w:after="0" w:line="264"/>
+            </w:pPr>
+            <w:r>
+              <w:rPr>
+                <w:rFonts w:ascii="Calibri" w:cs="Calibri" w:eastAsia="Calibri" w:hAnsi="Calibri"/>
+                <w:color w:val="241F2E"/>
+                <w:sz w:val="19"/>
+                <w:szCs w:val="19"/>
+              </w:rPr>
+              <w:t xml:space="preserve">Werkblokken</w:t>
+            </w:r>
+          </w:p>
+        </w:tc>
+        <w:tc>
+          <w:tcPr>
+            <w:tcW w:type="dxa" w:w="7039"/>
+            <w:shd w:fill="FFFFFF" w:val="clear"/>
+            <w:tcMar>
+              <w:top w:type="dxa" w:w="90"/>
+              <w:left w:type="dxa" w:w="130"/>
+              <w:bottom w:type="dxa" w:w="90"/>
+              <w:right w:type="dxa" w:w="130"/>
+            </w:tcMar>
+          </w:tcPr>
+          <w:p>
+            <w:pPr>
+              <w:spacing w:after="0" w:line="264"/>
+            </w:pPr>
+            <w:r>
+              <w:rPr>
+                <w:rFonts w:ascii="Calibri" w:cs="Calibri" w:eastAsia="Calibri" w:hAnsi="Calibri"/>
+                <w:color w:val="241F2E"/>
+                <w:sz w:val="19"/>
+                <w:szCs w:val="19"/>
+              </w:rPr>
+              <w:t xml:space="preserve">terugbellen · voorbereiding · uitslagen · administratie · overleg · pauze</w:t>
             </w:r>
           </w:p>
         </w:tc>

--- a/Cadans-demonstratiescript.docx
+++ b/Cadans-demonstratiescript.docx
@@ -2155,43 +2155,29 @@
           <w:sz w:val="21"/>
           <w:szCs w:val="21"/>
         </w:rPr>
-        <w:t xml:space="preserve">, en dan op de tab </w:t>
-      </w:r>
-      <w:r>
-        <w:rPr>
-          <w:rFonts w:ascii="Calibri" w:cs="Calibri" w:eastAsia="Calibri" w:hAnsi="Calibri"/>
-          <w:b/>
-          <w:bCs/>
-          <w:color w:val="241F2E"/>
-          <w:sz w:val="21"/>
-          <w:szCs w:val="21"/>
-        </w:rPr>
-        <w:t xml:space="preserve">Consult</w:t>
-      </w:r>
-      <w:r>
-        <w:rPr>
-          <w:rFonts w:ascii="Calibri" w:cs="Calibri" w:eastAsia="Calibri" w:hAnsi="Calibri"/>
-          <w:b/>
-          <w:bCs/>
-          <w:color w:val="241F2E"/>
-          <w:sz w:val="21"/>
-          <w:szCs w:val="21"/>
-        </w:rPr>
-        <w:t xml:space="preserve">.</w:t>
-      </w:r>
-    </w:p>
-    <w:p>
-      <w:pPr>
-        <w:spacing w:after="140" w:line="276"/>
-      </w:pPr>
-      <w:r>
-        <w:rPr>
-          <w:rFonts w:ascii="Calibri" w:cs="Calibri" w:eastAsia="Calibri" w:hAnsi="Calibri"/>
-          <w:color w:val="241F2E"/>
-          <w:sz w:val="21"/>
-          <w:szCs w:val="21"/>
-        </w:rPr>
-        <w:t xml:space="preserve">De vragenlijst staat er weer, nu met een knop.</w:t>
+        <w:t xml:space="preserve">. Wijs rechtsboven de knop </w:t>
+      </w:r>
+      <w:r>
+        <w:rPr>
+          <w:rFonts w:ascii="Calibri" w:cs="Calibri" w:eastAsia="Calibri" w:hAnsi="Calibri"/>
+          <w:b/>
+          <w:bCs/>
+          <w:color w:val="241F2E"/>
+          <w:sz w:val="21"/>
+          <w:szCs w:val="21"/>
+        </w:rPr>
+        <w:t xml:space="preserve">Bellen</w:t>
+      </w:r>
+      <w:r>
+        <w:rPr>
+          <w:rFonts w:ascii="Calibri" w:cs="Calibri" w:eastAsia="Calibri" w:hAnsi="Calibri"/>
+          <w:b/>
+          <w:bCs/>
+          <w:color w:val="241F2E"/>
+          <w:sz w:val="21"/>
+          <w:szCs w:val="21"/>
+        </w:rPr>
+        <w:t xml:space="preserve"> aan, naast Videobellen.</w:t>
       </w:r>
     </w:p>
     <w:p>
@@ -2210,7 +2196,7 @@
           <w:sz w:val="21"/>
           <w:szCs w:val="21"/>
         </w:rPr>
-        <w:t xml:space="preserve">“En dan het stuk waar het mij om gaat. Ik wil dit niet overtypen.”</w:t>
+        <w:t xml:space="preserve">“Twee manieren om deze mens te bereiken, op dezelfde plek. Bellen laat zien welke nummers er zijn, wat haar voorkeur is, en wie er gebeld mag worden als zij het zelf niet redt — met daarbij wat die naaste mag horen. Informeren is iets anders dan meebeslissen.”</w:t>
       </w:r>
     </w:p>
     <w:p>
@@ -2238,51 +2224,43 @@
           <w:sz w:val="21"/>
           <w:szCs w:val="21"/>
         </w:rPr>
-        <w:t xml:space="preserve">Klik op </w:t>
-      </w:r>
-      <w:r>
-        <w:rPr>
-          <w:rFonts w:ascii="Calibri" w:cs="Calibri" w:eastAsia="Calibri" w:hAnsi="Calibri"/>
-          <w:b/>
-          <w:bCs/>
-          <w:color w:val="241F2E"/>
-          <w:sz w:val="21"/>
-          <w:szCs w:val="21"/>
-        </w:rPr>
-        <w:t xml:space="preserve">Overnemen in mijn dossier</w:t>
-      </w:r>
-      <w:r>
-        <w:rPr>
-          <w:rFonts w:ascii="Calibri" w:cs="Calibri" w:eastAsia="Calibri" w:hAnsi="Calibri"/>
-          <w:b/>
-          <w:bCs/>
-          <w:color w:val="241F2E"/>
-          <w:sz w:val="21"/>
-          <w:szCs w:val="21"/>
-        </w:rPr>
-        <w:t xml:space="preserve">. Scroll naar het registratieblok en wijs het </w:t>
-      </w:r>
-      <w:r>
-        <w:rPr>
-          <w:rFonts w:ascii="Calibri" w:cs="Calibri" w:eastAsia="Calibri" w:hAnsi="Calibri"/>
-          <w:b/>
-          <w:bCs/>
-          <w:color w:val="241F2E"/>
-          <w:sz w:val="21"/>
-          <w:szCs w:val="21"/>
-        </w:rPr>
-        <w:t xml:space="preserve">S</w:t>
-      </w:r>
-      <w:r>
-        <w:rPr>
-          <w:rFonts w:ascii="Calibri" w:cs="Calibri" w:eastAsia="Calibri" w:hAnsi="Calibri"/>
-          <w:b/>
-          <w:bCs/>
-          <w:color w:val="241F2E"/>
-          <w:sz w:val="21"/>
-          <w:szCs w:val="21"/>
-        </w:rPr>
-        <w:t xml:space="preserve">-veld aan.</w:t>
+        <w:t xml:space="preserve">Klik dan op de tab </w:t>
+      </w:r>
+      <w:r>
+        <w:rPr>
+          <w:rFonts w:ascii="Calibri" w:cs="Calibri" w:eastAsia="Calibri" w:hAnsi="Calibri"/>
+          <w:b/>
+          <w:bCs/>
+          <w:color w:val="241F2E"/>
+          <w:sz w:val="21"/>
+          <w:szCs w:val="21"/>
+        </w:rPr>
+        <w:t xml:space="preserve">Consult</w:t>
+      </w:r>
+      <w:r>
+        <w:rPr>
+          <w:rFonts w:ascii="Calibri" w:cs="Calibri" w:eastAsia="Calibri" w:hAnsi="Calibri"/>
+          <w:b/>
+          <w:bCs/>
+          <w:color w:val="241F2E"/>
+          <w:sz w:val="21"/>
+          <w:szCs w:val="21"/>
+        </w:rPr>
+        <w:t xml:space="preserve">.</w:t>
+      </w:r>
+    </w:p>
+    <w:p>
+      <w:pPr>
+        <w:spacing w:after="140" w:line="276"/>
+      </w:pPr>
+      <w:r>
+        <w:rPr>
+          <w:rFonts w:ascii="Calibri" w:cs="Calibri" w:eastAsia="Calibri" w:hAnsi="Calibri"/>
+          <w:color w:val="241F2E"/>
+          <w:sz w:val="21"/>
+          <w:szCs w:val="21"/>
+        </w:rPr>
+        <w:t xml:space="preserve">De vragenlijst staat er weer, nu met een knop.</w:t>
       </w:r>
     </w:p>
     <w:p>
@@ -2301,21 +2279,79 @@
           <w:sz w:val="21"/>
           <w:szCs w:val="21"/>
         </w:rPr>
-        <w:t xml:space="preserve">“Het staat onder de S van de SOEP. Dat is geen technische keuze: de S is wat de patiënt aangeeft, en dit ís wat de patiënt aangeeft. Het staat er in haar eigen woorden, met de datum en het kanaal erbij.”</w:t>
-      </w:r>
-    </w:p>
-    <w:p>
-      <w:pPr>
-        <w:spacing w:after="140" w:line="276"/>
-      </w:pPr>
-      <w:r>
-        <w:rPr>
-          <w:rFonts w:ascii="Calibri" w:cs="Calibri" w:eastAsia="Calibri" w:hAnsi="Calibri"/>
-          <w:color w:val="241F2E"/>
-          <w:sz w:val="21"/>
-          <w:szCs w:val="21"/>
-        </w:rPr>
-        <w:t xml:space="preserve">En dan de regel die eronder staat:</w:t>
+        <w:t xml:space="preserve">“En dan het stuk waar het mij om gaat. Ik wil dit niet overtypen.”</w:t>
+      </w:r>
+    </w:p>
+    <w:p>
+      <w:pPr>
+        <w:spacing w:after="140" w:before="100"/>
+        <w:ind w:left="60"/>
+      </w:pPr>
+      <w:r>
+        <w:rPr>
+          <w:rFonts w:ascii="Calibri" w:cs="Calibri" w:eastAsia="Calibri" w:hAnsi="Calibri"/>
+          <w:b/>
+          <w:bCs/>
+          <w:color w:val="0F5F6E"/>
+          <w:sz w:val="21"/>
+          <w:szCs w:val="21"/>
+        </w:rPr>
+        <w:t xml:space="preserve">▸  </w:t>
+      </w:r>
+      <w:r>
+        <w:rPr>
+          <w:rFonts w:ascii="Calibri" w:cs="Calibri" w:eastAsia="Calibri" w:hAnsi="Calibri"/>
+          <w:b/>
+          <w:bCs/>
+          <w:color w:val="241F2E"/>
+          <w:sz w:val="21"/>
+          <w:szCs w:val="21"/>
+        </w:rPr>
+        <w:t xml:space="preserve">Klik op </w:t>
+      </w:r>
+      <w:r>
+        <w:rPr>
+          <w:rFonts w:ascii="Calibri" w:cs="Calibri" w:eastAsia="Calibri" w:hAnsi="Calibri"/>
+          <w:b/>
+          <w:bCs/>
+          <w:color w:val="241F2E"/>
+          <w:sz w:val="21"/>
+          <w:szCs w:val="21"/>
+        </w:rPr>
+        <w:t xml:space="preserve">Overnemen in mijn dossier</w:t>
+      </w:r>
+      <w:r>
+        <w:rPr>
+          <w:rFonts w:ascii="Calibri" w:cs="Calibri" w:eastAsia="Calibri" w:hAnsi="Calibri"/>
+          <w:b/>
+          <w:bCs/>
+          <w:color w:val="241F2E"/>
+          <w:sz w:val="21"/>
+          <w:szCs w:val="21"/>
+        </w:rPr>
+        <w:t xml:space="preserve">. Scroll naar het registratieblok en wijs het </w:t>
+      </w:r>
+      <w:r>
+        <w:rPr>
+          <w:rFonts w:ascii="Calibri" w:cs="Calibri" w:eastAsia="Calibri" w:hAnsi="Calibri"/>
+          <w:b/>
+          <w:bCs/>
+          <w:color w:val="241F2E"/>
+          <w:sz w:val="21"/>
+          <w:szCs w:val="21"/>
+        </w:rPr>
+        <w:t xml:space="preserve">S</w:t>
+      </w:r>
+      <w:r>
+        <w:rPr>
+          <w:rFonts w:ascii="Calibri" w:cs="Calibri" w:eastAsia="Calibri" w:hAnsi="Calibri"/>
+          <w:b/>
+          <w:bCs/>
+          <w:color w:val="241F2E"/>
+          <w:sz w:val="21"/>
+          <w:szCs w:val="21"/>
+        </w:rPr>
+        <w:t xml:space="preserve">-veld aan.</w:t>
       </w:r>
     </w:p>
     <w:p>
@@ -2334,7 +2370,21 @@
           <w:sz w:val="21"/>
           <w:szCs w:val="21"/>
         </w:rPr>
-        <w:t xml:space="preserve">“Let op het verschil. De antwoorden stonden er al — daar was geen handeling voor nodig. Wat er nu gebeurt is dat ik ze aanvaard. Vanaf dit moment staat de praktijk ervoor in, en er staat bij wie dat gedaan heeft. Wat de patiënt zelf doorgeeft is echt en bruikbaar, maar het is geen registratie van de praktijk tot iemand dat zegt.”</w:t>
+        <w:t xml:space="preserve">“Het staat onder de S van de SOEP. Dat is geen technische keuze: de S is wat de patiënt aangeeft, en dit ís wat de patiënt aangeeft. Het staat er in haar eigen woorden, met de datum en het kanaal erbij.”</w:t>
+      </w:r>
+    </w:p>
+    <w:p>
+      <w:pPr>
+        <w:spacing w:after="140" w:line="276"/>
+      </w:pPr>
+      <w:r>
+        <w:rPr>
+          <w:rFonts w:ascii="Calibri" w:cs="Calibri" w:eastAsia="Calibri" w:hAnsi="Calibri"/>
+          <w:color w:val="241F2E"/>
+          <w:sz w:val="21"/>
+          <w:szCs w:val="21"/>
+        </w:rPr>
+        <w:t xml:space="preserve">En dan de regel die eronder staat:</w:t>
       </w:r>
     </w:p>
     <w:p>
@@ -2353,57 +2403,7 @@
           <w:sz w:val="21"/>
           <w:szCs w:val="21"/>
         </w:rPr>
-        <w:t xml:space="preserve">“Anders declareer je werk dat een ander gedaan heeft.”</w:t>
-      </w:r>
-    </w:p>
-    <w:p>
-      <w:pPr>
-        <w:spacing w:after="140" w:before="100"/>
-        <w:ind w:left="60"/>
-      </w:pPr>
-      <w:r>
-        <w:rPr>
-          <w:rFonts w:ascii="Calibri" w:cs="Calibri" w:eastAsia="Calibri" w:hAnsi="Calibri"/>
-          <w:b/>
-          <w:bCs/>
-          <w:color w:val="0F5F6E"/>
-          <w:sz w:val="21"/>
-          <w:szCs w:val="21"/>
-        </w:rPr>
-        <w:t xml:space="preserve">▸  </w:t>
-      </w:r>
-      <w:r>
-        <w:rPr>
-          <w:rFonts w:ascii="Calibri" w:cs="Calibri" w:eastAsia="Calibri" w:hAnsi="Calibri"/>
-          <w:b/>
-          <w:bCs/>
-          <w:color w:val="241F2E"/>
-          <w:sz w:val="21"/>
-          <w:szCs w:val="21"/>
-        </w:rPr>
-        <w:t xml:space="preserve">Klik op de tab </w:t>
-      </w:r>
-      <w:r>
-        <w:rPr>
-          <w:rFonts w:ascii="Calibri" w:cs="Calibri" w:eastAsia="Calibri" w:hAnsi="Calibri"/>
-          <w:b/>
-          <w:bCs/>
-          <w:color w:val="241F2E"/>
-          <w:sz w:val="21"/>
-          <w:szCs w:val="21"/>
-        </w:rPr>
-        <w:t xml:space="preserve">Journaal</w:t>
-      </w:r>
-      <w:r>
-        <w:rPr>
-          <w:rFonts w:ascii="Calibri" w:cs="Calibri" w:eastAsia="Calibri" w:hAnsi="Calibri"/>
-          <w:b/>
-          <w:bCs/>
-          <w:color w:val="241F2E"/>
-          <w:sz w:val="21"/>
-          <w:szCs w:val="21"/>
-        </w:rPr>
-        <w:t xml:space="preserve">.</w:t>
+        <w:t xml:space="preserve">“Let op het verschil. De antwoorden stonden er al — daar was geen handeling voor nodig. Wat er nu gebeurt is dat ik ze aanvaard. Vanaf dit moment staat de praktijk ervoor in, en er staat bij wie dat gedaan heeft. Wat de patiënt zelf doorgeeft is echt en bruikbaar, maar het is geen registratie van de praktijk tot iemand dat zegt.”</w:t>
       </w:r>
     </w:p>
     <w:p>
@@ -2422,7 +2422,7 @@
           <w:sz w:val="21"/>
           <w:szCs w:val="21"/>
         </w:rPr>
-        <w:t xml:space="preserve">“En hier staat hij terug. Niet als tekst die in een consult is geplakt, maar als eigen regel op de dag dat zíj hem invulde — drie dagen voor dit gesprek. Met erbij dat ik hem zojuist heb overgenomen, met mijn naam en de datum.”</w:t>
+        <w:t xml:space="preserve">“Anders declareer je werk dat een ander gedaan heeft.”</w:t>
       </w:r>
     </w:p>
     <w:p>
@@ -2450,18 +2450,18 @@
           <w:sz w:val="21"/>
           <w:szCs w:val="21"/>
         </w:rPr>
-        <w:t xml:space="preserve">Klik op </w:t>
-      </w:r>
-      <w:r>
-        <w:rPr>
-          <w:rFonts w:ascii="Calibri" w:cs="Calibri" w:eastAsia="Calibri" w:hAnsi="Calibri"/>
-          <w:b/>
-          <w:bCs/>
-          <w:color w:val="241F2E"/>
-          <w:sz w:val="21"/>
-          <w:szCs w:val="21"/>
-        </w:rPr>
-        <w:t xml:space="preserve">Alle antwoorden tonen</w:t>
+        <w:t xml:space="preserve">Klik op de tab </w:t>
+      </w:r>
+      <w:r>
+        <w:rPr>
+          <w:rFonts w:ascii="Calibri" w:cs="Calibri" w:eastAsia="Calibri" w:hAnsi="Calibri"/>
+          <w:b/>
+          <w:bCs/>
+          <w:color w:val="241F2E"/>
+          <w:sz w:val="21"/>
+          <w:szCs w:val="21"/>
+        </w:rPr>
+        <w:t xml:space="preserve">Journaal</w:t>
       </w:r>
       <w:r>
         <w:rPr>
@@ -2491,7 +2491,7 @@
           <w:sz w:val="21"/>
           <w:szCs w:val="21"/>
         </w:rPr>
-        <w:t xml:space="preserve">“En de hele lijst is er nog, ook de vragen die niet in de samenvatting pasten.”</w:t>
+        <w:t xml:space="preserve">“En hier staat hij terug. Niet als tekst die in een consult is geplakt, maar als eigen regel op de dag dat zíj hem invulde — drie dagen voor dit gesprek. Met erbij dat ik hem zojuist heb overgenomen, met mijn naam en de datum.”</w:t>
       </w:r>
     </w:p>
     <w:p>
@@ -2519,18 +2519,18 @@
           <w:sz w:val="21"/>
           <w:szCs w:val="21"/>
         </w:rPr>
-        <w:t xml:space="preserve">Wijs de filterrij boven de tijdlijn aan, en links het blok </w:t>
-      </w:r>
-      <w:r>
-        <w:rPr>
-          <w:rFonts w:ascii="Calibri" w:cs="Calibri" w:eastAsia="Calibri" w:hAnsi="Calibri"/>
-          <w:b/>
-          <w:bCs/>
-          <w:color w:val="241F2E"/>
-          <w:sz w:val="21"/>
-          <w:szCs w:val="21"/>
-        </w:rPr>
-        <w:t xml:space="preserve">Van de patiënt zelf</w:t>
+        <w:t xml:space="preserve">Klik op </w:t>
+      </w:r>
+      <w:r>
+        <w:rPr>
+          <w:rFonts w:ascii="Calibri" w:cs="Calibri" w:eastAsia="Calibri" w:hAnsi="Calibri"/>
+          <w:b/>
+          <w:bCs/>
+          <w:color w:val="241F2E"/>
+          <w:sz w:val="21"/>
+          <w:szCs w:val="21"/>
+        </w:rPr>
+        <w:t xml:space="preserve">Alle antwoorden tonen</w:t>
       </w:r>
       <w:r>
         <w:rPr>
@@ -2560,7 +2560,7 @@
           <w:sz w:val="21"/>
           <w:szCs w:val="21"/>
         </w:rPr>
-        <w:t xml:space="preserve">“Het journaal laat alles zien — dat is het punt van één tijdlijn. Maar bij iemand die elke dag zijn bloeddruk doorgeeft wil je ook even zonder die metingen kunnen kijken. Dus ik kan soorten uitzetten, en wat ik heb weggeklikt blijft zichtbaar als doorgestreept merkje: ik moet kunnen zien waarom de lijst korter is.”</w:t>
+        <w:t xml:space="preserve">“En de hele lijst is er nog, ook de vragen die niet in de samenvatting pasten.”</w:t>
       </w:r>
     </w:p>
     <w:p>
@@ -2588,18 +2588,18 @@
           <w:sz w:val="21"/>
           <w:szCs w:val="21"/>
         </w:rPr>
-        <w:t xml:space="preserve">Klik op </w:t>
-      </w:r>
-      <w:r>
-        <w:rPr>
-          <w:rFonts w:ascii="Calibri" w:cs="Calibri" w:eastAsia="Calibri" w:hAnsi="Calibri"/>
-          <w:b/>
-          <w:bCs/>
-          <w:color w:val="241F2E"/>
-          <w:sz w:val="21"/>
-          <w:szCs w:val="21"/>
-        </w:rPr>
-        <w:t xml:space="preserve">Alleen wat de patiënt aanleverde</w:t>
+        <w:t xml:space="preserve">Wijs de filterrij boven de tijdlijn aan, en links het blok </w:t>
+      </w:r>
+      <w:r>
+        <w:rPr>
+          <w:rFonts w:ascii="Calibri" w:cs="Calibri" w:eastAsia="Calibri" w:hAnsi="Calibri"/>
+          <w:b/>
+          <w:bCs/>
+          <w:color w:val="241F2E"/>
+          <w:sz w:val="21"/>
+          <w:szCs w:val="21"/>
+        </w:rPr>
+        <w:t xml:space="preserve">Van de patiënt zelf</w:t>
       </w:r>
       <w:r>
         <w:rPr>
@@ -2629,27 +2629,7 @@
           <w:sz w:val="21"/>
           <w:szCs w:val="21"/>
         </w:rPr>
-        <w:t xml:space="preserve">“En dit is de vraag die ik nu nooit kan stellen: laat me eens alles zien wat deze mens zélf heeft doorgegeven. Thuismetingen, vragenlijsten, de voorbereiding uit de wachtkamer — over alle episodes heen.”</w:t>
-      </w:r>
-    </w:p>
-    <w:p>
-      <w:pPr>
-        <w:pStyle w:val="Heading1"/>
-        <w:pBdr>
-          <w:bottom w:val="single" w:color="0F5F6E" w:sz="8" w:space="6"/>
-        </w:pBdr>
-        <w:spacing w:after="180" w:before="400"/>
-      </w:pPr>
-      <w:r>
-        <w:rPr>
-          <w:rFonts w:ascii="Calibri" w:cs="Calibri" w:eastAsia="Calibri" w:hAnsi="Calibri"/>
-          <w:b/>
-          <w:bCs/>
-          <w:color w:val="0F5F6E"/>
-          <w:sz w:val="30"/>
-          <w:szCs w:val="30"/>
-        </w:rPr>
-        <w:t xml:space="preserve">6 · Opvolgen — wat vandaag al af kan</w:t>
+        <w:t xml:space="preserve">“Het journaal laat alles zien — dat is het punt van één tijdlijn. Maar bij iemand die elke dag zijn bloeddruk doorgeeft wil je ook even zonder die metingen kunnen kijken. Dus ik kan soorten uitzetten, en wat ik heb weggeklikt blijft zichtbaar als doorgestreept merkje: ik moet kunnen zien waarom de lijst korter is.”</w:t>
       </w:r>
     </w:p>
     <w:p>
@@ -2688,7 +2668,7 @@
           <w:sz w:val="21"/>
           <w:szCs w:val="21"/>
         </w:rPr>
-        <w:t xml:space="preserve">Opvolgen</w:t>
+        <w:t xml:space="preserve">Alleen wat de patiënt aanleverde</w:t>
       </w:r>
       <w:r>
         <w:rPr>
@@ -2718,37 +2698,77 @@
           <w:sz w:val="21"/>
           <w:szCs w:val="21"/>
         </w:rPr>
-        <w:t xml:space="preserve">“Dit blok zat er eerst niet in, en dat was de grootste blinde vlek. Hier staat wat er is binnengekomen bij mensen die vandaag géén afspraak hebben.”</w:t>
-      </w:r>
-    </w:p>
-    <w:p>
-      <w:pPr>
-        <w:spacing w:after="140" w:line="276"/>
-      </w:pPr>
-      <w:r>
-        <w:rPr>
-          <w:rFonts w:ascii="Calibri" w:cs="Calibri" w:eastAsia="Calibri" w:hAnsi="Calibri"/>
-          <w:color w:val="241F2E"/>
-          <w:sz w:val="21"/>
-          <w:szCs w:val="21"/>
-        </w:rPr>
-        <w:t xml:space="preserve">Loop de eerste drie langs.</w:t>
-      </w:r>
-    </w:p>
-    <w:p>
-      <w:pPr>
-        <w:spacing w:after="140" w:line="276"/>
-      </w:pPr>
-      <w:r>
-        <w:rPr>
-          <w:rFonts w:ascii="Calibri" w:cs="Calibri" w:eastAsia="Calibri" w:hAnsi="Calibri"/>
-          <w:b/>
-          <w:bCs/>
-          <w:color w:val="241F2E"/>
-          <w:sz w:val="21"/>
-          <w:szCs w:val="21"/>
-        </w:rPr>
-        <w:t xml:space="preserve">Willem Hendriks — thuisbloeddruk gemiddeld 160 over 6 metingen.</w:t>
+        <w:t xml:space="preserve">“En dit is de vraag die ik nu nooit kan stellen: laat me eens alles zien wat deze mens zélf heeft doorgegeven. Thuismetingen, vragenlijsten, de voorbereiding uit de wachtkamer — over alle episodes heen.”</w:t>
+      </w:r>
+    </w:p>
+    <w:p>
+      <w:pPr>
+        <w:pStyle w:val="Heading1"/>
+        <w:pBdr>
+          <w:bottom w:val="single" w:color="0F5F6E" w:sz="8" w:space="6"/>
+        </w:pBdr>
+        <w:spacing w:after="180" w:before="400"/>
+      </w:pPr>
+      <w:r>
+        <w:rPr>
+          <w:rFonts w:ascii="Calibri" w:cs="Calibri" w:eastAsia="Calibri" w:hAnsi="Calibri"/>
+          <w:b/>
+          <w:bCs/>
+          <w:color w:val="0F5F6E"/>
+          <w:sz w:val="30"/>
+          <w:szCs w:val="30"/>
+        </w:rPr>
+        <w:t xml:space="preserve">6 · Opvolgen — wat vandaag al af kan</w:t>
+      </w:r>
+    </w:p>
+    <w:p>
+      <w:pPr>
+        <w:spacing w:after="140" w:before="100"/>
+        <w:ind w:left="60"/>
+      </w:pPr>
+      <w:r>
+        <w:rPr>
+          <w:rFonts w:ascii="Calibri" w:cs="Calibri" w:eastAsia="Calibri" w:hAnsi="Calibri"/>
+          <w:b/>
+          <w:bCs/>
+          <w:color w:val="0F5F6E"/>
+          <w:sz w:val="21"/>
+          <w:szCs w:val="21"/>
+        </w:rPr>
+        <w:t xml:space="preserve">▸  </w:t>
+      </w:r>
+      <w:r>
+        <w:rPr>
+          <w:rFonts w:ascii="Calibri" w:cs="Calibri" w:eastAsia="Calibri" w:hAnsi="Calibri"/>
+          <w:b/>
+          <w:bCs/>
+          <w:color w:val="241F2E"/>
+          <w:sz w:val="21"/>
+          <w:szCs w:val="21"/>
+        </w:rPr>
+        <w:t xml:space="preserve">Klik op </w:t>
+      </w:r>
+      <w:r>
+        <w:rPr>
+          <w:rFonts w:ascii="Calibri" w:cs="Calibri" w:eastAsia="Calibri" w:hAnsi="Calibri"/>
+          <w:b/>
+          <w:bCs/>
+          <w:color w:val="241F2E"/>
+          <w:sz w:val="21"/>
+          <w:szCs w:val="21"/>
+        </w:rPr>
+        <w:t xml:space="preserve">Opvolgen</w:t>
+      </w:r>
+      <w:r>
+        <w:rPr>
+          <w:rFonts w:ascii="Calibri" w:cs="Calibri" w:eastAsia="Calibri" w:hAnsi="Calibri"/>
+          <w:b/>
+          <w:bCs/>
+          <w:color w:val="241F2E"/>
+          <w:sz w:val="21"/>
+          <w:szCs w:val="21"/>
+        </w:rPr>
+        <w:t xml:space="preserve">.</w:t>
       </w:r>
     </w:p>
     <w:p>
@@ -2767,7 +2787,7 @@
           <w:sz w:val="21"/>
           <w:szCs w:val="21"/>
         </w:rPr>
-        <w:t xml:space="preserve">“Hij meet thuis. Dat is inhoudelijk beter dan mijn meting hier: geen wittejasseneffect en een reeks in plaats van één moment. In de meeste systemen blijft dat een berichtje in de postbus. Hier is het een reeks waarden met een gemiddelde en een voorstel.”</w:t>
+        <w:t xml:space="preserve">“Dit blok zat er eerst niet in, en dat was de grootste blinde vlek. Hier staat wat er is binnengekomen bij mensen die vandaag géén afspraak hebben.”</w:t>
       </w:r>
     </w:p>
     <w:p>
@@ -2777,13 +2797,27 @@
       <w:r>
         <w:rPr>
           <w:rFonts w:ascii="Calibri" w:cs="Calibri" w:eastAsia="Calibri" w:hAnsi="Calibri"/>
-          <w:b/>
-          <w:bCs/>
-          <w:color w:val="241F2E"/>
-          <w:sz w:val="21"/>
-          <w:szCs w:val="21"/>
-        </w:rPr>
-        <w:t xml:space="preserve">Ruud Mulder — eGFR 40.</w:t>
+          <w:color w:val="241F2E"/>
+          <w:sz w:val="21"/>
+          <w:szCs w:val="21"/>
+        </w:rPr>
+        <w:t xml:space="preserve">Loop de eerste drie langs.</w:t>
+      </w:r>
+    </w:p>
+    <w:p>
+      <w:pPr>
+        <w:spacing w:after="140" w:line="276"/>
+      </w:pPr>
+      <w:r>
+        <w:rPr>
+          <w:rFonts w:ascii="Calibri" w:cs="Calibri" w:eastAsia="Calibri" w:hAnsi="Calibri"/>
+          <w:b/>
+          <w:bCs/>
+          <w:color w:val="241F2E"/>
+          <w:sz w:val="21"/>
+          <w:szCs w:val="21"/>
+        </w:rPr>
+        <w:t xml:space="preserve">Willem Hendriks — thuisbloeddruk gemiddeld 160 over 6 metingen.</w:t>
       </w:r>
     </w:p>
     <w:p>
@@ -2802,7 +2836,7 @@
           <w:sz w:val="21"/>
           <w:szCs w:val="21"/>
         </w:rPr>
-        <w:t xml:space="preserve">“Die uitslag kwam een week geleden binnen op mijn eigen aanvraag. Hij raakt de dosering van meerdere middelen. Zijn volgende controle is over drie maanden.”</w:t>
+        <w:t xml:space="preserve">“Hij meet thuis. Dat is inhoudelijk beter dan mijn meting hier: geen wittejasseneffect en een reeks in plaats van één moment. In de meeste systemen blijft dat een berichtje in de postbus. Hier is het een reeks waarden met een gemiddelde en een voorstel.”</w:t>
       </w:r>
     </w:p>
     <w:p>
@@ -2818,7 +2852,7 @@
           <w:sz w:val="21"/>
           <w:szCs w:val="21"/>
         </w:rPr>
-        <w:t xml:space="preserve">Ilse van Dijk — “Ik ben de hele dag moe, ook als ik goed geslapen heb.”</w:t>
+        <w:t xml:space="preserve">Ruud Mulder — eGFR 40.</w:t>
       </w:r>
     </w:p>
     <w:p>
@@ -2837,7 +2871,23 @@
           <w:sz w:val="21"/>
           <w:szCs w:val="21"/>
         </w:rPr>
-        <w:t xml:space="preserve">“Uit de jaarlijkse screening. Geen meetwaarde, gewoon wat ze opschreef.”</w:t>
+        <w:t xml:space="preserve">“Die uitslag kwam een week geleden binnen op mijn eigen aanvraag. Hij raakt de dosering van meerdere middelen. Zijn volgende controle is over drie maanden.”</w:t>
+      </w:r>
+    </w:p>
+    <w:p>
+      <w:pPr>
+        <w:spacing w:after="140" w:line="276"/>
+      </w:pPr>
+      <w:r>
+        <w:rPr>
+          <w:rFonts w:ascii="Calibri" w:cs="Calibri" w:eastAsia="Calibri" w:hAnsi="Calibri"/>
+          <w:b/>
+          <w:bCs/>
+          <w:color w:val="241F2E"/>
+          <w:sz w:val="21"/>
+          <w:szCs w:val="21"/>
+        </w:rPr>
+        <w:t xml:space="preserve">Ilse van Dijk — “Ik ben de hele dag moe, ook als ik goed geslapen heb.”</w:t>
       </w:r>
     </w:p>
     <w:p>
@@ -2856,77 +2906,7 @@
           <w:sz w:val="21"/>
           <w:szCs w:val="21"/>
         </w:rPr>
-        <w:t xml:space="preserve">“Voor geen van deze drie is een consult nodig. Een bericht, een aangepast recept, een telefoontje. Zonder dit blok wachten ze tot de afspraak die toevallig in de agenda staat.”</w:t>
-      </w:r>
-    </w:p>
-    <w:p>
-      <w:pPr>
-        <w:pStyle w:val="Heading1"/>
-        <w:pBdr>
-          <w:bottom w:val="single" w:color="0F5F6E" w:sz="8" w:space="6"/>
-        </w:pBdr>
-        <w:spacing w:after="180" w:before="400"/>
-      </w:pPr>
-      <w:r>
-        <w:rPr>
-          <w:rFonts w:ascii="Calibri" w:cs="Calibri" w:eastAsia="Calibri" w:hAnsi="Calibri"/>
-          <w:b/>
-          <w:bCs/>
-          <w:color w:val="0F5F6E"/>
-          <w:sz w:val="30"/>
-          <w:szCs w:val="30"/>
-        </w:rPr>
-        <w:t xml:space="preserve">6b · Waar dat werk terechtkomt</w:t>
-      </w:r>
-    </w:p>
-    <w:p>
-      <w:pPr>
-        <w:spacing w:after="140" w:before="100"/>
-        <w:ind w:left="60"/>
-      </w:pPr>
-      <w:r>
-        <w:rPr>
-          <w:rFonts w:ascii="Calibri" w:cs="Calibri" w:eastAsia="Calibri" w:hAnsi="Calibri"/>
-          <w:b/>
-          <w:bCs/>
-          <w:color w:val="0F5F6E"/>
-          <w:sz w:val="21"/>
-          <w:szCs w:val="21"/>
-        </w:rPr>
-        <w:t xml:space="preserve">▸  </w:t>
-      </w:r>
-      <w:r>
-        <w:rPr>
-          <w:rFonts w:ascii="Calibri" w:cs="Calibri" w:eastAsia="Calibri" w:hAnsi="Calibri"/>
-          <w:b/>
-          <w:bCs/>
-          <w:color w:val="241F2E"/>
-          <w:sz w:val="21"/>
-          <w:szCs w:val="21"/>
-        </w:rPr>
-        <w:t xml:space="preserve">Klik op </w:t>
-      </w:r>
-      <w:r>
-        <w:rPr>
-          <w:rFonts w:ascii="Calibri" w:cs="Calibri" w:eastAsia="Calibri" w:hAnsi="Calibri"/>
-          <w:b/>
-          <w:bCs/>
-          <w:color w:val="241F2E"/>
-          <w:sz w:val="21"/>
-          <w:szCs w:val="21"/>
-        </w:rPr>
-        <w:t xml:space="preserve">Plannen</w:t>
-      </w:r>
-      <w:r>
-        <w:rPr>
-          <w:rFonts w:ascii="Calibri" w:cs="Calibri" w:eastAsia="Calibri" w:hAnsi="Calibri"/>
-          <w:b/>
-          <w:bCs/>
-          <w:color w:val="241F2E"/>
-          <w:sz w:val="21"/>
-          <w:szCs w:val="21"/>
-        </w:rPr>
-        <w:t xml:space="preserve">.</w:t>
+        <w:t xml:space="preserve">“Uit de jaarlijkse screening. Geen meetwaarde, gewoon wat ze opschreef.”</w:t>
       </w:r>
     </w:p>
     <w:p>
@@ -2945,7 +2925,165 @@
           <w:sz w:val="21"/>
           <w:szCs w:val="21"/>
         </w:rPr>
+        <w:t xml:space="preserve">“Voor geen van deze drie is een consult nodig. Een bericht, een aangepast recept, een telefoontje. Zonder dit blok wachten ze tot de afspraak die toevallig in de agenda staat.”</w:t>
+      </w:r>
+    </w:p>
+    <w:p>
+      <w:pPr>
+        <w:pStyle w:val="Heading1"/>
+        <w:pBdr>
+          <w:bottom w:val="single" w:color="0F5F6E" w:sz="8" w:space="6"/>
+        </w:pBdr>
+        <w:spacing w:after="180" w:before="400"/>
+      </w:pPr>
+      <w:r>
+        <w:rPr>
+          <w:rFonts w:ascii="Calibri" w:cs="Calibri" w:eastAsia="Calibri" w:hAnsi="Calibri"/>
+          <w:b/>
+          <w:bCs/>
+          <w:color w:val="0F5F6E"/>
+          <w:sz w:val="30"/>
+          <w:szCs w:val="30"/>
+        </w:rPr>
+        <w:t xml:space="preserve">6b · Waar dat werk terechtkomt</w:t>
+      </w:r>
+    </w:p>
+    <w:p>
+      <w:pPr>
+        <w:spacing w:after="140" w:before="100"/>
+        <w:ind w:left="60"/>
+      </w:pPr>
+      <w:r>
+        <w:rPr>
+          <w:rFonts w:ascii="Calibri" w:cs="Calibri" w:eastAsia="Calibri" w:hAnsi="Calibri"/>
+          <w:b/>
+          <w:bCs/>
+          <w:color w:val="0F5F6E"/>
+          <w:sz w:val="21"/>
+          <w:szCs w:val="21"/>
+        </w:rPr>
+        <w:t xml:space="preserve">▸  </w:t>
+      </w:r>
+      <w:r>
+        <w:rPr>
+          <w:rFonts w:ascii="Calibri" w:cs="Calibri" w:eastAsia="Calibri" w:hAnsi="Calibri"/>
+          <w:b/>
+          <w:bCs/>
+          <w:color w:val="241F2E"/>
+          <w:sz w:val="21"/>
+          <w:szCs w:val="21"/>
+        </w:rPr>
+        <w:t xml:space="preserve">Klik op </w:t>
+      </w:r>
+      <w:r>
+        <w:rPr>
+          <w:rFonts w:ascii="Calibri" w:cs="Calibri" w:eastAsia="Calibri" w:hAnsi="Calibri"/>
+          <w:b/>
+          <w:bCs/>
+          <w:color w:val="241F2E"/>
+          <w:sz w:val="21"/>
+          <w:szCs w:val="21"/>
+        </w:rPr>
+        <w:t xml:space="preserve">Plannen</w:t>
+      </w:r>
+      <w:r>
+        <w:rPr>
+          <w:rFonts w:ascii="Calibri" w:cs="Calibri" w:eastAsia="Calibri" w:hAnsi="Calibri"/>
+          <w:b/>
+          <w:bCs/>
+          <w:color w:val="241F2E"/>
+          <w:sz w:val="21"/>
+          <w:szCs w:val="21"/>
+        </w:rPr>
+        <w:t xml:space="preserve">.</w:t>
+      </w:r>
+    </w:p>
+    <w:p>
+      <w:pPr>
+        <w:pBdr>
+          <w:left w:val="single" w:color="0F5F6E" w:sz="18" w:space="10"/>
+        </w:pBdr>
+        <w:shd w:fill="E3F0F2" w:val="clear"/>
+        <w:spacing w:after="140" w:before="100" w:line="288"/>
+        <w:ind w:left="340" w:right="200"/>
+      </w:pPr>
+      <w:r>
+        <w:rPr>
+          <w:rFonts w:ascii="Calibri" w:cs="Calibri" w:eastAsia="Calibri" w:hAnsi="Calibri"/>
+          <w:color w:val="123E47"/>
+          <w:sz w:val="21"/>
+          <w:szCs w:val="21"/>
+        </w:rPr>
         <w:t xml:space="preserve">“Links staat mijn eigen werklijst: wat er bij mij is neergelegd, met de aanleiding erbij. Ik kies er een en klik op een vrije plek — en dan staat het in mijn agenda, met de reden zichtbaar. Want terugbellen is geen tussendoortje, het kost tien minuten.”</w:t>
+      </w:r>
+    </w:p>
+    <w:p>
+      <w:pPr>
+        <w:spacing w:after="140" w:before="100"/>
+        <w:ind w:left="60"/>
+      </w:pPr>
+      <w:r>
+        <w:rPr>
+          <w:rFonts w:ascii="Calibri" w:cs="Calibri" w:eastAsia="Calibri" w:hAnsi="Calibri"/>
+          <w:b/>
+          <w:bCs/>
+          <w:color w:val="0F5F6E"/>
+          <w:sz w:val="21"/>
+          <w:szCs w:val="21"/>
+        </w:rPr>
+        <w:t xml:space="preserve">▸  </w:t>
+      </w:r>
+      <w:r>
+        <w:rPr>
+          <w:rFonts w:ascii="Calibri" w:cs="Calibri" w:eastAsia="Calibri" w:hAnsi="Calibri"/>
+          <w:b/>
+          <w:bCs/>
+          <w:color w:val="241F2E"/>
+          <w:sz w:val="21"/>
+          <w:szCs w:val="21"/>
+        </w:rPr>
+        <w:t xml:space="preserve">Klap bij de taak </w:t>
+      </w:r>
+      <w:r>
+        <w:rPr>
+          <w:rFonts w:ascii="Calibri" w:cs="Calibri" w:eastAsia="Calibri" w:hAnsi="Calibri"/>
+          <w:b/>
+          <w:bCs/>
+          <w:color w:val="241F2E"/>
+          <w:sz w:val="21"/>
+          <w:szCs w:val="21"/>
+        </w:rPr>
+        <w:t xml:space="preserve">Contactgegevens</w:t>
+      </w:r>
+      <w:r>
+        <w:rPr>
+          <w:rFonts w:ascii="Calibri" w:cs="Calibri" w:eastAsia="Calibri" w:hAnsi="Calibri"/>
+          <w:b/>
+          <w:bCs/>
+          <w:color w:val="241F2E"/>
+          <w:sz w:val="21"/>
+          <w:szCs w:val="21"/>
+        </w:rPr>
+        <w:t xml:space="preserve"> uit.</w:t>
+      </w:r>
+    </w:p>
+    <w:p>
+      <w:pPr>
+        <w:pBdr>
+          <w:left w:val="single" w:color="0F5F6E" w:sz="18" w:space="10"/>
+        </w:pBdr>
+        <w:shd w:fill="E3F0F2" w:val="clear"/>
+        <w:spacing w:after="140" w:before="100" w:line="288"/>
+        <w:ind w:left="340" w:right="200"/>
+      </w:pPr>
+      <w:r>
+        <w:rPr>
+          <w:rFonts w:ascii="Calibri" w:cs="Calibri" w:eastAsia="Calibri" w:hAnsi="Calibri"/>
+          <w:color w:val="123E47"/>
+          <w:sz w:val="21"/>
+          <w:szCs w:val="21"/>
+        </w:rPr>
+        <w:t xml:space="preserve">“En dit miste ik ook. Een taak die ‘bel deze patiënt’ heet en me vervolgens het dossier in stuurt om het nummer te zoeken, laat het belangrijkste werk aan mij over. Hier staat het nummer, staat erbij dat zij eigenlijk het portaal prefereert, en bij sommige mensen staat er wat we in de loop der jaren geleerd hebben — ‘werkt tot vier uur’ of ‘slechthorend, spreek rustig’. Dat staat nu op briefjes.”</w:t>
       </w:r>
     </w:p>
     <w:p>

--- a/Cadans-demonstratiescript.docx
+++ b/Cadans-demonstratiescript.docx
@@ -50,7 +50,7 @@
           <w:sz w:val="21"/>
           <w:szCs w:val="21"/>
         </w:rPr>
-        <w:t xml:space="preserve">Eén route door Cadans, vanuit de stoel van de praktijkondersteuner. Tien minuten, zeven stappen, één verhaal. Bedoeld om uit je hoofd te doen — niet om aan je publiek te geven.</w:t>
+        <w:t xml:space="preserve">Eén route door Cadans, vanuit de stoel van de praktijkondersteuner. Twintig minuten, dertien stappen, één verhaal — van het werk dat volgende week misgaat tot het gesprek dat je zojuist hebt gevoerd. Bedoeld om uit je hoofd te doen, niet om aan je publiek te geven.</w:t>
       </w:r>
     </w:p>
     <w:tbl>
@@ -120,7 +120,7 @@
                 <w:sz w:val="19"/>
                 <w:szCs w:val="19"/>
               </w:rPr>
-              <w:t xml:space="preserve">10 minuten voor de hoofdlijn; 15 als je de uitstapjes meeneemt</w:t>
+              <w:t xml:space="preserve">12 minuten voor de korte route (§1–5, 7, 13); 20 voor de hele lijn</w:t>
             </w:r>
           </w:p>
         </w:tc>
@@ -335,7 +335,7 @@
           <w:sz w:val="21"/>
           <w:szCs w:val="21"/>
         </w:rPr>
-        <w:t xml:space="preserve"> De demopraktijk staat altijd halverwege de ochtend: drie consulten zijn geweest, één patiënt is niet komen opdagen, één zit in de wachtkamer. Dat hangt niet af van het tijdstip waarop jij demonstreert. De dátum loopt wel mee, dus leeftijden en intervallen kloppen altijd met vandaag.</w:t>
+        <w:t xml:space="preserve"> De demopraktijk staat altijd halverwege de ochtend: drie consulten zijn geweest, één patiënt is niet komen opdagen, één zit in de wachtkamer. Dat hangt niet af van het tijdstip waarop jij demonstreert. De dátum loopt wel mee, dus leeftijden, intervallen en “over vier dagen” kloppen altijd met vandaag.</w:t>
       </w:r>
     </w:p>
     <w:p>
@@ -361,6 +361,31 @@
           <w:szCs w:val="21"/>
         </w:rPr>
         <w:t xml:space="preserve"> na 0, 40, 95 en 150 seconden. Dat is geen effect maar het punt van die functie: er komt iets binnen terwijl je met iets anders bezig bent. Log in en begin meteen te praten.</w:t>
+      </w:r>
+    </w:p>
+    <w:p>
+      <w:pPr>
+        <w:spacing w:after="140" w:line="276"/>
+      </w:pPr>
+      <w:r>
+        <w:rPr>
+          <w:rFonts w:ascii="Calibri" w:cs="Calibri" w:eastAsia="Calibri" w:hAnsi="Calibri"/>
+          <w:b/>
+          <w:bCs/>
+          <w:color w:val="241F2E"/>
+          <w:sz w:val="21"/>
+          <w:szCs w:val="21"/>
+        </w:rPr>
+        <w:t xml:space="preserve">De namen in dit script komen uit de demopopulatie en kunnen verschuiven.</w:t>
+      </w:r>
+      <w:r>
+        <w:rPr>
+          <w:rFonts w:ascii="Calibri" w:cs="Calibri" w:eastAsia="Calibri" w:hAnsi="Calibri"/>
+          <w:color w:val="241F2E"/>
+          <w:sz w:val="21"/>
+          <w:szCs w:val="21"/>
+        </w:rPr>
+        <w:t xml:space="preserve"> De pósities niet: bovenaan de aanloop staat altijd de afspraak die verzet moet worden, en om 10:40 staat altijd degene die zo binnenkomt. Staat er een andere naam, lees dan de naam die er staat.</w:t>
       </w:r>
     </w:p>
     <w:p>
@@ -506,7 +531,26 @@
           <w:sz w:val="21"/>
           <w:szCs w:val="21"/>
         </w:rPr>
-        <w:t xml:space="preserve">Alles wat daarna komt, is uitwerking van die zin.</w:t>
+        <w:t xml:space="preserve">En één zin die de hele demo bij elkaar houdt:</w:t>
+      </w:r>
+    </w:p>
+    <w:p>
+      <w:pPr>
+        <w:pBdr>
+          <w:left w:val="single" w:color="0F5F6E" w:sz="18" w:space="10"/>
+        </w:pBdr>
+        <w:shd w:fill="E3F0F2" w:val="clear"/>
+        <w:spacing w:after="140" w:before="100" w:line="288"/>
+        <w:ind w:left="340" w:right="200"/>
+      </w:pPr>
+      <w:r>
+        <w:rPr>
+          <w:rFonts w:ascii="Calibri" w:cs="Calibri" w:eastAsia="Calibri" w:hAnsi="Calibri"/>
+          <w:color w:val="123E47"/>
+          <w:sz w:val="21"/>
+          <w:szCs w:val="21"/>
+        </w:rPr>
+        <w:t xml:space="preserve">“Elk scherm dat iets signaleert, levert ook werk op dat je kunt uitzetten, inplannen en afronden. Anders is het een lijstje.”</w:t>
       </w:r>
     </w:p>
     <w:p>
@@ -640,7 +684,7 @@
           <w:sz w:val="21"/>
           <w:szCs w:val="21"/>
         </w:rPr>
-        <w:t xml:space="preserve"> Dagstart, Aanloop, Spreekuur, Opvolgen, Monitoren, Afronden. Dat is geen menu van het systeem maar mijn werkproces. De huisarts ziet hier andere ingangen — autoriseren, het team — en de assistent weer andere. Eén dossier, verschillende werkplekken.</w:t>
+        <w:t xml:space="preserve"> Dagstart, Acuut, Aanloop, Spreekuur, Opvolgen, Groepsconsulten, Overleg, Afronden. Dat is geen menu van het systeem maar mijn werkproces. De huisarts ziet hier andere ingangen — autoriseren, het team — en de assistent weer andere. Eén dossier, verschillende werkplekken.</w:t>
       </w:r>
     </w:p>
     <w:p>
@@ -670,7 +714,7 @@
           <w:sz w:val="21"/>
           <w:szCs w:val="21"/>
         </w:rPr>
-        <w:t xml:space="preserve"> 19 labaanvragen klaargezet vóór het contact, 21 vragenlijsten uitgezet. Daar is niemand aan te pas gekomen.</w:t>
+        <w:t xml:space="preserve"> 16 labaanvragen klaargezet vóór het contact, 18 vragenlijsten uitgezet. Daar is niemand aan te pas gekomen.</w:t>
       </w:r>
     </w:p>
     <w:p>
@@ -1358,18 +1402,18 @@
           <w:sz w:val="21"/>
           <w:szCs w:val="21"/>
         </w:rPr>
-        <w:t xml:space="preserve">Bovenaan staat </w:t>
-      </w:r>
-      <w:r>
-        <w:rPr>
-          <w:rFonts w:ascii="Calibri" w:cs="Calibri" w:eastAsia="Calibri" w:hAnsi="Calibri"/>
-          <w:b/>
-          <w:bCs/>
-          <w:color w:val="241F2E"/>
-          <w:sz w:val="21"/>
-          <w:szCs w:val="21"/>
-        </w:rPr>
-        <w:t xml:space="preserve">Fatima Bos, over vier dagen</w:t>
+        <w:t xml:space="preserve">Bovenaan staat de afspraak </w:t>
+      </w:r>
+      <w:r>
+        <w:rPr>
+          <w:rFonts w:ascii="Calibri" w:cs="Calibri" w:eastAsia="Calibri" w:hAnsi="Calibri"/>
+          <w:b/>
+          <w:bCs/>
+          <w:color w:val="241F2E"/>
+          <w:sz w:val="21"/>
+          <w:szCs w:val="21"/>
+        </w:rPr>
+        <w:t xml:space="preserve">over vier dagen</w:t>
       </w:r>
       <w:r>
         <w:rPr>
@@ -1417,7 +1461,7 @@
           <w:sz w:val="21"/>
           <w:szCs w:val="21"/>
         </w:rPr>
-        <w:t xml:space="preserve">“Zij komt maandag, en het bloed is niet geprikt. Prikken en de uitslag terugkrijgen kost twee tot drie werkdagen. Dus dat consult gaat over niets: twintig minuten, en daarna moet ze terugkomen. Het systeem zegt niet ‘er ontbreekt iets’ — het zegt: verzet deze afspraak.”</w:t>
+        <w:t xml:space="preserve">“Zij komt maandag, en het bloed is niet geprikt. Prikken en de uitslag terugkrijgen kost vijf dagen. Dus dat consult gaat over niets: twintig minuten, en daarna moet ze terugkomen. Het systeem zegt niet ‘er ontbreekt iets’ — het zegt: verzet deze afspraak.”</w:t>
       </w:r>
     </w:p>
     <w:p>
@@ -1431,47 +1475,7 @@
           <w:sz w:val="21"/>
           <w:szCs w:val="21"/>
         </w:rPr>
-        <w:t xml:space="preserve">Daaronder </w:t>
-      </w:r>
-      <w:r>
-        <w:rPr>
-          <w:rFonts w:ascii="Calibri" w:cs="Calibri" w:eastAsia="Calibri" w:hAnsi="Calibri"/>
-          <w:b/>
-          <w:bCs/>
-          <w:color w:val="241F2E"/>
-          <w:sz w:val="21"/>
-          <w:szCs w:val="21"/>
-        </w:rPr>
-        <w:t xml:space="preserve">Greetje de Vries, over zes dagen</w:t>
-      </w:r>
-      <w:r>
-        <w:rPr>
-          <w:rFonts w:ascii="Calibri" w:cs="Calibri" w:eastAsia="Calibri" w:hAnsi="Calibri"/>
-          <w:color w:val="241F2E"/>
-          <w:sz w:val="21"/>
-          <w:szCs w:val="21"/>
-        </w:rPr>
-        <w:t xml:space="preserve">, met de melding </w:t>
-      </w:r>
-      <w:r>
-        <w:rPr>
-          <w:rFonts w:ascii="Calibri" w:cs="Calibri" w:eastAsia="Calibri" w:hAnsi="Calibri"/>
-          <w:b/>
-          <w:bCs/>
-          <w:color w:val="241F2E"/>
-          <w:sz w:val="21"/>
-          <w:szCs w:val="21"/>
-        </w:rPr>
-        <w:t xml:space="preserve">Bellen</w:t>
-      </w:r>
-      <w:r>
-        <w:rPr>
-          <w:rFonts w:ascii="Calibri" w:cs="Calibri" w:eastAsia="Calibri" w:hAnsi="Calibri"/>
-          <w:color w:val="241F2E"/>
-          <w:sz w:val="21"/>
-          <w:szCs w:val="21"/>
-        </w:rPr>
-        <w:t xml:space="preserve">.</w:t>
+        <w:t xml:space="preserve">Wijs de merkjes onder het advies aan.</w:t>
       </w:r>
     </w:p>
     <w:p>
@@ -1490,52 +1494,56 @@
           <w:sz w:val="21"/>
           <w:szCs w:val="21"/>
         </w:rPr>
-        <w:t xml:space="preserve">“Precies hetzelfde feit — niet geprikt — maar er zijn nog zes dagen. Dan is bellen de juiste actie, niet verzetten. Hetzelfde signaal, een ander advies, omdat de tijd anders ligt.”</w:t>
-      </w:r>
-    </w:p>
-    <w:p>
-      <w:pPr>
-        <w:spacing w:after="140" w:before="100"/>
-        <w:ind w:left="60"/>
-      </w:pPr>
-      <w:r>
-        <w:rPr>
-          <w:rFonts w:ascii="Calibri" w:cs="Calibri" w:eastAsia="Calibri" w:hAnsi="Calibri"/>
-          <w:b/>
-          <w:bCs/>
-          <w:color w:val="0F5F6E"/>
-          <w:sz w:val="21"/>
-          <w:szCs w:val="21"/>
-        </w:rPr>
-        <w:t xml:space="preserve">▸  </w:t>
-      </w:r>
-      <w:r>
-        <w:rPr>
-          <w:rFonts w:ascii="Calibri" w:cs="Calibri" w:eastAsia="Calibri" w:hAnsi="Calibri"/>
-          <w:b/>
-          <w:bCs/>
-          <w:color w:val="241F2E"/>
-          <w:sz w:val="21"/>
-          <w:szCs w:val="21"/>
-        </w:rPr>
-        <w:t xml:space="preserve">Klik bij Greetje de Vries op </w:t>
-      </w:r>
-      <w:r>
-        <w:rPr>
-          <w:rFonts w:ascii="Calibri" w:cs="Calibri" w:eastAsia="Calibri" w:hAnsi="Calibri"/>
-          <w:b/>
-          <w:bCs/>
-          <w:color w:val="241F2E"/>
-          <w:sz w:val="21"/>
-          <w:szCs w:val="21"/>
-        </w:rPr>
-        <w:t xml:space="preserve">Bellen en herinneren</w:t>
-      </w:r>
-      <w:r>
-        <w:rPr>
-          <w:rFonts w:ascii="Calibri" w:cs="Calibri" w:eastAsia="Calibri" w:hAnsi="Calibri"/>
-          <w:b/>
-          <w:bCs/>
+        <w:t xml:space="preserve">“En let op het verschil binnen diezelfde regel. Het lab lukt niet meer, dat kost vijf dagen. De vragenlijst kan nog wel, die kan tot de avond ervoor. Dus de reden om te verzetten is het bloedonderzoek en niet de vragenlijst. Die doorlooptijden zijn geen aanname van ons: ze staan in het protocol, en de praktijk kan ze aanpassen als het prikpunt hier trager is.”</w:t>
+      </w:r>
+    </w:p>
+    <w:p>
+      <w:pPr>
+        <w:spacing w:after="140" w:line="276"/>
+      </w:pPr>
+      <w:r>
+        <w:rPr>
+          <w:rFonts w:ascii="Calibri" w:cs="Calibri" w:eastAsia="Calibri" w:hAnsi="Calibri"/>
+          <w:color w:val="241F2E"/>
+          <w:sz w:val="21"/>
+          <w:szCs w:val="21"/>
+        </w:rPr>
+        <w:t xml:space="preserve">Daaronder staat de afspraak </w:t>
+      </w:r>
+      <w:r>
+        <w:rPr>
+          <w:rFonts w:ascii="Calibri" w:cs="Calibri" w:eastAsia="Calibri" w:hAnsi="Calibri"/>
+          <w:b/>
+          <w:bCs/>
+          <w:color w:val="241F2E"/>
+          <w:sz w:val="21"/>
+          <w:szCs w:val="21"/>
+        </w:rPr>
+        <w:t xml:space="preserve">over zes dagen</w:t>
+      </w:r>
+      <w:r>
+        <w:rPr>
+          <w:rFonts w:ascii="Calibri" w:cs="Calibri" w:eastAsia="Calibri" w:hAnsi="Calibri"/>
+          <w:color w:val="241F2E"/>
+          <w:sz w:val="21"/>
+          <w:szCs w:val="21"/>
+        </w:rPr>
+        <w:t xml:space="preserve">, met de melding </w:t>
+      </w:r>
+      <w:r>
+        <w:rPr>
+          <w:rFonts w:ascii="Calibri" w:cs="Calibri" w:eastAsia="Calibri" w:hAnsi="Calibri"/>
+          <w:b/>
+          <w:bCs/>
+          <w:color w:val="241F2E"/>
+          <w:sz w:val="21"/>
+          <w:szCs w:val="21"/>
+        </w:rPr>
+        <w:t xml:space="preserve">Bellen</w:t>
+      </w:r>
+      <w:r>
+        <w:rPr>
+          <w:rFonts w:ascii="Calibri" w:cs="Calibri" w:eastAsia="Calibri" w:hAnsi="Calibri"/>
           <w:color w:val="241F2E"/>
           <w:sz w:val="21"/>
           <w:szCs w:val="21"/>
@@ -1559,7 +1567,7 @@
           <w:sz w:val="21"/>
           <w:szCs w:val="21"/>
         </w:rPr>
-        <w:t xml:space="preserve">“En hier zit de tussenstap die in de meeste systemen ontbreekt. Er opent een paneel, net als bij het bestellen van een order, en de vraag is: wie doet dit? Bellen dat de uitslag ontbreekt kan de assistent prima. Dus ik leg het bij haar neer — met de reden erbij, want zij moet weten waarover ze belt.”</w:t>
+        <w:t xml:space="preserve">“Precies hetzelfde feit — niet geprikt — maar er zijn nog zes dagen. Dan is bellen de juiste actie, niet verzetten. Hetzelfde signaal, een ander advies, omdat de tijd anders ligt.”</w:t>
       </w:r>
     </w:p>
     <w:p>
@@ -1587,18 +1595,18 @@
           <w:sz w:val="21"/>
           <w:szCs w:val="21"/>
         </w:rPr>
-        <w:t xml:space="preserve">Klik op </w:t>
-      </w:r>
-      <w:r>
-        <w:rPr>
-          <w:rFonts w:ascii="Calibri" w:cs="Calibri" w:eastAsia="Calibri" w:hAnsi="Calibri"/>
-          <w:b/>
-          <w:bCs/>
-          <w:color w:val="241F2E"/>
-          <w:sz w:val="21"/>
-          <w:szCs w:val="21"/>
-        </w:rPr>
-        <w:t xml:space="preserve">Uitzetten bij De assistent</w:t>
+        <w:t xml:space="preserve">Klik bij die regel op </w:t>
+      </w:r>
+      <w:r>
+        <w:rPr>
+          <w:rFonts w:ascii="Calibri" w:cs="Calibri" w:eastAsia="Calibri" w:hAnsi="Calibri"/>
+          <w:b/>
+          <w:bCs/>
+          <w:color w:val="241F2E"/>
+          <w:sz w:val="21"/>
+          <w:szCs w:val="21"/>
+        </w:rPr>
+        <w:t xml:space="preserve">Bellen en herinneren</w:t>
       </w:r>
       <w:r>
         <w:rPr>
@@ -1628,7 +1636,7 @@
           <w:sz w:val="21"/>
           <w:szCs w:val="21"/>
         </w:rPr>
-        <w:t xml:space="preserve">“En nu verandert de regel van stand: ‘opgepakt, ligt bij de assistent’. Hij blijft niet schreeuwen terwijl er iemand mee bezig is — dat is precies waarom mensen zulke lijsten gaan negeren.”</w:t>
+        <w:t xml:space="preserve">“En hier zit de tussenstap die in de meeste systemen ontbreekt. Er opent een paneel, net als bij het bestellen van een order, en de vraag is: wie doet dit? Bellen dat de uitslag ontbreekt kan de assistent prima. Een uitslag bespreken niet — dus die rol staat er bij dat soort werk ook niet bij.”</w:t>
       </w:r>
     </w:p>
     <w:p>
@@ -1656,7 +1664,29 @@
           <w:sz w:val="21"/>
           <w:szCs w:val="21"/>
         </w:rPr>
-        <w:t xml:space="preserve">Wijs bij Fatima Bos de merkjes onder het advies aan.</w:t>
+        <w:t xml:space="preserve">Kies deze keer </w:t>
+      </w:r>
+      <w:r>
+        <w:rPr>
+          <w:rFonts w:ascii="Calibri" w:cs="Calibri" w:eastAsia="Calibri" w:hAnsi="Calibri"/>
+          <w:b/>
+          <w:bCs/>
+          <w:color w:val="241F2E"/>
+          <w:sz w:val="21"/>
+          <w:szCs w:val="21"/>
+        </w:rPr>
+        <w:t xml:space="preserve">de praktijkondersteuner</w:t>
+      </w:r>
+      <w:r>
+        <w:rPr>
+          <w:rFonts w:ascii="Calibri" w:cs="Calibri" w:eastAsia="Calibri" w:hAnsi="Calibri"/>
+          <w:b/>
+          <w:bCs/>
+          <w:color w:val="241F2E"/>
+          <w:sz w:val="21"/>
+          <w:szCs w:val="21"/>
+        </w:rPr>
+        <w:t xml:space="preserve"> — jezelf.</w:t>
       </w:r>
     </w:p>
     <w:p>
@@ -1675,7 +1705,57 @@
           <w:sz w:val="21"/>
           <w:szCs w:val="21"/>
         </w:rPr>
-        <w:t xml:space="preserve">“En let op het verschil tussen die twee regels. Het lab lukt niet meer — dat kost vijf dagen. De vragenlijst kan nog wel, die kan tot de dag ervoor. Dus de reden om te verzetten is het bloedonderzoek, niet de vragenlijst. Die doorlooptijden zijn geen aanname van ons: ze staan in het protocol, en de praktijk kan ze aanpassen als het prikpunt hier trager is.”</w:t>
+        <w:t xml:space="preserve">“Ik pak hem zelf op. Let op: ‘de praktijkondersteuner’ en ‘Sanne Bakker’ staan er allebei, en dat is geen dubbeling. Een taak voor de rol kan door iedereen worden opgepakt die er die dag is; een taak op naam niet. Dat verschil maakt of werk blijft liggen omdat iedereen dacht dat een ander het deed.”</w:t>
+      </w:r>
+    </w:p>
+    <w:p>
+      <w:pPr>
+        <w:spacing w:after="140" w:before="100"/>
+        <w:ind w:left="60"/>
+      </w:pPr>
+      <w:r>
+        <w:rPr>
+          <w:rFonts w:ascii="Calibri" w:cs="Calibri" w:eastAsia="Calibri" w:hAnsi="Calibri"/>
+          <w:b/>
+          <w:bCs/>
+          <w:color w:val="0F5F6E"/>
+          <w:sz w:val="21"/>
+          <w:szCs w:val="21"/>
+        </w:rPr>
+        <w:t xml:space="preserve">▸  </w:t>
+      </w:r>
+      <w:r>
+        <w:rPr>
+          <w:rFonts w:ascii="Calibri" w:cs="Calibri" w:eastAsia="Calibri" w:hAnsi="Calibri"/>
+          <w:b/>
+          <w:bCs/>
+          <w:color w:val="241F2E"/>
+          <w:sz w:val="21"/>
+          <w:szCs w:val="21"/>
+        </w:rPr>
+        <w:t xml:space="preserve">Klik op </w:t>
+      </w:r>
+      <w:r>
+        <w:rPr>
+          <w:rFonts w:ascii="Calibri" w:cs="Calibri" w:eastAsia="Calibri" w:hAnsi="Calibri"/>
+          <w:b/>
+          <w:bCs/>
+          <w:color w:val="241F2E"/>
+          <w:sz w:val="21"/>
+          <w:szCs w:val="21"/>
+        </w:rPr>
+        <w:t xml:space="preserve">Uitzetten</w:t>
+      </w:r>
+      <w:r>
+        <w:rPr>
+          <w:rFonts w:ascii="Calibri" w:cs="Calibri" w:eastAsia="Calibri" w:hAnsi="Calibri"/>
+          <w:b/>
+          <w:bCs/>
+          <w:color w:val="241F2E"/>
+          <w:sz w:val="21"/>
+          <w:szCs w:val="21"/>
+        </w:rPr>
+        <w:t xml:space="preserve">.</w:t>
       </w:r>
     </w:p>
     <w:p>
@@ -1694,7 +1774,7 @@
           <w:sz w:val="21"/>
           <w:szCs w:val="21"/>
         </w:rPr>
-        <w:t xml:space="preserve">“Dit is nu onzichtbaar. Iedere praktijk ontdekt dit op het moment dat de patiënt al in de stoel zit.”</w:t>
+        <w:t xml:space="preserve">“En nu verandert de regel van stand: ‘opgepakt, ligt bij de praktijkondersteuner’. Hij blijft niet schreeuwen terwijl er iemand mee bezig is — dat is precies waarom mensen zulke lijsten gaan negeren.”</w:t>
       </w:r>
     </w:p>
     <w:p>
@@ -1714,7 +1794,7 @@
           <w:sz w:val="30"/>
           <w:szCs w:val="30"/>
         </w:rPr>
-        <w:t xml:space="preserve">4 · Spreekuur — en wat de patiënt zelf heeft opgeschreven</w:t>
+        <w:t xml:space="preserve">4 · Plannen — en wat er in de gaten hoort</w:t>
       </w:r>
     </w:p>
     <w:p>
@@ -1742,40 +1822,40 @@
           <w:sz w:val="21"/>
           <w:szCs w:val="21"/>
         </w:rPr>
-        <w:t xml:space="preserve">Klik op </w:t>
-      </w:r>
-      <w:r>
-        <w:rPr>
-          <w:rFonts w:ascii="Calibri" w:cs="Calibri" w:eastAsia="Calibri" w:hAnsi="Calibri"/>
-          <w:b/>
-          <w:bCs/>
-          <w:color w:val="241F2E"/>
-          <w:sz w:val="21"/>
-          <w:szCs w:val="21"/>
-        </w:rPr>
-        <w:t xml:space="preserve">Spreekuur</w:t>
-      </w:r>
-      <w:r>
-        <w:rPr>
-          <w:rFonts w:ascii="Calibri" w:cs="Calibri" w:eastAsia="Calibri" w:hAnsi="Calibri"/>
-          <w:b/>
-          <w:bCs/>
-          <w:color w:val="241F2E"/>
-          <w:sz w:val="21"/>
-          <w:szCs w:val="21"/>
-        </w:rPr>
-        <w:t xml:space="preserve">. Bovenaan staat </w:t>
-      </w:r>
-      <w:r>
-        <w:rPr>
-          <w:rFonts w:ascii="Calibri" w:cs="Calibri" w:eastAsia="Calibri" w:hAnsi="Calibri"/>
-          <w:b/>
-          <w:bCs/>
-          <w:color w:val="241F2E"/>
-          <w:sz w:val="21"/>
-          <w:szCs w:val="21"/>
-        </w:rPr>
-        <w:t xml:space="preserve">Anneke Bos, 10:40</w:t>
+        <w:t xml:space="preserve">Klik onder </w:t>
+      </w:r>
+      <w:r>
+        <w:rPr>
+          <w:rFonts w:ascii="Calibri" w:cs="Calibri" w:eastAsia="Calibri" w:hAnsi="Calibri"/>
+          <w:b/>
+          <w:bCs/>
+          <w:color w:val="241F2E"/>
+          <w:sz w:val="21"/>
+          <w:szCs w:val="21"/>
+        </w:rPr>
+        <w:t xml:space="preserve">Praktijk</w:t>
+      </w:r>
+      <w:r>
+        <w:rPr>
+          <w:rFonts w:ascii="Calibri" w:cs="Calibri" w:eastAsia="Calibri" w:hAnsi="Calibri"/>
+          <w:b/>
+          <w:bCs/>
+          <w:color w:val="241F2E"/>
+          <w:sz w:val="21"/>
+          <w:szCs w:val="21"/>
+        </w:rPr>
+        <w:t xml:space="preserve"> op </w:t>
+      </w:r>
+      <w:r>
+        <w:rPr>
+          <w:rFonts w:ascii="Calibri" w:cs="Calibri" w:eastAsia="Calibri" w:hAnsi="Calibri"/>
+          <w:b/>
+          <w:bCs/>
+          <w:color w:val="241F2E"/>
+          <w:sz w:val="21"/>
+          <w:szCs w:val="21"/>
+        </w:rPr>
+        <w:t xml:space="preserve">Plannen</w:t>
       </w:r>
       <w:r>
         <w:rPr>
@@ -1805,32 +1885,35 @@
           <w:sz w:val="21"/>
           <w:szCs w:val="21"/>
         </w:rPr>
-        <w:t xml:space="preserve">“Dit is wat ik zie vlak voordat ik iemand binnenroep. Niet de avond ervoor in één ruk, maar op het moment dat het nodig is.”</w:t>
-      </w:r>
-    </w:p>
-    <w:p>
-      <w:pPr>
-        <w:spacing w:after="140" w:line="276"/>
-      </w:pPr>
-      <w:r>
-        <w:rPr>
-          <w:rFonts w:ascii="Calibri" w:cs="Calibri" w:eastAsia="Calibri" w:hAnsi="Calibri"/>
-          <w:b/>
-          <w:bCs/>
-          <w:color w:val="241F2E"/>
-          <w:sz w:val="21"/>
-          <w:szCs w:val="21"/>
-        </w:rPr>
-        <w:t xml:space="preserve">Wijs eerst aan wat er níét staat.</w:t>
-      </w:r>
-      <w:r>
-        <w:rPr>
-          <w:rFonts w:ascii="Calibri" w:cs="Calibri" w:eastAsia="Calibri" w:hAnsi="Calibri"/>
-          <w:color w:val="241F2E"/>
-          <w:sz w:val="21"/>
-          <w:szCs w:val="21"/>
-        </w:rPr>
-        <w:t xml:space="preserve"> Er staat nergens ‘nog bloed prikken’.</w:t>
+        <w:t xml:space="preserve">“Links staat mijn eigen werklijst: wat er bij mij is neergelegd, met de aanleiding erbij. Rechts staan alle drie de agenda’s naast elkaar, want ‘past dit bij mij of bij de huisarts’ is de eerste vraag en niet de laatste.”</w:t>
+      </w:r>
+    </w:p>
+    <w:p>
+      <w:pPr>
+        <w:spacing w:after="140" w:before="100"/>
+        <w:ind w:left="60"/>
+      </w:pPr>
+      <w:r>
+        <w:rPr>
+          <w:rFonts w:ascii="Calibri" w:cs="Calibri" w:eastAsia="Calibri" w:hAnsi="Calibri"/>
+          <w:b/>
+          <w:bCs/>
+          <w:color w:val="0F5F6E"/>
+          <w:sz w:val="21"/>
+          <w:szCs w:val="21"/>
+        </w:rPr>
+        <w:t xml:space="preserve">▸  </w:t>
+      </w:r>
+      <w:r>
+        <w:rPr>
+          <w:rFonts w:ascii="Calibri" w:cs="Calibri" w:eastAsia="Calibri" w:hAnsi="Calibri"/>
+          <w:b/>
+          <w:bCs/>
+          <w:color w:val="241F2E"/>
+          <w:sz w:val="21"/>
+          <w:szCs w:val="21"/>
+        </w:rPr>
+        <w:t xml:space="preserve">Sleep de taak naar een vrije plek van twintig minuten in je eigen kolom. Klikken werkt ook: selecteer links, klik rechts.</w:t>
       </w:r>
     </w:p>
     <w:p>
@@ -1849,32 +1932,79 @@
           <w:sz w:val="21"/>
           <w:szCs w:val="21"/>
         </w:rPr>
-        <w:t xml:space="preserve">“Bij wie vandaag komt, is dat allang geregeld. Dat is de aanloop geweest. Wat hier nog openstaat, zijn de dingen die ik zo meteen zelf doe: rookstatus, Positieve Gezondheid.”</w:t>
-      </w:r>
-    </w:p>
-    <w:p>
-      <w:pPr>
-        <w:spacing w:after="140" w:line="276"/>
-      </w:pPr>
-      <w:r>
-        <w:rPr>
-          <w:rFonts w:ascii="Calibri" w:cs="Calibri" w:eastAsia="Calibri" w:hAnsi="Calibri"/>
-          <w:b/>
-          <w:bCs/>
-          <w:color w:val="241F2E"/>
-          <w:sz w:val="21"/>
-          <w:szCs w:val="21"/>
-        </w:rPr>
-        <w:t xml:space="preserve">Dan de vragenlijst.</w:t>
-      </w:r>
-      <w:r>
-        <w:rPr>
-          <w:rFonts w:ascii="Calibri" w:cs="Calibri" w:eastAsia="Calibri" w:hAnsi="Calibri"/>
-          <w:color w:val="241F2E"/>
-          <w:sz w:val="21"/>
-          <w:szCs w:val="21"/>
-        </w:rPr>
-        <w:t xml:space="preserve"> Die staat bovenaan de kaart, vóór de meetwaarden.</w:t>
+        <w:t xml:space="preserve">“En dan staat het in mijn agenda, met de reden zichtbaar. Want terugbellen is geen tussendoortje, het kost tien minuten.”</w:t>
+      </w:r>
+    </w:p>
+    <w:p>
+      <w:pPr>
+        <w:spacing w:after="140" w:before="100"/>
+        <w:ind w:left="60"/>
+      </w:pPr>
+      <w:r>
+        <w:rPr>
+          <w:rFonts w:ascii="Calibri" w:cs="Calibri" w:eastAsia="Calibri" w:hAnsi="Calibri"/>
+          <w:b/>
+          <w:bCs/>
+          <w:color w:val="0F5F6E"/>
+          <w:sz w:val="21"/>
+          <w:szCs w:val="21"/>
+        </w:rPr>
+        <w:t xml:space="preserve">▸  </w:t>
+      </w:r>
+      <w:r>
+        <w:rPr>
+          <w:rFonts w:ascii="Calibri" w:cs="Calibri" w:eastAsia="Calibri" w:hAnsi="Calibri"/>
+          <w:b/>
+          <w:bCs/>
+          <w:color w:val="241F2E"/>
+          <w:sz w:val="21"/>
+          <w:szCs w:val="21"/>
+        </w:rPr>
+        <w:t xml:space="preserve">Zet daaronder via </w:t>
+      </w:r>
+      <w:r>
+        <w:rPr>
+          <w:rFonts w:ascii="Calibri" w:cs="Calibri" w:eastAsia="Calibri" w:hAnsi="Calibri"/>
+          <w:b/>
+          <w:bCs/>
+          <w:color w:val="241F2E"/>
+          <w:sz w:val="21"/>
+          <w:szCs w:val="21"/>
+        </w:rPr>
+        <w:t xml:space="preserve">Eigen werk inplannen</w:t>
+      </w:r>
+      <w:r>
+        <w:rPr>
+          <w:rFonts w:ascii="Calibri" w:cs="Calibri" w:eastAsia="Calibri" w:hAnsi="Calibri"/>
+          <w:b/>
+          <w:bCs/>
+          <w:color w:val="241F2E"/>
+          <w:sz w:val="21"/>
+          <w:szCs w:val="21"/>
+        </w:rPr>
+        <w:t xml:space="preserve"> een blok </w:t>
+      </w:r>
+      <w:r>
+        <w:rPr>
+          <w:rFonts w:ascii="Calibri" w:cs="Calibri" w:eastAsia="Calibri" w:hAnsi="Calibri"/>
+          <w:b/>
+          <w:bCs/>
+          <w:color w:val="241F2E"/>
+          <w:sz w:val="21"/>
+          <w:szCs w:val="21"/>
+        </w:rPr>
+        <w:t xml:space="preserve">Uitslagen nalopen</w:t>
+      </w:r>
+      <w:r>
+        <w:rPr>
+          <w:rFonts w:ascii="Calibri" w:cs="Calibri" w:eastAsia="Calibri" w:hAnsi="Calibri"/>
+          <w:b/>
+          <w:bCs/>
+          <w:color w:val="241F2E"/>
+          <w:sz w:val="21"/>
+          <w:szCs w:val="21"/>
+        </w:rPr>
+        <w:t xml:space="preserve"> in een vrije plek.</w:t>
       </w:r>
     </w:p>
     <w:p>
@@ -1893,7 +2023,27 @@
           <w:sz w:val="21"/>
           <w:szCs w:val="21"/>
         </w:rPr>
-        <w:t xml:space="preserve">“Dit is de consultvoorbereidende vragenlijst uit de stedelijke werkwijze. Die heeft ze drie dagen geleden via het portaal ingevuld. En dit is wat ik nu al weet, voordat ze binnen is.”</w:t>
+        <w:t xml:space="preserve">“Dit miste ik het meest. Mijn agenda kende alleen patiënten. Maar uitslagen nalopen en administratie kosten evenveel tijd als een consult, en als die tijd er niet in staat, ziet mijn dag er voor de buitenwereld leeg uit terwijl hij vol zit. En omdat het blok er staat, plant de assistent er geen consult overheen.”</w:t>
+      </w:r>
+    </w:p>
+    <w:p>
+      <w:pPr>
+        <w:pStyle w:val="Heading1"/>
+        <w:pBdr>
+          <w:bottom w:val="single" w:color="0F5F6E" w:sz="8" w:space="6"/>
+        </w:pBdr>
+        <w:spacing w:after="180" w:before="400"/>
+      </w:pPr>
+      <w:r>
+        <w:rPr>
+          <w:rFonts w:ascii="Calibri" w:cs="Calibri" w:eastAsia="Calibri" w:hAnsi="Calibri"/>
+          <w:b/>
+          <w:bCs/>
+          <w:color w:val="0F5F6E"/>
+          <w:sz w:val="30"/>
+          <w:szCs w:val="30"/>
+        </w:rPr>
+        <w:t xml:space="preserve">5 · Het blok openen — wat komt er bij deze mens tekort?</w:t>
       </w:r>
     </w:p>
     <w:p>
@@ -1903,11 +2053,74 @@
       <w:r>
         <w:rPr>
           <w:rFonts w:ascii="Calibri" w:cs="Calibri" w:eastAsia="Calibri" w:hAnsi="Calibri"/>
-          <w:color w:val="241F2E"/>
-          <w:sz w:val="21"/>
-          <w:szCs w:val="21"/>
-        </w:rPr>
-        <w:t xml:space="preserve">Lees hardop voor wat er staat:</w:t>
+          <w:b/>
+          <w:bCs/>
+          <w:color w:val="241F2E"/>
+          <w:sz w:val="21"/>
+          <w:szCs w:val="21"/>
+        </w:rPr>
+        <w:t xml:space="preserve">Dit is het scherm waar de demo om draait.</w:t>
+      </w:r>
+    </w:p>
+    <w:p>
+      <w:pPr>
+        <w:spacing w:after="140" w:before="100"/>
+        <w:ind w:left="60"/>
+      </w:pPr>
+      <w:r>
+        <w:rPr>
+          <w:rFonts w:ascii="Calibri" w:cs="Calibri" w:eastAsia="Calibri" w:hAnsi="Calibri"/>
+          <w:b/>
+          <w:bCs/>
+          <w:color w:val="0F5F6E"/>
+          <w:sz w:val="21"/>
+          <w:szCs w:val="21"/>
+        </w:rPr>
+        <w:t xml:space="preserve">▸  </w:t>
+      </w:r>
+      <w:r>
+        <w:rPr>
+          <w:rFonts w:ascii="Calibri" w:cs="Calibri" w:eastAsia="Calibri" w:hAnsi="Calibri"/>
+          <w:b/>
+          <w:bCs/>
+          <w:color w:val="241F2E"/>
+          <w:sz w:val="21"/>
+          <w:szCs w:val="21"/>
+        </w:rPr>
+        <w:t xml:space="preserve">Klik op het blok dat je zojuist hebt ingepland.</w:t>
+      </w:r>
+    </w:p>
+    <w:p>
+      <w:pPr>
+        <w:pBdr>
+          <w:left w:val="single" w:color="0F5F6E" w:sz="18" w:space="10"/>
+        </w:pBdr>
+        <w:shd w:fill="E3F0F2" w:val="clear"/>
+        <w:spacing w:after="140" w:before="100" w:line="288"/>
+        <w:ind w:left="340" w:right="200"/>
+      </w:pPr>
+      <w:r>
+        <w:rPr>
+          <w:rFonts w:ascii="Calibri" w:cs="Calibri" w:eastAsia="Calibri" w:hAnsi="Calibri"/>
+          <w:color w:val="123E47"/>
+          <w:sz w:val="21"/>
+          <w:szCs w:val="21"/>
+        </w:rPr>
+        <w:t xml:space="preserve">“En hier zat tot voor kort het gat. Ik had het ingepland, ik klikte erop, en dan stond er precies wat ik er zelf in had getypt. Terwijl de vraag op dát moment een andere is: wat komt er bij deze mens eigenlijk nog tekort?”</w:t>
+      </w:r>
+    </w:p>
+    <w:p>
+      <w:pPr>
+        <w:spacing w:after="140" w:line="276"/>
+      </w:pPr>
+      <w:r>
+        <w:rPr>
+          <w:rFonts w:ascii="Calibri" w:cs="Calibri" w:eastAsia="Calibri" w:hAnsi="Calibri"/>
+          <w:color w:val="241F2E"/>
+          <w:sz w:val="21"/>
+          <w:szCs w:val="21"/>
+        </w:rPr>
+        <w:t xml:space="preserve">Loop van boven naar beneden:</w:t>
       </w:r>
     </w:p>
     <w:p>
@@ -1928,7 +2141,16 @@
           <w:sz w:val="21"/>
           <w:szCs w:val="21"/>
         </w:rPr>
-        <w:t xml:space="preserve">Ze geeft haar gezondheid en haar leven een 4.</w:t>
+        <w:t xml:space="preserve">Wat komt er nog tekort.</w:t>
+      </w:r>
+      <w:r>
+        <w:rPr>
+          <w:rFonts w:ascii="Calibri" w:cs="Calibri" w:eastAsia="Calibri" w:hAnsi="Calibri"/>
+          <w:color w:val="241F2E"/>
+          <w:sz w:val="21"/>
+          <w:szCs w:val="21"/>
+        </w:rPr>
+        <w:t xml:space="preserve"> Per onderdeel: binnen, nog niet binnen, of te laat — met erbij hoeveel dagen het kost en hoeveel er nog zijn.</w:t>
       </w:r>
     </w:p>
     <w:p>
@@ -1949,36 +2171,16 @@
           <w:sz w:val="21"/>
           <w:szCs w:val="21"/>
         </w:rPr>
-        <w:t xml:space="preserve">“Ik red het niet meer met de eigen bijdrage van de medicijnen. Ik haal ze soms niet op.”</w:t>
-      </w:r>
-      <w:r>
-        <w:rPr>
-          <w:rFonts w:ascii="Calibri" w:cs="Calibri" w:eastAsia="Calibri" w:hAnsi="Calibri"/>
-          <w:color w:val="241F2E"/>
-          <w:sz w:val="21"/>
-          <w:szCs w:val="21"/>
-        </w:rPr>
-        <w:t xml:space="preserve"> — dat schreef ze zelf op bij </w:t>
-      </w:r>
-      <w:r>
-        <w:rPr>
-          <w:rFonts w:ascii="Calibri" w:cs="Calibri" w:eastAsia="Calibri" w:hAnsi="Calibri"/>
-          <w:i/>
-          <w:iCs/>
-          <w:color w:val="241F2E"/>
-          <w:sz w:val="21"/>
-          <w:szCs w:val="21"/>
-        </w:rPr>
-        <w:t xml:space="preserve">is er iets waar je over wil praten</w:t>
-      </w:r>
-      <w:r>
-        <w:rPr>
-          <w:rFonts w:ascii="Calibri" w:cs="Calibri" w:eastAsia="Calibri" w:hAnsi="Calibri"/>
-          <w:color w:val="241F2E"/>
-          <w:sz w:val="21"/>
-          <w:szCs w:val="21"/>
-        </w:rPr>
-        <w:t xml:space="preserve">.</w:t>
+        <w:t xml:space="preserve">De afspraak.</w:t>
+      </w:r>
+      <w:r>
+        <w:rPr>
+          <w:rFonts w:ascii="Calibri" w:cs="Calibri" w:eastAsia="Calibri" w:hAnsi="Calibri"/>
+          <w:color w:val="241F2E"/>
+          <w:sz w:val="21"/>
+          <w:szCs w:val="21"/>
+        </w:rPr>
+        <w:t xml:space="preserve"> Datum, tijd, hoeveel dagen, en het advies van de aanloop.</w:t>
       </w:r>
     </w:p>
     <w:p>
@@ -1993,11 +2195,82 @@
       <w:r>
         <w:rPr>
           <w:rFonts w:ascii="Calibri" w:cs="Calibri" w:eastAsia="Calibri" w:hAnsi="Calibri"/>
-          <w:color w:val="241F2E"/>
-          <w:sz w:val="21"/>
-          <w:szCs w:val="21"/>
-        </w:rPr>
-        <w:t xml:space="preserve">Ze heeft stress, slaapt slecht, heeft niemand in haar omgeving die kan helpen.</w:t>
+          <w:b/>
+          <w:bCs/>
+          <w:color w:val="241F2E"/>
+          <w:sz w:val="21"/>
+          <w:szCs w:val="21"/>
+        </w:rPr>
+        <w:t xml:space="preserve">Wat er verder speelt.</w:t>
+      </w:r>
+      <w:r>
+        <w:rPr>
+          <w:rFonts w:ascii="Calibri" w:cs="Calibri" w:eastAsia="Calibri" w:hAnsi="Calibri"/>
+          <w:color w:val="241F2E"/>
+          <w:sz w:val="21"/>
+          <w:szCs w:val="21"/>
+        </w:rPr>
+        <w:t xml:space="preserve"> De signalen uit het dossier, zodat je niet belt over lab terwijl er iets anders is.</w:t>
+      </w:r>
+    </w:p>
+    <w:p>
+      <w:pPr>
+        <w:pStyle w:val="ListParagraph"/>
+        <w:numPr>
+          <w:ilvl w:val="0"/>
+          <w:numId w:val="2"/>
+        </w:numPr>
+        <w:spacing w:after="80" w:line="276"/>
+      </w:pPr>
+      <w:r>
+        <w:rPr>
+          <w:rFonts w:ascii="Calibri" w:cs="Calibri" w:eastAsia="Calibri" w:hAnsi="Calibri"/>
+          <w:b/>
+          <w:bCs/>
+          <w:color w:val="241F2E"/>
+          <w:sz w:val="21"/>
+          <w:szCs w:val="21"/>
+        </w:rPr>
+        <w:t xml:space="preserve">Wat je wilt bereiken.</w:t>
+      </w:r>
+      <w:r>
+        <w:rPr>
+          <w:rFonts w:ascii="Calibri" w:cs="Calibri" w:eastAsia="Calibri" w:hAnsi="Calibri"/>
+          <w:color w:val="241F2E"/>
+          <w:sz w:val="21"/>
+          <w:szCs w:val="21"/>
+        </w:rPr>
+        <w:t xml:space="preserve"> Drie zinnen: wat je zegt, in de volgorde waarin je het zegt.</w:t>
+      </w:r>
+    </w:p>
+    <w:p>
+      <w:pPr>
+        <w:pStyle w:val="ListParagraph"/>
+        <w:numPr>
+          <w:ilvl w:val="0"/>
+          <w:numId w:val="2"/>
+        </w:numPr>
+        <w:spacing w:after="80" w:line="276"/>
+      </w:pPr>
+      <w:r>
+        <w:rPr>
+          <w:rFonts w:ascii="Calibri" w:cs="Calibri" w:eastAsia="Calibri" w:hAnsi="Calibri"/>
+          <w:b/>
+          <w:bCs/>
+          <w:color w:val="241F2E"/>
+          <w:sz w:val="21"/>
+          <w:szCs w:val="21"/>
+        </w:rPr>
+        <w:t xml:space="preserve">Hoe je hem bereikt.</w:t>
+      </w:r>
+      <w:r>
+        <w:rPr>
+          <w:rFonts w:ascii="Calibri" w:cs="Calibri" w:eastAsia="Calibri" w:hAnsi="Calibri"/>
+          <w:color w:val="241F2E"/>
+          <w:sz w:val="21"/>
+          <w:szCs w:val="21"/>
+        </w:rPr>
+        <w:t xml:space="preserve"> Het nummer, wat zijn voorkeur is, wat de praktijk over zijn bereikbaarheid heeft geleerd, en wie er gebeld mag worden als hij het zelf niet redt — met daarbij wát die naaste mag horen.</w:t>
       </w:r>
     </w:p>
     <w:p>
@@ -2016,57 +2289,7 @@
           <w:sz w:val="21"/>
           <w:szCs w:val="21"/>
         </w:rPr>
-        <w:t xml:space="preserve">“Een consult over haar bloeddruk zou hier volledig langsheen gaan. Ze haalt haar medicijnen niet op. Dat is geen sociale bijzaak — dat is de reden dat de behandeling niet werkt.”</w:t>
-      </w:r>
-    </w:p>
-    <w:p>
-      <w:pPr>
-        <w:spacing w:after="140" w:before="100"/>
-        <w:ind w:left="60"/>
-      </w:pPr>
-      <w:r>
-        <w:rPr>
-          <w:rFonts w:ascii="Calibri" w:cs="Calibri" w:eastAsia="Calibri" w:hAnsi="Calibri"/>
-          <w:b/>
-          <w:bCs/>
-          <w:color w:val="0F5F6E"/>
-          <w:sz w:val="21"/>
-          <w:szCs w:val="21"/>
-        </w:rPr>
-        <w:t xml:space="preserve">▸  </w:t>
-      </w:r>
-      <w:r>
-        <w:rPr>
-          <w:rFonts w:ascii="Calibri" w:cs="Calibri" w:eastAsia="Calibri" w:hAnsi="Calibri"/>
-          <w:b/>
-          <w:bCs/>
-          <w:color w:val="241F2E"/>
-          <w:sz w:val="21"/>
-          <w:szCs w:val="21"/>
-        </w:rPr>
-        <w:t xml:space="preserve">Klik op </w:t>
-      </w:r>
-      <w:r>
-        <w:rPr>
-          <w:rFonts w:ascii="Calibri" w:cs="Calibri" w:eastAsia="Calibri" w:hAnsi="Calibri"/>
-          <w:b/>
-          <w:bCs/>
-          <w:color w:val="241F2E"/>
-          <w:sz w:val="21"/>
-          <w:szCs w:val="21"/>
-        </w:rPr>
-        <w:t xml:space="preserve">Hele vragenlijst bekijken</w:t>
-      </w:r>
-      <w:r>
-        <w:rPr>
-          <w:rFonts w:ascii="Calibri" w:cs="Calibri" w:eastAsia="Calibri" w:hAnsi="Calibri"/>
-          <w:b/>
-          <w:bCs/>
-          <w:color w:val="241F2E"/>
-          <w:sz w:val="21"/>
-          <w:szCs w:val="21"/>
-        </w:rPr>
-        <w:t xml:space="preserve">.</w:t>
+        <w:t xml:space="preserve">“Dit stond allemaal al in het systeem. In de aanloop, in het zorgplan, in de signalen, in het dossier. Alleen op vier plekken, en ik zat op de vijfde. Nu staat het bij elkaar op het moment dat ik de telefoon pak.”</w:t>
       </w:r>
     </w:p>
     <w:p>
@@ -2085,7 +2308,7 @@
           <w:sz w:val="21"/>
           <w:szCs w:val="21"/>
         </w:rPr>
-        <w:t xml:space="preserve">“En ik kan de hele lijst gewoon teruglezen zoals zij hem gekregen heeft. Vraag voor vraag, in haar woorden. Geen samenvatting waarvan ik moet geloven dat hij klopt.”</w:t>
+        <w:t xml:space="preserve">“En let op die laatste regel: informeren is iets anders dan meebeslissen. Dat onderscheid staat hier expliciet, want de assistent die belt moet het weten.”</w:t>
       </w:r>
     </w:p>
     <w:p>
@@ -2105,7 +2328,7 @@
           <w:sz w:val="30"/>
           <w:szCs w:val="30"/>
         </w:rPr>
-        <w:t xml:space="preserve">5 · Het consult — overnemen, en terugvinden in het journaal</w:t>
+        <w:t xml:space="preserve">6 · Bellen — en het gesprek vastleggen als contact</w:t>
       </w:r>
     </w:p>
     <w:p>
@@ -2144,40 +2367,18 @@
           <w:sz w:val="21"/>
           <w:szCs w:val="21"/>
         </w:rPr>
-        <w:t xml:space="preserve">Open consultscherm</w:t>
-      </w:r>
-      <w:r>
-        <w:rPr>
-          <w:rFonts w:ascii="Calibri" w:cs="Calibri" w:eastAsia="Calibri" w:hAnsi="Calibri"/>
-          <w:b/>
-          <w:bCs/>
-          <w:color w:val="241F2E"/>
-          <w:sz w:val="21"/>
-          <w:szCs w:val="21"/>
-        </w:rPr>
-        <w:t xml:space="preserve">. Wijs rechtsboven de knop </w:t>
-      </w:r>
-      <w:r>
-        <w:rPr>
-          <w:rFonts w:ascii="Calibri" w:cs="Calibri" w:eastAsia="Calibri" w:hAnsi="Calibri"/>
-          <w:b/>
-          <w:bCs/>
-          <w:color w:val="241F2E"/>
-          <w:sz w:val="21"/>
-          <w:szCs w:val="21"/>
-        </w:rPr>
-        <w:t xml:space="preserve">Bellen</w:t>
-      </w:r>
-      <w:r>
-        <w:rPr>
-          <w:rFonts w:ascii="Calibri" w:cs="Calibri" w:eastAsia="Calibri" w:hAnsi="Calibri"/>
-          <w:b/>
-          <w:bCs/>
-          <w:color w:val="241F2E"/>
-          <w:sz w:val="21"/>
-          <w:szCs w:val="21"/>
-        </w:rPr>
-        <w:t xml:space="preserve"> aan, naast Videobellen.</w:t>
+        <w:t xml:space="preserve">Bellen en vastleggen</w:t>
+      </w:r>
+      <w:r>
+        <w:rPr>
+          <w:rFonts w:ascii="Calibri" w:cs="Calibri" w:eastAsia="Calibri" w:hAnsi="Calibri"/>
+          <w:b/>
+          <w:bCs/>
+          <w:color w:val="241F2E"/>
+          <w:sz w:val="21"/>
+          <w:szCs w:val="21"/>
+        </w:rPr>
+        <w:t xml:space="preserve"> en kies het 06-nummer.</w:t>
       </w:r>
     </w:p>
     <w:p>
@@ -2196,57 +2397,7 @@
           <w:sz w:val="21"/>
           <w:szCs w:val="21"/>
         </w:rPr>
-        <w:t xml:space="preserve">“Twee manieren om deze mens te bereiken, op dezelfde plek. Bellen laat zien welke nummers er zijn, wat haar voorkeur is, en wie er gebeld mag worden als zij het zelf niet redt — met daarbij wat die naaste mag horen. Informeren is iets anders dan meebeslissen.”</w:t>
-      </w:r>
-    </w:p>
-    <w:p>
-      <w:pPr>
-        <w:spacing w:after="140" w:before="100"/>
-        <w:ind w:left="60"/>
-      </w:pPr>
-      <w:r>
-        <w:rPr>
-          <w:rFonts w:ascii="Calibri" w:cs="Calibri" w:eastAsia="Calibri" w:hAnsi="Calibri"/>
-          <w:b/>
-          <w:bCs/>
-          <w:color w:val="0F5F6E"/>
-          <w:sz w:val="21"/>
-          <w:szCs w:val="21"/>
-        </w:rPr>
-        <w:t xml:space="preserve">▸  </w:t>
-      </w:r>
-      <w:r>
-        <w:rPr>
-          <w:rFonts w:ascii="Calibri" w:cs="Calibri" w:eastAsia="Calibri" w:hAnsi="Calibri"/>
-          <w:b/>
-          <w:bCs/>
-          <w:color w:val="241F2E"/>
-          <w:sz w:val="21"/>
-          <w:szCs w:val="21"/>
-        </w:rPr>
-        <w:t xml:space="preserve">Klik dan op de tab </w:t>
-      </w:r>
-      <w:r>
-        <w:rPr>
-          <w:rFonts w:ascii="Calibri" w:cs="Calibri" w:eastAsia="Calibri" w:hAnsi="Calibri"/>
-          <w:b/>
-          <w:bCs/>
-          <w:color w:val="241F2E"/>
-          <w:sz w:val="21"/>
-          <w:szCs w:val="21"/>
-        </w:rPr>
-        <w:t xml:space="preserve">Consult</w:t>
-      </w:r>
-      <w:r>
-        <w:rPr>
-          <w:rFonts w:ascii="Calibri" w:cs="Calibri" w:eastAsia="Calibri" w:hAnsi="Calibri"/>
-          <w:b/>
-          <w:bCs/>
-          <w:color w:val="241F2E"/>
-          <w:sz w:val="21"/>
-          <w:szCs w:val="21"/>
-        </w:rPr>
-        <w:t xml:space="preserve">.</w:t>
+        <w:t xml:space="preserve">“In de demo belt er niets; in productie belt mijn toestel en loopt de teller mee. Maar het gaat me om wat daarna gebeurt.”</w:t>
       </w:r>
     </w:p>
     <w:p>
@@ -2260,7 +2411,89 @@
           <w:sz w:val="21"/>
           <w:szCs w:val="21"/>
         </w:rPr>
-        <w:t xml:space="preserve">De vragenlijst staat er weer, nu met een knop.</w:t>
+        <w:t xml:space="preserve">Er verschijnen twee velden.</w:t>
+      </w:r>
+    </w:p>
+    <w:p>
+      <w:pPr>
+        <w:pStyle w:val="ListParagraph"/>
+        <w:numPr>
+          <w:ilvl w:val="0"/>
+          <w:numId w:val="2"/>
+        </w:numPr>
+        <w:spacing w:after="80" w:line="276"/>
+      </w:pPr>
+      <w:r>
+        <w:rPr>
+          <w:rFonts w:ascii="Calibri" w:cs="Calibri" w:eastAsia="Calibri" w:hAnsi="Calibri"/>
+          <w:b/>
+          <w:bCs/>
+          <w:color w:val="241F2E"/>
+          <w:sz w:val="21"/>
+          <w:szCs w:val="21"/>
+        </w:rPr>
+        <w:t xml:space="preserve">Wat is er gezegd?</w:t>
+      </w:r>
+      <w:r>
+        <w:rPr>
+          <w:rFonts w:ascii="Calibri" w:cs="Calibri" w:eastAsia="Calibri" w:hAnsi="Calibri"/>
+          <w:color w:val="241F2E"/>
+          <w:sz w:val="21"/>
+          <w:szCs w:val="21"/>
+        </w:rPr>
+        <w:t xml:space="preserve"> — </w:t>
+      </w:r>
+      <w:r>
+        <w:rPr>
+          <w:rFonts w:ascii="Calibri" w:cs="Calibri" w:eastAsia="Calibri" w:hAnsi="Calibri"/>
+          <w:i/>
+          <w:iCs/>
+          <w:color w:val="241F2E"/>
+          <w:sz w:val="21"/>
+          <w:szCs w:val="21"/>
+        </w:rPr>
+        <w:t xml:space="preserve">“Patiënt gesproken; hij gaat vrijdag prikken.”</w:t>
+      </w:r>
+    </w:p>
+    <w:p>
+      <w:pPr>
+        <w:pStyle w:val="ListParagraph"/>
+        <w:numPr>
+          <w:ilvl w:val="0"/>
+          <w:numId w:val="2"/>
+        </w:numPr>
+        <w:spacing w:after="80" w:line="276"/>
+      </w:pPr>
+      <w:r>
+        <w:rPr>
+          <w:rFonts w:ascii="Calibri" w:cs="Calibri" w:eastAsia="Calibri" w:hAnsi="Calibri"/>
+          <w:b/>
+          <w:bCs/>
+          <w:color w:val="241F2E"/>
+          <w:sz w:val="21"/>
+          <w:szCs w:val="21"/>
+        </w:rPr>
+        <w:t xml:space="preserve">Wat is er afgesproken?</w:t>
+      </w:r>
+      <w:r>
+        <w:rPr>
+          <w:rFonts w:ascii="Calibri" w:cs="Calibri" w:eastAsia="Calibri" w:hAnsi="Calibri"/>
+          <w:color w:val="241F2E"/>
+          <w:sz w:val="21"/>
+          <w:szCs w:val="21"/>
+        </w:rPr>
+        <w:t xml:space="preserve"> — </w:t>
+      </w:r>
+      <w:r>
+        <w:rPr>
+          <w:rFonts w:ascii="Calibri" w:cs="Calibri" w:eastAsia="Calibri" w:hAnsi="Calibri"/>
+          <w:i/>
+          <w:iCs/>
+          <w:color w:val="241F2E"/>
+          <w:sz w:val="21"/>
+          <w:szCs w:val="21"/>
+        </w:rPr>
+        <w:t xml:space="preserve">“Afspraak van maandag blijft staan.”</w:t>
       </w:r>
     </w:p>
     <w:p>
@@ -2279,7 +2512,7 @@
           <w:sz w:val="21"/>
           <w:szCs w:val="21"/>
         </w:rPr>
-        <w:t xml:space="preserve">“En dan het stuk waar het mij om gaat. Ik wil dit niet overtypen.”</w:t>
+        <w:t xml:space="preserve">“Een telefoontje zonder notitie is een belpoging. Dit is het verschil: wat er gezegd is komt onder de S, wat er is afgesproken onder de P. Twee velden, want bij een telefoontje is dat precies wat ertoe doet en meer niet.”</w:t>
       </w:r>
     </w:p>
     <w:p>
@@ -2307,51 +2540,29 @@
           <w:sz w:val="21"/>
           <w:szCs w:val="21"/>
         </w:rPr>
-        <w:t xml:space="preserve">Klik op </w:t>
-      </w:r>
-      <w:r>
-        <w:rPr>
-          <w:rFonts w:ascii="Calibri" w:cs="Calibri" w:eastAsia="Calibri" w:hAnsi="Calibri"/>
-          <w:b/>
-          <w:bCs/>
-          <w:color w:val="241F2E"/>
-          <w:sz w:val="21"/>
-          <w:szCs w:val="21"/>
-        </w:rPr>
-        <w:t xml:space="preserve">Overnemen in mijn dossier</w:t>
-      </w:r>
-      <w:r>
-        <w:rPr>
-          <w:rFonts w:ascii="Calibri" w:cs="Calibri" w:eastAsia="Calibri" w:hAnsi="Calibri"/>
-          <w:b/>
-          <w:bCs/>
-          <w:color w:val="241F2E"/>
-          <w:sz w:val="21"/>
-          <w:szCs w:val="21"/>
-        </w:rPr>
-        <w:t xml:space="preserve">. Scroll naar het registratieblok en wijs het </w:t>
-      </w:r>
-      <w:r>
-        <w:rPr>
-          <w:rFonts w:ascii="Calibri" w:cs="Calibri" w:eastAsia="Calibri" w:hAnsi="Calibri"/>
-          <w:b/>
-          <w:bCs/>
-          <w:color w:val="241F2E"/>
-          <w:sz w:val="21"/>
-          <w:szCs w:val="21"/>
-        </w:rPr>
-        <w:t xml:space="preserve">S</w:t>
-      </w:r>
-      <w:r>
-        <w:rPr>
-          <w:rFonts w:ascii="Calibri" w:cs="Calibri" w:eastAsia="Calibri" w:hAnsi="Calibri"/>
-          <w:b/>
-          <w:bCs/>
-          <w:color w:val="241F2E"/>
-          <w:sz w:val="21"/>
-          <w:szCs w:val="21"/>
-        </w:rPr>
-        <w:t xml:space="preserve">-veld aan.</w:t>
+        <w:t xml:space="preserve">Kies de episode en klik op </w:t>
+      </w:r>
+      <w:r>
+        <w:rPr>
+          <w:rFonts w:ascii="Calibri" w:cs="Calibri" w:eastAsia="Calibri" w:hAnsi="Calibri"/>
+          <w:b/>
+          <w:bCs/>
+          <w:color w:val="241F2E"/>
+          <w:sz w:val="21"/>
+          <w:szCs w:val="21"/>
+        </w:rPr>
+        <w:t xml:space="preserve">Gesprek vastleggen als contact</w:t>
+      </w:r>
+      <w:r>
+        <w:rPr>
+          <w:rFonts w:ascii="Calibri" w:cs="Calibri" w:eastAsia="Calibri" w:hAnsi="Calibri"/>
+          <w:b/>
+          <w:bCs/>
+          <w:color w:val="241F2E"/>
+          <w:sz w:val="21"/>
+          <w:szCs w:val="21"/>
+        </w:rPr>
+        <w:t xml:space="preserve">.</w:t>
       </w:r>
     </w:p>
     <w:p>
@@ -2370,21 +2581,97 @@
           <w:sz w:val="21"/>
           <w:szCs w:val="21"/>
         </w:rPr>
-        <w:t xml:space="preserve">“Het staat onder de S van de SOEP. Dat is geen technische keuze: de S is wat de patiënt aangeeft, en dit ís wat de patiënt aangeeft. Het staat er in haar eigen woorden, met de datum en het kanaal erbij.”</w:t>
-      </w:r>
-    </w:p>
-    <w:p>
-      <w:pPr>
-        <w:spacing w:after="140" w:line="276"/>
-      </w:pPr>
-      <w:r>
-        <w:rPr>
-          <w:rFonts w:ascii="Calibri" w:cs="Calibri" w:eastAsia="Calibri" w:hAnsi="Calibri"/>
-          <w:color w:val="241F2E"/>
-          <w:sz w:val="21"/>
-          <w:szCs w:val="21"/>
-        </w:rPr>
-        <w:t xml:space="preserve">En dan de regel die eronder staat:</w:t>
+        <w:t xml:space="preserve">“En nu gebeuren er drie dingen tegelijk.”</w:t>
+      </w:r>
+    </w:p>
+    <w:p>
+      <w:pPr>
+        <w:pStyle w:val="ListParagraph"/>
+        <w:numPr>
+          <w:ilvl w:val="0"/>
+          <w:numId w:val="2"/>
+        </w:numPr>
+        <w:spacing w:after="80" w:line="276"/>
+      </w:pPr>
+      <w:r>
+        <w:rPr>
+          <w:rFonts w:ascii="Calibri" w:cs="Calibri" w:eastAsia="Calibri" w:hAnsi="Calibri"/>
+          <w:b/>
+          <w:bCs/>
+          <w:color w:val="241F2E"/>
+          <w:sz w:val="21"/>
+          <w:szCs w:val="21"/>
+        </w:rPr>
+        <w:t xml:space="preserve">Er staat een journaalregel klaar</w:t>
+      </w:r>
+      <w:r>
+        <w:rPr>
+          <w:rFonts w:ascii="Calibri" w:cs="Calibri" w:eastAsia="Calibri" w:hAnsi="Calibri"/>
+          <w:color w:val="241F2E"/>
+          <w:sz w:val="21"/>
+          <w:szCs w:val="21"/>
+        </w:rPr>
+        <w:t xml:space="preserve"> — zichtbaar in het venster, met de SOEP eronder.</w:t>
+      </w:r>
+    </w:p>
+    <w:p>
+      <w:pPr>
+        <w:pStyle w:val="ListParagraph"/>
+        <w:numPr>
+          <w:ilvl w:val="0"/>
+          <w:numId w:val="2"/>
+        </w:numPr>
+        <w:spacing w:after="80" w:line="276"/>
+      </w:pPr>
+      <w:r>
+        <w:rPr>
+          <w:rFonts w:ascii="Calibri" w:cs="Calibri" w:eastAsia="Calibri" w:hAnsi="Calibri"/>
+          <w:b/>
+          <w:bCs/>
+          <w:color w:val="241F2E"/>
+          <w:sz w:val="21"/>
+          <w:szCs w:val="21"/>
+        </w:rPr>
+        <w:t xml:space="preserve">Er staat wat het administratief oplevert.</w:t>
+      </w:r>
+      <w:r>
+        <w:rPr>
+          <w:rFonts w:ascii="Calibri" w:cs="Calibri" w:eastAsia="Calibri" w:hAnsi="Calibri"/>
+          <w:color w:val="241F2E"/>
+          <w:sz w:val="21"/>
+          <w:szCs w:val="21"/>
+        </w:rPr>
+        <w:t xml:space="preserve"> Een telefonisch consult is een eigen prestatie, met eigen voorwaarden.</w:t>
+      </w:r>
+    </w:p>
+    <w:p>
+      <w:pPr>
+        <w:pStyle w:val="ListParagraph"/>
+        <w:numPr>
+          <w:ilvl w:val="0"/>
+          <w:numId w:val="2"/>
+        </w:numPr>
+        <w:spacing w:after="80" w:line="276"/>
+      </w:pPr>
+      <w:r>
+        <w:rPr>
+          <w:rFonts w:ascii="Calibri" w:cs="Calibri" w:eastAsia="Calibri" w:hAnsi="Calibri"/>
+          <w:b/>
+          <w:bCs/>
+          <w:color w:val="241F2E"/>
+          <w:sz w:val="21"/>
+          <w:szCs w:val="21"/>
+        </w:rPr>
+        <w:t xml:space="preserve">De taak is afgerond</w:t>
+      </w:r>
+      <w:r>
+        <w:rPr>
+          <w:rFonts w:ascii="Calibri" w:cs="Calibri" w:eastAsia="Calibri" w:hAnsi="Calibri"/>
+          <w:color w:val="241F2E"/>
+          <w:sz w:val="21"/>
+          <w:szCs w:val="21"/>
+        </w:rPr>
+        <w:t xml:space="preserve"> en verdwijnt van de werklijst.</w:t>
       </w:r>
     </w:p>
     <w:p>
@@ -2403,7 +2690,57 @@
           <w:sz w:val="21"/>
           <w:szCs w:val="21"/>
         </w:rPr>
-        <w:t xml:space="preserve">“Let op het verschil. De antwoorden stonden er al — daar was geen handeling voor nodig. Wat er nu gebeurt is dat ik ze aanvaard. Vanaf dit moment staat de praktijk ervoor in, en er staat bij wie dat gedaan heeft. Wat de patiënt zelf doorgeeft is echt en bruikbaar, maar het is geen registratie van de praktijk tot iemand dat zegt.”</w:t>
+        <w:t xml:space="preserve">“En dat laatste is waar het om begon: dit systeem heeft me niet alleen verteld dat er iets misging. Het heeft me het werk gegeven, het heeft me geholpen het gesprek voor te bereiden, en het heeft het resultaat vastgelegd. Dat is de hele cirkel, in één scherm.”</w:t>
+      </w:r>
+    </w:p>
+    <w:p>
+      <w:pPr>
+        <w:spacing w:after="140" w:before="100"/>
+        <w:ind w:left="60"/>
+      </w:pPr>
+      <w:r>
+        <w:rPr>
+          <w:rFonts w:ascii="Calibri" w:cs="Calibri" w:eastAsia="Calibri" w:hAnsi="Calibri"/>
+          <w:b/>
+          <w:bCs/>
+          <w:color w:val="0F5F6E"/>
+          <w:sz w:val="21"/>
+          <w:szCs w:val="21"/>
+        </w:rPr>
+        <w:t xml:space="preserve">▸  </w:t>
+      </w:r>
+      <w:r>
+        <w:rPr>
+          <w:rFonts w:ascii="Calibri" w:cs="Calibri" w:eastAsia="Calibri" w:hAnsi="Calibri"/>
+          <w:b/>
+          <w:bCs/>
+          <w:color w:val="241F2E"/>
+          <w:sz w:val="21"/>
+          <w:szCs w:val="21"/>
+        </w:rPr>
+        <w:t xml:space="preserve">Open het dossier van deze patiënt en klik op </w:t>
+      </w:r>
+      <w:r>
+        <w:rPr>
+          <w:rFonts w:ascii="Calibri" w:cs="Calibri" w:eastAsia="Calibri" w:hAnsi="Calibri"/>
+          <w:b/>
+          <w:bCs/>
+          <w:color w:val="241F2E"/>
+          <w:sz w:val="21"/>
+          <w:szCs w:val="21"/>
+        </w:rPr>
+        <w:t xml:space="preserve">Journaal</w:t>
+      </w:r>
+      <w:r>
+        <w:rPr>
+          <w:rFonts w:ascii="Calibri" w:cs="Calibri" w:eastAsia="Calibri" w:hAnsi="Calibri"/>
+          <w:b/>
+          <w:bCs/>
+          <w:color w:val="241F2E"/>
+          <w:sz w:val="21"/>
+          <w:szCs w:val="21"/>
+        </w:rPr>
+        <w:t xml:space="preserve">.</w:t>
       </w:r>
     </w:p>
     <w:p>
@@ -2422,7 +2759,27 @@
           <w:sz w:val="21"/>
           <w:szCs w:val="21"/>
         </w:rPr>
-        <w:t xml:space="preserve">“Anders declareer je werk dat een ander gedaan heeft.”</w:t>
+        <w:t xml:space="preserve">“Een telefoontje is zorg. Als het niet in het dossier staat, heb je wel gewerkt maar niets geleverd — en belt je collega morgen opnieuw.”</w:t>
+      </w:r>
+    </w:p>
+    <w:p>
+      <w:pPr>
+        <w:pStyle w:val="Heading1"/>
+        <w:pBdr>
+          <w:bottom w:val="single" w:color="0F5F6E" w:sz="8" w:space="6"/>
+        </w:pBdr>
+        <w:spacing w:after="180" w:before="400"/>
+      </w:pPr>
+      <w:r>
+        <w:rPr>
+          <w:rFonts w:ascii="Calibri" w:cs="Calibri" w:eastAsia="Calibri" w:hAnsi="Calibri"/>
+          <w:b/>
+          <w:bCs/>
+          <w:color w:val="0F5F6E"/>
+          <w:sz w:val="30"/>
+          <w:szCs w:val="30"/>
+        </w:rPr>
+        <w:t xml:space="preserve">7 · Spreekuur — wat de patiënt zelf heeft opgeschreven</w:t>
       </w:r>
     </w:p>
     <w:p>
@@ -2450,29 +2807,51 @@
           <w:sz w:val="21"/>
           <w:szCs w:val="21"/>
         </w:rPr>
-        <w:t xml:space="preserve">Klik op de tab </w:t>
-      </w:r>
-      <w:r>
-        <w:rPr>
-          <w:rFonts w:ascii="Calibri" w:cs="Calibri" w:eastAsia="Calibri" w:hAnsi="Calibri"/>
-          <w:b/>
-          <w:bCs/>
-          <w:color w:val="241F2E"/>
-          <w:sz w:val="21"/>
-          <w:szCs w:val="21"/>
-        </w:rPr>
-        <w:t xml:space="preserve">Journaal</w:t>
-      </w:r>
-      <w:r>
-        <w:rPr>
-          <w:rFonts w:ascii="Calibri" w:cs="Calibri" w:eastAsia="Calibri" w:hAnsi="Calibri"/>
-          <w:b/>
-          <w:bCs/>
-          <w:color w:val="241F2E"/>
-          <w:sz w:val="21"/>
-          <w:szCs w:val="21"/>
-        </w:rPr>
-        <w:t xml:space="preserve">.</w:t>
+        <w:t xml:space="preserve">Klik op </w:t>
+      </w:r>
+      <w:r>
+        <w:rPr>
+          <w:rFonts w:ascii="Calibri" w:cs="Calibri" w:eastAsia="Calibri" w:hAnsi="Calibri"/>
+          <w:b/>
+          <w:bCs/>
+          <w:color w:val="241F2E"/>
+          <w:sz w:val="21"/>
+          <w:szCs w:val="21"/>
+        </w:rPr>
+        <w:t xml:space="preserve">Spreekuur</w:t>
+      </w:r>
+      <w:r>
+        <w:rPr>
+          <w:rFonts w:ascii="Calibri" w:cs="Calibri" w:eastAsia="Calibri" w:hAnsi="Calibri"/>
+          <w:b/>
+          <w:bCs/>
+          <w:color w:val="241F2E"/>
+          <w:sz w:val="21"/>
+          <w:szCs w:val="21"/>
+        </w:rPr>
+        <w:t xml:space="preserve">. Bovenaan staat de afspraak van </w:t>
+      </w:r>
+      <w:r>
+        <w:rPr>
+          <w:rFonts w:ascii="Calibri" w:cs="Calibri" w:eastAsia="Calibri" w:hAnsi="Calibri"/>
+          <w:b/>
+          <w:bCs/>
+          <w:color w:val="241F2E"/>
+          <w:sz w:val="21"/>
+          <w:szCs w:val="21"/>
+        </w:rPr>
+        <w:t xml:space="preserve">10:40</w:t>
+      </w:r>
+      <w:r>
+        <w:rPr>
+          <w:rFonts w:ascii="Calibri" w:cs="Calibri" w:eastAsia="Calibri" w:hAnsi="Calibri"/>
+          <w:b/>
+          <w:bCs/>
+          <w:color w:val="241F2E"/>
+          <w:sz w:val="21"/>
+          <w:szCs w:val="21"/>
+        </w:rPr>
+        <w:t xml:space="preserve"> — zij is aangemeld en komt zo binnen.</w:t>
       </w:r>
     </w:p>
     <w:p>
@@ -2491,57 +2870,32 @@
           <w:sz w:val="21"/>
           <w:szCs w:val="21"/>
         </w:rPr>
-        <w:t xml:space="preserve">“En hier staat hij terug. Niet als tekst die in een consult is geplakt, maar als eigen regel op de dag dat zíj hem invulde — drie dagen voor dit gesprek. Met erbij dat ik hem zojuist heb overgenomen, met mijn naam en de datum.”</w:t>
-      </w:r>
-    </w:p>
-    <w:p>
-      <w:pPr>
-        <w:spacing w:after="140" w:before="100"/>
-        <w:ind w:left="60"/>
-      </w:pPr>
-      <w:r>
-        <w:rPr>
-          <w:rFonts w:ascii="Calibri" w:cs="Calibri" w:eastAsia="Calibri" w:hAnsi="Calibri"/>
-          <w:b/>
-          <w:bCs/>
-          <w:color w:val="0F5F6E"/>
-          <w:sz w:val="21"/>
-          <w:szCs w:val="21"/>
-        </w:rPr>
-        <w:t xml:space="preserve">▸  </w:t>
-      </w:r>
-      <w:r>
-        <w:rPr>
-          <w:rFonts w:ascii="Calibri" w:cs="Calibri" w:eastAsia="Calibri" w:hAnsi="Calibri"/>
-          <w:b/>
-          <w:bCs/>
-          <w:color w:val="241F2E"/>
-          <w:sz w:val="21"/>
-          <w:szCs w:val="21"/>
-        </w:rPr>
-        <w:t xml:space="preserve">Klik op </w:t>
-      </w:r>
-      <w:r>
-        <w:rPr>
-          <w:rFonts w:ascii="Calibri" w:cs="Calibri" w:eastAsia="Calibri" w:hAnsi="Calibri"/>
-          <w:b/>
-          <w:bCs/>
-          <w:color w:val="241F2E"/>
-          <w:sz w:val="21"/>
-          <w:szCs w:val="21"/>
-        </w:rPr>
-        <w:t xml:space="preserve">Alle antwoorden tonen</w:t>
-      </w:r>
-      <w:r>
-        <w:rPr>
-          <w:rFonts w:ascii="Calibri" w:cs="Calibri" w:eastAsia="Calibri" w:hAnsi="Calibri"/>
-          <w:b/>
-          <w:bCs/>
-          <w:color w:val="241F2E"/>
-          <w:sz w:val="21"/>
-          <w:szCs w:val="21"/>
-        </w:rPr>
-        <w:t xml:space="preserve">.</w:t>
+        <w:t xml:space="preserve">“Dit is wat ik zie vlak voordat ik iemand binnenroep. Niet de avond ervoor in één ruk, maar op het moment dat het nodig is.”</w:t>
+      </w:r>
+    </w:p>
+    <w:p>
+      <w:pPr>
+        <w:spacing w:after="140" w:line="276"/>
+      </w:pPr>
+      <w:r>
+        <w:rPr>
+          <w:rFonts w:ascii="Calibri" w:cs="Calibri" w:eastAsia="Calibri" w:hAnsi="Calibri"/>
+          <w:b/>
+          <w:bCs/>
+          <w:color w:val="241F2E"/>
+          <w:sz w:val="21"/>
+          <w:szCs w:val="21"/>
+        </w:rPr>
+        <w:t xml:space="preserve">Wijs eerst aan wat er níét staat.</w:t>
+      </w:r>
+      <w:r>
+        <w:rPr>
+          <w:rFonts w:ascii="Calibri" w:cs="Calibri" w:eastAsia="Calibri" w:hAnsi="Calibri"/>
+          <w:color w:val="241F2E"/>
+          <w:sz w:val="21"/>
+          <w:szCs w:val="21"/>
+        </w:rPr>
+        <w:t xml:space="preserve"> Er staat nergens ‘nog bloed prikken’.</w:t>
       </w:r>
     </w:p>
     <w:p>
@@ -2560,57 +2914,32 @@
           <w:sz w:val="21"/>
           <w:szCs w:val="21"/>
         </w:rPr>
-        <w:t xml:space="preserve">“En de hele lijst is er nog, ook de vragen die niet in de samenvatting pasten.”</w:t>
-      </w:r>
-    </w:p>
-    <w:p>
-      <w:pPr>
-        <w:spacing w:after="140" w:before="100"/>
-        <w:ind w:left="60"/>
-      </w:pPr>
-      <w:r>
-        <w:rPr>
-          <w:rFonts w:ascii="Calibri" w:cs="Calibri" w:eastAsia="Calibri" w:hAnsi="Calibri"/>
-          <w:b/>
-          <w:bCs/>
-          <w:color w:val="0F5F6E"/>
-          <w:sz w:val="21"/>
-          <w:szCs w:val="21"/>
-        </w:rPr>
-        <w:t xml:space="preserve">▸  </w:t>
-      </w:r>
-      <w:r>
-        <w:rPr>
-          <w:rFonts w:ascii="Calibri" w:cs="Calibri" w:eastAsia="Calibri" w:hAnsi="Calibri"/>
-          <w:b/>
-          <w:bCs/>
-          <w:color w:val="241F2E"/>
-          <w:sz w:val="21"/>
-          <w:szCs w:val="21"/>
-        </w:rPr>
-        <w:t xml:space="preserve">Wijs de filterrij boven de tijdlijn aan, en links het blok </w:t>
-      </w:r>
-      <w:r>
-        <w:rPr>
-          <w:rFonts w:ascii="Calibri" w:cs="Calibri" w:eastAsia="Calibri" w:hAnsi="Calibri"/>
-          <w:b/>
-          <w:bCs/>
-          <w:color w:val="241F2E"/>
-          <w:sz w:val="21"/>
-          <w:szCs w:val="21"/>
-        </w:rPr>
-        <w:t xml:space="preserve">Van de patiënt zelf</w:t>
-      </w:r>
-      <w:r>
-        <w:rPr>
-          <w:rFonts w:ascii="Calibri" w:cs="Calibri" w:eastAsia="Calibri" w:hAnsi="Calibri"/>
-          <w:b/>
-          <w:bCs/>
-          <w:color w:val="241F2E"/>
-          <w:sz w:val="21"/>
-          <w:szCs w:val="21"/>
-        </w:rPr>
-        <w:t xml:space="preserve">.</w:t>
+        <w:t xml:space="preserve">“Bij wie vandaag komt, is dat allang geregeld. Dat is de aanloop geweest. Wat hier nog openstaat, zijn de dingen die ik zo meteen zelf doe.”</w:t>
+      </w:r>
+    </w:p>
+    <w:p>
+      <w:pPr>
+        <w:spacing w:after="140" w:line="276"/>
+      </w:pPr>
+      <w:r>
+        <w:rPr>
+          <w:rFonts w:ascii="Calibri" w:cs="Calibri" w:eastAsia="Calibri" w:hAnsi="Calibri"/>
+          <w:b/>
+          <w:bCs/>
+          <w:color w:val="241F2E"/>
+          <w:sz w:val="21"/>
+          <w:szCs w:val="21"/>
+        </w:rPr>
+        <w:t xml:space="preserve">Dan de vragenlijst.</w:t>
+      </w:r>
+      <w:r>
+        <w:rPr>
+          <w:rFonts w:ascii="Calibri" w:cs="Calibri" w:eastAsia="Calibri" w:hAnsi="Calibri"/>
+          <w:color w:val="241F2E"/>
+          <w:sz w:val="21"/>
+          <w:szCs w:val="21"/>
+        </w:rPr>
+        <w:t xml:space="preserve"> Die staat bovenaan de kaart, vóór de meetwaarden.</w:t>
       </w:r>
     </w:p>
     <w:p>
@@ -2629,57 +2958,111 @@
           <w:sz w:val="21"/>
           <w:szCs w:val="21"/>
         </w:rPr>
-        <w:t xml:space="preserve">“Het journaal laat alles zien — dat is het punt van één tijdlijn. Maar bij iemand die elke dag zijn bloeddruk doorgeeft wil je ook even zonder die metingen kunnen kijken. Dus ik kan soorten uitzetten, en wat ik heb weggeklikt blijft zichtbaar als doorgestreept merkje: ik moet kunnen zien waarom de lijst korter is.”</w:t>
-      </w:r>
-    </w:p>
-    <w:p>
-      <w:pPr>
-        <w:spacing w:after="140" w:before="100"/>
-        <w:ind w:left="60"/>
-      </w:pPr>
-      <w:r>
-        <w:rPr>
-          <w:rFonts w:ascii="Calibri" w:cs="Calibri" w:eastAsia="Calibri" w:hAnsi="Calibri"/>
-          <w:b/>
-          <w:bCs/>
-          <w:color w:val="0F5F6E"/>
-          <w:sz w:val="21"/>
-          <w:szCs w:val="21"/>
-        </w:rPr>
-        <w:t xml:space="preserve">▸  </w:t>
-      </w:r>
-      <w:r>
-        <w:rPr>
-          <w:rFonts w:ascii="Calibri" w:cs="Calibri" w:eastAsia="Calibri" w:hAnsi="Calibri"/>
-          <w:b/>
-          <w:bCs/>
-          <w:color w:val="241F2E"/>
-          <w:sz w:val="21"/>
-          <w:szCs w:val="21"/>
-        </w:rPr>
-        <w:t xml:space="preserve">Klik op </w:t>
-      </w:r>
-      <w:r>
-        <w:rPr>
-          <w:rFonts w:ascii="Calibri" w:cs="Calibri" w:eastAsia="Calibri" w:hAnsi="Calibri"/>
-          <w:b/>
-          <w:bCs/>
-          <w:color w:val="241F2E"/>
-          <w:sz w:val="21"/>
-          <w:szCs w:val="21"/>
-        </w:rPr>
-        <w:t xml:space="preserve">Alleen wat de patiënt aanleverde</w:t>
-      </w:r>
-      <w:r>
-        <w:rPr>
-          <w:rFonts w:ascii="Calibri" w:cs="Calibri" w:eastAsia="Calibri" w:hAnsi="Calibri"/>
-          <w:b/>
-          <w:bCs/>
+        <w:t xml:space="preserve">“Dit is de consultvoorbereidende vragenlijst uit de stedelijke werkwijze. Die heeft ze een paar dagen geleden via het portaal ingevuld. En dit is wat ik nu al weet, voordat ze binnen is.”</w:t>
+      </w:r>
+    </w:p>
+    <w:p>
+      <w:pPr>
+        <w:spacing w:after="140" w:line="276"/>
+      </w:pPr>
+      <w:r>
+        <w:rPr>
+          <w:rFonts w:ascii="Calibri" w:cs="Calibri" w:eastAsia="Calibri" w:hAnsi="Calibri"/>
+          <w:color w:val="241F2E"/>
+          <w:sz w:val="21"/>
+          <w:szCs w:val="21"/>
+        </w:rPr>
+        <w:t xml:space="preserve">Lees hardop voor wat er staat:</w:t>
+      </w:r>
+    </w:p>
+    <w:p>
+      <w:pPr>
+        <w:pStyle w:val="ListParagraph"/>
+        <w:numPr>
+          <w:ilvl w:val="0"/>
+          <w:numId w:val="2"/>
+        </w:numPr>
+        <w:spacing w:after="80" w:line="276"/>
+      </w:pPr>
+      <w:r>
+        <w:rPr>
+          <w:rFonts w:ascii="Calibri" w:cs="Calibri" w:eastAsia="Calibri" w:hAnsi="Calibri"/>
+          <w:b/>
+          <w:bCs/>
+          <w:color w:val="241F2E"/>
+          <w:sz w:val="21"/>
+          <w:szCs w:val="21"/>
+        </w:rPr>
+        <w:t xml:space="preserve">Ze geeft haar gezondheid en haar leven een laag cijfer.</w:t>
+      </w:r>
+    </w:p>
+    <w:p>
+      <w:pPr>
+        <w:pStyle w:val="ListParagraph"/>
+        <w:numPr>
+          <w:ilvl w:val="0"/>
+          <w:numId w:val="2"/>
+        </w:numPr>
+        <w:spacing w:after="80" w:line="276"/>
+      </w:pPr>
+      <w:r>
+        <w:rPr>
+          <w:rFonts w:ascii="Calibri" w:cs="Calibri" w:eastAsia="Calibri" w:hAnsi="Calibri"/>
+          <w:b/>
+          <w:bCs/>
+          <w:color w:val="241F2E"/>
+          <w:sz w:val="21"/>
+          <w:szCs w:val="21"/>
+        </w:rPr>
+        <w:t xml:space="preserve">“Ik red het niet meer met de eigen bijdrage van de medicijnen. Ik haal ze soms niet op.”</w:t>
+      </w:r>
+      <w:r>
+        <w:rPr>
+          <w:rFonts w:ascii="Calibri" w:cs="Calibri" w:eastAsia="Calibri" w:hAnsi="Calibri"/>
+          <w:color w:val="241F2E"/>
+          <w:sz w:val="21"/>
+          <w:szCs w:val="21"/>
+        </w:rPr>
+        <w:t xml:space="preserve"> — dat schreef ze zelf op bij </w:t>
+      </w:r>
+      <w:r>
+        <w:rPr>
+          <w:rFonts w:ascii="Calibri" w:cs="Calibri" w:eastAsia="Calibri" w:hAnsi="Calibri"/>
+          <w:i/>
+          <w:iCs/>
+          <w:color w:val="241F2E"/>
+          <w:sz w:val="21"/>
+          <w:szCs w:val="21"/>
+        </w:rPr>
+        <w:t xml:space="preserve">is er iets waar je over wil praten</w:t>
+      </w:r>
+      <w:r>
+        <w:rPr>
+          <w:rFonts w:ascii="Calibri" w:cs="Calibri" w:eastAsia="Calibri" w:hAnsi="Calibri"/>
           <w:color w:val="241F2E"/>
           <w:sz w:val="21"/>
           <w:szCs w:val="21"/>
         </w:rPr>
         <w:t xml:space="preserve">.</w:t>
+      </w:r>
+    </w:p>
+    <w:p>
+      <w:pPr>
+        <w:pStyle w:val="ListParagraph"/>
+        <w:numPr>
+          <w:ilvl w:val="0"/>
+          <w:numId w:val="2"/>
+        </w:numPr>
+        <w:spacing w:after="80" w:line="276"/>
+      </w:pPr>
+      <w:r>
+        <w:rPr>
+          <w:rFonts w:ascii="Calibri" w:cs="Calibri" w:eastAsia="Calibri" w:hAnsi="Calibri"/>
+          <w:color w:val="241F2E"/>
+          <w:sz w:val="21"/>
+          <w:szCs w:val="21"/>
+        </w:rPr>
+        <w:t xml:space="preserve">Ze heeft stress, slaapt slecht, en heeft niemand in haar omgeving die kan helpen.</w:t>
       </w:r>
     </w:p>
     <w:p>
@@ -2698,7 +3081,76 @@
           <w:sz w:val="21"/>
           <w:szCs w:val="21"/>
         </w:rPr>
-        <w:t xml:space="preserve">“En dit is de vraag die ik nu nooit kan stellen: laat me eens alles zien wat deze mens zélf heeft doorgegeven. Thuismetingen, vragenlijsten, de voorbereiding uit de wachtkamer — over alle episodes heen.”</w:t>
+        <w:t xml:space="preserve">“Een consult over haar bloeddruk zou hier volledig langsheen gaan. Ze haalt haar medicijnen niet op. Dat is geen sociale bijzaak — dat is de reden dat de behandeling niet werkt.”</w:t>
+      </w:r>
+    </w:p>
+    <w:p>
+      <w:pPr>
+        <w:spacing w:after="140" w:before="100"/>
+        <w:ind w:left="60"/>
+      </w:pPr>
+      <w:r>
+        <w:rPr>
+          <w:rFonts w:ascii="Calibri" w:cs="Calibri" w:eastAsia="Calibri" w:hAnsi="Calibri"/>
+          <w:b/>
+          <w:bCs/>
+          <w:color w:val="0F5F6E"/>
+          <w:sz w:val="21"/>
+          <w:szCs w:val="21"/>
+        </w:rPr>
+        <w:t xml:space="preserve">▸  </w:t>
+      </w:r>
+      <w:r>
+        <w:rPr>
+          <w:rFonts w:ascii="Calibri" w:cs="Calibri" w:eastAsia="Calibri" w:hAnsi="Calibri"/>
+          <w:b/>
+          <w:bCs/>
+          <w:color w:val="241F2E"/>
+          <w:sz w:val="21"/>
+          <w:szCs w:val="21"/>
+        </w:rPr>
+        <w:t xml:space="preserve">Klik op </w:t>
+      </w:r>
+      <w:r>
+        <w:rPr>
+          <w:rFonts w:ascii="Calibri" w:cs="Calibri" w:eastAsia="Calibri" w:hAnsi="Calibri"/>
+          <w:b/>
+          <w:bCs/>
+          <w:color w:val="241F2E"/>
+          <w:sz w:val="21"/>
+          <w:szCs w:val="21"/>
+        </w:rPr>
+        <w:t xml:space="preserve">Hele vragenlijst bekijken</w:t>
+      </w:r>
+      <w:r>
+        <w:rPr>
+          <w:rFonts w:ascii="Calibri" w:cs="Calibri" w:eastAsia="Calibri" w:hAnsi="Calibri"/>
+          <w:b/>
+          <w:bCs/>
+          <w:color w:val="241F2E"/>
+          <w:sz w:val="21"/>
+          <w:szCs w:val="21"/>
+        </w:rPr>
+        <w:t xml:space="preserve">.</w:t>
+      </w:r>
+    </w:p>
+    <w:p>
+      <w:pPr>
+        <w:pBdr>
+          <w:left w:val="single" w:color="0F5F6E" w:sz="18" w:space="10"/>
+        </w:pBdr>
+        <w:shd w:fill="E3F0F2" w:val="clear"/>
+        <w:spacing w:after="140" w:before="100" w:line="288"/>
+        <w:ind w:left="340" w:right="200"/>
+      </w:pPr>
+      <w:r>
+        <w:rPr>
+          <w:rFonts w:ascii="Calibri" w:cs="Calibri" w:eastAsia="Calibri" w:hAnsi="Calibri"/>
+          <w:color w:val="123E47"/>
+          <w:sz w:val="21"/>
+          <w:szCs w:val="21"/>
+        </w:rPr>
+        <w:t xml:space="preserve">“En ik kan de hele lijst gewoon teruglezen zoals zij hem gekregen heeft. Vraag voor vraag, in haar woorden. Geen samenvatting waarvan ik moet geloven dat hij klopt.”</w:t>
       </w:r>
     </w:p>
     <w:p>
@@ -2718,7 +3170,7 @@
           <w:sz w:val="30"/>
           <w:szCs w:val="30"/>
         </w:rPr>
-        <w:t xml:space="preserve">6 · Opvolgen — wat vandaag al af kan</w:t>
+        <w:t xml:space="preserve">8 · Het consult — overnemen, en terugvinden in het journaal</w:t>
       </w:r>
     </w:p>
     <w:p>
@@ -2757,7 +3209,29 @@
           <w:sz w:val="21"/>
           <w:szCs w:val="21"/>
         </w:rPr>
-        <w:t xml:space="preserve">Opvolgen</w:t>
+        <w:t xml:space="preserve">Open consultscherm</w:t>
+      </w:r>
+      <w:r>
+        <w:rPr>
+          <w:rFonts w:ascii="Calibri" w:cs="Calibri" w:eastAsia="Calibri" w:hAnsi="Calibri"/>
+          <w:b/>
+          <w:bCs/>
+          <w:color w:val="241F2E"/>
+          <w:sz w:val="21"/>
+          <w:szCs w:val="21"/>
+        </w:rPr>
+        <w:t xml:space="preserve"> en dan op de tab </w:t>
+      </w:r>
+      <w:r>
+        <w:rPr>
+          <w:rFonts w:ascii="Calibri" w:cs="Calibri" w:eastAsia="Calibri" w:hAnsi="Calibri"/>
+          <w:b/>
+          <w:bCs/>
+          <w:color w:val="241F2E"/>
+          <w:sz w:val="21"/>
+          <w:szCs w:val="21"/>
+        </w:rPr>
+        <w:t xml:space="preserve">Consult</w:t>
       </w:r>
       <w:r>
         <w:rPr>
@@ -2769,6 +3243,20 @@
           <w:szCs w:val="21"/>
         </w:rPr>
         <w:t xml:space="preserve">.</w:t>
+      </w:r>
+    </w:p>
+    <w:p>
+      <w:pPr>
+        <w:spacing w:after="140" w:line="276"/>
+      </w:pPr>
+      <w:r>
+        <w:rPr>
+          <w:rFonts w:ascii="Calibri" w:cs="Calibri" w:eastAsia="Calibri" w:hAnsi="Calibri"/>
+          <w:color w:val="241F2E"/>
+          <w:sz w:val="21"/>
+          <w:szCs w:val="21"/>
+        </w:rPr>
+        <w:t xml:space="preserve">De vragenlijst staat er weer, nu met een knop.</w:t>
       </w:r>
     </w:p>
     <w:p>
@@ -2787,37 +3275,79 @@
           <w:sz w:val="21"/>
           <w:szCs w:val="21"/>
         </w:rPr>
-        <w:t xml:space="preserve">“Dit blok zat er eerst niet in, en dat was de grootste blinde vlek. Hier staat wat er is binnengekomen bij mensen die vandaag géén afspraak hebben.”</w:t>
-      </w:r>
-    </w:p>
-    <w:p>
-      <w:pPr>
-        <w:spacing w:after="140" w:line="276"/>
-      </w:pPr>
-      <w:r>
-        <w:rPr>
-          <w:rFonts w:ascii="Calibri" w:cs="Calibri" w:eastAsia="Calibri" w:hAnsi="Calibri"/>
-          <w:color w:val="241F2E"/>
-          <w:sz w:val="21"/>
-          <w:szCs w:val="21"/>
-        </w:rPr>
-        <w:t xml:space="preserve">Loop de eerste drie langs.</w:t>
-      </w:r>
-    </w:p>
-    <w:p>
-      <w:pPr>
-        <w:spacing w:after="140" w:line="276"/>
-      </w:pPr>
-      <w:r>
-        <w:rPr>
-          <w:rFonts w:ascii="Calibri" w:cs="Calibri" w:eastAsia="Calibri" w:hAnsi="Calibri"/>
-          <w:b/>
-          <w:bCs/>
-          <w:color w:val="241F2E"/>
-          <w:sz w:val="21"/>
-          <w:szCs w:val="21"/>
-        </w:rPr>
-        <w:t xml:space="preserve">Willem Hendriks — thuisbloeddruk gemiddeld 160 over 6 metingen.</w:t>
+        <w:t xml:space="preserve">“En dan het stuk waar het mij om gaat. Ik wil dit niet overtypen.”</w:t>
+      </w:r>
+    </w:p>
+    <w:p>
+      <w:pPr>
+        <w:spacing w:after="140" w:before="100"/>
+        <w:ind w:left="60"/>
+      </w:pPr>
+      <w:r>
+        <w:rPr>
+          <w:rFonts w:ascii="Calibri" w:cs="Calibri" w:eastAsia="Calibri" w:hAnsi="Calibri"/>
+          <w:b/>
+          <w:bCs/>
+          <w:color w:val="0F5F6E"/>
+          <w:sz w:val="21"/>
+          <w:szCs w:val="21"/>
+        </w:rPr>
+        <w:t xml:space="preserve">▸  </w:t>
+      </w:r>
+      <w:r>
+        <w:rPr>
+          <w:rFonts w:ascii="Calibri" w:cs="Calibri" w:eastAsia="Calibri" w:hAnsi="Calibri"/>
+          <w:b/>
+          <w:bCs/>
+          <w:color w:val="241F2E"/>
+          <w:sz w:val="21"/>
+          <w:szCs w:val="21"/>
+        </w:rPr>
+        <w:t xml:space="preserve">Klik op </w:t>
+      </w:r>
+      <w:r>
+        <w:rPr>
+          <w:rFonts w:ascii="Calibri" w:cs="Calibri" w:eastAsia="Calibri" w:hAnsi="Calibri"/>
+          <w:b/>
+          <w:bCs/>
+          <w:color w:val="241F2E"/>
+          <w:sz w:val="21"/>
+          <w:szCs w:val="21"/>
+        </w:rPr>
+        <w:t xml:space="preserve">Overnemen in mijn dossier</w:t>
+      </w:r>
+      <w:r>
+        <w:rPr>
+          <w:rFonts w:ascii="Calibri" w:cs="Calibri" w:eastAsia="Calibri" w:hAnsi="Calibri"/>
+          <w:b/>
+          <w:bCs/>
+          <w:color w:val="241F2E"/>
+          <w:sz w:val="21"/>
+          <w:szCs w:val="21"/>
+        </w:rPr>
+        <w:t xml:space="preserve"> en wijs het </w:t>
+      </w:r>
+      <w:r>
+        <w:rPr>
+          <w:rFonts w:ascii="Calibri" w:cs="Calibri" w:eastAsia="Calibri" w:hAnsi="Calibri"/>
+          <w:b/>
+          <w:bCs/>
+          <w:color w:val="241F2E"/>
+          <w:sz w:val="21"/>
+          <w:szCs w:val="21"/>
+        </w:rPr>
+        <w:t xml:space="preserve">S</w:t>
+      </w:r>
+      <w:r>
+        <w:rPr>
+          <w:rFonts w:ascii="Calibri" w:cs="Calibri" w:eastAsia="Calibri" w:hAnsi="Calibri"/>
+          <w:b/>
+          <w:bCs/>
+          <w:color w:val="241F2E"/>
+          <w:sz w:val="21"/>
+          <w:szCs w:val="21"/>
+        </w:rPr>
+        <w:t xml:space="preserve">-veld aan.</w:t>
       </w:r>
     </w:p>
     <w:p>
@@ -2836,23 +3366,7 @@
           <w:sz w:val="21"/>
           <w:szCs w:val="21"/>
         </w:rPr>
-        <w:t xml:space="preserve">“Hij meet thuis. Dat is inhoudelijk beter dan mijn meting hier: geen wittejasseneffect en een reeks in plaats van één moment. In de meeste systemen blijft dat een berichtje in de postbus. Hier is het een reeks waarden met een gemiddelde en een voorstel.”</w:t>
-      </w:r>
-    </w:p>
-    <w:p>
-      <w:pPr>
-        <w:spacing w:after="140" w:line="276"/>
-      </w:pPr>
-      <w:r>
-        <w:rPr>
-          <w:rFonts w:ascii="Calibri" w:cs="Calibri" w:eastAsia="Calibri" w:hAnsi="Calibri"/>
-          <w:b/>
-          <w:bCs/>
-          <w:color w:val="241F2E"/>
-          <w:sz w:val="21"/>
-          <w:szCs w:val="21"/>
-        </w:rPr>
-        <w:t xml:space="preserve">Ruud Mulder — eGFR 40.</w:t>
+        <w:t xml:space="preserve">“Het staat onder de S van de SOEP. Dat is geen technische keuze: de S is wat de patiënt aangeeft, en dit ís wat de patiënt aangeeft. In haar eigen woorden, met de datum en het kanaal erbij.”</w:t>
       </w:r>
     </w:p>
     <w:p>
@@ -2871,23 +3385,7 @@
           <w:sz w:val="21"/>
           <w:szCs w:val="21"/>
         </w:rPr>
-        <w:t xml:space="preserve">“Die uitslag kwam een week geleden binnen op mijn eigen aanvraag. Hij raakt de dosering van meerdere middelen. Zijn volgende controle is over drie maanden.”</w:t>
-      </w:r>
-    </w:p>
-    <w:p>
-      <w:pPr>
-        <w:spacing w:after="140" w:line="276"/>
-      </w:pPr>
-      <w:r>
-        <w:rPr>
-          <w:rFonts w:ascii="Calibri" w:cs="Calibri" w:eastAsia="Calibri" w:hAnsi="Calibri"/>
-          <w:b/>
-          <w:bCs/>
-          <w:color w:val="241F2E"/>
-          <w:sz w:val="21"/>
-          <w:szCs w:val="21"/>
-        </w:rPr>
-        <w:t xml:space="preserve">Ilse van Dijk — “Ik ben de hele dag moe, ook als ik goed geslapen heb.”</w:t>
+        <w:t xml:space="preserve">“Let op het verschil. De antwoorden stonden er al — daar was geen handeling voor nodig. Wat er nu gebeurt is dat ik ze aanvaard. Vanaf dit moment staat de praktijk ervoor in, en er staat bij wie dat gedaan heeft. Wat de patiënt zelf doorgeeft is echt en bruikbaar, maar het is geen registratie van de praktijk tot iemand dat zegt.”</w:t>
       </w:r>
     </w:p>
     <w:p>
@@ -2906,7 +3404,57 @@
           <w:sz w:val="21"/>
           <w:szCs w:val="21"/>
         </w:rPr>
-        <w:t xml:space="preserve">“Uit de jaarlijkse screening. Geen meetwaarde, gewoon wat ze opschreef.”</w:t>
+        <w:t xml:space="preserve">“Anders declareer je werk dat een ander gedaan heeft.”</w:t>
+      </w:r>
+    </w:p>
+    <w:p>
+      <w:pPr>
+        <w:spacing w:after="140" w:before="100"/>
+        <w:ind w:left="60"/>
+      </w:pPr>
+      <w:r>
+        <w:rPr>
+          <w:rFonts w:ascii="Calibri" w:cs="Calibri" w:eastAsia="Calibri" w:hAnsi="Calibri"/>
+          <w:b/>
+          <w:bCs/>
+          <w:color w:val="0F5F6E"/>
+          <w:sz w:val="21"/>
+          <w:szCs w:val="21"/>
+        </w:rPr>
+        <w:t xml:space="preserve">▸  </w:t>
+      </w:r>
+      <w:r>
+        <w:rPr>
+          <w:rFonts w:ascii="Calibri" w:cs="Calibri" w:eastAsia="Calibri" w:hAnsi="Calibri"/>
+          <w:b/>
+          <w:bCs/>
+          <w:color w:val="241F2E"/>
+          <w:sz w:val="21"/>
+          <w:szCs w:val="21"/>
+        </w:rPr>
+        <w:t xml:space="preserve">Klik op de tab </w:t>
+      </w:r>
+      <w:r>
+        <w:rPr>
+          <w:rFonts w:ascii="Calibri" w:cs="Calibri" w:eastAsia="Calibri" w:hAnsi="Calibri"/>
+          <w:b/>
+          <w:bCs/>
+          <w:color w:val="241F2E"/>
+          <w:sz w:val="21"/>
+          <w:szCs w:val="21"/>
+        </w:rPr>
+        <w:t xml:space="preserve">Journaal</w:t>
+      </w:r>
+      <w:r>
+        <w:rPr>
+          <w:rFonts w:ascii="Calibri" w:cs="Calibri" w:eastAsia="Calibri" w:hAnsi="Calibri"/>
+          <w:b/>
+          <w:bCs/>
+          <w:color w:val="241F2E"/>
+          <w:sz w:val="21"/>
+          <w:szCs w:val="21"/>
+        </w:rPr>
+        <w:t xml:space="preserve">.</w:t>
       </w:r>
     </w:p>
     <w:p>
@@ -2925,7 +3473,145 @@
           <w:sz w:val="21"/>
           <w:szCs w:val="21"/>
         </w:rPr>
-        <w:t xml:space="preserve">“Voor geen van deze drie is een consult nodig. Een bericht, een aangepast recept, een telefoontje. Zonder dit blok wachten ze tot de afspraak die toevallig in de agenda staat.”</w:t>
+        <w:t xml:space="preserve">“En hier staat hij terug. Niet als tekst die in een consult is geplakt, maar als eigen regel op de dag dat zíj hem invulde. Met erbij dat ik hem zojuist heb overgenomen, met mijn naam en de datum.”</w:t>
+      </w:r>
+    </w:p>
+    <w:p>
+      <w:pPr>
+        <w:spacing w:after="140" w:before="100"/>
+        <w:ind w:left="60"/>
+      </w:pPr>
+      <w:r>
+        <w:rPr>
+          <w:rFonts w:ascii="Calibri" w:cs="Calibri" w:eastAsia="Calibri" w:hAnsi="Calibri"/>
+          <w:b/>
+          <w:bCs/>
+          <w:color w:val="0F5F6E"/>
+          <w:sz w:val="21"/>
+          <w:szCs w:val="21"/>
+        </w:rPr>
+        <w:t xml:space="preserve">▸  </w:t>
+      </w:r>
+      <w:r>
+        <w:rPr>
+          <w:rFonts w:ascii="Calibri" w:cs="Calibri" w:eastAsia="Calibri" w:hAnsi="Calibri"/>
+          <w:b/>
+          <w:bCs/>
+          <w:color w:val="241F2E"/>
+          <w:sz w:val="21"/>
+          <w:szCs w:val="21"/>
+        </w:rPr>
+        <w:t xml:space="preserve">Wijs de filterrij boven de tijdlijn aan, en links het blok </w:t>
+      </w:r>
+      <w:r>
+        <w:rPr>
+          <w:rFonts w:ascii="Calibri" w:cs="Calibri" w:eastAsia="Calibri" w:hAnsi="Calibri"/>
+          <w:b/>
+          <w:bCs/>
+          <w:color w:val="241F2E"/>
+          <w:sz w:val="21"/>
+          <w:szCs w:val="21"/>
+        </w:rPr>
+        <w:t xml:space="preserve">Van de patiënt zelf</w:t>
+      </w:r>
+      <w:r>
+        <w:rPr>
+          <w:rFonts w:ascii="Calibri" w:cs="Calibri" w:eastAsia="Calibri" w:hAnsi="Calibri"/>
+          <w:b/>
+          <w:bCs/>
+          <w:color w:val="241F2E"/>
+          <w:sz w:val="21"/>
+          <w:szCs w:val="21"/>
+        </w:rPr>
+        <w:t xml:space="preserve">.</w:t>
+      </w:r>
+    </w:p>
+    <w:p>
+      <w:pPr>
+        <w:pBdr>
+          <w:left w:val="single" w:color="0F5F6E" w:sz="18" w:space="10"/>
+        </w:pBdr>
+        <w:shd w:fill="E3F0F2" w:val="clear"/>
+        <w:spacing w:after="140" w:before="100" w:line="288"/>
+        <w:ind w:left="340" w:right="200"/>
+      </w:pPr>
+      <w:r>
+        <w:rPr>
+          <w:rFonts w:ascii="Calibri" w:cs="Calibri" w:eastAsia="Calibri" w:hAnsi="Calibri"/>
+          <w:color w:val="123E47"/>
+          <w:sz w:val="21"/>
+          <w:szCs w:val="21"/>
+        </w:rPr>
+        <w:t xml:space="preserve">“Het journaal laat alles zien — dat is het punt van één tijdlijn. Maar bij iemand die elke dag zijn bloeddruk doorgeeft wil je ook even zonder die metingen kunnen kijken. Dus ik kan soorten uitzetten, en wat ik heb weggeklikt blijft zichtbaar als doorgestreept merkje: ik moet kunnen zien waarom de lijst korter is.”</w:t>
+      </w:r>
+    </w:p>
+    <w:p>
+      <w:pPr>
+        <w:spacing w:after="140" w:before="100"/>
+        <w:ind w:left="60"/>
+      </w:pPr>
+      <w:r>
+        <w:rPr>
+          <w:rFonts w:ascii="Calibri" w:cs="Calibri" w:eastAsia="Calibri" w:hAnsi="Calibri"/>
+          <w:b/>
+          <w:bCs/>
+          <w:color w:val="0F5F6E"/>
+          <w:sz w:val="21"/>
+          <w:szCs w:val="21"/>
+        </w:rPr>
+        <w:t xml:space="preserve">▸  </w:t>
+      </w:r>
+      <w:r>
+        <w:rPr>
+          <w:rFonts w:ascii="Calibri" w:cs="Calibri" w:eastAsia="Calibri" w:hAnsi="Calibri"/>
+          <w:b/>
+          <w:bCs/>
+          <w:color w:val="241F2E"/>
+          <w:sz w:val="21"/>
+          <w:szCs w:val="21"/>
+        </w:rPr>
+        <w:t xml:space="preserve">Klik op </w:t>
+      </w:r>
+      <w:r>
+        <w:rPr>
+          <w:rFonts w:ascii="Calibri" w:cs="Calibri" w:eastAsia="Calibri" w:hAnsi="Calibri"/>
+          <w:b/>
+          <w:bCs/>
+          <w:color w:val="241F2E"/>
+          <w:sz w:val="21"/>
+          <w:szCs w:val="21"/>
+        </w:rPr>
+        <w:t xml:space="preserve">Alleen wat de patiënt aanleverde</w:t>
+      </w:r>
+      <w:r>
+        <w:rPr>
+          <w:rFonts w:ascii="Calibri" w:cs="Calibri" w:eastAsia="Calibri" w:hAnsi="Calibri"/>
+          <w:b/>
+          <w:bCs/>
+          <w:color w:val="241F2E"/>
+          <w:sz w:val="21"/>
+          <w:szCs w:val="21"/>
+        </w:rPr>
+        <w:t xml:space="preserve">.</w:t>
+      </w:r>
+    </w:p>
+    <w:p>
+      <w:pPr>
+        <w:pBdr>
+          <w:left w:val="single" w:color="0F5F6E" w:sz="18" w:space="10"/>
+        </w:pBdr>
+        <w:shd w:fill="E3F0F2" w:val="clear"/>
+        <w:spacing w:after="140" w:before="100" w:line="288"/>
+        <w:ind w:left="340" w:right="200"/>
+      </w:pPr>
+      <w:r>
+        <w:rPr>
+          <w:rFonts w:ascii="Calibri" w:cs="Calibri" w:eastAsia="Calibri" w:hAnsi="Calibri"/>
+          <w:color w:val="123E47"/>
+          <w:sz w:val="21"/>
+          <w:szCs w:val="21"/>
+        </w:rPr>
+        <w:t xml:space="preserve">“En dit is de vraag die ik nu nooit kan stellen: laat me eens alles zien wat deze mens zélf heeft doorgegeven. Thuismetingen, vragenlijsten, de voorbereiding uit de wachtkamer — over alle episodes heen.”</w:t>
       </w:r>
     </w:p>
     <w:p>
@@ -2945,7 +3631,7 @@
           <w:sz w:val="30"/>
           <w:szCs w:val="30"/>
         </w:rPr>
-        <w:t xml:space="preserve">6b · Waar dat werk terechtkomt</w:t>
+        <w:t xml:space="preserve">9 · Opvolgen — wat vandaag al af kan</w:t>
       </w:r>
     </w:p>
     <w:p>
@@ -2984,7 +3670,7 @@
           <w:sz w:val="21"/>
           <w:szCs w:val="21"/>
         </w:rPr>
-        <w:t xml:space="preserve">Plannen</w:t>
+        <w:t xml:space="preserve">Opvolgen</w:t>
       </w:r>
       <w:r>
         <w:rPr>
@@ -3014,57 +3700,144 @@
           <w:sz w:val="21"/>
           <w:szCs w:val="21"/>
         </w:rPr>
-        <w:t xml:space="preserve">“Links staat mijn eigen werklijst: wat er bij mij is neergelegd, met de aanleiding erbij. Ik kies er een en klik op een vrije plek — en dan staat het in mijn agenda, met de reden zichtbaar. Want terugbellen is geen tussendoortje, het kost tien minuten.”</w:t>
-      </w:r>
-    </w:p>
-    <w:p>
-      <w:pPr>
-        <w:spacing w:after="140" w:before="100"/>
-        <w:ind w:left="60"/>
-      </w:pPr>
-      <w:r>
-        <w:rPr>
-          <w:rFonts w:ascii="Calibri" w:cs="Calibri" w:eastAsia="Calibri" w:hAnsi="Calibri"/>
-          <w:b/>
-          <w:bCs/>
-          <w:color w:val="0F5F6E"/>
-          <w:sz w:val="21"/>
-          <w:szCs w:val="21"/>
-        </w:rPr>
-        <w:t xml:space="preserve">▸  </w:t>
-      </w:r>
-      <w:r>
-        <w:rPr>
-          <w:rFonts w:ascii="Calibri" w:cs="Calibri" w:eastAsia="Calibri" w:hAnsi="Calibri"/>
-          <w:b/>
-          <w:bCs/>
-          <w:color w:val="241F2E"/>
-          <w:sz w:val="21"/>
-          <w:szCs w:val="21"/>
-        </w:rPr>
-        <w:t xml:space="preserve">Klap bij de taak </w:t>
-      </w:r>
-      <w:r>
-        <w:rPr>
-          <w:rFonts w:ascii="Calibri" w:cs="Calibri" w:eastAsia="Calibri" w:hAnsi="Calibri"/>
-          <w:b/>
-          <w:bCs/>
-          <w:color w:val="241F2E"/>
-          <w:sz w:val="21"/>
-          <w:szCs w:val="21"/>
-        </w:rPr>
-        <w:t xml:space="preserve">Contactgegevens</w:t>
-      </w:r>
-      <w:r>
-        <w:rPr>
-          <w:rFonts w:ascii="Calibri" w:cs="Calibri" w:eastAsia="Calibri" w:hAnsi="Calibri"/>
-          <w:b/>
-          <w:bCs/>
-          <w:color w:val="241F2E"/>
-          <w:sz w:val="21"/>
-          <w:szCs w:val="21"/>
-        </w:rPr>
-        <w:t xml:space="preserve"> uit.</w:t>
+        <w:t xml:space="preserve">“Dit blok zat er eerst niet in, en dat was de grootste blinde vlek. Hier staat wat er is binnengekomen bij mensen die vandaag géén afspraak hebben. Veertien dingen, uit vier bronnen: labuitslagen, vragenlijsten, thuismetingen en het beloop zelf.”</w:t>
+      </w:r>
+    </w:p>
+    <w:p>
+      <w:pPr>
+        <w:spacing w:after="140" w:line="276"/>
+      </w:pPr>
+      <w:r>
+        <w:rPr>
+          <w:rFonts w:ascii="Calibri" w:cs="Calibri" w:eastAsia="Calibri" w:hAnsi="Calibri"/>
+          <w:color w:val="241F2E"/>
+          <w:sz w:val="21"/>
+          <w:szCs w:val="21"/>
+        </w:rPr>
+        <w:t xml:space="preserve">Loop de eerste drie langs:</w:t>
+      </w:r>
+    </w:p>
+    <w:p>
+      <w:pPr>
+        <w:pStyle w:val="ListParagraph"/>
+        <w:numPr>
+          <w:ilvl w:val="0"/>
+          <w:numId w:val="2"/>
+        </w:numPr>
+        <w:spacing w:after="80" w:line="276"/>
+      </w:pPr>
+      <w:r>
+        <w:rPr>
+          <w:rFonts w:ascii="Calibri" w:cs="Calibri" w:eastAsia="Calibri" w:hAnsi="Calibri"/>
+          <w:b/>
+          <w:bCs/>
+          <w:color w:val="241F2E"/>
+          <w:sz w:val="21"/>
+          <w:szCs w:val="21"/>
+        </w:rPr>
+        <w:t xml:space="preserve">Een thuisbloeddruk van gemiddeld 160 over zes metingen.</w:t>
+      </w:r>
+      <w:r>
+        <w:rPr>
+          <w:rFonts w:ascii="Calibri" w:cs="Calibri" w:eastAsia="Calibri" w:hAnsi="Calibri"/>
+          <w:color w:val="241F2E"/>
+          <w:sz w:val="21"/>
+          <w:szCs w:val="21"/>
+        </w:rPr>
+        <w:t xml:space="preserve"> </w:t>
+      </w:r>
+      <w:r>
+        <w:rPr>
+          <w:rFonts w:ascii="Calibri" w:cs="Calibri" w:eastAsia="Calibri" w:hAnsi="Calibri"/>
+          <w:i/>
+          <w:iCs/>
+          <w:color w:val="241F2E"/>
+          <w:sz w:val="21"/>
+          <w:szCs w:val="21"/>
+        </w:rPr>
+        <w:t xml:space="preserve">“Hij meet thuis. Dat is inhoudelijk beter dan mijn meting hier: geen wittejasseneffect en een reeks in plaats van één moment. In de meeste systemen blijft dat een berichtje in de postbus. Hier is het een reeks met een gemiddelde en een voorstel.”</w:t>
+      </w:r>
+    </w:p>
+    <w:p>
+      <w:pPr>
+        <w:pStyle w:val="ListParagraph"/>
+        <w:numPr>
+          <w:ilvl w:val="0"/>
+          <w:numId w:val="2"/>
+        </w:numPr>
+        <w:spacing w:after="80" w:line="276"/>
+      </w:pPr>
+      <w:r>
+        <w:rPr>
+          <w:rFonts w:ascii="Calibri" w:cs="Calibri" w:eastAsia="Calibri" w:hAnsi="Calibri"/>
+          <w:b/>
+          <w:bCs/>
+          <w:color w:val="241F2E"/>
+          <w:sz w:val="21"/>
+          <w:szCs w:val="21"/>
+        </w:rPr>
+        <w:t xml:space="preserve">Een HbA1c die buiten de streefwaarde ligt.</w:t>
+      </w:r>
+      <w:r>
+        <w:rPr>
+          <w:rFonts w:ascii="Calibri" w:cs="Calibri" w:eastAsia="Calibri" w:hAnsi="Calibri"/>
+          <w:color w:val="241F2E"/>
+          <w:sz w:val="21"/>
+          <w:szCs w:val="21"/>
+        </w:rPr>
+        <w:t xml:space="preserve"> </w:t>
+      </w:r>
+      <w:r>
+        <w:rPr>
+          <w:rFonts w:ascii="Calibri" w:cs="Calibri" w:eastAsia="Calibri" w:hAnsi="Calibri"/>
+          <w:i/>
+          <w:iCs/>
+          <w:color w:val="241F2E"/>
+          <w:sz w:val="21"/>
+          <w:szCs w:val="21"/>
+        </w:rPr>
+        <w:t xml:space="preserve">“Die uitslag kwam binnen op mijn eigen aanvraag — dat staat erbij, want een uitslag die je zelf hebt aangevraagd is iets anders dan informatie die je krijgt toegestuurd.”</w:t>
+      </w:r>
+    </w:p>
+    <w:p>
+      <w:pPr>
+        <w:pStyle w:val="ListParagraph"/>
+        <w:numPr>
+          <w:ilvl w:val="0"/>
+          <w:numId w:val="2"/>
+        </w:numPr>
+        <w:spacing w:after="80" w:line="276"/>
+      </w:pPr>
+      <w:r>
+        <w:rPr>
+          <w:rFonts w:ascii="Calibri" w:cs="Calibri" w:eastAsia="Calibri" w:hAnsi="Calibri"/>
+          <w:b/>
+          <w:bCs/>
+          <w:color w:val="241F2E"/>
+          <w:sz w:val="21"/>
+          <w:szCs w:val="21"/>
+        </w:rPr>
+        <w:t xml:space="preserve">Een zin uit de jaarlijkse screening.</w:t>
+      </w:r>
+      <w:r>
+        <w:rPr>
+          <w:rFonts w:ascii="Calibri" w:cs="Calibri" w:eastAsia="Calibri" w:hAnsi="Calibri"/>
+          <w:color w:val="241F2E"/>
+          <w:sz w:val="21"/>
+          <w:szCs w:val="21"/>
+        </w:rPr>
+        <w:t xml:space="preserve"> </w:t>
+      </w:r>
+      <w:r>
+        <w:rPr>
+          <w:rFonts w:ascii="Calibri" w:cs="Calibri" w:eastAsia="Calibri" w:hAnsi="Calibri"/>
+          <w:i/>
+          <w:iCs/>
+          <w:color w:val="241F2E"/>
+          <w:sz w:val="21"/>
+          <w:szCs w:val="21"/>
+        </w:rPr>
+        <w:t xml:space="preserve">“Geen meetwaarde, gewoon wat iemand opschreef. En die zin verandert soms meer aan mijn dag dan een getal.”</w:t>
       </w:r>
     </w:p>
     <w:p>
@@ -3083,7 +3856,7 @@
           <w:sz w:val="21"/>
           <w:szCs w:val="21"/>
         </w:rPr>
-        <w:t xml:space="preserve">“En dit miste ik ook. Een taak die ‘bel deze patiënt’ heet en me vervolgens het dossier in stuurt om het nummer te zoeken, laat het belangrijkste werk aan mij over. Hier staat het nummer, staat erbij dat zij eigenlijk het portaal prefereert, en bij sommige mensen staat er wat we in de loop der jaren geleerd hebben — ‘werkt tot vier uur’ of ‘slechthorend, spreek rustig’. Dat staat nu op briefjes.”</w:t>
+        <w:t xml:space="preserve">“Voor geen van deze drie is een consult nodig. Een bericht, een aangepast recept, een telefoontje. Zonder dit blok wachten ze tot de afspraak die toevallig in de agenda staat.”</w:t>
       </w:r>
     </w:p>
     <w:p>
@@ -3111,29 +3884,7 @@
           <w:sz w:val="21"/>
           <w:szCs w:val="21"/>
         </w:rPr>
-        <w:t xml:space="preserve">Wijs daaronder </w:t>
-      </w:r>
-      <w:r>
-        <w:rPr>
-          <w:rFonts w:ascii="Calibri" w:cs="Calibri" w:eastAsia="Calibri" w:hAnsi="Calibri"/>
-          <w:b/>
-          <w:bCs/>
-          <w:color w:val="241F2E"/>
-          <w:sz w:val="21"/>
-          <w:szCs w:val="21"/>
-        </w:rPr>
-        <w:t xml:space="preserve">Eigen werk inplannen</w:t>
-      </w:r>
-      <w:r>
-        <w:rPr>
-          <w:rFonts w:ascii="Calibri" w:cs="Calibri" w:eastAsia="Calibri" w:hAnsi="Calibri"/>
-          <w:b/>
-          <w:bCs/>
-          <w:color w:val="241F2E"/>
-          <w:sz w:val="21"/>
-          <w:szCs w:val="21"/>
-        </w:rPr>
-        <w:t xml:space="preserve"> aan en zet een blok in een vrije plek.</w:t>
+        <w:t xml:space="preserve">Zet bij één regel een taak uit.</w:t>
       </w:r>
     </w:p>
     <w:p>
@@ -3152,40 +3903,99 @@
           <w:sz w:val="21"/>
           <w:szCs w:val="21"/>
         </w:rPr>
-        <w:t xml:space="preserve">“En dit miste ik het meest. Mijn agenda kende alleen patiënten. Maar uitslagen nalopen en administratie kosten evenveel tijd als een consult, en als die tijd er niet in staat, ziet mijn dag er voor de buitenwereld leeg uit terwijl hij vol zit.”</w:t>
-      </w:r>
-    </w:p>
-    <w:p>
-      <w:pPr>
-        <w:spacing w:after="140" w:line="276"/>
-      </w:pPr>
-      <w:r>
-        <w:rPr>
-          <w:rFonts w:ascii="Calibri" w:cs="Calibri" w:eastAsia="Calibri" w:hAnsi="Calibri"/>
-          <w:color w:val="241F2E"/>
-          <w:sz w:val="21"/>
-          <w:szCs w:val="21"/>
-        </w:rPr>
-        <w:t xml:space="preserve">Als je de tijd hebt: log uit en weer in als </w:t>
-      </w:r>
-      <w:r>
-        <w:rPr>
-          <w:rFonts w:ascii="Consolas" w:cs="Consolas" w:eastAsia="Consolas" w:hAnsi="Consolas"/>
-          <w:color w:val="241F2E"/>
-          <w:sz w:val="21"/>
-          <w:szCs w:val="21"/>
-          <w:shd w:fill="EFECE8" w:val="clear"/>
-        </w:rPr>
-        <w:t xml:space="preserve">ilse</w:t>
-      </w:r>
-      <w:r>
-        <w:rPr>
-          <w:rFonts w:ascii="Calibri" w:cs="Calibri" w:eastAsia="Calibri" w:hAnsi="Calibri"/>
-          <w:color w:val="241F2E"/>
-          <w:sz w:val="21"/>
-          <w:szCs w:val="21"/>
-        </w:rPr>
-        <w:t xml:space="preserve"> (assistent).</w:t>
+        <w:t xml:space="preserve">“En ook hier geldt: elk besluit levert werk op dat ergens landt. Dezelfde route als in de aanloop, hetzelfde paneel.”</w:t>
+      </w:r>
+    </w:p>
+    <w:p>
+      <w:pPr>
+        <w:pStyle w:val="Heading1"/>
+        <w:pBdr>
+          <w:bottom w:val="single" w:color="0F5F6E" w:sz="8" w:space="6"/>
+        </w:pBdr>
+        <w:spacing w:after="180" w:before="400"/>
+      </w:pPr>
+      <w:r>
+        <w:rPr>
+          <w:rFonts w:ascii="Calibri" w:cs="Calibri" w:eastAsia="Calibri" w:hAnsi="Calibri"/>
+          <w:b/>
+          <w:bCs/>
+          <w:color w:val="0F5F6E"/>
+          <w:sz w:val="30"/>
+          <w:szCs w:val="30"/>
+        </w:rPr>
+        <w:t xml:space="preserve">10 · Groepsconsult — één bijeenkomst, acht dossiers</w:t>
+      </w:r>
+    </w:p>
+    <w:p>
+      <w:pPr>
+        <w:spacing w:after="140" w:before="100"/>
+        <w:ind w:left="60"/>
+      </w:pPr>
+      <w:r>
+        <w:rPr>
+          <w:rFonts w:ascii="Calibri" w:cs="Calibri" w:eastAsia="Calibri" w:hAnsi="Calibri"/>
+          <w:b/>
+          <w:bCs/>
+          <w:color w:val="0F5F6E"/>
+          <w:sz w:val="21"/>
+          <w:szCs w:val="21"/>
+        </w:rPr>
+        <w:t xml:space="preserve">▸  </w:t>
+      </w:r>
+      <w:r>
+        <w:rPr>
+          <w:rFonts w:ascii="Calibri" w:cs="Calibri" w:eastAsia="Calibri" w:hAnsi="Calibri"/>
+          <w:b/>
+          <w:bCs/>
+          <w:color w:val="241F2E"/>
+          <w:sz w:val="21"/>
+          <w:szCs w:val="21"/>
+        </w:rPr>
+        <w:t xml:space="preserve">Klik op </w:t>
+      </w:r>
+      <w:r>
+        <w:rPr>
+          <w:rFonts w:ascii="Calibri" w:cs="Calibri" w:eastAsia="Calibri" w:hAnsi="Calibri"/>
+          <w:b/>
+          <w:bCs/>
+          <w:color w:val="241F2E"/>
+          <w:sz w:val="21"/>
+          <w:szCs w:val="21"/>
+        </w:rPr>
+        <w:t xml:space="preserve">Groepsconsulten</w:t>
+      </w:r>
+      <w:r>
+        <w:rPr>
+          <w:rFonts w:ascii="Calibri" w:cs="Calibri" w:eastAsia="Calibri" w:hAnsi="Calibri"/>
+          <w:b/>
+          <w:bCs/>
+          <w:color w:val="241F2E"/>
+          <w:sz w:val="21"/>
+          <w:szCs w:val="21"/>
+        </w:rPr>
+        <w:t xml:space="preserve"> en open </w:t>
+      </w:r>
+      <w:r>
+        <w:rPr>
+          <w:rFonts w:ascii="Calibri" w:cs="Calibri" w:eastAsia="Calibri" w:hAnsi="Calibri"/>
+          <w:b/>
+          <w:bCs/>
+          <w:color w:val="241F2E"/>
+          <w:sz w:val="21"/>
+          <w:szCs w:val="21"/>
+        </w:rPr>
+        <w:t xml:space="preserve">Leven met diabetes</w:t>
+      </w:r>
+      <w:r>
+        <w:rPr>
+          <w:rFonts w:ascii="Calibri" w:cs="Calibri" w:eastAsia="Calibri" w:hAnsi="Calibri"/>
+          <w:b/>
+          <w:bCs/>
+          <w:color w:val="241F2E"/>
+          <w:sz w:val="21"/>
+          <w:szCs w:val="21"/>
+        </w:rPr>
+        <w:t xml:space="preserve">, over twee weken.</w:t>
       </w:r>
     </w:p>
     <w:p>
@@ -3204,7 +4014,280 @@
           <w:sz w:val="21"/>
           <w:szCs w:val="21"/>
         </w:rPr>
-        <w:t xml:space="preserve">“En daar staat hij. Op háár dagstart, met wie hem heeft uitgezet en waarom. Dat is het verschil tussen een knop en een werkproces.”</w:t>
+        <w:t xml:space="preserve">“Een deel van de chronische zorg is beter in een groep dan in een spreekkamer. Acht mensen die samen leren koolhydraten herkennen, halen meer uit dat uur dan acht keer tien minuten — en ze halen er iets uit wat een individueel consult niet kan geven: elkaar.”</w:t>
+      </w:r>
+    </w:p>
+    <w:p>
+      <w:pPr>
+        <w:pBdr>
+          <w:left w:val="single" w:color="0F5F6E" w:sz="18" w:space="10"/>
+        </w:pBdr>
+        <w:shd w:fill="E3F0F2" w:val="clear"/>
+        <w:spacing w:after="140" w:before="100" w:line="288"/>
+        <w:ind w:left="340" w:right="200"/>
+      </w:pPr>
+      <w:r>
+        <w:rPr>
+          <w:rFonts w:ascii="Calibri" w:cs="Calibri" w:eastAsia="Calibri" w:hAnsi="Calibri"/>
+          <w:color w:val="123E47"/>
+          <w:sz w:val="21"/>
+          <w:szCs w:val="21"/>
+        </w:rPr>
+        <w:t xml:space="preserve">“Systemen ondersteunen dit vrijwel nooit, en dat is niet toevallig. Een agenda die is gebouwd rond ‘één tijdslot, één patiënt’ kan een blok met acht mensen niet weergeven. Het gevolg is een Excel naast het systeem.”</w:t>
+      </w:r>
+    </w:p>
+    <w:p>
+      <w:pPr>
+        <w:spacing w:after="140" w:before="100"/>
+        <w:ind w:left="60"/>
+      </w:pPr>
+      <w:r>
+        <w:rPr>
+          <w:rFonts w:ascii="Calibri" w:cs="Calibri" w:eastAsia="Calibri" w:hAnsi="Calibri"/>
+          <w:b/>
+          <w:bCs/>
+          <w:color w:val="0F5F6E"/>
+          <w:sz w:val="21"/>
+          <w:szCs w:val="21"/>
+        </w:rPr>
+        <w:t xml:space="preserve">▸  </w:t>
+      </w:r>
+      <w:r>
+        <w:rPr>
+          <w:rFonts w:ascii="Calibri" w:cs="Calibri" w:eastAsia="Calibri" w:hAnsi="Calibri"/>
+          <w:b/>
+          <w:bCs/>
+          <w:color w:val="241F2E"/>
+          <w:sz w:val="21"/>
+          <w:szCs w:val="21"/>
+        </w:rPr>
+        <w:t xml:space="preserve">Wijs </w:t>
+      </w:r>
+      <w:r>
+        <w:rPr>
+          <w:rFonts w:ascii="Calibri" w:cs="Calibri" w:eastAsia="Calibri" w:hAnsi="Calibri"/>
+          <w:b/>
+          <w:bCs/>
+          <w:color w:val="241F2E"/>
+          <w:sz w:val="21"/>
+          <w:szCs w:val="21"/>
+        </w:rPr>
+        <w:t xml:space="preserve">Wie past hierbij</w:t>
+      </w:r>
+      <w:r>
+        <w:rPr>
+          <w:rFonts w:ascii="Calibri" w:cs="Calibri" w:eastAsia="Calibri" w:hAnsi="Calibri"/>
+          <w:b/>
+          <w:bCs/>
+          <w:color w:val="241F2E"/>
+          <w:sz w:val="21"/>
+          <w:szCs w:val="21"/>
+        </w:rPr>
+        <w:t xml:space="preserve"> aan.</w:t>
+      </w:r>
+    </w:p>
+    <w:p>
+      <w:pPr>
+        <w:pBdr>
+          <w:left w:val="single" w:color="0F5F6E" w:sz="18" w:space="10"/>
+        </w:pBdr>
+        <w:shd w:fill="E3F0F2" w:val="clear"/>
+        <w:spacing w:after="140" w:before="100" w:line="288"/>
+        <w:ind w:left="340" w:right="200"/>
+      </w:pPr>
+      <w:r>
+        <w:rPr>
+          <w:rFonts w:ascii="Calibri" w:cs="Calibri" w:eastAsia="Calibri" w:hAnsi="Calibri"/>
+          <w:color w:val="123E47"/>
+          <w:sz w:val="21"/>
+          <w:szCs w:val="21"/>
+        </w:rPr>
+        <w:t xml:space="preserve">“En het systeem stelt voor wie erbij hoort, met de onderbouwing erbij. Wie een groepsconsult plant, wil niet zelf 48 dossiers doorzoeken — en een voorstel zonder reden is een willekeurige lijst.”</w:t>
+      </w:r>
+    </w:p>
+    <w:p>
+      <w:pPr>
+        <w:spacing w:after="140" w:before="100"/>
+        <w:ind w:left="60"/>
+      </w:pPr>
+      <w:r>
+        <w:rPr>
+          <w:rFonts w:ascii="Calibri" w:cs="Calibri" w:eastAsia="Calibri" w:hAnsi="Calibri"/>
+          <w:b/>
+          <w:bCs/>
+          <w:color w:val="0F5F6E"/>
+          <w:sz w:val="21"/>
+          <w:szCs w:val="21"/>
+        </w:rPr>
+        <w:t xml:space="preserve">▸  </w:t>
+      </w:r>
+      <w:r>
+        <w:rPr>
+          <w:rFonts w:ascii="Calibri" w:cs="Calibri" w:eastAsia="Calibri" w:hAnsi="Calibri"/>
+          <w:b/>
+          <w:bCs/>
+          <w:color w:val="241F2E"/>
+          <w:sz w:val="21"/>
+          <w:szCs w:val="21"/>
+        </w:rPr>
+        <w:t xml:space="preserve">Klik op </w:t>
+      </w:r>
+      <w:r>
+        <w:rPr>
+          <w:rFonts w:ascii="Calibri" w:cs="Calibri" w:eastAsia="Calibri" w:hAnsi="Calibri"/>
+          <w:b/>
+          <w:bCs/>
+          <w:color w:val="241F2E"/>
+          <w:sz w:val="21"/>
+          <w:szCs w:val="21"/>
+        </w:rPr>
+        <w:t xml:space="preserve">Groepsconsult starten</w:t>
+      </w:r>
+      <w:r>
+        <w:rPr>
+          <w:rFonts w:ascii="Calibri" w:cs="Calibri" w:eastAsia="Calibri" w:hAnsi="Calibri"/>
+          <w:b/>
+          <w:bCs/>
+          <w:color w:val="241F2E"/>
+          <w:sz w:val="21"/>
+          <w:szCs w:val="21"/>
+        </w:rPr>
+        <w:t xml:space="preserve">.</w:t>
+      </w:r>
+    </w:p>
+    <w:p>
+      <w:pPr>
+        <w:pBdr>
+          <w:left w:val="single" w:color="0F5F6E" w:sz="18" w:space="10"/>
+        </w:pBdr>
+        <w:shd w:fill="E3F0F2" w:val="clear"/>
+        <w:spacing w:after="140" w:before="100" w:line="288"/>
+        <w:ind w:left="340" w:right="200"/>
+      </w:pPr>
+      <w:r>
+        <w:rPr>
+          <w:rFonts w:ascii="Calibri" w:cs="Calibri" w:eastAsia="Calibri" w:hAnsi="Calibri"/>
+          <w:color w:val="123E47"/>
+          <w:sz w:val="21"/>
+          <w:szCs w:val="21"/>
+        </w:rPr>
+        <w:t xml:space="preserve">“En nu begint het echte werk, want na afloop moet er voor acht mensen iets in acht dossiers. In de praktijk gebeurt dat achteraf uit het hoofd, of helemaal niet.”</w:t>
+      </w:r>
+    </w:p>
+    <w:p>
+      <w:pPr>
+        <w:spacing w:after="140" w:before="100"/>
+        <w:ind w:left="60"/>
+      </w:pPr>
+      <w:r>
+        <w:rPr>
+          <w:rFonts w:ascii="Calibri" w:cs="Calibri" w:eastAsia="Calibri" w:hAnsi="Calibri"/>
+          <w:b/>
+          <w:bCs/>
+          <w:color w:val="0F5F6E"/>
+          <w:sz w:val="21"/>
+          <w:szCs w:val="21"/>
+        </w:rPr>
+        <w:t xml:space="preserve">▸  </w:t>
+      </w:r>
+      <w:r>
+        <w:rPr>
+          <w:rFonts w:ascii="Calibri" w:cs="Calibri" w:eastAsia="Calibri" w:hAnsi="Calibri"/>
+          <w:b/>
+          <w:bCs/>
+          <w:color w:val="241F2E"/>
+          <w:sz w:val="21"/>
+          <w:szCs w:val="21"/>
+        </w:rPr>
+        <w:t xml:space="preserve">Typ bij één deelnemer een korte notitie en klik op </w:t>
+      </w:r>
+      <w:r>
+        <w:rPr>
+          <w:rFonts w:ascii="Calibri" w:cs="Calibri" w:eastAsia="Calibri" w:hAnsi="Calibri"/>
+          <w:b/>
+          <w:bCs/>
+          <w:color w:val="241F2E"/>
+          <w:sz w:val="21"/>
+          <w:szCs w:val="21"/>
+        </w:rPr>
+        <w:t xml:space="preserve">In het dossier</w:t>
+      </w:r>
+      <w:r>
+        <w:rPr>
+          <w:rFonts w:ascii="Calibri" w:cs="Calibri" w:eastAsia="Calibri" w:hAnsi="Calibri"/>
+          <w:b/>
+          <w:bCs/>
+          <w:color w:val="241F2E"/>
+          <w:sz w:val="21"/>
+          <w:szCs w:val="21"/>
+        </w:rPr>
+        <w:t xml:space="preserve">.</w:t>
+      </w:r>
+    </w:p>
+    <w:p>
+      <w:pPr>
+        <w:pBdr>
+          <w:left w:val="single" w:color="0F5F6E" w:sz="18" w:space="10"/>
+        </w:pBdr>
+        <w:shd w:fill="E3F0F2" w:val="clear"/>
+        <w:spacing w:after="140" w:before="100" w:line="288"/>
+        <w:ind w:left="340" w:right="200"/>
+      </w:pPr>
+      <w:r>
+        <w:rPr>
+          <w:rFonts w:ascii="Calibri" w:cs="Calibri" w:eastAsia="Calibri" w:hAnsi="Calibri"/>
+          <w:color w:val="123E47"/>
+          <w:sz w:val="21"/>
+          <w:szCs w:val="21"/>
+        </w:rPr>
+        <w:t xml:space="preserve">“Per deelnemer een paar regels, tijdens de bijeenkomst. Die landen als contact in het dossier van díe mens — en nergens anders. Het consult is gezamenlijk, het dossier niet.”</w:t>
+      </w:r>
+    </w:p>
+    <w:p>
+      <w:pPr>
+        <w:spacing w:after="140" w:before="100"/>
+        <w:ind w:left="60"/>
+      </w:pPr>
+      <w:r>
+        <w:rPr>
+          <w:rFonts w:ascii="Calibri" w:cs="Calibri" w:eastAsia="Calibri" w:hAnsi="Calibri"/>
+          <w:b/>
+          <w:bCs/>
+          <w:color w:val="0F5F6E"/>
+          <w:sz w:val="21"/>
+          <w:szCs w:val="21"/>
+        </w:rPr>
+        <w:t xml:space="preserve">▸  </w:t>
+      </w:r>
+      <w:r>
+        <w:rPr>
+          <w:rFonts w:ascii="Calibri" w:cs="Calibri" w:eastAsia="Calibri" w:hAnsi="Calibri"/>
+          <w:b/>
+          <w:bCs/>
+          <w:color w:val="241F2E"/>
+          <w:sz w:val="21"/>
+          <w:szCs w:val="21"/>
+        </w:rPr>
+        <w:t xml:space="preserve">Open het dossier van die deelnemer en laat het journaal zien.</w:t>
+      </w:r>
+    </w:p>
+    <w:p>
+      <w:pPr>
+        <w:pBdr>
+          <w:left w:val="single" w:color="0F5F6E" w:sz="18" w:space="10"/>
+        </w:pBdr>
+        <w:shd w:fill="E3F0F2" w:val="clear"/>
+        <w:spacing w:after="140" w:before="100" w:line="288"/>
+        <w:ind w:left="340" w:right="200"/>
+      </w:pPr>
+      <w:r>
+        <w:rPr>
+          <w:rFonts w:ascii="Calibri" w:cs="Calibri" w:eastAsia="Calibri" w:hAnsi="Calibri"/>
+          <w:color w:val="123E47"/>
+          <w:sz w:val="21"/>
+          <w:szCs w:val="21"/>
+        </w:rPr>
+        <w:t xml:space="preserve">“Daar staat het, met het thema als aanleiding. En let op wat er níét staat: dit is geen los consult dat per deelnemer wordt gedeclareerd. Een groepsconsult wordt binnen de keten afgesproken. Het systeem zegt dat er ook bij, in plaats van net te doen alsof.”</w:t>
       </w:r>
     </w:p>
     <w:p>
@@ -3224,7 +4307,7 @@
           <w:sz w:val="30"/>
           <w:szCs w:val="30"/>
         </w:rPr>
-        <w:t xml:space="preserve">7 · Mijn cohort — en wie juist niet hoeft te komen</w:t>
+        <w:t xml:space="preserve">11 · Mijn cohort — en wie juist niet hoeft te komen</w:t>
       </w:r>
     </w:p>
     <w:p>
@@ -3296,7 +4379,7 @@
           <w:sz w:val="21"/>
           <w:szCs w:val="21"/>
         </w:rPr>
-        <w:t xml:space="preserve">. 23 mensen, 7 met een signaal, 16 stabiel.</w:t>
+        <w:t xml:space="preserve">. 24 mensen, 10 met een signaal, de rest stabiel.</w:t>
       </w:r>
     </w:p>
     <w:p>
@@ -3315,7 +4398,7 @@
           <w:sz w:val="21"/>
           <w:szCs w:val="21"/>
         </w:rPr>
-        <w:t xml:space="preserve">“Dit is geen werklijst maar een overzicht. Zestien mensen hoeven niets. Dat is ook een uitkomst, en het scheelt zestien oproepen.”</w:t>
+        <w:t xml:space="preserve">“Dit is geen werklijst maar een overzicht. Veertien mensen hoeven niets. Dat is ook een uitkomst, en het scheelt veertien oproepen.”</w:t>
       </w:r>
     </w:p>
     <w:p>
@@ -3329,47 +4412,7 @@
           <w:sz w:val="21"/>
           <w:szCs w:val="21"/>
         </w:rPr>
-        <w:t xml:space="preserve">Wijs bij </w:t>
-      </w:r>
-      <w:r>
-        <w:rPr>
-          <w:rFonts w:ascii="Calibri" w:cs="Calibri" w:eastAsia="Calibri" w:hAnsi="Calibri"/>
-          <w:b/>
-          <w:bCs/>
-          <w:color w:val="241F2E"/>
-          <w:sz w:val="21"/>
-          <w:szCs w:val="21"/>
-        </w:rPr>
-        <w:t xml:space="preserve">Fatima Vermeulen</w:t>
-      </w:r>
-      <w:r>
-        <w:rPr>
-          <w:rFonts w:ascii="Calibri" w:cs="Calibri" w:eastAsia="Calibri" w:hAnsi="Calibri"/>
-          <w:color w:val="241F2E"/>
-          <w:sz w:val="21"/>
-          <w:szCs w:val="21"/>
-        </w:rPr>
-        <w:t xml:space="preserve"> en </w:t>
-      </w:r>
-      <w:r>
-        <w:rPr>
-          <w:rFonts w:ascii="Calibri" w:cs="Calibri" w:eastAsia="Calibri" w:hAnsi="Calibri"/>
-          <w:b/>
-          <w:bCs/>
-          <w:color w:val="241F2E"/>
-          <w:sz w:val="21"/>
-          <w:szCs w:val="21"/>
-        </w:rPr>
-        <w:t xml:space="preserve">Dirk Mulder</w:t>
-      </w:r>
-      <w:r>
-        <w:rPr>
-          <w:rFonts w:ascii="Calibri" w:cs="Calibri" w:eastAsia="Calibri" w:hAnsi="Calibri"/>
-          <w:color w:val="241F2E"/>
-          <w:sz w:val="21"/>
-          <w:szCs w:val="21"/>
-        </w:rPr>
-        <w:t xml:space="preserve"> de regel in cursief aan, onder het signaal.</w:t>
+        <w:t xml:space="preserve">Wijs bij een paar mensen de regel in cursief aan, onder het signaal.</w:t>
       </w:r>
     </w:p>
     <w:p>
@@ -3388,7 +4431,27 @@
           <w:sz w:val="21"/>
           <w:szCs w:val="21"/>
         </w:rPr>
-        <w:t xml:space="preserve">“En ook hier staat wat ze zelf hebben opgeschreven. Dirk Mulder: ‘de plek op mijn buik waar ik prik voelt hard en bobbelig aan.’ Die zin verandert meer aan mijn dag dan zijn HbA1c van 67.”</w:t>
+        <w:t xml:space="preserve">“En ook hier staat wat ze zelf hebben opgeschreven. ‘De plek op mijn buik waar ik prik voelt hard en bobbelig aan.’ Die zin verandert meer aan mijn dag dan een HbA1c van 67.”</w:t>
+      </w:r>
+    </w:p>
+    <w:p>
+      <w:pPr>
+        <w:pStyle w:val="Heading1"/>
+        <w:pBdr>
+          <w:bottom w:val="single" w:color="0F5F6E" w:sz="8" w:space="6"/>
+        </w:pBdr>
+        <w:spacing w:after="180" w:before="400"/>
+      </w:pPr>
+      <w:r>
+        <w:rPr>
+          <w:rFonts w:ascii="Calibri" w:cs="Calibri" w:eastAsia="Calibri" w:hAnsi="Calibri"/>
+          <w:b/>
+          <w:bCs/>
+          <w:color w:val="0F5F6E"/>
+          <w:sz w:val="30"/>
+          <w:szCs w:val="30"/>
+        </w:rPr>
+        <w:t xml:space="preserve">12 · Het protocol — en dat ik het zelf mag aanpassen</w:t>
       </w:r>
     </w:p>
     <w:p>
@@ -3416,7 +4479,166 @@
           <w:sz w:val="21"/>
           <w:szCs w:val="21"/>
         </w:rPr>
-        <w:t xml:space="preserve">Klap één regel uit.</w:t>
+        <w:t xml:space="preserve">Klik onder </w:t>
+      </w:r>
+      <w:r>
+        <w:rPr>
+          <w:rFonts w:ascii="Calibri" w:cs="Calibri" w:eastAsia="Calibri" w:hAnsi="Calibri"/>
+          <w:b/>
+          <w:bCs/>
+          <w:color w:val="241F2E"/>
+          <w:sz w:val="21"/>
+          <w:szCs w:val="21"/>
+        </w:rPr>
+        <w:t xml:space="preserve">Praktijk</w:t>
+      </w:r>
+      <w:r>
+        <w:rPr>
+          <w:rFonts w:ascii="Calibri" w:cs="Calibri" w:eastAsia="Calibri" w:hAnsi="Calibri"/>
+          <w:b/>
+          <w:bCs/>
+          <w:color w:val="241F2E"/>
+          <w:sz w:val="21"/>
+          <w:szCs w:val="21"/>
+        </w:rPr>
+        <w:t xml:space="preserve"> op </w:t>
+      </w:r>
+      <w:r>
+        <w:rPr>
+          <w:rFonts w:ascii="Calibri" w:cs="Calibri" w:eastAsia="Calibri" w:hAnsi="Calibri"/>
+          <w:b/>
+          <w:bCs/>
+          <w:color w:val="241F2E"/>
+          <w:sz w:val="21"/>
+          <w:szCs w:val="21"/>
+        </w:rPr>
+        <w:t xml:space="preserve">Het protocol</w:t>
+      </w:r>
+      <w:r>
+        <w:rPr>
+          <w:rFonts w:ascii="Calibri" w:cs="Calibri" w:eastAsia="Calibri" w:hAnsi="Calibri"/>
+          <w:b/>
+          <w:bCs/>
+          <w:color w:val="241F2E"/>
+          <w:sz w:val="21"/>
+          <w:szCs w:val="21"/>
+        </w:rPr>
+        <w:t xml:space="preserve">. Acht aandachtsgebieden, drie afwijkingen van de richtlijn.</w:t>
+      </w:r>
+    </w:p>
+    <w:p>
+      <w:pPr>
+        <w:spacing w:after="140" w:line="276"/>
+      </w:pPr>
+      <w:r>
+        <w:rPr>
+          <w:rFonts w:ascii="Calibri" w:cs="Calibri" w:eastAsia="Calibri" w:hAnsi="Calibri"/>
+          <w:color w:val="241F2E"/>
+          <w:sz w:val="21"/>
+          <w:szCs w:val="21"/>
+        </w:rPr>
+        <w:t xml:space="preserve">Bij HbA1c staat </w:t>
+      </w:r>
+      <w:r>
+        <w:rPr>
+          <w:rFonts w:ascii="Calibri" w:cs="Calibri" w:eastAsia="Calibri" w:hAnsi="Calibri"/>
+          <w:i/>
+          <w:iCs/>
+          <w:color w:val="241F2E"/>
+          <w:sz w:val="21"/>
+          <w:szCs w:val="21"/>
+        </w:rPr>
+        <w:t xml:space="preserve">7 dagen vooraf</w:t>
+      </w:r>
+      <w:r>
+        <w:rPr>
+          <w:rFonts w:ascii="Calibri" w:cs="Calibri" w:eastAsia="Calibri" w:hAnsi="Calibri"/>
+          <w:color w:val="241F2E"/>
+          <w:sz w:val="21"/>
+          <w:szCs w:val="21"/>
+        </w:rPr>
+        <w:t xml:space="preserve"> met eronder </w:t>
+      </w:r>
+      <w:r>
+        <w:rPr>
+          <w:rFonts w:ascii="Calibri" w:cs="Calibri" w:eastAsia="Calibri" w:hAnsi="Calibri"/>
+          <w:i/>
+          <w:iCs/>
+          <w:color w:val="241F2E"/>
+          <w:sz w:val="21"/>
+          <w:szCs w:val="21"/>
+        </w:rPr>
+        <w:t xml:space="preserve">richtlijn: 5 dagen vooraf</w:t>
+      </w:r>
+      <w:r>
+        <w:rPr>
+          <w:rFonts w:ascii="Calibri" w:cs="Calibri" w:eastAsia="Calibri" w:hAnsi="Calibri"/>
+          <w:color w:val="241F2E"/>
+          <w:sz w:val="21"/>
+          <w:szCs w:val="21"/>
+        </w:rPr>
+        <w:t xml:space="preserve">, en daaronder de reden: </w:t>
+      </w:r>
+      <w:r>
+        <w:rPr>
+          <w:rFonts w:ascii="Calibri" w:cs="Calibri" w:eastAsia="Calibri" w:hAnsi="Calibri"/>
+          <w:i/>
+          <w:iCs/>
+          <w:color w:val="241F2E"/>
+          <w:sz w:val="21"/>
+          <w:szCs w:val="21"/>
+        </w:rPr>
+        <w:t xml:space="preserve">“Het prikpunt verwerkt maar twee keer per week.”</w:t>
+      </w:r>
+    </w:p>
+    <w:p>
+      <w:pPr>
+        <w:spacing w:after="140" w:before="100"/>
+        <w:ind w:left="60"/>
+      </w:pPr>
+      <w:r>
+        <w:rPr>
+          <w:rFonts w:ascii="Calibri" w:cs="Calibri" w:eastAsia="Calibri" w:hAnsi="Calibri"/>
+          <w:b/>
+          <w:bCs/>
+          <w:color w:val="0F5F6E"/>
+          <w:sz w:val="21"/>
+          <w:szCs w:val="21"/>
+        </w:rPr>
+        <w:t xml:space="preserve">▸  </w:t>
+      </w:r>
+      <w:r>
+        <w:rPr>
+          <w:rFonts w:ascii="Calibri" w:cs="Calibri" w:eastAsia="Calibri" w:hAnsi="Calibri"/>
+          <w:b/>
+          <w:bCs/>
+          <w:color w:val="241F2E"/>
+          <w:sz w:val="21"/>
+          <w:szCs w:val="21"/>
+        </w:rPr>
+        <w:t xml:space="preserve">Klik op </w:t>
+      </w:r>
+      <w:r>
+        <w:rPr>
+          <w:rFonts w:ascii="Calibri" w:cs="Calibri" w:eastAsia="Calibri" w:hAnsi="Calibri"/>
+          <w:b/>
+          <w:bCs/>
+          <w:color w:val="241F2E"/>
+          <w:sz w:val="21"/>
+          <w:szCs w:val="21"/>
+        </w:rPr>
+        <w:t xml:space="preserve">Aanpassen</w:t>
+      </w:r>
+      <w:r>
+        <w:rPr>
+          <w:rFonts w:ascii="Calibri" w:cs="Calibri" w:eastAsia="Calibri" w:hAnsi="Calibri"/>
+          <w:b/>
+          <w:bCs/>
+          <w:color w:val="241F2E"/>
+          <w:sz w:val="21"/>
+          <w:szCs w:val="21"/>
+        </w:rPr>
+        <w:t xml:space="preserve"> bij een willekeurige meting en verander een doorlooptijd.</w:t>
       </w:r>
     </w:p>
     <w:p>
@@ -3435,7 +4657,7 @@
           <w:sz w:val="21"/>
           <w:szCs w:val="21"/>
         </w:rPr>
-        <w:t xml:space="preserve">“En dan staat de hele vragenlijst er weer, op dezelfde manier. Overal hetzelfde beeld — anders ga ik zoeken welk scherm de echte antwoorden laat zien.”</w:t>
+        <w:t xml:space="preserve">“Elke praktijk wijkt af van de richtlijn, en meestal met goede redenen. Nu zit dat in hoofden en in werkafspraken. Hier staat het in het systeem — met de richtlijn ernaast, met een naam en een datum, en met een reden die verplicht is. Zonder die reden is een afwijking over een half jaar niet te onderscheiden van een vergissing.”</w:t>
       </w:r>
     </w:p>
     <w:p>
@@ -3454,7 +4676,76 @@
           <w:sz w:val="21"/>
           <w:szCs w:val="21"/>
         </w:rPr>
-        <w:t xml:space="preserve">“Wat van deze mensen vandaag om een besluit vraagt, stond net in Opvolgen. Hier staan ze allemaal — ook degenen bij wie niets aan de hand is.”</w:t>
+        <w:t xml:space="preserve">“En het is niet alleen de manager die dit mag. Ik draai het spreekuur, dus ik weet als eerste dat het prikpunt traag is.”</w:t>
+      </w:r>
+    </w:p>
+    <w:p>
+      <w:pPr>
+        <w:spacing w:after="140" w:before="100"/>
+        <w:ind w:left="60"/>
+      </w:pPr>
+      <w:r>
+        <w:rPr>
+          <w:rFonts w:ascii="Calibri" w:cs="Calibri" w:eastAsia="Calibri" w:hAnsi="Calibri"/>
+          <w:b/>
+          <w:bCs/>
+          <w:color w:val="0F5F6E"/>
+          <w:sz w:val="21"/>
+          <w:szCs w:val="21"/>
+        </w:rPr>
+        <w:t xml:space="preserve">▸  </w:t>
+      </w:r>
+      <w:r>
+        <w:rPr>
+          <w:rFonts w:ascii="Calibri" w:cs="Calibri" w:eastAsia="Calibri" w:hAnsi="Calibri"/>
+          <w:b/>
+          <w:bCs/>
+          <w:color w:val="241F2E"/>
+          <w:sz w:val="21"/>
+          <w:szCs w:val="21"/>
+        </w:rPr>
+        <w:t xml:space="preserve">Ga terug naar </w:t>
+      </w:r>
+      <w:r>
+        <w:rPr>
+          <w:rFonts w:ascii="Calibri" w:cs="Calibri" w:eastAsia="Calibri" w:hAnsi="Calibri"/>
+          <w:b/>
+          <w:bCs/>
+          <w:color w:val="241F2E"/>
+          <w:sz w:val="21"/>
+          <w:szCs w:val="21"/>
+        </w:rPr>
+        <w:t xml:space="preserve">Aanloop</w:t>
+      </w:r>
+      <w:r>
+        <w:rPr>
+          <w:rFonts w:ascii="Calibri" w:cs="Calibri" w:eastAsia="Calibri" w:hAnsi="Calibri"/>
+          <w:b/>
+          <w:bCs/>
+          <w:color w:val="241F2E"/>
+          <w:sz w:val="21"/>
+          <w:szCs w:val="21"/>
+        </w:rPr>
+        <w:t xml:space="preserve">.</w:t>
+      </w:r>
+    </w:p>
+    <w:p>
+      <w:pPr>
+        <w:pBdr>
+          <w:left w:val="single" w:color="0F5F6E" w:sz="18" w:space="10"/>
+        </w:pBdr>
+        <w:shd w:fill="E3F0F2" w:val="clear"/>
+        <w:spacing w:after="140" w:before="100" w:line="288"/>
+        <w:ind w:left="340" w:right="200"/>
+      </w:pPr>
+      <w:r>
+        <w:rPr>
+          <w:rFonts w:ascii="Calibri" w:cs="Calibri" w:eastAsia="Calibri" w:hAnsi="Calibri"/>
+          <w:color w:val="123E47"/>
+          <w:sz w:val="21"/>
+          <w:szCs w:val="21"/>
+        </w:rPr>
+        <w:t xml:space="preserve">“En kijk: de adviezen zijn veranderd. Wat ik zojuist in het protocol aanpaste, werkt meteen door in ieders zorgplan en in dit blok. Geen nachtelijke batch, geen tweede systeem.”</w:t>
       </w:r>
     </w:p>
     <w:p>
@@ -3474,7 +4765,7 @@
           <w:sz w:val="30"/>
           <w:szCs w:val="30"/>
         </w:rPr>
-        <w:t xml:space="preserve">8 · Afronden — en de zin waarmee je eindigt</w:t>
+        <w:t xml:space="preserve">13 · Afronden — en de zin waarmee je eindigt</w:t>
       </w:r>
     </w:p>
     <w:p>
@@ -3576,7 +4867,7 @@
           <w:sz w:val="21"/>
           <w:szCs w:val="21"/>
         </w:rPr>
-        <w:t xml:space="preserve">“Eén systeem. Ik zag mijn werk op volgorde van tijd: wat over een week misgaat, wat vandaag binnenkomt, wie ik nu spreek. Ik zag wat de patiënt zelf heeft opgeschreven, ik kon het met één klik in mijn dossier zetten — als patiëntgegeven, niet stiekem als mijn eigen registratie — en ik kon het daarna in het journaal terugvinden als precies dat. En bijna de helft van het logistieke werk was al gedaan voordat ik inlogde.”</w:t>
+        <w:t xml:space="preserve">“Eén systeem. Ik zag mijn werk op volgorde van tijd: wat over een week misgaat, wat vandaag binnenkomt, wie ik nu spreek. Elk van die schermen gaf me niet alleen een signaal maar ook werk — dat ik kon uitzetten, inplannen, voorbereiden en afronden. Ik zag wat de patiënt zelf heeft opgeschreven en kon het met één klik overnemen, als patiëntgegeven en niet stiekem als mijn eigen registratie. En bijna de helft van het logistieke werk was al gedaan voordat ik inlogde.”</w:t>
       </w:r>
     </w:p>
     <w:p>
@@ -3610,7 +4901,24 @@
           <w:sz w:val="21"/>
           <w:szCs w:val="21"/>
         </w:rPr>
-        <w:t xml:space="preserve">Drie uitstapjes van een minuut, in volgorde van indruk.</w:t>
+        <w:t xml:space="preserve">Vijf uitstapjes van een minuut, in volgorde van indruk:</w:t>
+      </w:r>
+    </w:p>
+    <w:p>
+      <w:pPr>
+        <w:pStyle w:val="Heading2"/>
+        <w:spacing w:after="120" w:before="280"/>
+      </w:pPr>
+      <w:r>
+        <w:rPr>
+          <w:rFonts w:ascii="Calibri" w:cs="Calibri" w:eastAsia="Calibri" w:hAnsi="Calibri"/>
+          <w:b/>
+          <w:bCs/>
+          <w:color w:val="241F2E"/>
+          <w:sz w:val="24"/>
+          <w:szCs w:val="24"/>
+        </w:rPr>
+        <w:t xml:space="preserve">Acuut</w:t>
       </w:r>
     </w:p>
     <w:p>
@@ -3620,22 +4928,11 @@
       <w:r>
         <w:rPr>
           <w:rFonts w:ascii="Calibri" w:cs="Calibri" w:eastAsia="Calibri" w:hAnsi="Calibri"/>
-          <w:b/>
-          <w:bCs/>
-          <w:color w:val="241F2E"/>
-          <w:sz w:val="21"/>
-          <w:szCs w:val="21"/>
-        </w:rPr>
-        <w:t xml:space="preserve">Acuut.</w:t>
-      </w:r>
-      <w:r>
-        <w:rPr>
-          <w:rFonts w:ascii="Calibri" w:cs="Calibri" w:eastAsia="Calibri" w:hAnsi="Calibri"/>
-          <w:color w:val="241F2E"/>
-          <w:sz w:val="21"/>
-          <w:szCs w:val="21"/>
-        </w:rPr>
-        <w:t xml:space="preserve"> Er is inmiddels een melding binnengekomen. Klik op </w:t>
+          <w:color w:val="241F2E"/>
+          <w:sz w:val="21"/>
+          <w:szCs w:val="21"/>
+        </w:rPr>
+        <w:t xml:space="preserve">Er is inmiddels een melding binnengekomen. Klik op </w:t>
       </w:r>
       <w:r>
         <w:rPr>
@@ -3655,235 +4952,7 @@
           <w:sz w:val="21"/>
           <w:szCs w:val="21"/>
         </w:rPr>
-        <w:t xml:space="preserve"> in de linkerbalk. Je ziet wie hem oppakt, of dat niemand hem heeft opgepakt. </w:t>
-      </w:r>
-      <w:r>
-        <w:rPr>
-          <w:rFonts w:ascii="Calibri" w:cs="Calibri" w:eastAsia="Calibri" w:hAnsi="Calibri"/>
-          <w:i/>
-          <w:iCs/>
-          <w:color w:val="241F2E"/>
-          <w:sz w:val="21"/>
-          <w:szCs w:val="21"/>
-        </w:rPr>
-        <w:t xml:space="preserve">“Acute zaken moeten zich opdringen, niet in een lijstje wachten tot iemand kijkt.”</w:t>
-      </w:r>
-    </w:p>
-    <w:p>
-      <w:pPr>
-        <w:spacing w:after="140" w:line="276"/>
-      </w:pPr>
-      <w:r>
-        <w:rPr>
-          <w:rFonts w:ascii="Calibri" w:cs="Calibri" w:eastAsia="Calibri" w:hAnsi="Calibri"/>
-          <w:b/>
-          <w:bCs/>
-          <w:color w:val="241F2E"/>
-          <w:sz w:val="21"/>
-          <w:szCs w:val="21"/>
-        </w:rPr>
-        <w:t xml:space="preserve">Medicatie aanpassen.</w:t>
-      </w:r>
-      <w:r>
-        <w:rPr>
-          <w:rFonts w:ascii="Calibri" w:cs="Calibri" w:eastAsia="Calibri" w:hAnsi="Calibri"/>
-          <w:color w:val="241F2E"/>
-          <w:sz w:val="21"/>
-          <w:szCs w:val="21"/>
-        </w:rPr>
-        <w:t xml:space="preserve"> In een dossier: </w:t>
-      </w:r>
-      <w:r>
-        <w:rPr>
-          <w:rFonts w:ascii="Calibri" w:cs="Calibri" w:eastAsia="Calibri" w:hAnsi="Calibri"/>
-          <w:b/>
-          <w:bCs/>
-          <w:color w:val="241F2E"/>
-          <w:sz w:val="21"/>
-          <w:szCs w:val="21"/>
-        </w:rPr>
-        <w:t xml:space="preserve">Medicatie aanpassen</w:t>
-      </w:r>
-      <w:r>
-        <w:rPr>
-          <w:rFonts w:ascii="Calibri" w:cs="Calibri" w:eastAsia="Calibri" w:hAnsi="Calibri"/>
-          <w:color w:val="241F2E"/>
-          <w:sz w:val="21"/>
-          <w:szCs w:val="21"/>
-        </w:rPr>
-        <w:t xml:space="preserve">. Er schuift rechts een paneel open. Stoppen van het oude middel, starten van het nieuwe, recept naar de gekozen apotheek — één handeling, niet vier losse. </w:t>
-      </w:r>
-      <w:r>
-        <w:rPr>
-          <w:rFonts w:ascii="Calibri" w:cs="Calibri" w:eastAsia="Calibri" w:hAnsi="Calibri"/>
-          <w:i/>
-          <w:iCs/>
-          <w:color w:val="241F2E"/>
-          <w:sz w:val="21"/>
-          <w:szCs w:val="21"/>
-        </w:rPr>
-        <w:t xml:space="preserve">“En je kiest waar het recept heen gaat.”</w:t>
-      </w:r>
-    </w:p>
-    <w:p>
-      <w:pPr>
-        <w:spacing w:after="140" w:line="276"/>
-      </w:pPr>
-      <w:r>
-        <w:rPr>
-          <w:rFonts w:ascii="Calibri" w:cs="Calibri" w:eastAsia="Calibri" w:hAnsi="Calibri"/>
-          <w:b/>
-          <w:bCs/>
-          <w:color w:val="241F2E"/>
-          <w:sz w:val="21"/>
-          <w:szCs w:val="21"/>
-        </w:rPr>
-        <w:t xml:space="preserve">Berichten.</w:t>
-      </w:r>
-      <w:r>
-        <w:rPr>
-          <w:rFonts w:ascii="Calibri" w:cs="Calibri" w:eastAsia="Calibri" w:hAnsi="Calibri"/>
-          <w:color w:val="241F2E"/>
-          <w:sz w:val="21"/>
-          <w:szCs w:val="21"/>
-        </w:rPr>
-        <w:t xml:space="preserve"> Onderscheid tussen collega’s onderling en het contact met de patiënt. </w:t>
-      </w:r>
-      <w:r>
-        <w:rPr>
-          <w:rFonts w:ascii="Calibri" w:cs="Calibri" w:eastAsia="Calibri" w:hAnsi="Calibri"/>
-          <w:i/>
-          <w:iCs/>
-          <w:color w:val="241F2E"/>
-          <w:sz w:val="21"/>
-          <w:szCs w:val="21"/>
-        </w:rPr>
-        <w:t xml:space="preserve">“Contact met een patiënt is zorg, geen mailtje. Het staat in het dossier en het is declarabel.”</w:t>
-      </w:r>
-    </w:p>
-    <w:p>
-      <w:pPr>
-        <w:spacing w:after="140" w:line="276"/>
-      </w:pPr>
-      <w:r>
-        <w:rPr>
-          <w:rFonts w:ascii="Calibri" w:cs="Calibri" w:eastAsia="Calibri" w:hAnsi="Calibri"/>
-          <w:b/>
-          <w:bCs/>
-          <w:color w:val="241F2E"/>
-          <w:sz w:val="21"/>
-          <w:szCs w:val="21"/>
-        </w:rPr>
-        <w:t xml:space="preserve">Het protocol aanpassen.</w:t>
-      </w:r>
-      <w:r>
-        <w:rPr>
-          <w:rFonts w:ascii="Calibri" w:cs="Calibri" w:eastAsia="Calibri" w:hAnsi="Calibri"/>
-          <w:color w:val="241F2E"/>
-          <w:sz w:val="21"/>
-          <w:szCs w:val="21"/>
-        </w:rPr>
-        <w:t xml:space="preserve"> Klik onder </w:t>
-      </w:r>
-      <w:r>
-        <w:rPr>
-          <w:rFonts w:ascii="Calibri" w:cs="Calibri" w:eastAsia="Calibri" w:hAnsi="Calibri"/>
-          <w:b/>
-          <w:bCs/>
-          <w:color w:val="241F2E"/>
-          <w:sz w:val="21"/>
-          <w:szCs w:val="21"/>
-        </w:rPr>
-        <w:t xml:space="preserve">Praktijk</w:t>
-      </w:r>
-      <w:r>
-        <w:rPr>
-          <w:rFonts w:ascii="Calibri" w:cs="Calibri" w:eastAsia="Calibri" w:hAnsi="Calibri"/>
-          <w:color w:val="241F2E"/>
-          <w:sz w:val="21"/>
-          <w:szCs w:val="21"/>
-        </w:rPr>
-        <w:t xml:space="preserve"> op </w:t>
-      </w:r>
-      <w:r>
-        <w:rPr>
-          <w:rFonts w:ascii="Calibri" w:cs="Calibri" w:eastAsia="Calibri" w:hAnsi="Calibri"/>
-          <w:b/>
-          <w:bCs/>
-          <w:color w:val="241F2E"/>
-          <w:sz w:val="21"/>
-          <w:szCs w:val="21"/>
-        </w:rPr>
-        <w:t xml:space="preserve">Het protocol</w:t>
-      </w:r>
-      <w:r>
-        <w:rPr>
-          <w:rFonts w:ascii="Calibri" w:cs="Calibri" w:eastAsia="Calibri" w:hAnsi="Calibri"/>
-          <w:color w:val="241F2E"/>
-          <w:sz w:val="21"/>
-          <w:szCs w:val="21"/>
-        </w:rPr>
-        <w:t xml:space="preserve">. Bij HbA1c staat </w:t>
-      </w:r>
-      <w:r>
-        <w:rPr>
-          <w:rFonts w:ascii="Calibri" w:cs="Calibri" w:eastAsia="Calibri" w:hAnsi="Calibri"/>
-          <w:i/>
-          <w:iCs/>
-          <w:color w:val="241F2E"/>
-          <w:sz w:val="21"/>
-          <w:szCs w:val="21"/>
-        </w:rPr>
-        <w:t xml:space="preserve">7 dagen vooraf</w:t>
-      </w:r>
-      <w:r>
-        <w:rPr>
-          <w:rFonts w:ascii="Calibri" w:cs="Calibri" w:eastAsia="Calibri" w:hAnsi="Calibri"/>
-          <w:color w:val="241F2E"/>
-          <w:sz w:val="21"/>
-          <w:szCs w:val="21"/>
-        </w:rPr>
-        <w:t xml:space="preserve"> met eronder </w:t>
-      </w:r>
-      <w:r>
-        <w:rPr>
-          <w:rFonts w:ascii="Calibri" w:cs="Calibri" w:eastAsia="Calibri" w:hAnsi="Calibri"/>
-          <w:i/>
-          <w:iCs/>
-          <w:color w:val="241F2E"/>
-          <w:sz w:val="21"/>
-          <w:szCs w:val="21"/>
-        </w:rPr>
-        <w:t xml:space="preserve">richtlijn: 5 dagen vooraf</w:t>
-      </w:r>
-      <w:r>
-        <w:rPr>
-          <w:rFonts w:ascii="Calibri" w:cs="Calibri" w:eastAsia="Calibri" w:hAnsi="Calibri"/>
-          <w:color w:val="241F2E"/>
-          <w:sz w:val="21"/>
-          <w:szCs w:val="21"/>
-        </w:rPr>
-        <w:t xml:space="preserve">, en daaronder de reden. Klik op </w:t>
-      </w:r>
-      <w:r>
-        <w:rPr>
-          <w:rFonts w:ascii="Calibri" w:cs="Calibri" w:eastAsia="Calibri" w:hAnsi="Calibri"/>
-          <w:b/>
-          <w:bCs/>
-          <w:color w:val="241F2E"/>
-          <w:sz w:val="21"/>
-          <w:szCs w:val="21"/>
-        </w:rPr>
-        <w:t xml:space="preserve">Aanpassen</w:t>
-      </w:r>
-      <w:r>
-        <w:rPr>
-          <w:rFonts w:ascii="Calibri" w:cs="Calibri" w:eastAsia="Calibri" w:hAnsi="Calibri"/>
-          <w:color w:val="241F2E"/>
-          <w:sz w:val="21"/>
-          <w:szCs w:val="21"/>
-        </w:rPr>
-        <w:t xml:space="preserve"> bij een willekeurige meting.</w:t>
+        <w:t xml:space="preserve"> in de linkerbalk. Je ziet wie hem oppakt, of dat niemand hem heeft opgepakt.</w:t>
       </w:r>
     </w:p>
     <w:p>
@@ -3902,7 +4971,57 @@
           <w:sz w:val="21"/>
           <w:szCs w:val="21"/>
         </w:rPr>
-        <w:t xml:space="preserve">“Elke praktijk wijkt af van de richtlijn, en meestal met goede redenen. Nu zit dat in hoofden en in werkafspraken. Hier staat het in het systeem — met de richtlijn ernaast, met een naam en een datum, en met een reden die verplicht is. Zonder die reden is een afwijking over een half jaar niet te onderscheiden van een vergissing.”</w:t>
+        <w:t xml:space="preserve">“Acute zaken moeten zich opdringen, niet in een lijstje wachten tot iemand kijkt.”</w:t>
+      </w:r>
+    </w:p>
+    <w:p>
+      <w:pPr>
+        <w:pStyle w:val="Heading2"/>
+        <w:spacing w:after="120" w:before="280"/>
+      </w:pPr>
+      <w:r>
+        <w:rPr>
+          <w:rFonts w:ascii="Calibri" w:cs="Calibri" w:eastAsia="Calibri" w:hAnsi="Calibri"/>
+          <w:b/>
+          <w:bCs/>
+          <w:color w:val="241F2E"/>
+          <w:sz w:val="24"/>
+          <w:szCs w:val="24"/>
+        </w:rPr>
+        <w:t xml:space="preserve">De andere kant van de taak</w:t>
+      </w:r>
+    </w:p>
+    <w:p>
+      <w:pPr>
+        <w:spacing w:after="140" w:line="276"/>
+      </w:pPr>
+      <w:r>
+        <w:rPr>
+          <w:rFonts w:ascii="Calibri" w:cs="Calibri" w:eastAsia="Calibri" w:hAnsi="Calibri"/>
+          <w:color w:val="241F2E"/>
+          <w:sz w:val="21"/>
+          <w:szCs w:val="21"/>
+        </w:rPr>
+        <w:t xml:space="preserve">Log uit en weer in als </w:t>
+      </w:r>
+      <w:r>
+        <w:rPr>
+          <w:rFonts w:ascii="Consolas" w:cs="Consolas" w:eastAsia="Consolas" w:hAnsi="Consolas"/>
+          <w:color w:val="241F2E"/>
+          <w:sz w:val="21"/>
+          <w:szCs w:val="21"/>
+          <w:shd w:fill="EFECE8" w:val="clear"/>
+        </w:rPr>
+        <w:t xml:space="preserve">ilse</w:t>
+      </w:r>
+      <w:r>
+        <w:rPr>
+          <w:rFonts w:ascii="Calibri" w:cs="Calibri" w:eastAsia="Calibri" w:hAnsi="Calibri"/>
+          <w:color w:val="241F2E"/>
+          <w:sz w:val="21"/>
+          <w:szCs w:val="21"/>
+        </w:rPr>
+        <w:t xml:space="preserve"> (assistent). Op haar dagstart staat de taak die jij bij haar neerlegde, met wie hem uitzette en waarom. Doe dat in hetzelfde tabblad — anders kijk je in een tweede demo-omgeving.</w:t>
       </w:r>
     </w:p>
     <w:p>
@@ -3921,7 +5040,197 @@
           <w:sz w:val="21"/>
           <w:szCs w:val="21"/>
         </w:rPr>
-        <w:t xml:space="preserve">“En het is niet alleen de manager die dit mag. Ik draai het spreekuur, dus ik weet als eerste dat het prikpunt traag is. Wat ik hier verander, werkt meteen door in ieders zorgplan en in de aanloop.”</w:t>
+        <w:t xml:space="preserve">“Dat is het verschil tussen een knop en een werkproces.”</w:t>
+      </w:r>
+    </w:p>
+    <w:p>
+      <w:pPr>
+        <w:pStyle w:val="Heading2"/>
+        <w:spacing w:after="120" w:before="280"/>
+      </w:pPr>
+      <w:r>
+        <w:rPr>
+          <w:rFonts w:ascii="Calibri" w:cs="Calibri" w:eastAsia="Calibri" w:hAnsi="Calibri"/>
+          <w:b/>
+          <w:bCs/>
+          <w:color w:val="241F2E"/>
+          <w:sz w:val="24"/>
+          <w:szCs w:val="24"/>
+        </w:rPr>
+        <w:t xml:space="preserve">Medicatie aanpassen</w:t>
+      </w:r>
+    </w:p>
+    <w:p>
+      <w:pPr>
+        <w:spacing w:after="140" w:line="276"/>
+      </w:pPr>
+      <w:r>
+        <w:rPr>
+          <w:rFonts w:ascii="Calibri" w:cs="Calibri" w:eastAsia="Calibri" w:hAnsi="Calibri"/>
+          <w:color w:val="241F2E"/>
+          <w:sz w:val="21"/>
+          <w:szCs w:val="21"/>
+        </w:rPr>
+        <w:t xml:space="preserve">In een dossier: </w:t>
+      </w:r>
+      <w:r>
+        <w:rPr>
+          <w:rFonts w:ascii="Calibri" w:cs="Calibri" w:eastAsia="Calibri" w:hAnsi="Calibri"/>
+          <w:b/>
+          <w:bCs/>
+          <w:color w:val="241F2E"/>
+          <w:sz w:val="21"/>
+          <w:szCs w:val="21"/>
+        </w:rPr>
+        <w:t xml:space="preserve">Medicatie aanpassen</w:t>
+      </w:r>
+      <w:r>
+        <w:rPr>
+          <w:rFonts w:ascii="Calibri" w:cs="Calibri" w:eastAsia="Calibri" w:hAnsi="Calibri"/>
+          <w:color w:val="241F2E"/>
+          <w:sz w:val="21"/>
+          <w:szCs w:val="21"/>
+        </w:rPr>
+        <w:t xml:space="preserve">. Er schuift rechts een paneel open. Stoppen van het oude middel, starten van het nieuwe, recept naar de gekozen apotheek — één handeling, niet vier losse.</w:t>
+      </w:r>
+    </w:p>
+    <w:p>
+      <w:pPr>
+        <w:pBdr>
+          <w:left w:val="single" w:color="0F5F6E" w:sz="18" w:space="10"/>
+        </w:pBdr>
+        <w:shd w:fill="E3F0F2" w:val="clear"/>
+        <w:spacing w:after="140" w:before="100" w:line="288"/>
+        <w:ind w:left="340" w:right="200"/>
+      </w:pPr>
+      <w:r>
+        <w:rPr>
+          <w:rFonts w:ascii="Calibri" w:cs="Calibri" w:eastAsia="Calibri" w:hAnsi="Calibri"/>
+          <w:color w:val="123E47"/>
+          <w:sz w:val="21"/>
+          <w:szCs w:val="21"/>
+        </w:rPr>
+        <w:t xml:space="preserve">“En je kiest waar het recept heen gaat.”</w:t>
+      </w:r>
+    </w:p>
+    <w:p>
+      <w:pPr>
+        <w:pStyle w:val="Heading2"/>
+        <w:spacing w:after="120" w:before="280"/>
+      </w:pPr>
+      <w:r>
+        <w:rPr>
+          <w:rFonts w:ascii="Calibri" w:cs="Calibri" w:eastAsia="Calibri" w:hAnsi="Calibri"/>
+          <w:b/>
+          <w:bCs/>
+          <w:color w:val="241F2E"/>
+          <w:sz w:val="24"/>
+          <w:szCs w:val="24"/>
+        </w:rPr>
+        <w:t xml:space="preserve">Berichten</w:t>
+      </w:r>
+    </w:p>
+    <w:p>
+      <w:pPr>
+        <w:spacing w:after="140" w:line="276"/>
+      </w:pPr>
+      <w:r>
+        <w:rPr>
+          <w:rFonts w:ascii="Calibri" w:cs="Calibri" w:eastAsia="Calibri" w:hAnsi="Calibri"/>
+          <w:color w:val="241F2E"/>
+          <w:sz w:val="21"/>
+          <w:szCs w:val="21"/>
+        </w:rPr>
+        <w:t xml:space="preserve">Onderscheid tussen collega’s onderling en het contact met de patiënt.</w:t>
+      </w:r>
+    </w:p>
+    <w:p>
+      <w:pPr>
+        <w:pBdr>
+          <w:left w:val="single" w:color="0F5F6E" w:sz="18" w:space="10"/>
+        </w:pBdr>
+        <w:shd w:fill="E3F0F2" w:val="clear"/>
+        <w:spacing w:after="140" w:before="100" w:line="288"/>
+        <w:ind w:left="340" w:right="200"/>
+      </w:pPr>
+      <w:r>
+        <w:rPr>
+          <w:rFonts w:ascii="Calibri" w:cs="Calibri" w:eastAsia="Calibri" w:hAnsi="Calibri"/>
+          <w:color w:val="123E47"/>
+          <w:sz w:val="21"/>
+          <w:szCs w:val="21"/>
+        </w:rPr>
+        <w:t xml:space="preserve">“Contact met een patiënt is zorg, geen mailtje. Het staat in het dossier en het is declarabel.”</w:t>
+      </w:r>
+    </w:p>
+    <w:p>
+      <w:pPr>
+        <w:pStyle w:val="Heading2"/>
+        <w:spacing w:after="120" w:before="280"/>
+      </w:pPr>
+      <w:r>
+        <w:rPr>
+          <w:rFonts w:ascii="Calibri" w:cs="Calibri" w:eastAsia="Calibri" w:hAnsi="Calibri"/>
+          <w:b/>
+          <w:bCs/>
+          <w:color w:val="241F2E"/>
+          <w:sz w:val="24"/>
+          <w:szCs w:val="24"/>
+        </w:rPr>
+        <w:t xml:space="preserve">Rapporten</w:t>
+      </w:r>
+    </w:p>
+    <w:p>
+      <w:pPr>
+        <w:spacing w:after="140" w:line="276"/>
+      </w:pPr>
+      <w:r>
+        <w:rPr>
+          <w:rFonts w:ascii="Calibri" w:cs="Calibri" w:eastAsia="Calibri" w:hAnsi="Calibri"/>
+          <w:color w:val="241F2E"/>
+          <w:sz w:val="21"/>
+          <w:szCs w:val="21"/>
+        </w:rPr>
+        <w:t xml:space="preserve">Onder </w:t>
+      </w:r>
+      <w:r>
+        <w:rPr>
+          <w:rFonts w:ascii="Calibri" w:cs="Calibri" w:eastAsia="Calibri" w:hAnsi="Calibri"/>
+          <w:b/>
+          <w:bCs/>
+          <w:color w:val="241F2E"/>
+          <w:sz w:val="21"/>
+          <w:szCs w:val="21"/>
+        </w:rPr>
+        <w:t xml:space="preserve">Praktijk</w:t>
+      </w:r>
+      <w:r>
+        <w:rPr>
+          <w:rFonts w:ascii="Calibri" w:cs="Calibri" w:eastAsia="Calibri" w:hAnsi="Calibri"/>
+          <w:color w:val="241F2E"/>
+          <w:sz w:val="21"/>
+          <w:szCs w:val="21"/>
+        </w:rPr>
+        <w:t xml:space="preserve">. Een zoekvraag over de hele praktijk, met de criteria zichtbaar.</w:t>
+      </w:r>
+    </w:p>
+    <w:p>
+      <w:pPr>
+        <w:pBdr>
+          <w:left w:val="single" w:color="0F5F6E" w:sz="18" w:space="10"/>
+        </w:pBdr>
+        <w:shd w:fill="E3F0F2" w:val="clear"/>
+        <w:spacing w:after="140" w:before="100" w:line="288"/>
+        <w:ind w:left="340" w:right="200"/>
+      </w:pPr>
+      <w:r>
+        <w:rPr>
+          <w:rFonts w:ascii="Calibri" w:cs="Calibri" w:eastAsia="Calibri" w:hAnsi="Calibri"/>
+          <w:color w:val="123E47"/>
+          <w:sz w:val="21"/>
+          <w:szCs w:val="21"/>
+        </w:rPr>
+        <w:t xml:space="preserve">“En wat eruit komt is geaggregeerd en geanonimiseerd. Een dossier is geen exportbestand.”</w:t>
       </w:r>
     </w:p>
     <w:p>
@@ -3957,6 +5266,11 @@
         </w:rPr>
         <w:t xml:space="preserve">Getallen die kloppen bij een verse demo, op het moment dat je inlogt.</w:t>
       </w:r>
+    </w:p>
+    <w:p>
+      <w:pPr>
+        <w:spacing w:after="60"/>
+      </w:pPr>
     </w:p>
     <w:tbl>
       <w:tblPr>
@@ -3971,8 +5285,8 @@
         </w:tblBorders>
       </w:tblPr>
       <w:tblGrid>
-        <w:gridCol w:w="2600"/>
-        <w:gridCol w:w="7039"/>
+        <w:gridCol w:w="3100"/>
+        <w:gridCol w:w="6539"/>
       </w:tblGrid>
       <w:tr>
         <w:trPr>
@@ -3980,7 +5294,7 @@
         </w:trPr>
         <w:tc>
           <w:tcPr>
-            <w:tcW w:type="dxa" w:w="2600"/>
+            <w:tcW w:type="dxa" w:w="3100"/>
             <w:shd w:fill="E3F0F2" w:val="clear"/>
             <w:tcMar>
               <w:top w:type="dxa" w:w="90"/>
@@ -4008,7 +5322,7 @@
         </w:tc>
         <w:tc>
           <w:tcPr>
-            <w:tcW w:type="dxa" w:w="7039"/>
+            <w:tcW w:type="dxa" w:w="6539"/>
             <w:shd w:fill="E3F0F2" w:val="clear"/>
             <w:tcMar>
               <w:top w:type="dxa" w:w="90"/>
@@ -4038,7 +5352,7 @@
       <w:tr>
         <w:tc>
           <w:tcPr>
-            <w:tcW w:type="dxa" w:w="2600"/>
+            <w:tcW w:type="dxa" w:w="3100"/>
             <w:shd w:fill="FFFFFF" w:val="clear"/>
             <w:tcMar>
               <w:top w:type="dxa" w:w="90"/>
@@ -4064,7 +5378,7 @@
         </w:tc>
         <w:tc>
           <w:tcPr>
-            <w:tcW w:type="dxa" w:w="7039"/>
+            <w:tcW w:type="dxa" w:w="6539"/>
             <w:shd w:fill="FFFFFF" w:val="clear"/>
             <w:tcMar>
               <w:top w:type="dxa" w:w="90"/>
@@ -4084,7 +5398,7 @@
                 <w:sz w:val="19"/>
                 <w:szCs w:val="19"/>
               </w:rPr>
-              <w:t xml:space="preserve">Aanloop 12 (2) · Spreekuur 9 (4) · Opvolgen 14 (2) · Afronden 3 (0)</w:t>
+              <w:t xml:space="preserve">Aanloop 12 (2) · Spreekuur 10 (6) · Opvolgen 14 (2) · Afronden 3 (0)</w:t>
             </w:r>
           </w:p>
         </w:tc>
@@ -4092,7 +5406,7 @@
       <w:tr>
         <w:tc>
           <w:tcPr>
-            <w:tcW w:type="dxa" w:w="2600"/>
+            <w:tcW w:type="dxa" w:w="3100"/>
             <w:shd w:fill="FFFFFF" w:val="clear"/>
             <w:tcMar>
               <w:top w:type="dxa" w:w="90"/>
@@ -4118,7 +5432,7 @@
         </w:tc>
         <w:tc>
           <w:tcPr>
-            <w:tcW w:type="dxa" w:w="7039"/>
+            <w:tcW w:type="dxa" w:w="6539"/>
             <w:shd w:fill="FFFFFF" w:val="clear"/>
             <w:tcMar>
               <w:top w:type="dxa" w:w="90"/>
@@ -4138,7 +5452,7 @@
                 <w:sz w:val="19"/>
                 <w:szCs w:val="19"/>
               </w:rPr>
-              <w:t xml:space="preserve">12 items · 3 afgerond · 1 niet verschenen · 1 aangemeld</w:t>
+              <w:t xml:space="preserve">13 items · 3 afgerond · 1 niet verschenen · 1 aangemeld</w:t>
             </w:r>
           </w:p>
         </w:tc>
@@ -4146,7 +5460,7 @@
       <w:tr>
         <w:tc>
           <w:tcPr>
-            <w:tcW w:type="dxa" w:w="2600"/>
+            <w:tcW w:type="dxa" w:w="3100"/>
             <w:shd w:fill="FFFFFF" w:val="clear"/>
             <w:tcMar>
               <w:top w:type="dxa" w:w="90"/>
@@ -4172,7 +5486,7 @@
         </w:tc>
         <w:tc>
           <w:tcPr>
-            <w:tcW w:type="dxa" w:w="7039"/>
+            <w:tcW w:type="dxa" w:w="6539"/>
             <w:shd w:fill="FFFFFF" w:val="clear"/>
             <w:tcMar>
               <w:top w:type="dxa" w:w="90"/>
@@ -4192,7 +5506,7 @@
                 <w:sz w:val="19"/>
                 <w:szCs w:val="19"/>
               </w:rPr>
-              <w:t xml:space="preserve">49% · 19× labaanvraag · 21× vragenlijst · 42 punten blijven bij jou</w:t>
+              <w:t xml:space="preserve">44% · 18× vragenlijst · 16× labaanvraag</w:t>
             </w:r>
           </w:p>
         </w:tc>
@@ -4200,7 +5514,7 @@
       <w:tr>
         <w:tc>
           <w:tcPr>
-            <w:tcW w:type="dxa" w:w="2600"/>
+            <w:tcW w:type="dxa" w:w="3100"/>
             <w:shd w:fill="FFFFFF" w:val="clear"/>
             <w:tcMar>
               <w:top w:type="dxa" w:w="90"/>
@@ -4220,13 +5534,13 @@
                 <w:sz w:val="19"/>
                 <w:szCs w:val="19"/>
               </w:rPr>
-              <w:t xml:space="preserve">Eerste aandacht</w:t>
+              <w:t xml:space="preserve">Aanloop · verzetten</w:t>
             </w:r>
           </w:p>
         </w:tc>
         <w:tc>
           <w:tcPr>
-            <w:tcW w:type="dxa" w:w="7039"/>
+            <w:tcW w:type="dxa" w:w="6539"/>
             <w:shd w:fill="FFFFFF" w:val="clear"/>
             <w:tcMar>
               <w:top w:type="dxa" w:w="90"/>
@@ -4246,7 +5560,7 @@
                 <w:sz w:val="19"/>
                 <w:szCs w:val="19"/>
               </w:rPr>
-              <w:t xml:space="preserve">Willem Hendriks (thuisbloeddruk 160) · Ruud Mulder (eGFR 40)</w:t>
+              <w:t xml:space="preserve">de bovenste regel, over 4 dagen — lab haalt het niet, de vragenlijst wel</w:t>
             </w:r>
           </w:p>
         </w:tc>
@@ -4254,7 +5568,7 @@
       <w:tr>
         <w:tc>
           <w:tcPr>
-            <w:tcW w:type="dxa" w:w="2600"/>
+            <w:tcW w:type="dxa" w:w="3100"/>
             <w:shd w:fill="FFFFFF" w:val="clear"/>
             <w:tcMar>
               <w:top w:type="dxa" w:w="90"/>
@@ -4274,13 +5588,13 @@
                 <w:sz w:val="19"/>
                 <w:szCs w:val="19"/>
               </w:rPr>
-              <w:t xml:space="preserve">Opvolgen · aanleidingen</w:t>
+              <w:t xml:space="preserve">Aanloop · bellen</w:t>
             </w:r>
           </w:p>
         </w:tc>
         <w:tc>
           <w:tcPr>
-            <w:tcW w:type="dxa" w:w="7039"/>
+            <w:tcW w:type="dxa" w:w="6539"/>
             <w:shd w:fill="FFFFFF" w:val="clear"/>
             <w:tcMar>
               <w:top w:type="dxa" w:w="90"/>
@@ -4300,7 +5614,7 @@
                 <w:sz w:val="19"/>
                 <w:szCs w:val="19"/>
               </w:rPr>
-              <w:t xml:space="preserve">5 labuitslagen · 5 vragenlijsten · 3 thuismetingen · 1 uit het beloop</w:t>
+              <w:t xml:space="preserve">de tweede regel, over 6 dagen</w:t>
             </w:r>
           </w:p>
         </w:tc>
@@ -4308,7 +5622,7 @@
       <w:tr>
         <w:tc>
           <w:tcPr>
-            <w:tcW w:type="dxa" w:w="2600"/>
+            <w:tcW w:type="dxa" w:w="3100"/>
             <w:shd w:fill="FFFFFF" w:val="clear"/>
             <w:tcMar>
               <w:top w:type="dxa" w:w="90"/>
@@ -4328,13 +5642,13 @@
                 <w:sz w:val="19"/>
                 <w:szCs w:val="19"/>
               </w:rPr>
-              <w:t xml:space="preserve">Mijn cohort</w:t>
+              <w:t xml:space="preserve">Nu aan de beurt</w:t>
             </w:r>
           </w:p>
         </w:tc>
         <w:tc>
           <w:tcPr>
-            <w:tcW w:type="dxa" w:w="7039"/>
+            <w:tcW w:type="dxa" w:w="6539"/>
             <w:shd w:fill="FFFFFF" w:val="clear"/>
             <w:tcMar>
               <w:top w:type="dxa" w:w="90"/>
@@ -4354,7 +5668,7 @@
                 <w:sz w:val="19"/>
                 <w:szCs w:val="19"/>
               </w:rPr>
-              <w:t xml:space="preserve">23 gevolgd · 7 met een signaal · 16 stabiel</w:t>
+              <w:t xml:space="preserve">10:40 — laag cijfer, geldzorgen, haalt medicijnen niet op</w:t>
             </w:r>
           </w:p>
         </w:tc>
@@ -4362,7 +5676,7 @@
       <w:tr>
         <w:tc>
           <w:tcPr>
-            <w:tcW w:type="dxa" w:w="2600"/>
+            <w:tcW w:type="dxa" w:w="3100"/>
             <w:shd w:fill="FFFFFF" w:val="clear"/>
             <w:tcMar>
               <w:top w:type="dxa" w:w="90"/>
@@ -4382,13 +5696,13 @@
                 <w:sz w:val="19"/>
                 <w:szCs w:val="19"/>
               </w:rPr>
-              <w:t xml:space="preserve">Protocol</w:t>
+              <w:t xml:space="preserve">Opvolgen · bronnen</w:t>
             </w:r>
           </w:p>
         </w:tc>
         <w:tc>
           <w:tcPr>
-            <w:tcW w:type="dxa" w:w="7039"/>
+            <w:tcW w:type="dxa" w:w="6539"/>
             <w:shd w:fill="FFFFFF" w:val="clear"/>
             <w:tcMar>
               <w:top w:type="dxa" w:w="90"/>
@@ -4408,7 +5722,7 @@
                 <w:sz w:val="19"/>
                 <w:szCs w:val="19"/>
               </w:rPr>
-              <w:t xml:space="preserve">8 aandachtsgebieden · 3 afwijkingen van de richtlijn</w:t>
+              <w:t xml:space="preserve">4 labuitslagen · 5 vragenlijsten · 2 thuismetingen · 3 uit het beloop</w:t>
             </w:r>
           </w:p>
         </w:tc>
@@ -4416,7 +5730,7 @@
       <w:tr>
         <w:tc>
           <w:tcPr>
-            <w:tcW w:type="dxa" w:w="2600"/>
+            <w:tcW w:type="dxa" w:w="3100"/>
             <w:shd w:fill="FFFFFF" w:val="clear"/>
             <w:tcMar>
               <w:top w:type="dxa" w:w="90"/>
@@ -4436,13 +5750,13 @@
                 <w:sz w:val="19"/>
                 <w:szCs w:val="19"/>
               </w:rPr>
-              <w:t xml:space="preserve">Werkblokken</w:t>
+              <w:t xml:space="preserve">Groepsconsulten</w:t>
             </w:r>
           </w:p>
         </w:tc>
         <w:tc>
           <w:tcPr>
-            <w:tcW w:type="dxa" w:w="7039"/>
+            <w:tcW w:type="dxa" w:w="6539"/>
             <w:shd w:fill="FFFFFF" w:val="clear"/>
             <w:tcMar>
               <w:top w:type="dxa" w:w="90"/>
@@ -4462,7 +5776,7 @@
                 <w:sz w:val="19"/>
                 <w:szCs w:val="19"/>
               </w:rPr>
-              <w:t xml:space="preserve">terugbellen · voorbereiding · uitslagen · administratie · overleg · pauze</w:t>
+              <w:t xml:space="preserve">Leven met diabetes (5 van 10, over 2 weken) · Hart en vaten (leeg, over 4 weken)</w:t>
             </w:r>
           </w:p>
         </w:tc>
@@ -4470,7 +5784,7 @@
       <w:tr>
         <w:tc>
           <w:tcPr>
-            <w:tcW w:type="dxa" w:w="2600"/>
+            <w:tcW w:type="dxa" w:w="3100"/>
             <w:shd w:fill="FFFFFF" w:val="clear"/>
             <w:tcMar>
               <w:top w:type="dxa" w:w="90"/>
@@ -4490,13 +5804,13 @@
                 <w:sz w:val="19"/>
                 <w:szCs w:val="19"/>
               </w:rPr>
-              <w:t xml:space="preserve">Aanloop · verzetten</w:t>
+              <w:t xml:space="preserve">Mijn cohort</w:t>
             </w:r>
           </w:p>
         </w:tc>
         <w:tc>
           <w:tcPr>
-            <w:tcW w:type="dxa" w:w="7039"/>
+            <w:tcW w:type="dxa" w:w="6539"/>
             <w:shd w:fill="FFFFFF" w:val="clear"/>
             <w:tcMar>
               <w:top w:type="dxa" w:w="90"/>
@@ -4516,7 +5830,7 @@
                 <w:sz w:val="19"/>
                 <w:szCs w:val="19"/>
               </w:rPr>
-              <w:t xml:space="preserve">Fatima Bos, over 4 dagen</w:t>
+              <w:t xml:space="preserve">24 gevolgd · 10 met een signaal</w:t>
             </w:r>
           </w:p>
         </w:tc>
@@ -4524,7 +5838,7 @@
       <w:tr>
         <w:tc>
           <w:tcPr>
-            <w:tcW w:type="dxa" w:w="2600"/>
+            <w:tcW w:type="dxa" w:w="3100"/>
             <w:shd w:fill="FFFFFF" w:val="clear"/>
             <w:tcMar>
               <w:top w:type="dxa" w:w="90"/>
@@ -4544,13 +5858,13 @@
                 <w:sz w:val="19"/>
                 <w:szCs w:val="19"/>
               </w:rPr>
-              <w:t xml:space="preserve">Aanloop · bellen</w:t>
+              <w:t xml:space="preserve">Protocol</w:t>
             </w:r>
           </w:p>
         </w:tc>
         <w:tc>
           <w:tcPr>
-            <w:tcW w:type="dxa" w:w="7039"/>
+            <w:tcW w:type="dxa" w:w="6539"/>
             <w:shd w:fill="FFFFFF" w:val="clear"/>
             <w:tcMar>
               <w:top w:type="dxa" w:w="90"/>
@@ -4570,7 +5884,7 @@
                 <w:sz w:val="19"/>
                 <w:szCs w:val="19"/>
               </w:rPr>
-              <w:t xml:space="preserve">Greetje de Vries, over 6 dagen</w:t>
+              <w:t xml:space="preserve">8 aandachtsgebieden · 3 afwijkingen van de richtlijn</w:t>
             </w:r>
           </w:p>
         </w:tc>
@@ -4578,7 +5892,7 @@
       <w:tr>
         <w:tc>
           <w:tcPr>
-            <w:tcW w:type="dxa" w:w="2600"/>
+            <w:tcW w:type="dxa" w:w="3100"/>
             <w:shd w:fill="FFFFFF" w:val="clear"/>
             <w:tcMar>
               <w:top w:type="dxa" w:w="90"/>
@@ -4598,13 +5912,13 @@
                 <w:sz w:val="19"/>
                 <w:szCs w:val="19"/>
               </w:rPr>
-              <w:t xml:space="preserve">Nu aan de beurt</w:t>
+              <w:t xml:space="preserve">Werkblokken</w:t>
             </w:r>
           </w:p>
         </w:tc>
         <w:tc>
           <w:tcPr>
-            <w:tcW w:type="dxa" w:w="7039"/>
+            <w:tcW w:type="dxa" w:w="6539"/>
             <w:shd w:fill="FFFFFF" w:val="clear"/>
             <w:tcMar>
               <w:top w:type="dxa" w:w="90"/>
@@ -4624,7 +5938,7 @@
                 <w:sz w:val="19"/>
                 <w:szCs w:val="19"/>
               </w:rPr>
-              <w:t xml:space="preserve">Anneke Bos, 10:40 — cijfer 4, geldzorgen, haalt medicijnen niet op</w:t>
+              <w:t xml:space="preserve">terugbellen · voorbereiding · uitslagen · administratie · overleg · pauze</w:t>
             </w:r>
           </w:p>
         </w:tc>
@@ -4632,7 +5946,7 @@
       <w:tr>
         <w:tc>
           <w:tcPr>
-            <w:tcW w:type="dxa" w:w="2600"/>
+            <w:tcW w:type="dxa" w:w="3100"/>
             <w:shd w:fill="FFFFFF" w:val="clear"/>
             <w:tcMar>
               <w:top w:type="dxa" w:w="90"/>
@@ -4652,13 +5966,13 @@
                 <w:sz w:val="19"/>
                 <w:szCs w:val="19"/>
               </w:rPr>
-              <w:t xml:space="preserve">Praktijk</w:t>
+              <w:t xml:space="preserve">Taaksoorten</w:t>
             </w:r>
           </w:p>
         </w:tc>
         <w:tc>
           <w:tcPr>
-            <w:tcW w:type="dxa" w:w="7039"/>
+            <w:tcW w:type="dxa" w:w="6539"/>
             <w:shd w:fill="FFFFFF" w:val="clear"/>
             <w:tcMar>
               <w:top w:type="dxa" w:w="90"/>
@@ -4678,6 +5992,60 @@
                 <w:sz w:val="19"/>
                 <w:szCs w:val="19"/>
               </w:rPr>
+              <w:t xml:space="preserve">bellen · inplannen · voorbereiden · uitslag bespreken · bericht sturen · administratie</w:t>
+            </w:r>
+          </w:p>
+        </w:tc>
+      </w:tr>
+      <w:tr>
+        <w:tc>
+          <w:tcPr>
+            <w:tcW w:type="dxa" w:w="3100"/>
+            <w:shd w:fill="FFFFFF" w:val="clear"/>
+            <w:tcMar>
+              <w:top w:type="dxa" w:w="90"/>
+              <w:left w:type="dxa" w:w="130"/>
+              <w:bottom w:type="dxa" w:w="90"/>
+              <w:right w:type="dxa" w:w="130"/>
+            </w:tcMar>
+          </w:tcPr>
+          <w:p>
+            <w:pPr>
+              <w:spacing w:after="0" w:line="264"/>
+            </w:pPr>
+            <w:r>
+              <w:rPr>
+                <w:rFonts w:ascii="Calibri" w:cs="Calibri" w:eastAsia="Calibri" w:hAnsi="Calibri"/>
+                <w:color w:val="241F2E"/>
+                <w:sz w:val="19"/>
+                <w:szCs w:val="19"/>
+              </w:rPr>
+              <w:t xml:space="preserve">Praktijk</w:t>
+            </w:r>
+          </w:p>
+        </w:tc>
+        <w:tc>
+          <w:tcPr>
+            <w:tcW w:type="dxa" w:w="6539"/>
+            <w:shd w:fill="FFFFFF" w:val="clear"/>
+            <w:tcMar>
+              <w:top w:type="dxa" w:w="90"/>
+              <w:left w:type="dxa" w:w="130"/>
+              <w:bottom w:type="dxa" w:w="90"/>
+              <w:right w:type="dxa" w:w="130"/>
+            </w:tcMar>
+          </w:tcPr>
+          <w:p>
+            <w:pPr>
+              <w:spacing w:after="0" w:line="264"/>
+            </w:pPr>
+            <w:r>
+              <w:rPr>
+                <w:rFonts w:ascii="Calibri" w:cs="Calibri" w:eastAsia="Calibri" w:hAnsi="Calibri"/>
+                <w:color w:val="241F2E"/>
+                <w:sz w:val="19"/>
+                <w:szCs w:val="19"/>
+              </w:rPr>
               <w:t xml:space="preserve">48 patiënten</w:t>
             </w:r>
           </w:p>
@@ -4686,7 +6054,7 @@
     </w:tbl>
     <w:p>
       <w:pPr>
-        <w:spacing w:after="180"/>
+        <w:spacing w:after="160"/>
       </w:pPr>
     </w:p>
     <w:p>
@@ -4704,6 +6072,11 @@
         </w:rPr>
         <w:t xml:space="preserve">De acute meldingen, op volgorde van binnenkomst:</w:t>
       </w:r>
+    </w:p>
+    <w:p>
+      <w:pPr>
+        <w:spacing w:after="60"/>
+      </w:pPr>
     </w:p>
     <w:tbl>
       <w:tblPr>
@@ -4718,10 +6091,9 @@
         </w:tblBorders>
       </w:tblPr>
       <w:tblGrid>
-        <w:gridCol w:w="900"/>
-        <w:gridCol w:w="2600"/>
-        <w:gridCol w:w="3600"/>
-        <w:gridCol w:w="2539"/>
+        <w:gridCol w:w="1000"/>
+        <w:gridCol w:w="5200"/>
+        <w:gridCol w:w="3439"/>
       </w:tblGrid>
       <w:tr>
         <w:trPr>
@@ -4729,7 +6101,7 @@
         </w:trPr>
         <w:tc>
           <w:tcPr>
-            <w:tcW w:type="dxa" w:w="900"/>
+            <w:tcW w:type="dxa" w:w="1000"/>
             <w:shd w:fill="E3F0F2" w:val="clear"/>
             <w:tcMar>
               <w:top w:type="dxa" w:w="90"/>
@@ -4757,7 +6129,7 @@
         </w:tc>
         <w:tc>
           <w:tcPr>
-            <w:tcW w:type="dxa" w:w="2600"/>
+            <w:tcW w:type="dxa" w:w="5200"/>
             <w:shd w:fill="E3F0F2" w:val="clear"/>
             <w:tcMar>
               <w:top w:type="dxa" w:w="90"/>
@@ -4779,13 +6151,13 @@
                 <w:sz w:val="19"/>
                 <w:szCs w:val="19"/>
               </w:rPr>
-              <w:t xml:space="preserve">Patiënt</w:t>
+              <w:t xml:space="preserve">Wat</w:t>
             </w:r>
           </w:p>
         </w:tc>
         <w:tc>
           <w:tcPr>
-            <w:tcW w:type="dxa" w:w="3600"/>
+            <w:tcW w:type="dxa" w:w="3439"/>
             <w:shd w:fill="E3F0F2" w:val="clear"/>
             <w:tcMar>
               <w:top w:type="dxa" w:w="90"/>
@@ -4807,34 +6179,6 @@
                 <w:sz w:val="19"/>
                 <w:szCs w:val="19"/>
               </w:rPr>
-              <w:t xml:space="preserve">Wat</w:t>
-            </w:r>
-          </w:p>
-        </w:tc>
-        <w:tc>
-          <w:tcPr>
-            <w:tcW w:type="dxa" w:w="2539"/>
-            <w:shd w:fill="E3F0F2" w:val="clear"/>
-            <w:tcMar>
-              <w:top w:type="dxa" w:w="90"/>
-              <w:left w:type="dxa" w:w="130"/>
-              <w:bottom w:type="dxa" w:w="90"/>
-              <w:right w:type="dxa" w:w="130"/>
-            </w:tcMar>
-          </w:tcPr>
-          <w:p>
-            <w:pPr>
-              <w:spacing w:after="0" w:line="264"/>
-            </w:pPr>
-            <w:r>
-              <w:rPr>
-                <w:rFonts w:ascii="Calibri" w:cs="Calibri" w:eastAsia="Calibri" w:hAnsi="Calibri"/>
-                <w:b/>
-                <w:bCs/>
-                <w:color w:val="0F5F6E"/>
-                <w:sz w:val="19"/>
-                <w:szCs w:val="19"/>
-              </w:rPr>
               <w:t xml:space="preserve">Voor wie</w:t>
             </w:r>
           </w:p>
@@ -4843,7 +6187,7 @@
       <w:tr>
         <w:tc>
           <w:tcPr>
-            <w:tcW w:type="dxa" w:w="900"/>
+            <w:tcW w:type="dxa" w:w="1000"/>
             <w:shd w:fill="FFFFFF" w:val="clear"/>
             <w:tcMar>
               <w:top w:type="dxa" w:w="90"/>
@@ -4869,7 +6213,7 @@
         </w:tc>
         <w:tc>
           <w:tcPr>
-            <w:tcW w:type="dxa" w:w="2600"/>
+            <w:tcW w:type="dxa" w:w="5200"/>
             <w:shd w:fill="FFFFFF" w:val="clear"/>
             <w:tcMar>
               <w:top w:type="dxa" w:w="90"/>
@@ -4889,13 +6233,24 @@
                 <w:sz w:val="19"/>
                 <w:szCs w:val="19"/>
               </w:rPr>
-              <w:t xml:space="preserve">Dirk Mulder (83)</w:t>
+              <w:t xml:space="preserve">pijn op de borst — </w:t>
+            </w:r>
+            <w:r>
+              <w:rPr>
+                <w:rFonts w:ascii="Calibri" w:cs="Calibri" w:eastAsia="Calibri" w:hAnsi="Calibri"/>
+                <w:b/>
+                <w:bCs/>
+                <w:color w:val="241F2E"/>
+                <w:sz w:val="19"/>
+                <w:szCs w:val="19"/>
+              </w:rPr>
+              <w:t xml:space="preserve">spoed, modaal</w:t>
             </w:r>
           </w:p>
         </w:tc>
         <w:tc>
           <w:tcPr>
-            <w:tcW w:type="dxa" w:w="3600"/>
+            <w:tcW w:type="dxa" w:w="3439"/>
             <w:shd w:fill="FFFFFF" w:val="clear"/>
             <w:tcMar>
               <w:top w:type="dxa" w:w="90"/>
@@ -4915,24 +6270,15 @@
                 <w:sz w:val="19"/>
                 <w:szCs w:val="19"/>
               </w:rPr>
-              <w:t xml:space="preserve">pijn op de borst — </w:t>
-            </w:r>
-            <w:r>
-              <w:rPr>
-                <w:rFonts w:ascii="Calibri" w:cs="Calibri" w:eastAsia="Calibri" w:hAnsi="Calibri"/>
-                <w:b/>
-                <w:bCs/>
-                <w:color w:val="241F2E"/>
-                <w:sz w:val="19"/>
-                <w:szCs w:val="19"/>
-              </w:rPr>
-              <w:t xml:space="preserve">spoed, modaal</w:t>
+              <w:t xml:space="preserve">huisarts, assistent</w:t>
             </w:r>
           </w:p>
         </w:tc>
+      </w:tr>
+      <w:tr>
         <w:tc>
           <w:tcPr>
-            <w:tcW w:type="dxa" w:w="2539"/>
+            <w:tcW w:type="dxa" w:w="1000"/>
             <w:shd w:fill="FFFFFF" w:val="clear"/>
             <w:tcMar>
               <w:top w:type="dxa" w:w="90"/>
@@ -4952,15 +6298,13 @@
                 <w:sz w:val="19"/>
                 <w:szCs w:val="19"/>
               </w:rPr>
-              <w:t xml:space="preserve">huisarts, assistent</w:t>
+              <w:t xml:space="preserve">40 s</w:t>
             </w:r>
           </w:p>
         </w:tc>
-      </w:tr>
-      <w:tr>
         <w:tc>
           <w:tcPr>
-            <w:tcW w:type="dxa" w:w="900"/>
+            <w:tcW w:type="dxa" w:w="5200"/>
             <w:shd w:fill="FFFFFF" w:val="clear"/>
             <w:tcMar>
               <w:top w:type="dxa" w:w="90"/>
@@ -4980,13 +6324,13 @@
                 <w:sz w:val="19"/>
                 <w:szCs w:val="19"/>
               </w:rPr>
-              <w:t xml:space="preserve">40 s</w:t>
+              <w:t xml:space="preserve">benauwder, pufjes helpen minder</w:t>
             </w:r>
           </w:p>
         </w:tc>
         <w:tc>
           <w:tcPr>
-            <w:tcW w:type="dxa" w:w="2600"/>
+            <w:tcW w:type="dxa" w:w="3439"/>
             <w:shd w:fill="FFFFFF" w:val="clear"/>
             <w:tcMar>
               <w:top w:type="dxa" w:w="90"/>
@@ -5006,13 +6350,35 @@
                 <w:sz w:val="19"/>
                 <w:szCs w:val="19"/>
               </w:rPr>
-              <w:t xml:space="preserve">Piet de Vries (72)</w:t>
+              <w:t xml:space="preserve">huisarts, </w:t>
+            </w:r>
+            <w:r>
+              <w:rPr>
+                <w:rFonts w:ascii="Calibri" w:cs="Calibri" w:eastAsia="Calibri" w:hAnsi="Calibri"/>
+                <w:b/>
+                <w:bCs/>
+                <w:color w:val="241F2E"/>
+                <w:sz w:val="19"/>
+                <w:szCs w:val="19"/>
+              </w:rPr>
+              <w:t xml:space="preserve">POH</w:t>
+            </w:r>
+            <w:r>
+              <w:rPr>
+                <w:rFonts w:ascii="Calibri" w:cs="Calibri" w:eastAsia="Calibri" w:hAnsi="Calibri"/>
+                <w:color w:val="241F2E"/>
+                <w:sz w:val="19"/>
+                <w:szCs w:val="19"/>
+              </w:rPr>
+              <w:t xml:space="preserve">, assistent</w:t>
             </w:r>
           </w:p>
         </w:tc>
+      </w:tr>
+      <w:tr>
         <w:tc>
           <w:tcPr>
-            <w:tcW w:type="dxa" w:w="3600"/>
+            <w:tcW w:type="dxa" w:w="1000"/>
             <w:shd w:fill="FFFFFF" w:val="clear"/>
             <w:tcMar>
               <w:top w:type="dxa" w:w="90"/>
@@ -5032,13 +6398,13 @@
                 <w:sz w:val="19"/>
                 <w:szCs w:val="19"/>
               </w:rPr>
-              <w:t xml:space="preserve">benauwder, pufjes helpen minder</w:t>
+              <w:t xml:space="preserve">95 s</w:t>
             </w:r>
           </w:p>
         </w:tc>
         <w:tc>
           <w:tcPr>
-            <w:tcW w:type="dxa" w:w="2539"/>
+            <w:tcW w:type="dxa" w:w="5200"/>
             <w:shd w:fill="FFFFFF" w:val="clear"/>
             <w:tcMar>
               <w:top w:type="dxa" w:w="90"/>
@@ -5058,35 +6424,13 @@
                 <w:sz w:val="19"/>
                 <w:szCs w:val="19"/>
               </w:rPr>
-              <w:t xml:space="preserve">huisarts, </w:t>
-            </w:r>
-            <w:r>
-              <w:rPr>
-                <w:rFonts w:ascii="Calibri" w:cs="Calibri" w:eastAsia="Calibri" w:hAnsi="Calibri"/>
-                <w:b/>
-                <w:bCs/>
-                <w:color w:val="241F2E"/>
-                <w:sz w:val="19"/>
-                <w:szCs w:val="19"/>
-              </w:rPr>
-              <w:t xml:space="preserve">POH</w:t>
-            </w:r>
-            <w:r>
-              <w:rPr>
-                <w:rFonts w:ascii="Calibri" w:cs="Calibri" w:eastAsia="Calibri" w:hAnsi="Calibri"/>
-                <w:color w:val="241F2E"/>
-                <w:sz w:val="19"/>
-                <w:szCs w:val="19"/>
-              </w:rPr>
-              <w:t xml:space="preserve">, assistent</w:t>
+              <w:t xml:space="preserve">thuismeter 212/118</w:t>
             </w:r>
           </w:p>
         </w:tc>
-      </w:tr>
-      <w:tr>
         <w:tc>
           <w:tcPr>
-            <w:tcW w:type="dxa" w:w="900"/>
+            <w:tcW w:type="dxa" w:w="3439"/>
             <w:shd w:fill="FFFFFF" w:val="clear"/>
             <w:tcMar>
               <w:top w:type="dxa" w:w="90"/>
@@ -5106,13 +6450,26 @@
                 <w:sz w:val="19"/>
                 <w:szCs w:val="19"/>
               </w:rPr>
-              <w:t xml:space="preserve">95 s</w:t>
+              <w:t xml:space="preserve">huisarts, </w:t>
+            </w:r>
+            <w:r>
+              <w:rPr>
+                <w:rFonts w:ascii="Calibri" w:cs="Calibri" w:eastAsia="Calibri" w:hAnsi="Calibri"/>
+                <w:b/>
+                <w:bCs/>
+                <w:color w:val="241F2E"/>
+                <w:sz w:val="19"/>
+                <w:szCs w:val="19"/>
+              </w:rPr>
+              <w:t xml:space="preserve">POH</w:t>
             </w:r>
           </w:p>
         </w:tc>
+      </w:tr>
+      <w:tr>
         <w:tc>
           <w:tcPr>
-            <w:tcW w:type="dxa" w:w="2600"/>
+            <w:tcW w:type="dxa" w:w="1000"/>
             <w:shd w:fill="FFFFFF" w:val="clear"/>
             <w:tcMar>
               <w:top w:type="dxa" w:w="90"/>
@@ -5132,13 +6489,13 @@
                 <w:sz w:val="19"/>
                 <w:szCs w:val="19"/>
               </w:rPr>
-              <w:t xml:space="preserve">Greetje de Boer (76)</w:t>
+              <w:t xml:space="preserve">150 s</w:t>
             </w:r>
           </w:p>
         </w:tc>
         <w:tc>
           <w:tcPr>
-            <w:tcW w:type="dxa" w:w="3600"/>
+            <w:tcW w:type="dxa" w:w="5200"/>
             <w:shd w:fill="FFFFFF" w:val="clear"/>
             <w:tcMar>
               <w:top w:type="dxa" w:w="90"/>
@@ -5158,13 +6515,13 @@
                 <w:sz w:val="19"/>
                 <w:szCs w:val="19"/>
               </w:rPr>
-              <w:t xml:space="preserve">thuismeter 212/118</w:t>
+              <w:t xml:space="preserve">kalium 6,2</w:t>
             </w:r>
           </w:p>
         </w:tc>
         <w:tc>
           <w:tcPr>
-            <w:tcW w:type="dxa" w:w="2539"/>
+            <w:tcW w:type="dxa" w:w="3439"/>
             <w:shd w:fill="FFFFFF" w:val="clear"/>
             <w:tcMar>
               <w:top w:type="dxa" w:w="90"/>
@@ -5184,123 +6541,6 @@
                 <w:sz w:val="19"/>
                 <w:szCs w:val="19"/>
               </w:rPr>
-              <w:t xml:space="preserve">huisarts, </w:t>
-            </w:r>
-            <w:r>
-              <w:rPr>
-                <w:rFonts w:ascii="Calibri" w:cs="Calibri" w:eastAsia="Calibri" w:hAnsi="Calibri"/>
-                <w:b/>
-                <w:bCs/>
-                <w:color w:val="241F2E"/>
-                <w:sz w:val="19"/>
-                <w:szCs w:val="19"/>
-              </w:rPr>
-              <w:t xml:space="preserve">POH</w:t>
-            </w:r>
-          </w:p>
-        </w:tc>
-      </w:tr>
-      <w:tr>
-        <w:tc>
-          <w:tcPr>
-            <w:tcW w:type="dxa" w:w="900"/>
-            <w:shd w:fill="FFFFFF" w:val="clear"/>
-            <w:tcMar>
-              <w:top w:type="dxa" w:w="90"/>
-              <w:left w:type="dxa" w:w="130"/>
-              <w:bottom w:type="dxa" w:w="90"/>
-              <w:right w:type="dxa" w:w="130"/>
-            </w:tcMar>
-          </w:tcPr>
-          <w:p>
-            <w:pPr>
-              <w:spacing w:after="0" w:line="264"/>
-            </w:pPr>
-            <w:r>
-              <w:rPr>
-                <w:rFonts w:ascii="Calibri" w:cs="Calibri" w:eastAsia="Calibri" w:hAnsi="Calibri"/>
-                <w:color w:val="241F2E"/>
-                <w:sz w:val="19"/>
-                <w:szCs w:val="19"/>
-              </w:rPr>
-              <w:t xml:space="preserve">150 s</w:t>
-            </w:r>
-          </w:p>
-        </w:tc>
-        <w:tc>
-          <w:tcPr>
-            <w:tcW w:type="dxa" w:w="2600"/>
-            <w:shd w:fill="FFFFFF" w:val="clear"/>
-            <w:tcMar>
-              <w:top w:type="dxa" w:w="90"/>
-              <w:left w:type="dxa" w:w="130"/>
-              <w:bottom w:type="dxa" w:w="90"/>
-              <w:right w:type="dxa" w:w="130"/>
-            </w:tcMar>
-          </w:tcPr>
-          <w:p>
-            <w:pPr>
-              <w:spacing w:after="0" w:line="264"/>
-            </w:pPr>
-            <w:r>
-              <w:rPr>
-                <w:rFonts w:ascii="Calibri" w:cs="Calibri" w:eastAsia="Calibri" w:hAnsi="Calibri"/>
-                <w:color w:val="241F2E"/>
-                <w:sz w:val="19"/>
-                <w:szCs w:val="19"/>
-              </w:rPr>
-              <w:t xml:space="preserve">Youssef de Boer</w:t>
-            </w:r>
-          </w:p>
-        </w:tc>
-        <w:tc>
-          <w:tcPr>
-            <w:tcW w:type="dxa" w:w="3600"/>
-            <w:shd w:fill="FFFFFF" w:val="clear"/>
-            <w:tcMar>
-              <w:top w:type="dxa" w:w="90"/>
-              <w:left w:type="dxa" w:w="130"/>
-              <w:bottom w:type="dxa" w:w="90"/>
-              <w:right w:type="dxa" w:w="130"/>
-            </w:tcMar>
-          </w:tcPr>
-          <w:p>
-            <w:pPr>
-              <w:spacing w:after="0" w:line="264"/>
-            </w:pPr>
-            <w:r>
-              <w:rPr>
-                <w:rFonts w:ascii="Calibri" w:cs="Calibri" w:eastAsia="Calibri" w:hAnsi="Calibri"/>
-                <w:color w:val="241F2E"/>
-                <w:sz w:val="19"/>
-                <w:szCs w:val="19"/>
-              </w:rPr>
-              <w:t xml:space="preserve">kalium 6,2</w:t>
-            </w:r>
-          </w:p>
-        </w:tc>
-        <w:tc>
-          <w:tcPr>
-            <w:tcW w:type="dxa" w:w="2539"/>
-            <w:shd w:fill="FFFFFF" w:val="clear"/>
-            <w:tcMar>
-              <w:top w:type="dxa" w:w="90"/>
-              <w:left w:type="dxa" w:w="130"/>
-              <w:bottom w:type="dxa" w:w="90"/>
-              <w:right w:type="dxa" w:w="130"/>
-            </w:tcMar>
-          </w:tcPr>
-          <w:p>
-            <w:pPr>
-              <w:spacing w:after="0" w:line="264"/>
-            </w:pPr>
-            <w:r>
-              <w:rPr>
-                <w:rFonts w:ascii="Calibri" w:cs="Calibri" w:eastAsia="Calibri" w:hAnsi="Calibri"/>
-                <w:color w:val="241F2E"/>
-                <w:sz w:val="19"/>
-                <w:szCs w:val="19"/>
-              </w:rPr>
               <w:t xml:space="preserve">huisarts</w:t>
             </w:r>
           </w:p>
@@ -5309,6 +6549,11 @@
     </w:tbl>
     <w:p>
       <w:pPr>
+        <w:spacing w:after="200"/>
+      </w:pPr>
+    </w:p>
+    <w:p>
+      <w:pPr>
         <w:pStyle w:val="Heading1"/>
         <w:pBdr>
           <w:bottom w:val="single" w:color="0F5F6E" w:sz="8" w:space="6"/>
@@ -5324,7 +6569,7 @@
           <w:sz w:val="30"/>
           <w:szCs w:val="30"/>
         </w:rPr>
-        <w:t xml:space="preserve">Twee patiënten om achter de hand te houden</w:t>
+        <w:t xml:space="preserve">Wat je beter niet doet</w:t>
       </w:r>
     </w:p>
     <w:p>
@@ -5334,11 +6579,22 @@
       <w:r>
         <w:rPr>
           <w:rFonts w:ascii="Calibri" w:cs="Calibri" w:eastAsia="Calibri" w:hAnsi="Calibri"/>
-          <w:color w:val="241F2E"/>
-          <w:sz w:val="21"/>
-          <w:szCs w:val="21"/>
-        </w:rPr>
-        <w:t xml:space="preserve">Als iemand vraagt om een rijker dossier, gebruik deze twee. De rest van de 48 is niet overal even diep gevuld.</w:t>
+          <w:b/>
+          <w:bCs/>
+          <w:color w:val="241F2E"/>
+          <w:sz w:val="21"/>
+          <w:szCs w:val="21"/>
+        </w:rPr>
+        <w:t xml:space="preserve">Open geen willekeurig dossier via het zoekveld.</w:t>
+      </w:r>
+      <w:r>
+        <w:rPr>
+          <w:rFonts w:ascii="Calibri" w:cs="Calibri" w:eastAsia="Calibri" w:hAnsi="Calibri"/>
+          <w:color w:val="241F2E"/>
+          <w:sz w:val="21"/>
+          <w:szCs w:val="21"/>
+        </w:rPr>
+        <w:t xml:space="preserve"> Neem iemand uit de agenda, uit de aanloop of uit Opvolgen — die dossiers zijn het diepst gevuld.</w:t>
       </w:r>
     </w:p>
     <w:p>
@@ -5354,16 +6610,16 @@
           <w:sz w:val="21"/>
           <w:szCs w:val="21"/>
         </w:rPr>
-        <w:t xml:space="preserve">Piet de Vries, 72, om 14:10.</w:t>
-      </w:r>
-      <w:r>
-        <w:rPr>
-          <w:rFonts w:ascii="Calibri" w:cs="Calibri" w:eastAsia="Calibri" w:hAnsi="Calibri"/>
-          <w:color w:val="241F2E"/>
-          <w:sz w:val="21"/>
-          <w:szCs w:val="21"/>
-        </w:rPr>
-        <w:t xml:space="preserve"> COPD en nierfunctie. Zijn eGFR van 39 staat binnen vóór het consult, zijn CCQ loopt op van 0,8 naar 1,2, en in zijn vragenlijst vraagt hij zelf: </w:t>
+        <w:t xml:space="preserve">Beloof geen koppelingen.</w:t>
+      </w:r>
+      <w:r>
+        <w:rPr>
+          <w:rFonts w:ascii="Calibri" w:cs="Calibri" w:eastAsia="Calibri" w:hAnsi="Calibri"/>
+          <w:color w:val="241F2E"/>
+          <w:sz w:val="21"/>
+          <w:szCs w:val="21"/>
+        </w:rPr>
+        <w:t xml:space="preserve"> Er is geen LSP, geen ZorgDomein, geen G-Standaard en geen receptverkeer. De velden en het werkproces zijn er; de transportlaag niet. Het eerlijkste antwoord is: </w:t>
       </w:r>
       <w:r>
         <w:rPr>
@@ -5374,16 +6630,7 @@
           <w:sz w:val="21"/>
           <w:szCs w:val="21"/>
         </w:rPr>
-        <w:t xml:space="preserve">“Ik slik nu zes verschillende pillen. Kan daar iets af?”</w:t>
-      </w:r>
-      <w:r>
-        <w:rPr>
-          <w:rFonts w:ascii="Calibri" w:cs="Calibri" w:eastAsia="Calibri" w:hAnsi="Calibri"/>
-          <w:color w:val="241F2E"/>
-          <w:sz w:val="21"/>
-          <w:szCs w:val="21"/>
-        </w:rPr>
-        <w:t xml:space="preserve"> In zijn journaal staat een ziekenhuisbericht over een opname, binnengekomen als BgZ. Goed voor het verhaal over medicatiebeoordeling en over externe informatie in dezelfde tijdlijn.</w:t>
+        <w:t xml:space="preserve">“de order heeft een bestemming en een route — wat eronder zit is een koppeling die we nog moeten bouwen.”</w:t>
       </w:r>
     </w:p>
     <w:p>
@@ -5399,36 +6646,16 @@
           <w:sz w:val="21"/>
           <w:szCs w:val="21"/>
         </w:rPr>
-        <w:t xml:space="preserve">Gerrit Smit, 62, om 09:40.</w:t>
-      </w:r>
-      <w:r>
-        <w:rPr>
-          <w:rFonts w:ascii="Calibri" w:cs="Calibri" w:eastAsia="Calibri" w:hAnsi="Calibri"/>
-          <w:color w:val="241F2E"/>
-          <w:sz w:val="21"/>
-          <w:szCs w:val="21"/>
-        </w:rPr>
-        <w:t xml:space="preserve"> HbA1c 78 — het enige urgente signaal van de ochtend — met een eGFR van 36 ernaast. Goed voor het verhaal dat twee aandoeningen elkaars behandeling in de weg zitten en dat het protocol dat ziet.</w:t>
-      </w:r>
-    </w:p>
-    <w:p>
-      <w:pPr>
-        <w:pStyle w:val="Heading1"/>
-        <w:pBdr>
-          <w:bottom w:val="single" w:color="0F5F6E" w:sz="8" w:space="6"/>
-        </w:pBdr>
-        <w:spacing w:after="180" w:before="400"/>
-      </w:pPr>
-      <w:r>
-        <w:rPr>
-          <w:rFonts w:ascii="Calibri" w:cs="Calibri" w:eastAsia="Calibri" w:hAnsi="Calibri"/>
-          <w:b/>
-          <w:bCs/>
-          <w:color w:val="0F5F6E"/>
-          <w:sz w:val="30"/>
-          <w:szCs w:val="30"/>
-        </w:rPr>
-        <w:t xml:space="preserve">Wat je beter niet doet</w:t>
+        <w:t xml:space="preserve">Ga niet alle tegels uitputtend af.</w:t>
+      </w:r>
+      <w:r>
+        <w:rPr>
+          <w:rFonts w:ascii="Calibri" w:cs="Calibri" w:eastAsia="Calibri" w:hAnsi="Calibri"/>
+          <w:color w:val="241F2E"/>
+          <w:sz w:val="21"/>
+          <w:szCs w:val="21"/>
+        </w:rPr>
+        <w:t xml:space="preserve"> Aanloop, het taakblok en Spreekuur dragen het verhaal. Afronden is de afsluiting, niet het middenstuk.</w:t>
       </w:r>
     </w:p>
     <w:p>
@@ -5444,16 +6671,16 @@
           <w:sz w:val="21"/>
           <w:szCs w:val="21"/>
         </w:rPr>
-        <w:t xml:space="preserve">Open geen willekeurig dossier via het zoekveld.</w:t>
-      </w:r>
-      <w:r>
-        <w:rPr>
-          <w:rFonts w:ascii="Calibri" w:cs="Calibri" w:eastAsia="Calibri" w:hAnsi="Calibri"/>
-          <w:color w:val="241F2E"/>
-          <w:sz w:val="21"/>
-          <w:szCs w:val="21"/>
-        </w:rPr>
-        <w:t xml:space="preserve"> Neem iemand uit de agenda, uit Monitoren of uit de twee hierboven.</w:t>
+        <w:t xml:space="preserve">Klik de videobelknop niet aan alsof er beeld komt.</w:t>
+      </w:r>
+      <w:r>
+        <w:rPr>
+          <w:rFonts w:ascii="Calibri" w:cs="Calibri" w:eastAsia="Calibri" w:hAnsi="Calibri"/>
+          <w:color w:val="241F2E"/>
+          <w:sz w:val="21"/>
+          <w:szCs w:val="21"/>
+        </w:rPr>
+        <w:t xml:space="preserve"> Hij opent een venster dat het werkproces toont en zet geen verbinding op. Dat is expres, en dat is ook het antwoord.</w:t>
       </w:r>
     </w:p>
     <w:p>
@@ -5469,92 +6696,6 @@
           <w:sz w:val="21"/>
           <w:szCs w:val="21"/>
         </w:rPr>
-        <w:t xml:space="preserve">Beloof geen koppelingen.</w:t>
-      </w:r>
-      <w:r>
-        <w:rPr>
-          <w:rFonts w:ascii="Calibri" w:cs="Calibri" w:eastAsia="Calibri" w:hAnsi="Calibri"/>
-          <w:color w:val="241F2E"/>
-          <w:sz w:val="21"/>
-          <w:szCs w:val="21"/>
-        </w:rPr>
-        <w:t xml:space="preserve"> Er is geen LSP, geen ZorgDomein, geen G-Standaard en geen receptverkeer. De velden en het werkproces zijn er; de transportlaag niet. Het eerlijkste antwoord is: </w:t>
-      </w:r>
-      <w:r>
-        <w:rPr>
-          <w:rFonts w:ascii="Calibri" w:cs="Calibri" w:eastAsia="Calibri" w:hAnsi="Calibri"/>
-          <w:i/>
-          <w:iCs/>
-          <w:color w:val="241F2E"/>
-          <w:sz w:val="21"/>
-          <w:szCs w:val="21"/>
-        </w:rPr>
-        <w:t xml:space="preserve">“de order heeft een bestemming en een route — wat eronder zit is een koppeling die we nog moeten bouwen.”</w:t>
-      </w:r>
-    </w:p>
-    <w:p>
-      <w:pPr>
-        <w:spacing w:after="140" w:line="276"/>
-      </w:pPr>
-      <w:r>
-        <w:rPr>
-          <w:rFonts w:ascii="Calibri" w:cs="Calibri" w:eastAsia="Calibri" w:hAnsi="Calibri"/>
-          <w:b/>
-          <w:bCs/>
-          <w:color w:val="241F2E"/>
-          <w:sz w:val="21"/>
-          <w:szCs w:val="21"/>
-        </w:rPr>
-        <w:t xml:space="preserve">Ga niet alle vier de tegels uitputtend af.</w:t>
-      </w:r>
-      <w:r>
-        <w:rPr>
-          <w:rFonts w:ascii="Calibri" w:cs="Calibri" w:eastAsia="Calibri" w:hAnsi="Calibri"/>
-          <w:color w:val="241F2E"/>
-          <w:sz w:val="21"/>
-          <w:szCs w:val="21"/>
-        </w:rPr>
-        <w:t xml:space="preserve"> Aanloop, Spreekuur en Opvolgen dragen het verhaal. Afronden is de afsluiting, niet het middenstuk.</w:t>
-      </w:r>
-    </w:p>
-    <w:p>
-      <w:pPr>
-        <w:spacing w:after="140" w:line="276"/>
-      </w:pPr>
-      <w:r>
-        <w:rPr>
-          <w:rFonts w:ascii="Calibri" w:cs="Calibri" w:eastAsia="Calibri" w:hAnsi="Calibri"/>
-          <w:b/>
-          <w:bCs/>
-          <w:color w:val="241F2E"/>
-          <w:sz w:val="21"/>
-          <w:szCs w:val="21"/>
-        </w:rPr>
-        <w:t xml:space="preserve">Klik de videobelknop niet aan alsof er beeld komt.</w:t>
-      </w:r>
-      <w:r>
-        <w:rPr>
-          <w:rFonts w:ascii="Calibri" w:cs="Calibri" w:eastAsia="Calibri" w:hAnsi="Calibri"/>
-          <w:color w:val="241F2E"/>
-          <w:sz w:val="21"/>
-          <w:szCs w:val="21"/>
-        </w:rPr>
-        <w:t xml:space="preserve"> Hij opent een venster dat het werkproces toont en zet geen verbinding op. Dat is expres, en dat is ook het antwoord.</w:t>
-      </w:r>
-    </w:p>
-    <w:p>
-      <w:pPr>
-        <w:spacing w:after="140" w:line="276"/>
-      </w:pPr>
-      <w:r>
-        <w:rPr>
-          <w:rFonts w:ascii="Calibri" w:cs="Calibri" w:eastAsia="Calibri" w:hAnsi="Calibri"/>
-          <w:b/>
-          <w:bCs/>
-          <w:color w:val="241F2E"/>
-          <w:sz w:val="21"/>
-          <w:szCs w:val="21"/>
-        </w:rPr>
         <w:t xml:space="preserve">Reset tussen twee demo’s door.</w:t>
       </w:r>
       <w:r>
@@ -5564,7 +6705,7 @@
           <w:sz w:val="21"/>
           <w:szCs w:val="21"/>
         </w:rPr>
-        <w:t xml:space="preserve"> Als je in de vorige ronde medicatie hebt gewijzigd of een consult hebt vastgelegd, staat dat er nog. </w:t>
+        <w:t xml:space="preserve"> Als je in de vorige ronde een contact hebt vastgelegd of medicatie hebt gewijzigd, staat dat er nog. </w:t>
       </w:r>
       <w:r>
         <w:rPr>
